--- a/GRC_Beginner_Course/02_الكراسة_والإجابات/كراسة_التمارين_كيف_تبدأ_في_GRC.docx
+++ b/GRC_Beginner_Course/02_الكراسة_والإجابات/كراسة_التمارين_كيف_تبدأ_في_GRC.docx
@@ -5599,7 +5599,7 @@
                 <w:sz w:val="20"/>
                 <w:szCs w:val="20"/>
               </w:rPr>
-              <w:t>المثال في الشرائح 29 إلى 31، والمطلوب في الشريحتين 32 و33، والإجابة في الشرائح 34 إلى 36</w:t>
+              <w:t>المثال في الشرائح 29 إلى 33، والمطلوب في الشرائح 34 إلى 36، والإجابة في الشرائح 37 إلى 39</w:t>
             </w:r>
           </w:p>
         </w:tc>
@@ -6650,6 +6650,190 @@
       <w:pPr>
         <w:spacing w:after="40"/>
       </w:pPr>
+    </w:p>
+    <w:tbl>
+      <w:tblPr>
+        <w:tblStyle w:val="TableGrid"/>
+        <w:bidiVisual/>
+        <w:tblW w:type="dxa" w:w="9637"/>
+        <w:jc w:val="center"/>
+        <w:tblLayout w:type="fixed"/>
+        <w:tblLook w:firstColumn="1" w:firstRow="1" w:lastColumn="0" w:lastRow="0" w:noHBand="0" w:noVBand="1" w:val="04A0"/>
+      </w:tblPr>
+      <w:tblGrid>
+        <w:gridCol w:w="2267"/>
+        <w:gridCol w:w="7370"/>
+      </w:tblGrid>
+      <w:tr>
+        <w:trPr>
+          <w:cantSplit/>
+          <w:tblHeader/>
+        </w:trPr>
+        <w:tc>
+          <w:tcPr>
+            <w:tcW w:type="dxa" w:w="2268"/>
+            <w:shd w:val="clear" w:color="auto" w:fill="D9E2F3"/>
+          </w:tcPr>
+          <w:p>
+            <w:pPr>
+              <w:bidi/>
+              <w:spacing w:after="20" w:line="252" w:lineRule="auto"/>
+            </w:pPr>
+            <w:r/>
+            <w:r>
+              <w:rPr>
+                <w:rFonts w:ascii="Arial" w:hAnsi="Arial" w:cs="Arial" w:eastAsia="Arial"/>
+                <w:b w:val="1"/>
+                <w:bCs w:val="1"/>
+                <w:sz w:val="20"/>
+                <w:szCs w:val="20"/>
+              </w:rPr>
+              <w:t>الوثيقة</w:t>
+            </w:r>
+          </w:p>
+        </w:tc>
+        <w:tc>
+          <w:tcPr>
+            <w:tcW w:type="dxa" w:w="7370"/>
+            <w:shd w:val="clear" w:color="auto" w:fill="D9E2F3"/>
+          </w:tcPr>
+          <w:p>
+            <w:pPr>
+              <w:bidi/>
+              <w:spacing w:after="20" w:line="252" w:lineRule="auto"/>
+            </w:pPr>
+            <w:r/>
+            <w:r>
+              <w:rPr>
+                <w:rFonts w:ascii="Arial" w:hAnsi="Arial" w:cs="Arial" w:eastAsia="Arial"/>
+                <w:b w:val="1"/>
+                <w:bCs w:val="1"/>
+                <w:sz w:val="20"/>
+                <w:szCs w:val="20"/>
+              </w:rPr>
+              <w:t>ماذا تضيف للموضوع نفسه</w:t>
+            </w:r>
+          </w:p>
+        </w:tc>
+      </w:tr>
+      <w:tr>
+        <w:trPr>
+          <w:cantSplit/>
+        </w:trPr>
+        <w:tc>
+          <w:tcPr>
+            <w:tcW w:type="dxa" w:w="2268"/>
+          </w:tcPr>
+          <w:p>
+            <w:pPr>
+              <w:bidi/>
+              <w:spacing w:after="20" w:line="252" w:lineRule="auto"/>
+            </w:pPr>
+            <w:r/>
+            <w:r>
+              <w:rPr>
+                <w:rFonts w:ascii="Arial" w:hAnsi="Arial" w:cs="Arial" w:eastAsia="Arial"/>
+                <w:b w:val="0"/>
+                <w:bCs w:val="0"/>
+                <w:sz w:val="20"/>
+                <w:szCs w:val="20"/>
+              </w:rPr>
+              <w:t>المعيار STD-AC-01</w:t>
+            </w:r>
+          </w:p>
+        </w:tc>
+        <w:tc>
+          <w:tcPr>
+            <w:tcW w:type="dxa" w:w="7370"/>
+          </w:tcPr>
+          <w:p>
+            <w:pPr>
+              <w:bidi/>
+              <w:spacing w:after="20" w:line="252" w:lineRule="auto"/>
+            </w:pPr>
+            <w:r/>
+            <w:r>
+              <w:rPr>
+                <w:rFonts w:ascii="Arial" w:hAnsi="Arial" w:cs="Arial" w:eastAsia="Arial"/>
+                <w:b w:val="0"/>
+                <w:bCs w:val="0"/>
+                <w:sz w:val="20"/>
+                <w:szCs w:val="20"/>
+              </w:rPr>
+              <w:t>القيم القابلة للقياس: مراجعة كل 3 أشهر، واعتماد خلال 10 أيام عمل من التصدير، وإزالة خلال 5 أيام عمل بتذكرة لكل حساب، وحفظ الأدلة سنتين.</w:t>
+            </w:r>
+          </w:p>
+        </w:tc>
+      </w:tr>
+      <w:tr>
+        <w:trPr>
+          <w:cantSplit/>
+        </w:trPr>
+        <w:tc>
+          <w:tcPr>
+            <w:tcW w:type="dxa" w:w="2268"/>
+          </w:tcPr>
+          <w:p>
+            <w:pPr>
+              <w:bidi/>
+              <w:spacing w:after="20" w:line="252" w:lineRule="auto"/>
+            </w:pPr>
+            <w:r/>
+            <w:r>
+              <w:rPr>
+                <w:rFonts w:ascii="Arial" w:hAnsi="Arial" w:cs="Arial" w:eastAsia="Arial"/>
+                <w:b w:val="0"/>
+                <w:bCs w:val="0"/>
+                <w:sz w:val="20"/>
+                <w:szCs w:val="20"/>
+              </w:rPr>
+              <w:t>الإجراء PRC-AC-03</w:t>
+            </w:r>
+          </w:p>
+        </w:tc>
+        <w:tc>
+          <w:tcPr>
+            <w:tcW w:type="dxa" w:w="7370"/>
+          </w:tcPr>
+          <w:p>
+            <w:pPr>
+              <w:bidi/>
+              <w:spacing w:after="20" w:line="252" w:lineRule="auto"/>
+            </w:pPr>
+            <w:r/>
+            <w:r>
+              <w:rPr>
+                <w:rFonts w:ascii="Arial" w:hAnsi="Arial" w:cs="Arial" w:eastAsia="Arial"/>
+                <w:b w:val="0"/>
+                <w:bCs w:val="0"/>
+                <w:sz w:val="20"/>
+                <w:szCs w:val="20"/>
+              </w:rPr>
+              <w:t>الخطوات بمسؤوليها: تقنية المعلومات تصدّر، والمدير يؤكد الحاجة، ومالكة النظام تعتمد، وتقنية المعلومات تزيل، وGRC تتابع وتحفظ الأدلة.</w:t>
+            </w:r>
+          </w:p>
+        </w:tc>
+      </w:tr>
+    </w:tbl>
+    <w:p>
+      <w:pPr>
+        <w:spacing w:after="40"/>
+      </w:pPr>
+    </w:p>
+    <w:p>
+      <w:pPr>
+        <w:bidi/>
+      </w:pPr>
+      <w:r>
+        <w:rPr>
+          <w:rFonts w:ascii="Arial" w:hAnsi="Arial" w:cs="Arial" w:eastAsia="Arial"/>
+          <w:b w:val="0"/>
+          <w:bCs w:val="0"/>
+          <w:sz w:val="20"/>
+          <w:szCs w:val="20"/>
+        </w:rPr>
+        <w:t>الوثيقتان نموذجان تعليميان في الشريحتين 32 و33. أرقام المعيار هي المسطرة التي ستقيس بها في التطبيق 3.</w:t>
+      </w:r>
     </w:p>
     <w:p>
       <w:pPr>
@@ -7655,7 +7839,7 @@
                 <w:sz w:val="20"/>
                 <w:szCs w:val="20"/>
               </w:rPr>
-              <w:t>المثال في الشريحة 40 وما بعدها حتى الشريحة 50، والمطلوب في الشريحتين 51 و52، والإجابة في الشرائح 53 إلى 56</w:t>
+              <w:t>المثال في الشريحة 43 وما بعدها حتى الشريحة 56، والمطلوب في الشريحتين 57 و58، والإجابة في الشرائح 59 إلى 62</w:t>
             </w:r>
           </w:p>
         </w:tc>
@@ -9653,7 +9837,7 @@
                 <w:sz w:val="20"/>
                 <w:szCs w:val="20"/>
               </w:rPr>
-              <w:t>المثال في الشرائح 68 إلى 70، والمطلوب في الشرائح 71 إلى 73، والإجابة في الشرائح 74 إلى 76</w:t>
+              <w:t>المثال في الشرائح 74 إلى 80، والمطلوب في الشرائح 81 إلى 86، والإجابة في الشرائح 87 إلى 92</w:t>
             </w:r>
           </w:p>
         </w:tc>
@@ -9753,7 +9937,7 @@
                 <w:sz w:val="20"/>
                 <w:szCs w:val="20"/>
               </w:rPr>
-              <w:t>بطاقة «مقياس نتيجة التقييم»، وهي في الشريحة 67</w:t>
+              <w:t>بطاقة «مقياس نتيجة التقييم»، وهي في الشريحة 73</w:t>
             </w:r>
           </w:p>
         </w:tc>
@@ -10154,7 +10338,7 @@
                 <w:sz w:val="20"/>
                 <w:szCs w:val="20"/>
               </w:rPr>
-              <w:t>سجل تغييرات الإعداد: فُعّل الإلزام في 10 مارس 2026.</w:t>
+              <w:t>سجل تغييرات الإعداد: فُعّل الإلزام لمجموعة «VPN-Users» في 10 مارس 2026، وفي اليوم نفسه أُنشئت سياسة «VPN-Legacy» بكلمة المرور فقط لثلاثة حسابات.</w:t>
             </w:r>
           </w:p>
         </w:tc>
@@ -10203,7 +10387,7 @@
                 <w:sz w:val="20"/>
                 <w:szCs w:val="20"/>
               </w:rPr>
-              <w:t>أعضاء مجموعة «VPN-Users»:‏ 38 حساباً. سجل الاتصالات: 41 حساباً اتصلت خلال الفترة.</w:t>
+              <w:t>قائمتان بالمعرّفات: أعضاء «VPN-Users» (38 حساباً)، والحسابات التي اتصلت خلال الفترة (41 حساباً).</w:t>
             </w:r>
           </w:p>
         </w:tc>
@@ -10253,6 +10437,55 @@
                 <w:szCs w:val="20"/>
               </w:rPr>
               <w:t>عينة 25 اتصالاً بعد 10 مارس: 23 بعامل ثانٍ، و2 بكلمة المرور فقط، كلاهما من حساب «test».</w:t>
+            </w:r>
+          </w:p>
+        </w:tc>
+      </w:tr>
+      <w:tr>
+        <w:trPr>
+          <w:cantSplit/>
+        </w:trPr>
+        <w:tc>
+          <w:tcPr>
+            <w:tcW w:type="dxa" w:w="907"/>
+          </w:tcPr>
+          <w:p>
+            <w:pPr>
+              <w:bidi/>
+              <w:spacing w:after="20" w:line="252" w:lineRule="auto"/>
+            </w:pPr>
+            <w:r/>
+            <w:r>
+              <w:rPr>
+                <w:rFonts w:ascii="Arial" w:hAnsi="Arial" w:cs="Arial" w:eastAsia="Arial"/>
+                <w:b w:val="0"/>
+                <w:bCs w:val="0"/>
+                <w:sz w:val="20"/>
+                <w:szCs w:val="20"/>
+              </w:rPr>
+              <w:t>د6</w:t>
+            </w:r>
+          </w:p>
+        </w:tc>
+        <w:tc>
+          <w:tcPr>
+            <w:tcW w:type="dxa" w:w="8731"/>
+          </w:tcPr>
+          <w:p>
+            <w:pPr>
+              <w:bidi/>
+              <w:spacing w:after="20" w:line="252" w:lineRule="auto"/>
+            </w:pPr>
+            <w:r/>
+            <w:r>
+              <w:rPr>
+                <w:rFonts w:ascii="Arial" w:hAnsi="Arial" w:cs="Arial" w:eastAsia="Arial"/>
+                <w:b w:val="0"/>
+                <w:bCs w:val="0"/>
+                <w:sz w:val="20"/>
+                <w:szCs w:val="20"/>
+              </w:rPr>
+              <w:t>مستخرج من سجل الاتصالات لكل اتصالات الحسابات الثلاثة خارج المجموعة بعد 10 مارس: 29 اتصالاً، كلها بكلمة المرور فقط.</w:t>
             </w:r>
           </w:p>
         </w:tc>
@@ -10262,6 +10495,739 @@
       <w:pPr>
         <w:spacing w:after="40"/>
       </w:pPr>
+    </w:p>
+    <w:p>
+      <w:pPr>
+        <w:keepNext/>
+        <w:bidi/>
+      </w:pPr>
+      <w:r>
+        <w:rPr>
+          <w:rFonts w:ascii="Arial" w:hAnsi="Arial" w:cs="Arial" w:eastAsia="Arial"/>
+          <w:b w:val="1"/>
+          <w:bCs w:val="1"/>
+          <w:sz w:val="21"/>
+          <w:szCs w:val="21"/>
+        </w:rPr>
+        <w:t>د4 مطابقة المعرّفات (مقتطف، الشريحة 78):</w:t>
+      </w:r>
+      <w:r>
+        <w:rPr>
+          <w:rFonts w:ascii="Arial" w:hAnsi="Arial" w:cs="Arial" w:eastAsia="Arial"/>
+          <w:b w:val="0"/>
+          <w:bCs w:val="0"/>
+          <w:sz w:val="21"/>
+          <w:szCs w:val="21"/>
+        </w:rPr>
+        <w:t xml:space="preserve"> كل معرّف اتصل خلال الفترة مقابل قائمة أعضاء المجموعة.</w:t>
+      </w:r>
+    </w:p>
+    <w:tbl>
+      <w:tblPr>
+        <w:tblStyle w:val="TableGrid"/>
+        <w:bidiVisual/>
+        <w:tblW w:type="dxa" w:w="9637"/>
+        <w:jc w:val="center"/>
+        <w:tblLayout w:type="fixed"/>
+        <w:tblLook w:firstColumn="1" w:firstRow="1" w:lastColumn="0" w:lastRow="0" w:noHBand="0" w:noVBand="1" w:val="04A0"/>
+      </w:tblPr>
+      <w:tblGrid>
+        <w:gridCol w:w="2834"/>
+        <w:gridCol w:w="2040"/>
+        <w:gridCol w:w="2154"/>
+        <w:gridCol w:w="2607"/>
+      </w:tblGrid>
+      <w:tr>
+        <w:trPr>
+          <w:cantSplit/>
+          <w:tblHeader/>
+        </w:trPr>
+        <w:tc>
+          <w:tcPr>
+            <w:tcW w:type="dxa" w:w="2835"/>
+            <w:shd w:val="clear" w:color="auto" w:fill="D9E2F3"/>
+          </w:tcPr>
+          <w:p>
+            <w:pPr>
+              <w:bidi/>
+              <w:spacing w:after="20" w:line="252" w:lineRule="auto"/>
+            </w:pPr>
+            <w:r/>
+            <w:r>
+              <w:rPr>
+                <w:rFonts w:ascii="Arial" w:hAnsi="Arial" w:cs="Arial" w:eastAsia="Arial"/>
+                <w:b w:val="1"/>
+                <w:bCs w:val="1"/>
+                <w:sz w:val="20"/>
+                <w:szCs w:val="20"/>
+              </w:rPr>
+              <w:t>المعرّف</w:t>
+            </w:r>
+          </w:p>
+        </w:tc>
+        <w:tc>
+          <w:tcPr>
+            <w:tcW w:type="dxa" w:w="2041"/>
+            <w:shd w:val="clear" w:color="auto" w:fill="D9E2F3"/>
+          </w:tcPr>
+          <w:p>
+            <w:pPr>
+              <w:bidi/>
+              <w:spacing w:after="20" w:line="252" w:lineRule="auto"/>
+            </w:pPr>
+            <w:r/>
+            <w:r>
+              <w:rPr>
+                <w:rFonts w:ascii="Arial" w:hAnsi="Arial" w:cs="Arial" w:eastAsia="Arial"/>
+                <w:b w:val="1"/>
+                <w:bCs w:val="1"/>
+                <w:sz w:val="20"/>
+                <w:szCs w:val="20"/>
+              </w:rPr>
+              <w:t>في سجل الاتصالات</w:t>
+            </w:r>
+          </w:p>
+        </w:tc>
+        <w:tc>
+          <w:tcPr>
+            <w:tcW w:type="dxa" w:w="2154"/>
+            <w:shd w:val="clear" w:color="auto" w:fill="D9E2F3"/>
+          </w:tcPr>
+          <w:p>
+            <w:pPr>
+              <w:bidi/>
+              <w:spacing w:after="20" w:line="252" w:lineRule="auto"/>
+            </w:pPr>
+            <w:r/>
+            <w:r>
+              <w:rPr>
+                <w:rFonts w:ascii="Arial" w:hAnsi="Arial" w:cs="Arial" w:eastAsia="Arial"/>
+                <w:b w:val="1"/>
+                <w:bCs w:val="1"/>
+                <w:sz w:val="20"/>
+                <w:szCs w:val="20"/>
+              </w:rPr>
+              <w:t>عضو في VPN-Users</w:t>
+            </w:r>
+          </w:p>
+        </w:tc>
+        <w:tc>
+          <w:tcPr>
+            <w:tcW w:type="dxa" w:w="2608"/>
+            <w:shd w:val="clear" w:color="auto" w:fill="D9E2F3"/>
+          </w:tcPr>
+          <w:p>
+            <w:pPr>
+              <w:bidi/>
+              <w:spacing w:after="20" w:line="252" w:lineRule="auto"/>
+            </w:pPr>
+            <w:r/>
+            <w:r>
+              <w:rPr>
+                <w:rFonts w:ascii="Arial" w:hAnsi="Arial" w:cs="Arial" w:eastAsia="Arial"/>
+                <w:b w:val="1"/>
+                <w:bCs w:val="1"/>
+                <w:sz w:val="20"/>
+                <w:szCs w:val="20"/>
+              </w:rPr>
+              <w:t>النتيجة</w:t>
+            </w:r>
+          </w:p>
+        </w:tc>
+      </w:tr>
+      <w:tr>
+        <w:trPr>
+          <w:cantSplit/>
+        </w:trPr>
+        <w:tc>
+          <w:tcPr>
+            <w:tcW w:type="dxa" w:w="2835"/>
+          </w:tcPr>
+          <w:p>
+            <w:pPr>
+              <w:bidi w:val="0"/>
+              <w:spacing w:after="20" w:line="252" w:lineRule="auto"/>
+              <w:jc w:val="left"/>
+            </w:pPr>
+            <w:r/>
+            <w:r>
+              <w:rPr>
+                <w:rFonts w:ascii="Arial" w:hAnsi="Arial" w:cs="Arial" w:eastAsia="Arial"/>
+                <w:b w:val="0"/>
+                <w:bCs w:val="0"/>
+                <w:sz w:val="20"/>
+                <w:szCs w:val="20"/>
+              </w:rPr>
+              <w:t>s.almutairi</w:t>
+            </w:r>
+          </w:p>
+        </w:tc>
+        <w:tc>
+          <w:tcPr>
+            <w:tcW w:type="dxa" w:w="2041"/>
+          </w:tcPr>
+          <w:p>
+            <w:pPr>
+              <w:bidi/>
+              <w:spacing w:after="20" w:line="252" w:lineRule="auto"/>
+            </w:pPr>
+            <w:r/>
+            <w:r>
+              <w:rPr>
+                <w:rFonts w:ascii="Arial" w:hAnsi="Arial" w:cs="Arial" w:eastAsia="Arial"/>
+                <w:b w:val="0"/>
+                <w:bCs w:val="0"/>
+                <w:sz w:val="20"/>
+                <w:szCs w:val="20"/>
+              </w:rPr>
+              <w:t>نعم</w:t>
+            </w:r>
+          </w:p>
+        </w:tc>
+        <w:tc>
+          <w:tcPr>
+            <w:tcW w:type="dxa" w:w="2154"/>
+          </w:tcPr>
+          <w:p>
+            <w:pPr>
+              <w:bidi/>
+              <w:spacing w:after="20" w:line="252" w:lineRule="auto"/>
+            </w:pPr>
+            <w:r/>
+            <w:r>
+              <w:rPr>
+                <w:rFonts w:ascii="Arial" w:hAnsi="Arial" w:cs="Arial" w:eastAsia="Arial"/>
+                <w:b w:val="0"/>
+                <w:bCs w:val="0"/>
+                <w:sz w:val="20"/>
+                <w:szCs w:val="20"/>
+              </w:rPr>
+              <w:t>نعم</w:t>
+            </w:r>
+          </w:p>
+        </w:tc>
+        <w:tc>
+          <w:tcPr>
+            <w:tcW w:type="dxa" w:w="2608"/>
+          </w:tcPr>
+          <w:p>
+            <w:pPr>
+              <w:bidi/>
+              <w:spacing w:after="20" w:line="252" w:lineRule="auto"/>
+            </w:pPr>
+            <w:r/>
+            <w:r>
+              <w:rPr>
+                <w:rFonts w:ascii="Arial" w:hAnsi="Arial" w:cs="Arial" w:eastAsia="Arial"/>
+                <w:b w:val="0"/>
+                <w:bCs w:val="0"/>
+                <w:sz w:val="20"/>
+                <w:szCs w:val="20"/>
+              </w:rPr>
+              <w:t>مطابق</w:t>
+            </w:r>
+          </w:p>
+        </w:tc>
+      </w:tr>
+      <w:tr>
+        <w:trPr>
+          <w:cantSplit/>
+        </w:trPr>
+        <w:tc>
+          <w:tcPr>
+            <w:tcW w:type="dxa" w:w="2835"/>
+          </w:tcPr>
+          <w:p>
+            <w:pPr>
+              <w:bidi w:val="0"/>
+              <w:spacing w:after="20" w:line="252" w:lineRule="auto"/>
+              <w:jc w:val="left"/>
+            </w:pPr>
+            <w:r/>
+            <w:r>
+              <w:rPr>
+                <w:rFonts w:ascii="Arial" w:hAnsi="Arial" w:cs="Arial" w:eastAsia="Arial"/>
+                <w:b w:val="0"/>
+                <w:bCs w:val="0"/>
+                <w:sz w:val="20"/>
+                <w:szCs w:val="20"/>
+              </w:rPr>
+              <w:t>n.alzahrani</w:t>
+            </w:r>
+          </w:p>
+        </w:tc>
+        <w:tc>
+          <w:tcPr>
+            <w:tcW w:type="dxa" w:w="2041"/>
+          </w:tcPr>
+          <w:p>
+            <w:pPr>
+              <w:bidi/>
+              <w:spacing w:after="20" w:line="252" w:lineRule="auto"/>
+            </w:pPr>
+            <w:r/>
+            <w:r>
+              <w:rPr>
+                <w:rFonts w:ascii="Arial" w:hAnsi="Arial" w:cs="Arial" w:eastAsia="Arial"/>
+                <w:b w:val="0"/>
+                <w:bCs w:val="0"/>
+                <w:sz w:val="20"/>
+                <w:szCs w:val="20"/>
+              </w:rPr>
+              <w:t>نعم</w:t>
+            </w:r>
+          </w:p>
+        </w:tc>
+        <w:tc>
+          <w:tcPr>
+            <w:tcW w:type="dxa" w:w="2154"/>
+          </w:tcPr>
+          <w:p>
+            <w:pPr>
+              <w:bidi/>
+              <w:spacing w:after="20" w:line="252" w:lineRule="auto"/>
+            </w:pPr>
+            <w:r/>
+            <w:r>
+              <w:rPr>
+                <w:rFonts w:ascii="Arial" w:hAnsi="Arial" w:cs="Arial" w:eastAsia="Arial"/>
+                <w:b w:val="0"/>
+                <w:bCs w:val="0"/>
+                <w:sz w:val="20"/>
+                <w:szCs w:val="20"/>
+              </w:rPr>
+              <w:t>نعم</w:t>
+            </w:r>
+          </w:p>
+        </w:tc>
+        <w:tc>
+          <w:tcPr>
+            <w:tcW w:type="dxa" w:w="2608"/>
+          </w:tcPr>
+          <w:p>
+            <w:pPr>
+              <w:bidi/>
+              <w:spacing w:after="20" w:line="252" w:lineRule="auto"/>
+            </w:pPr>
+            <w:r/>
+            <w:r>
+              <w:rPr>
+                <w:rFonts w:ascii="Arial" w:hAnsi="Arial" w:cs="Arial" w:eastAsia="Arial"/>
+                <w:b w:val="0"/>
+                <w:bCs w:val="0"/>
+                <w:sz w:val="20"/>
+                <w:szCs w:val="20"/>
+              </w:rPr>
+              <w:t>مطابق</w:t>
+            </w:r>
+          </w:p>
+        </w:tc>
+      </w:tr>
+      <w:tr>
+        <w:trPr>
+          <w:cantSplit/>
+        </w:trPr>
+        <w:tc>
+          <w:tcPr>
+            <w:tcW w:type="dxa" w:w="2835"/>
+          </w:tcPr>
+          <w:p>
+            <w:pPr>
+              <w:bidi/>
+              <w:spacing w:after="20" w:line="252" w:lineRule="auto"/>
+            </w:pPr>
+            <w:r/>
+            <w:r>
+              <w:rPr>
+                <w:rFonts w:ascii="Arial" w:hAnsi="Arial" w:cs="Arial" w:eastAsia="Arial"/>
+                <w:b w:val="0"/>
+                <w:bCs w:val="0"/>
+                <w:sz w:val="20"/>
+                <w:szCs w:val="20"/>
+              </w:rPr>
+              <w:t>… 36 حساباً آخر</w:t>
+            </w:r>
+          </w:p>
+        </w:tc>
+        <w:tc>
+          <w:tcPr>
+            <w:tcW w:type="dxa" w:w="2041"/>
+          </w:tcPr>
+          <w:p>
+            <w:pPr>
+              <w:bidi/>
+              <w:spacing w:after="20" w:line="252" w:lineRule="auto"/>
+            </w:pPr>
+            <w:r/>
+            <w:r>
+              <w:rPr>
+                <w:rFonts w:ascii="Arial" w:hAnsi="Arial" w:cs="Arial" w:eastAsia="Arial"/>
+                <w:b w:val="0"/>
+                <w:bCs w:val="0"/>
+                <w:sz w:val="20"/>
+                <w:szCs w:val="20"/>
+              </w:rPr>
+              <w:t>نعم</w:t>
+            </w:r>
+          </w:p>
+        </w:tc>
+        <w:tc>
+          <w:tcPr>
+            <w:tcW w:type="dxa" w:w="2154"/>
+          </w:tcPr>
+          <w:p>
+            <w:pPr>
+              <w:bidi/>
+              <w:spacing w:after="20" w:line="252" w:lineRule="auto"/>
+            </w:pPr>
+            <w:r/>
+            <w:r>
+              <w:rPr>
+                <w:rFonts w:ascii="Arial" w:hAnsi="Arial" w:cs="Arial" w:eastAsia="Arial"/>
+                <w:b w:val="0"/>
+                <w:bCs w:val="0"/>
+                <w:sz w:val="20"/>
+                <w:szCs w:val="20"/>
+              </w:rPr>
+              <w:t>نعم</w:t>
+            </w:r>
+          </w:p>
+        </w:tc>
+        <w:tc>
+          <w:tcPr>
+            <w:tcW w:type="dxa" w:w="2608"/>
+          </w:tcPr>
+          <w:p>
+            <w:pPr>
+              <w:bidi/>
+              <w:spacing w:after="20" w:line="252" w:lineRule="auto"/>
+            </w:pPr>
+            <w:r/>
+            <w:r>
+              <w:rPr>
+                <w:rFonts w:ascii="Arial" w:hAnsi="Arial" w:cs="Arial" w:eastAsia="Arial"/>
+                <w:b w:val="0"/>
+                <w:bCs w:val="0"/>
+                <w:sz w:val="20"/>
+                <w:szCs w:val="20"/>
+              </w:rPr>
+              <w:t>مطابق</w:t>
+            </w:r>
+          </w:p>
+        </w:tc>
+      </w:tr>
+      <w:tr>
+        <w:trPr>
+          <w:cantSplit/>
+        </w:trPr>
+        <w:tc>
+          <w:tcPr>
+            <w:tcW w:type="dxa" w:w="2835"/>
+          </w:tcPr>
+          <w:p>
+            <w:pPr>
+              <w:bidi w:val="0"/>
+              <w:spacing w:after="20" w:line="252" w:lineRule="auto"/>
+              <w:jc w:val="left"/>
+            </w:pPr>
+            <w:r/>
+            <w:r>
+              <w:rPr>
+                <w:rFonts w:ascii="Arial" w:hAnsi="Arial" w:cs="Arial" w:eastAsia="Arial"/>
+                <w:b w:val="0"/>
+                <w:bCs w:val="0"/>
+                <w:sz w:val="20"/>
+                <w:szCs w:val="20"/>
+              </w:rPr>
+              <w:t>test</w:t>
+            </w:r>
+          </w:p>
+        </w:tc>
+        <w:tc>
+          <w:tcPr>
+            <w:tcW w:type="dxa" w:w="2041"/>
+          </w:tcPr>
+          <w:p>
+            <w:pPr>
+              <w:bidi/>
+              <w:spacing w:after="20" w:line="252" w:lineRule="auto"/>
+            </w:pPr>
+            <w:r/>
+            <w:r>
+              <w:rPr>
+                <w:rFonts w:ascii="Arial" w:hAnsi="Arial" w:cs="Arial" w:eastAsia="Arial"/>
+                <w:b w:val="0"/>
+                <w:bCs w:val="0"/>
+                <w:sz w:val="20"/>
+                <w:szCs w:val="20"/>
+              </w:rPr>
+              <w:t>نعم</w:t>
+            </w:r>
+          </w:p>
+        </w:tc>
+        <w:tc>
+          <w:tcPr>
+            <w:tcW w:type="dxa" w:w="2154"/>
+          </w:tcPr>
+          <w:p>
+            <w:pPr>
+              <w:bidi/>
+              <w:spacing w:after="20" w:line="252" w:lineRule="auto"/>
+            </w:pPr>
+            <w:r/>
+            <w:r>
+              <w:rPr>
+                <w:rFonts w:ascii="Arial" w:hAnsi="Arial" w:cs="Arial" w:eastAsia="Arial"/>
+                <w:b w:val="0"/>
+                <w:bCs w:val="0"/>
+                <w:sz w:val="20"/>
+                <w:szCs w:val="20"/>
+              </w:rPr>
+              <w:t>لا</w:t>
+            </w:r>
+          </w:p>
+        </w:tc>
+        <w:tc>
+          <w:tcPr>
+            <w:tcW w:type="dxa" w:w="2608"/>
+          </w:tcPr>
+          <w:p>
+            <w:pPr>
+              <w:bidi/>
+              <w:spacing w:after="20" w:line="252" w:lineRule="auto"/>
+            </w:pPr>
+            <w:r/>
+            <w:r>
+              <w:rPr>
+                <w:rFonts w:ascii="Arial" w:hAnsi="Arial" w:cs="Arial" w:eastAsia="Arial"/>
+                <w:b w:val="0"/>
+                <w:bCs w:val="0"/>
+                <w:sz w:val="20"/>
+                <w:szCs w:val="20"/>
+              </w:rPr>
+              <w:t>خارج المجموعة</w:t>
+            </w:r>
+          </w:p>
+        </w:tc>
+      </w:tr>
+      <w:tr>
+        <w:trPr>
+          <w:cantSplit/>
+        </w:trPr>
+        <w:tc>
+          <w:tcPr>
+            <w:tcW w:type="dxa" w:w="2835"/>
+          </w:tcPr>
+          <w:p>
+            <w:pPr>
+              <w:bidi w:val="0"/>
+              <w:spacing w:after="20" w:line="252" w:lineRule="auto"/>
+              <w:jc w:val="left"/>
+            </w:pPr>
+            <w:r/>
+            <w:r>
+              <w:rPr>
+                <w:rFonts w:ascii="Arial" w:hAnsi="Arial" w:cs="Arial" w:eastAsia="Arial"/>
+                <w:b w:val="0"/>
+                <w:bCs w:val="0"/>
+                <w:sz w:val="20"/>
+                <w:szCs w:val="20"/>
+              </w:rPr>
+              <w:t>ext-consult01</w:t>
+            </w:r>
+          </w:p>
+        </w:tc>
+        <w:tc>
+          <w:tcPr>
+            <w:tcW w:type="dxa" w:w="2041"/>
+          </w:tcPr>
+          <w:p>
+            <w:pPr>
+              <w:bidi/>
+              <w:spacing w:after="20" w:line="252" w:lineRule="auto"/>
+            </w:pPr>
+            <w:r/>
+            <w:r>
+              <w:rPr>
+                <w:rFonts w:ascii="Arial" w:hAnsi="Arial" w:cs="Arial" w:eastAsia="Arial"/>
+                <w:b w:val="0"/>
+                <w:bCs w:val="0"/>
+                <w:sz w:val="20"/>
+                <w:szCs w:val="20"/>
+              </w:rPr>
+              <w:t>نعم</w:t>
+            </w:r>
+          </w:p>
+        </w:tc>
+        <w:tc>
+          <w:tcPr>
+            <w:tcW w:type="dxa" w:w="2154"/>
+          </w:tcPr>
+          <w:p>
+            <w:pPr>
+              <w:bidi/>
+              <w:spacing w:after="20" w:line="252" w:lineRule="auto"/>
+            </w:pPr>
+            <w:r/>
+            <w:r>
+              <w:rPr>
+                <w:rFonts w:ascii="Arial" w:hAnsi="Arial" w:cs="Arial" w:eastAsia="Arial"/>
+                <w:b w:val="0"/>
+                <w:bCs w:val="0"/>
+                <w:sz w:val="20"/>
+                <w:szCs w:val="20"/>
+              </w:rPr>
+              <w:t>لا</w:t>
+            </w:r>
+          </w:p>
+        </w:tc>
+        <w:tc>
+          <w:tcPr>
+            <w:tcW w:type="dxa" w:w="2608"/>
+          </w:tcPr>
+          <w:p>
+            <w:pPr>
+              <w:bidi/>
+              <w:spacing w:after="20" w:line="252" w:lineRule="auto"/>
+            </w:pPr>
+            <w:r/>
+            <w:r>
+              <w:rPr>
+                <w:rFonts w:ascii="Arial" w:hAnsi="Arial" w:cs="Arial" w:eastAsia="Arial"/>
+                <w:b w:val="0"/>
+                <w:bCs w:val="0"/>
+                <w:sz w:val="20"/>
+                <w:szCs w:val="20"/>
+              </w:rPr>
+              <w:t>خارج المجموعة</w:t>
+            </w:r>
+          </w:p>
+        </w:tc>
+      </w:tr>
+      <w:tr>
+        <w:trPr>
+          <w:cantSplit/>
+        </w:trPr>
+        <w:tc>
+          <w:tcPr>
+            <w:tcW w:type="dxa" w:w="2835"/>
+          </w:tcPr>
+          <w:p>
+            <w:pPr>
+              <w:bidi w:val="0"/>
+              <w:spacing w:after="20" w:line="252" w:lineRule="auto"/>
+              <w:jc w:val="left"/>
+            </w:pPr>
+            <w:r/>
+            <w:r>
+              <w:rPr>
+                <w:rFonts w:ascii="Arial" w:hAnsi="Arial" w:cs="Arial" w:eastAsia="Arial"/>
+                <w:b w:val="0"/>
+                <w:bCs w:val="0"/>
+                <w:sz w:val="20"/>
+                <w:szCs w:val="20"/>
+              </w:rPr>
+              <w:t>it-support02</w:t>
+            </w:r>
+          </w:p>
+        </w:tc>
+        <w:tc>
+          <w:tcPr>
+            <w:tcW w:type="dxa" w:w="2041"/>
+          </w:tcPr>
+          <w:p>
+            <w:pPr>
+              <w:bidi/>
+              <w:spacing w:after="20" w:line="252" w:lineRule="auto"/>
+            </w:pPr>
+            <w:r/>
+            <w:r>
+              <w:rPr>
+                <w:rFonts w:ascii="Arial" w:hAnsi="Arial" w:cs="Arial" w:eastAsia="Arial"/>
+                <w:b w:val="0"/>
+                <w:bCs w:val="0"/>
+                <w:sz w:val="20"/>
+                <w:szCs w:val="20"/>
+              </w:rPr>
+              <w:t>نعم</w:t>
+            </w:r>
+          </w:p>
+        </w:tc>
+        <w:tc>
+          <w:tcPr>
+            <w:tcW w:type="dxa" w:w="2154"/>
+          </w:tcPr>
+          <w:p>
+            <w:pPr>
+              <w:bidi/>
+              <w:spacing w:after="20" w:line="252" w:lineRule="auto"/>
+            </w:pPr>
+            <w:r/>
+            <w:r>
+              <w:rPr>
+                <w:rFonts w:ascii="Arial" w:hAnsi="Arial" w:cs="Arial" w:eastAsia="Arial"/>
+                <w:b w:val="0"/>
+                <w:bCs w:val="0"/>
+                <w:sz w:val="20"/>
+                <w:szCs w:val="20"/>
+              </w:rPr>
+              <w:t>لا</w:t>
+            </w:r>
+          </w:p>
+        </w:tc>
+        <w:tc>
+          <w:tcPr>
+            <w:tcW w:type="dxa" w:w="2608"/>
+          </w:tcPr>
+          <w:p>
+            <w:pPr>
+              <w:bidi/>
+              <w:spacing w:after="20" w:line="252" w:lineRule="auto"/>
+            </w:pPr>
+            <w:r/>
+            <w:r>
+              <w:rPr>
+                <w:rFonts w:ascii="Arial" w:hAnsi="Arial" w:cs="Arial" w:eastAsia="Arial"/>
+                <w:b w:val="0"/>
+                <w:bCs w:val="0"/>
+                <w:sz w:val="20"/>
+                <w:szCs w:val="20"/>
+              </w:rPr>
+              <w:t>خارج المجموعة</w:t>
+            </w:r>
+          </w:p>
+        </w:tc>
+      </w:tr>
+    </w:tbl>
+    <w:p>
+      <w:pPr>
+        <w:spacing w:after="40"/>
+      </w:pPr>
+    </w:p>
+    <w:p>
+      <w:pPr>
+        <w:bidi/>
+      </w:pPr>
+      <w:r>
+        <w:rPr>
+          <w:rFonts w:ascii="Arial" w:hAnsi="Arial" w:cs="Arial" w:eastAsia="Arial"/>
+          <w:b w:val="1"/>
+          <w:bCs w:val="1"/>
+          <w:sz w:val="21"/>
+          <w:szCs w:val="21"/>
+        </w:rPr>
+        <w:t>د6 سجل الاتصالات (الشريحة 79):</w:t>
+      </w:r>
+      <w:r>
+        <w:rPr>
+          <w:rFonts w:ascii="Arial" w:hAnsi="Arial" w:cs="Arial" w:eastAsia="Arial"/>
+          <w:b w:val="0"/>
+          <w:bCs w:val="0"/>
+          <w:sz w:val="21"/>
+          <w:szCs w:val="21"/>
+        </w:rPr>
+        <w:t xml:space="preserve"> اتصالات الحسابات الثلاثة بعد 10 مارس: test ‏9، ext-consult‏01 6، it-support‏02 14 = 29 اتصالاً، كلها بكلمة المرور فقط.</w:t>
+      </w:r>
     </w:p>
     <w:tbl>
       <w:tblPr>
@@ -10421,7 +11387,7 @@
                 <w:sz w:val="20"/>
                 <w:szCs w:val="20"/>
               </w:rPr>
-              <w:t>نعم منذ 10 مارس (د3). اللقطة د2 بعد الفترة، فلا تكفي وحدها.</w:t>
+              <w:t>نعم لمجموعة «VPN-Users» منذ 10 مارس (د3). اللقطة د2 بعد الفترة، فلا تكفي وحدها.</w:t>
             </w:r>
           </w:p>
         </w:tc>
@@ -10448,7 +11414,7 @@
                 <w:sz w:val="20"/>
                 <w:szCs w:val="20"/>
               </w:rPr>
-              <w:t>هل يعمل طوال الفترة ولكل المستخدمين؟</w:t>
+              <w:t>هل يشمل كل من يتصل؟</w:t>
             </w:r>
           </w:p>
         </w:tc>
@@ -10470,7 +11436,56 @@
                 <w:sz w:val="20"/>
                 <w:szCs w:val="20"/>
               </w:rPr>
-              <w:t>لا: لا إلزام قبل 10 مارس، و3 حسابات خارج المجموعة (د4، د5).</w:t>
+              <w:t>لا: مطابقة المعرّفات (د4) تحدد 3 حسابات متصلة خارج المجموعة، وسجلها (د6) بكلمة المرور فقط.</w:t>
+            </w:r>
+          </w:p>
+        </w:tc>
+      </w:tr>
+      <w:tr>
+        <w:trPr>
+          <w:cantSplit/>
+        </w:trPr>
+        <w:tc>
+          <w:tcPr>
+            <w:tcW w:type="dxa" w:w="3118"/>
+          </w:tcPr>
+          <w:p>
+            <w:pPr>
+              <w:bidi/>
+              <w:spacing w:after="20" w:line="252" w:lineRule="auto"/>
+            </w:pPr>
+            <w:r/>
+            <w:r>
+              <w:rPr>
+                <w:rFonts w:ascii="Arial" w:hAnsi="Arial" w:cs="Arial" w:eastAsia="Arial"/>
+                <w:b w:val="0"/>
+                <w:bCs w:val="0"/>
+                <w:sz w:val="20"/>
+                <w:szCs w:val="20"/>
+              </w:rPr>
+              <w:t>هل يعمل طوال الفترة؟</w:t>
+            </w:r>
+          </w:p>
+        </w:tc>
+        <w:tc>
+          <w:tcPr>
+            <w:tcW w:type="dxa" w:w="6520"/>
+          </w:tcPr>
+          <w:p>
+            <w:pPr>
+              <w:bidi/>
+              <w:spacing w:after="20" w:line="252" w:lineRule="auto"/>
+            </w:pPr>
+            <w:r/>
+            <w:r>
+              <w:rPr>
+                <w:rFonts w:ascii="Arial" w:hAnsi="Arial" w:cs="Arial" w:eastAsia="Arial"/>
+                <w:b w:val="0"/>
+                <w:bCs w:val="0"/>
+                <w:sz w:val="20"/>
+                <w:szCs w:val="20"/>
+              </w:rPr>
+              <w:t>لا: لا إلزام قبل 10 مارس (د3).</w:t>
             </w:r>
           </w:p>
         </w:tc>
@@ -10543,7 +11558,7 @@
                 <w:sz w:val="21"/>
                 <w:szCs w:val="21"/>
               </w:rPr>
-              <w:t xml:space="preserve"> المتطلب موثق ومطبق على المجموعة الرئيسية منذ 10 مارس، لكنه لم يعمل في أول الفترة، وتوجد 3 حسابات تتصل دون عامل ثانٍ.</w:t>
+              <w:t xml:space="preserve"> المتطلب موثق ومطبق على المجموعة الرئيسية منذ 10 مارس، لكنه لم يعمل في أول الفترة، وثلاثة حسابات حددتها مطابقة المعرّفات تتصل بكلمة المرور فقط.</w:t>
             </w:r>
           </w:p>
           <w:p>
@@ -10559,7 +11574,7 @@
                 <w:sz w:val="21"/>
                 <w:szCs w:val="21"/>
               </w:rPr>
-              <w:t>لا نعمم العينة: الاتصالان الضعيفان من حساب واحد. مقارنة المجتمع كاملاً (41 مقابل 38) حددت الحسابات الثلاثة بدقة.</w:t>
+              <w:t>العينة (د5) كشفت حساباً واحداً من الثلاثة فقط. مطابقة المعرّفات (د4) مع سجل الاتصالات (د6) هي التي حددتها بدقة، ولا يكفي فرق العدد بين 41 و38 وحده: قد يكون بعض الأعضاء لم يتصلوا، وبعض المتصلين من خارج المجموعة.</w:t>
             </w:r>
           </w:p>
         </w:tc>
@@ -11123,6 +12138,2052 @@
                 <w:szCs w:val="20"/>
               </w:rPr>
               <w:t>مقابلة مع مالكة النظام: «نراجع الصلاحيات عندما يطلب المدير».</w:t>
+            </w:r>
+          </w:p>
+        </w:tc>
+      </w:tr>
+    </w:tbl>
+    <w:p>
+      <w:pPr>
+        <w:spacing w:after="40"/>
+      </w:pPr>
+    </w:p>
+    <w:p>
+      <w:pPr>
+        <w:pStyle w:val="Heading3"/>
+        <w:bidi/>
+      </w:pPr>
+      <w:r>
+        <w:rPr>
+          <w:rFonts w:ascii="Arial" w:hAnsi="Arial" w:cs="Arial" w:eastAsia="Arial"/>
+          <w:b w:val="0"/>
+          <w:bCs w:val="0"/>
+        </w:rPr>
+        <w:t>مقتطفات الأدلة كما في العرض (نماذج تعليمية)</w:t>
+      </w:r>
+    </w:p>
+    <w:p>
+      <w:pPr>
+        <w:keepNext/>
+        <w:bidi/>
+      </w:pPr>
+      <w:r>
+        <w:rPr>
+          <w:rFonts w:ascii="Arial" w:hAnsi="Arial" w:cs="Arial" w:eastAsia="Arial"/>
+          <w:b w:val="1"/>
+          <w:bCs w:val="1"/>
+          <w:sz w:val="21"/>
+          <w:szCs w:val="21"/>
+        </w:rPr>
+        <w:t>د2 ملف مراجعة الربع الأول، مقتطف 6 من 214 (الشريحة 83).</w:t>
+      </w:r>
+      <w:r>
+        <w:rPr>
+          <w:rFonts w:ascii="Arial" w:hAnsi="Arial" w:cs="Arial" w:eastAsia="Arial"/>
+          <w:b w:val="0"/>
+          <w:bCs w:val="0"/>
+          <w:sz w:val="21"/>
+          <w:szCs w:val="21"/>
+        </w:rPr>
+        <w:t xml:space="preserve"> تاريخ التصدير: 29 مارس 2026 · عدد الحسابات: 214 · للإزالة: 12 · الاعتماد: أ. منى، مالكة النظام · 8 أبريل 2026</w:t>
+      </w:r>
+    </w:p>
+    <w:tbl>
+      <w:tblPr>
+        <w:tblStyle w:val="TableGrid"/>
+        <w:bidiVisual/>
+        <w:tblW w:type="dxa" w:w="9637"/>
+        <w:jc w:val="center"/>
+        <w:tblLayout w:type="fixed"/>
+        <w:tblLook w:firstColumn="1" w:firstRow="1" w:lastColumn="0" w:lastRow="0" w:noHBand="0" w:noVBand="1" w:val="04A0"/>
+      </w:tblPr>
+      <w:tblGrid>
+        <w:gridCol w:w="2040"/>
+        <w:gridCol w:w="2267"/>
+        <w:gridCol w:w="1360"/>
+        <w:gridCol w:w="3968"/>
+      </w:tblGrid>
+      <w:tr>
+        <w:trPr>
+          <w:cantSplit/>
+          <w:tblHeader/>
+        </w:trPr>
+        <w:tc>
+          <w:tcPr>
+            <w:tcW w:type="dxa" w:w="2041"/>
+            <w:shd w:val="clear" w:color="auto" w:fill="D9E2F3"/>
+          </w:tcPr>
+          <w:p>
+            <w:pPr>
+              <w:bidi/>
+              <w:spacing w:after="20" w:line="252" w:lineRule="auto"/>
+            </w:pPr>
+            <w:r/>
+            <w:r>
+              <w:rPr>
+                <w:rFonts w:ascii="Arial" w:hAnsi="Arial" w:cs="Arial" w:eastAsia="Arial"/>
+                <w:b w:val="1"/>
+                <w:bCs w:val="1"/>
+                <w:sz w:val="20"/>
+                <w:szCs w:val="20"/>
+              </w:rPr>
+              <w:t>المعرّف</w:t>
+            </w:r>
+          </w:p>
+        </w:tc>
+        <w:tc>
+          <w:tcPr>
+            <w:tcW w:type="dxa" w:w="2268"/>
+            <w:shd w:val="clear" w:color="auto" w:fill="D9E2F3"/>
+          </w:tcPr>
+          <w:p>
+            <w:pPr>
+              <w:bidi/>
+              <w:spacing w:after="20" w:line="252" w:lineRule="auto"/>
+            </w:pPr>
+            <w:r/>
+            <w:r>
+              <w:rPr>
+                <w:rFonts w:ascii="Arial" w:hAnsi="Arial" w:cs="Arial" w:eastAsia="Arial"/>
+                <w:b w:val="1"/>
+                <w:bCs w:val="1"/>
+                <w:sz w:val="20"/>
+                <w:szCs w:val="20"/>
+              </w:rPr>
+              <w:t>الدور في النظام</w:t>
+            </w:r>
+          </w:p>
+        </w:tc>
+        <w:tc>
+          <w:tcPr>
+            <w:tcW w:type="dxa" w:w="1361"/>
+            <w:shd w:val="clear" w:color="auto" w:fill="D9E2F3"/>
+          </w:tcPr>
+          <w:p>
+            <w:pPr>
+              <w:bidi/>
+              <w:spacing w:after="20" w:line="252" w:lineRule="auto"/>
+            </w:pPr>
+            <w:r/>
+            <w:r>
+              <w:rPr>
+                <w:rFonts w:ascii="Arial" w:hAnsi="Arial" w:cs="Arial" w:eastAsia="Arial"/>
+                <w:b w:val="1"/>
+                <w:bCs w:val="1"/>
+                <w:sz w:val="20"/>
+                <w:szCs w:val="20"/>
+              </w:rPr>
+              <w:t>قرار المدير</w:t>
+            </w:r>
+          </w:p>
+        </w:tc>
+        <w:tc>
+          <w:tcPr>
+            <w:tcW w:type="dxa" w:w="3969"/>
+            <w:shd w:val="clear" w:color="auto" w:fill="D9E2F3"/>
+          </w:tcPr>
+          <w:p>
+            <w:pPr>
+              <w:bidi/>
+              <w:spacing w:after="20" w:line="252" w:lineRule="auto"/>
+            </w:pPr>
+            <w:r/>
+            <w:r>
+              <w:rPr>
+                <w:rFonts w:ascii="Arial" w:hAnsi="Arial" w:cs="Arial" w:eastAsia="Arial"/>
+                <w:b w:val="1"/>
+                <w:bCs w:val="1"/>
+                <w:sz w:val="20"/>
+                <w:szCs w:val="20"/>
+              </w:rPr>
+              <w:t>ملاحظة</w:t>
+            </w:r>
+          </w:p>
+        </w:tc>
+      </w:tr>
+      <w:tr>
+        <w:trPr>
+          <w:cantSplit/>
+        </w:trPr>
+        <w:tc>
+          <w:tcPr>
+            <w:tcW w:type="dxa" w:w="2041"/>
+          </w:tcPr>
+          <w:p>
+            <w:pPr>
+              <w:bidi w:val="0"/>
+              <w:spacing w:after="20" w:line="252" w:lineRule="auto"/>
+              <w:jc w:val="left"/>
+            </w:pPr>
+            <w:r/>
+            <w:r>
+              <w:rPr>
+                <w:rFonts w:ascii="Arial" w:hAnsi="Arial" w:cs="Arial" w:eastAsia="Arial"/>
+                <w:b w:val="0"/>
+                <w:bCs w:val="0"/>
+                <w:sz w:val="20"/>
+                <w:szCs w:val="20"/>
+              </w:rPr>
+              <w:t>hr.n.alharbi</w:t>
+            </w:r>
+          </w:p>
+        </w:tc>
+        <w:tc>
+          <w:tcPr>
+            <w:tcW w:type="dxa" w:w="2268"/>
+          </w:tcPr>
+          <w:p>
+            <w:pPr>
+              <w:bidi/>
+              <w:spacing w:after="20" w:line="252" w:lineRule="auto"/>
+            </w:pPr>
+            <w:r/>
+            <w:r>
+              <w:rPr>
+                <w:rFonts w:ascii="Arial" w:hAnsi="Arial" w:cs="Arial" w:eastAsia="Arial"/>
+                <w:b w:val="0"/>
+                <w:bCs w:val="0"/>
+                <w:sz w:val="20"/>
+                <w:szCs w:val="20"/>
+              </w:rPr>
+              <w:t>مسؤول الرواتب</w:t>
+            </w:r>
+          </w:p>
+        </w:tc>
+        <w:tc>
+          <w:tcPr>
+            <w:tcW w:type="dxa" w:w="1361"/>
+          </w:tcPr>
+          <w:p>
+            <w:pPr>
+              <w:bidi/>
+              <w:spacing w:after="20" w:line="252" w:lineRule="auto"/>
+            </w:pPr>
+            <w:r/>
+            <w:r>
+              <w:rPr>
+                <w:rFonts w:ascii="Arial" w:hAnsi="Arial" w:cs="Arial" w:eastAsia="Arial"/>
+                <w:b w:val="0"/>
+                <w:bCs w:val="0"/>
+                <w:sz w:val="20"/>
+                <w:szCs w:val="20"/>
+              </w:rPr>
+              <w:t>إبقاء</w:t>
+            </w:r>
+          </w:p>
+        </w:tc>
+        <w:tc>
+          <w:tcPr>
+            <w:tcW w:type="dxa" w:w="3969"/>
+          </w:tcPr>
+          <w:p>
+            <w:pPr>
+              <w:bidi/>
+              <w:spacing w:after="20" w:line="252" w:lineRule="auto"/>
+            </w:pPr>
+            <w:r/>
+          </w:p>
+        </w:tc>
+      </w:tr>
+      <w:tr>
+        <w:trPr>
+          <w:cantSplit/>
+        </w:trPr>
+        <w:tc>
+          <w:tcPr>
+            <w:tcW w:type="dxa" w:w="2041"/>
+          </w:tcPr>
+          <w:p>
+            <w:pPr>
+              <w:bidi w:val="0"/>
+              <w:spacing w:after="20" w:line="252" w:lineRule="auto"/>
+              <w:jc w:val="left"/>
+            </w:pPr>
+            <w:r/>
+            <w:r>
+              <w:rPr>
+                <w:rFonts w:ascii="Arial" w:hAnsi="Arial" w:cs="Arial" w:eastAsia="Arial"/>
+                <w:b w:val="0"/>
+                <w:bCs w:val="0"/>
+                <w:sz w:val="20"/>
+                <w:szCs w:val="20"/>
+              </w:rPr>
+              <w:t>fin.m.salem</w:t>
+            </w:r>
+          </w:p>
+        </w:tc>
+        <w:tc>
+          <w:tcPr>
+            <w:tcW w:type="dxa" w:w="2268"/>
+          </w:tcPr>
+          <w:p>
+            <w:pPr>
+              <w:bidi/>
+              <w:spacing w:after="20" w:line="252" w:lineRule="auto"/>
+            </w:pPr>
+            <w:r/>
+            <w:r>
+              <w:rPr>
+                <w:rFonts w:ascii="Arial" w:hAnsi="Arial" w:cs="Arial" w:eastAsia="Arial"/>
+                <w:b w:val="0"/>
+                <w:bCs w:val="0"/>
+                <w:sz w:val="20"/>
+                <w:szCs w:val="20"/>
+              </w:rPr>
+              <w:t>عرض التقارير المالية</w:t>
+            </w:r>
+          </w:p>
+        </w:tc>
+        <w:tc>
+          <w:tcPr>
+            <w:tcW w:type="dxa" w:w="1361"/>
+          </w:tcPr>
+          <w:p>
+            <w:pPr>
+              <w:bidi/>
+              <w:spacing w:after="20" w:line="252" w:lineRule="auto"/>
+            </w:pPr>
+            <w:r/>
+            <w:r>
+              <w:rPr>
+                <w:rFonts w:ascii="Arial" w:hAnsi="Arial" w:cs="Arial" w:eastAsia="Arial"/>
+                <w:b w:val="0"/>
+                <w:bCs w:val="0"/>
+                <w:sz w:val="20"/>
+                <w:szCs w:val="20"/>
+              </w:rPr>
+              <w:t>إبقاء</w:t>
+            </w:r>
+          </w:p>
+        </w:tc>
+        <w:tc>
+          <w:tcPr>
+            <w:tcW w:type="dxa" w:w="3969"/>
+          </w:tcPr>
+          <w:p>
+            <w:pPr>
+              <w:bidi/>
+              <w:spacing w:after="20" w:line="252" w:lineRule="auto"/>
+            </w:pPr>
+            <w:r/>
+          </w:p>
+        </w:tc>
+      </w:tr>
+      <w:tr>
+        <w:trPr>
+          <w:cantSplit/>
+        </w:trPr>
+        <w:tc>
+          <w:tcPr>
+            <w:tcW w:type="dxa" w:w="2041"/>
+          </w:tcPr>
+          <w:p>
+            <w:pPr>
+              <w:bidi w:val="0"/>
+              <w:spacing w:after="20" w:line="252" w:lineRule="auto"/>
+              <w:jc w:val="left"/>
+            </w:pPr>
+            <w:r/>
+            <w:r>
+              <w:rPr>
+                <w:rFonts w:ascii="Arial" w:hAnsi="Arial" w:cs="Arial" w:eastAsia="Arial"/>
+                <w:b w:val="0"/>
+                <w:bCs w:val="0"/>
+                <w:sz w:val="20"/>
+                <w:szCs w:val="20"/>
+              </w:rPr>
+              <w:t>hr.s.dosari</w:t>
+            </w:r>
+          </w:p>
+        </w:tc>
+        <w:tc>
+          <w:tcPr>
+            <w:tcW w:type="dxa" w:w="2268"/>
+          </w:tcPr>
+          <w:p>
+            <w:pPr>
+              <w:bidi/>
+              <w:spacing w:after="20" w:line="252" w:lineRule="auto"/>
+            </w:pPr>
+            <w:r/>
+            <w:r>
+              <w:rPr>
+                <w:rFonts w:ascii="Arial" w:hAnsi="Arial" w:cs="Arial" w:eastAsia="Arial"/>
+                <w:b w:val="0"/>
+                <w:bCs w:val="0"/>
+                <w:sz w:val="20"/>
+                <w:szCs w:val="20"/>
+              </w:rPr>
+              <w:t>تعديل الرواتب</w:t>
+            </w:r>
+          </w:p>
+        </w:tc>
+        <w:tc>
+          <w:tcPr>
+            <w:tcW w:type="dxa" w:w="1361"/>
+          </w:tcPr>
+          <w:p>
+            <w:pPr>
+              <w:bidi/>
+              <w:spacing w:after="20" w:line="252" w:lineRule="auto"/>
+            </w:pPr>
+            <w:r/>
+            <w:r>
+              <w:rPr>
+                <w:rFonts w:ascii="Arial" w:hAnsi="Arial" w:cs="Arial" w:eastAsia="Arial"/>
+                <w:b w:val="0"/>
+                <w:bCs w:val="0"/>
+                <w:sz w:val="20"/>
+                <w:szCs w:val="20"/>
+              </w:rPr>
+              <w:t>إزالة</w:t>
+            </w:r>
+          </w:p>
+        </w:tc>
+        <w:tc>
+          <w:tcPr>
+            <w:tcW w:type="dxa" w:w="3969"/>
+          </w:tcPr>
+          <w:p>
+            <w:pPr>
+              <w:bidi/>
+              <w:spacing w:after="20" w:line="252" w:lineRule="auto"/>
+            </w:pPr>
+            <w:r/>
+            <w:r>
+              <w:rPr>
+                <w:rFonts w:ascii="Arial" w:hAnsi="Arial" w:cs="Arial" w:eastAsia="Arial"/>
+                <w:b w:val="0"/>
+                <w:bCs w:val="0"/>
+                <w:sz w:val="20"/>
+                <w:szCs w:val="20"/>
+              </w:rPr>
+              <w:t>انتقل إلى العمليات في فبراير</w:t>
+            </w:r>
+          </w:p>
+        </w:tc>
+      </w:tr>
+      <w:tr>
+        <w:trPr>
+          <w:cantSplit/>
+        </w:trPr>
+        <w:tc>
+          <w:tcPr>
+            <w:tcW w:type="dxa" w:w="2041"/>
+          </w:tcPr>
+          <w:p>
+            <w:pPr>
+              <w:bidi w:val="0"/>
+              <w:spacing w:after="20" w:line="252" w:lineRule="auto"/>
+              <w:jc w:val="left"/>
+            </w:pPr>
+            <w:r/>
+            <w:r>
+              <w:rPr>
+                <w:rFonts w:ascii="Arial" w:hAnsi="Arial" w:cs="Arial" w:eastAsia="Arial"/>
+                <w:b w:val="0"/>
+                <w:bCs w:val="0"/>
+                <w:sz w:val="20"/>
+                <w:szCs w:val="20"/>
+              </w:rPr>
+              <w:t>it.f.otaibi</w:t>
+            </w:r>
+          </w:p>
+        </w:tc>
+        <w:tc>
+          <w:tcPr>
+            <w:tcW w:type="dxa" w:w="2268"/>
+          </w:tcPr>
+          <w:p>
+            <w:pPr>
+              <w:bidi/>
+              <w:spacing w:after="20" w:line="252" w:lineRule="auto"/>
+            </w:pPr>
+            <w:r/>
+            <w:r>
+              <w:rPr>
+                <w:rFonts w:ascii="Arial" w:hAnsi="Arial" w:cs="Arial" w:eastAsia="Arial"/>
+                <w:b w:val="0"/>
+                <w:bCs w:val="0"/>
+                <w:sz w:val="20"/>
+                <w:szCs w:val="20"/>
+              </w:rPr>
+              <w:t>مدير النظام</w:t>
+            </w:r>
+          </w:p>
+        </w:tc>
+        <w:tc>
+          <w:tcPr>
+            <w:tcW w:type="dxa" w:w="1361"/>
+          </w:tcPr>
+          <w:p>
+            <w:pPr>
+              <w:bidi/>
+              <w:spacing w:after="20" w:line="252" w:lineRule="auto"/>
+            </w:pPr>
+            <w:r/>
+            <w:r>
+              <w:rPr>
+                <w:rFonts w:ascii="Arial" w:hAnsi="Arial" w:cs="Arial" w:eastAsia="Arial"/>
+                <w:b w:val="0"/>
+                <w:bCs w:val="0"/>
+                <w:sz w:val="20"/>
+                <w:szCs w:val="20"/>
+              </w:rPr>
+              <w:t>إبقاء</w:t>
+            </w:r>
+          </w:p>
+        </w:tc>
+        <w:tc>
+          <w:tcPr>
+            <w:tcW w:type="dxa" w:w="3969"/>
+          </w:tcPr>
+          <w:p>
+            <w:pPr>
+              <w:bidi/>
+              <w:spacing w:after="20" w:line="252" w:lineRule="auto"/>
+            </w:pPr>
+            <w:r/>
+          </w:p>
+        </w:tc>
+      </w:tr>
+      <w:tr>
+        <w:trPr>
+          <w:cantSplit/>
+        </w:trPr>
+        <w:tc>
+          <w:tcPr>
+            <w:tcW w:type="dxa" w:w="2041"/>
+          </w:tcPr>
+          <w:p>
+            <w:pPr>
+              <w:bidi w:val="0"/>
+              <w:spacing w:after="20" w:line="252" w:lineRule="auto"/>
+              <w:jc w:val="left"/>
+            </w:pPr>
+            <w:r/>
+            <w:r>
+              <w:rPr>
+                <w:rFonts w:ascii="Arial" w:hAnsi="Arial" w:cs="Arial" w:eastAsia="Arial"/>
+                <w:b w:val="0"/>
+                <w:bCs w:val="0"/>
+                <w:sz w:val="20"/>
+                <w:szCs w:val="20"/>
+              </w:rPr>
+              <w:t>ops.r.shahri</w:t>
+            </w:r>
+          </w:p>
+        </w:tc>
+        <w:tc>
+          <w:tcPr>
+            <w:tcW w:type="dxa" w:w="2268"/>
+          </w:tcPr>
+          <w:p>
+            <w:pPr>
+              <w:bidi/>
+              <w:spacing w:after="20" w:line="252" w:lineRule="auto"/>
+            </w:pPr>
+            <w:r/>
+            <w:r>
+              <w:rPr>
+                <w:rFonts w:ascii="Arial" w:hAnsi="Arial" w:cs="Arial" w:eastAsia="Arial"/>
+                <w:b w:val="0"/>
+                <w:bCs w:val="0"/>
+                <w:sz w:val="20"/>
+                <w:szCs w:val="20"/>
+              </w:rPr>
+              <w:t>عرض بيانات الموظفين</w:t>
+            </w:r>
+          </w:p>
+        </w:tc>
+        <w:tc>
+          <w:tcPr>
+            <w:tcW w:type="dxa" w:w="1361"/>
+          </w:tcPr>
+          <w:p>
+            <w:pPr>
+              <w:bidi/>
+              <w:spacing w:after="20" w:line="252" w:lineRule="auto"/>
+            </w:pPr>
+            <w:r/>
+            <w:r>
+              <w:rPr>
+                <w:rFonts w:ascii="Arial" w:hAnsi="Arial" w:cs="Arial" w:eastAsia="Arial"/>
+                <w:b w:val="0"/>
+                <w:bCs w:val="0"/>
+                <w:sz w:val="20"/>
+                <w:szCs w:val="20"/>
+              </w:rPr>
+              <w:t>إزالة</w:t>
+            </w:r>
+          </w:p>
+        </w:tc>
+        <w:tc>
+          <w:tcPr>
+            <w:tcW w:type="dxa" w:w="3969"/>
+          </w:tcPr>
+          <w:p>
+            <w:pPr>
+              <w:bidi/>
+              <w:spacing w:after="20" w:line="252" w:lineRule="auto"/>
+            </w:pPr>
+            <w:r/>
+            <w:r>
+              <w:rPr>
+                <w:rFonts w:ascii="Arial" w:hAnsi="Arial" w:cs="Arial" w:eastAsia="Arial"/>
+                <w:b w:val="0"/>
+                <w:bCs w:val="0"/>
+                <w:sz w:val="20"/>
+                <w:szCs w:val="20"/>
+              </w:rPr>
+              <w:t>لا تحتاجها في عملها الحالي</w:t>
+            </w:r>
+          </w:p>
+        </w:tc>
+      </w:tr>
+      <w:tr>
+        <w:trPr>
+          <w:cantSplit/>
+        </w:trPr>
+        <w:tc>
+          <w:tcPr>
+            <w:tcW w:type="dxa" w:w="2041"/>
+          </w:tcPr>
+          <w:p>
+            <w:pPr>
+              <w:bidi w:val="0"/>
+              <w:spacing w:after="20" w:line="252" w:lineRule="auto"/>
+              <w:jc w:val="left"/>
+            </w:pPr>
+            <w:r/>
+            <w:r>
+              <w:rPr>
+                <w:rFonts w:ascii="Arial" w:hAnsi="Arial" w:cs="Arial" w:eastAsia="Arial"/>
+                <w:b w:val="0"/>
+                <w:bCs w:val="0"/>
+                <w:sz w:val="20"/>
+                <w:szCs w:val="20"/>
+              </w:rPr>
+              <w:t>hr.temp02</w:t>
+            </w:r>
+          </w:p>
+        </w:tc>
+        <w:tc>
+          <w:tcPr>
+            <w:tcW w:type="dxa" w:w="2268"/>
+          </w:tcPr>
+          <w:p>
+            <w:pPr>
+              <w:bidi/>
+              <w:spacing w:after="20" w:line="252" w:lineRule="auto"/>
+            </w:pPr>
+            <w:r/>
+            <w:r>
+              <w:rPr>
+                <w:rFonts w:ascii="Arial" w:hAnsi="Arial" w:cs="Arial" w:eastAsia="Arial"/>
+                <w:b w:val="0"/>
+                <w:bCs w:val="0"/>
+                <w:sz w:val="20"/>
+                <w:szCs w:val="20"/>
+              </w:rPr>
+              <w:t>إدخال الحضور</w:t>
+            </w:r>
+          </w:p>
+        </w:tc>
+        <w:tc>
+          <w:tcPr>
+            <w:tcW w:type="dxa" w:w="1361"/>
+          </w:tcPr>
+          <w:p>
+            <w:pPr>
+              <w:bidi/>
+              <w:spacing w:after="20" w:line="252" w:lineRule="auto"/>
+            </w:pPr>
+            <w:r/>
+            <w:r>
+              <w:rPr>
+                <w:rFonts w:ascii="Arial" w:hAnsi="Arial" w:cs="Arial" w:eastAsia="Arial"/>
+                <w:b w:val="0"/>
+                <w:bCs w:val="0"/>
+                <w:sz w:val="20"/>
+                <w:szCs w:val="20"/>
+              </w:rPr>
+              <w:t>إزالة</w:t>
+            </w:r>
+          </w:p>
+        </w:tc>
+        <w:tc>
+          <w:tcPr>
+            <w:tcW w:type="dxa" w:w="3969"/>
+          </w:tcPr>
+          <w:p>
+            <w:pPr>
+              <w:bidi/>
+              <w:spacing w:after="20" w:line="252" w:lineRule="auto"/>
+            </w:pPr>
+            <w:r/>
+            <w:r>
+              <w:rPr>
+                <w:rFonts w:ascii="Arial" w:hAnsi="Arial" w:cs="Arial" w:eastAsia="Arial"/>
+                <w:b w:val="0"/>
+                <w:bCs w:val="0"/>
+                <w:sz w:val="20"/>
+                <w:szCs w:val="20"/>
+              </w:rPr>
+              <w:t>انتهى العقد في مارس</w:t>
+            </w:r>
+          </w:p>
+        </w:tc>
+      </w:tr>
+    </w:tbl>
+    <w:p>
+      <w:pPr>
+        <w:spacing w:after="40"/>
+      </w:pPr>
+    </w:p>
+    <w:p>
+      <w:pPr>
+        <w:keepNext/>
+        <w:bidi/>
+      </w:pPr>
+      <w:r>
+        <w:rPr>
+          <w:rFonts w:ascii="Arial" w:hAnsi="Arial" w:cs="Arial" w:eastAsia="Arial"/>
+          <w:b w:val="1"/>
+          <w:bCs w:val="1"/>
+          <w:sz w:val="21"/>
+          <w:szCs w:val="21"/>
+        </w:rPr>
+        <w:t>د3 تذكرة إزالة واحدة من 12 (الشريحة 84).</w:t>
+      </w:r>
+    </w:p>
+    <w:tbl>
+      <w:tblPr>
+        <w:tblStyle w:val="TableGrid"/>
+        <w:bidiVisual/>
+        <w:tblW w:type="dxa" w:w="9637"/>
+        <w:jc w:val="center"/>
+        <w:tblLayout w:type="fixed"/>
+        <w:tblLook w:firstColumn="1" w:firstRow="1" w:lastColumn="0" w:lastRow="0" w:noHBand="0" w:noVBand="1" w:val="04A0"/>
+      </w:tblPr>
+      <w:tblGrid>
+        <w:gridCol w:w="2267"/>
+        <w:gridCol w:w="7370"/>
+      </w:tblGrid>
+      <w:tr>
+        <w:trPr>
+          <w:cantSplit/>
+        </w:trPr>
+        <w:tc>
+          <w:tcPr>
+            <w:tcW w:type="dxa" w:w="2268"/>
+            <w:shd w:val="clear" w:color="auto" w:fill="EEF2F8"/>
+          </w:tcPr>
+          <w:p>
+            <w:pPr>
+              <w:bidi/>
+              <w:spacing w:after="20" w:line="252" w:lineRule="auto"/>
+            </w:pPr>
+            <w:r/>
+            <w:r>
+              <w:rPr>
+                <w:rFonts w:ascii="Arial" w:hAnsi="Arial" w:cs="Arial" w:eastAsia="Arial"/>
+                <w:b w:val="1"/>
+                <w:bCs w:val="1"/>
+                <w:sz w:val="20"/>
+                <w:szCs w:val="20"/>
+              </w:rPr>
+              <w:t>رقم الطلب</w:t>
+            </w:r>
+          </w:p>
+        </w:tc>
+        <w:tc>
+          <w:tcPr>
+            <w:tcW w:type="dxa" w:w="7370"/>
+          </w:tcPr>
+          <w:p>
+            <w:pPr>
+              <w:bidi w:val="0"/>
+              <w:spacing w:after="20" w:line="252" w:lineRule="auto"/>
+              <w:jc w:val="left"/>
+            </w:pPr>
+            <w:r/>
+            <w:r>
+              <w:rPr>
+                <w:rFonts w:ascii="Arial" w:hAnsi="Arial" w:cs="Arial" w:eastAsia="Arial"/>
+                <w:b w:val="0"/>
+                <w:bCs w:val="0"/>
+                <w:sz w:val="20"/>
+                <w:szCs w:val="20"/>
+              </w:rPr>
+              <w:t>REQ-2026-0418</w:t>
+            </w:r>
+          </w:p>
+        </w:tc>
+      </w:tr>
+      <w:tr>
+        <w:trPr>
+          <w:cantSplit/>
+        </w:trPr>
+        <w:tc>
+          <w:tcPr>
+            <w:tcW w:type="dxa" w:w="2268"/>
+            <w:shd w:val="clear" w:color="auto" w:fill="EEF2F8"/>
+          </w:tcPr>
+          <w:p>
+            <w:pPr>
+              <w:bidi/>
+              <w:spacing w:after="20" w:line="252" w:lineRule="auto"/>
+            </w:pPr>
+            <w:r/>
+            <w:r>
+              <w:rPr>
+                <w:rFonts w:ascii="Arial" w:hAnsi="Arial" w:cs="Arial" w:eastAsia="Arial"/>
+                <w:b w:val="1"/>
+                <w:bCs w:val="1"/>
+                <w:sz w:val="20"/>
+                <w:szCs w:val="20"/>
+              </w:rPr>
+              <w:t>الطلب</w:t>
+            </w:r>
+          </w:p>
+        </w:tc>
+        <w:tc>
+          <w:tcPr>
+            <w:tcW w:type="dxa" w:w="7370"/>
+          </w:tcPr>
+          <w:p>
+            <w:pPr>
+              <w:bidi/>
+              <w:spacing w:after="20" w:line="252" w:lineRule="auto"/>
+            </w:pPr>
+            <w:r/>
+            <w:r>
+              <w:rPr>
+                <w:rFonts w:ascii="Arial" w:hAnsi="Arial" w:cs="Arial" w:eastAsia="Arial"/>
+                <w:b w:val="0"/>
+                <w:bCs w:val="0"/>
+                <w:sz w:val="20"/>
+                <w:szCs w:val="20"/>
+              </w:rPr>
+              <w:t>إزالة صلاحية «تعديل الرواتب» من hr.s.dosari</w:t>
+            </w:r>
+          </w:p>
+        </w:tc>
+      </w:tr>
+      <w:tr>
+        <w:trPr>
+          <w:cantSplit/>
+        </w:trPr>
+        <w:tc>
+          <w:tcPr>
+            <w:tcW w:type="dxa" w:w="2268"/>
+            <w:shd w:val="clear" w:color="auto" w:fill="EEF2F8"/>
+          </w:tcPr>
+          <w:p>
+            <w:pPr>
+              <w:bidi/>
+              <w:spacing w:after="20" w:line="252" w:lineRule="auto"/>
+            </w:pPr>
+            <w:r/>
+            <w:r>
+              <w:rPr>
+                <w:rFonts w:ascii="Arial" w:hAnsi="Arial" w:cs="Arial" w:eastAsia="Arial"/>
+                <w:b w:val="1"/>
+                <w:bCs w:val="1"/>
+                <w:sz w:val="20"/>
+                <w:szCs w:val="20"/>
+              </w:rPr>
+              <w:t>المصدر</w:t>
+            </w:r>
+          </w:p>
+        </w:tc>
+        <w:tc>
+          <w:tcPr>
+            <w:tcW w:type="dxa" w:w="7370"/>
+          </w:tcPr>
+          <w:p>
+            <w:pPr>
+              <w:bidi/>
+              <w:spacing w:after="20" w:line="252" w:lineRule="auto"/>
+            </w:pPr>
+            <w:r/>
+            <w:r>
+              <w:rPr>
+                <w:rFonts w:ascii="Arial" w:hAnsi="Arial" w:cs="Arial" w:eastAsia="Arial"/>
+                <w:b w:val="0"/>
+                <w:bCs w:val="0"/>
+                <w:sz w:val="20"/>
+                <w:szCs w:val="20"/>
+              </w:rPr>
+              <w:t>مراجعة الربع الأول المعتمدة</w:t>
+            </w:r>
+          </w:p>
+        </w:tc>
+      </w:tr>
+      <w:tr>
+        <w:trPr>
+          <w:cantSplit/>
+        </w:trPr>
+        <w:tc>
+          <w:tcPr>
+            <w:tcW w:type="dxa" w:w="2268"/>
+            <w:shd w:val="clear" w:color="auto" w:fill="EEF2F8"/>
+          </w:tcPr>
+          <w:p>
+            <w:pPr>
+              <w:bidi/>
+              <w:spacing w:after="20" w:line="252" w:lineRule="auto"/>
+            </w:pPr>
+            <w:r/>
+            <w:r>
+              <w:rPr>
+                <w:rFonts w:ascii="Arial" w:hAnsi="Arial" w:cs="Arial" w:eastAsia="Arial"/>
+                <w:b w:val="1"/>
+                <w:bCs w:val="1"/>
+                <w:sz w:val="20"/>
+                <w:szCs w:val="20"/>
+              </w:rPr>
+              <w:t>المنفّذ</w:t>
+            </w:r>
+          </w:p>
+        </w:tc>
+        <w:tc>
+          <w:tcPr>
+            <w:tcW w:type="dxa" w:w="7370"/>
+          </w:tcPr>
+          <w:p>
+            <w:pPr>
+              <w:bidi/>
+              <w:spacing w:after="20" w:line="252" w:lineRule="auto"/>
+            </w:pPr>
+            <w:r/>
+            <w:r>
+              <w:rPr>
+                <w:rFonts w:ascii="Arial" w:hAnsi="Arial" w:cs="Arial" w:eastAsia="Arial"/>
+                <w:b w:val="0"/>
+                <w:bCs w:val="0"/>
+                <w:sz w:val="20"/>
+                <w:szCs w:val="20"/>
+              </w:rPr>
+              <w:t>تقنية المعلومات</w:t>
+            </w:r>
+          </w:p>
+        </w:tc>
+      </w:tr>
+      <w:tr>
+        <w:trPr>
+          <w:cantSplit/>
+        </w:trPr>
+        <w:tc>
+          <w:tcPr>
+            <w:tcW w:type="dxa" w:w="2268"/>
+            <w:shd w:val="clear" w:color="auto" w:fill="EEF2F8"/>
+          </w:tcPr>
+          <w:p>
+            <w:pPr>
+              <w:bidi/>
+              <w:spacing w:after="20" w:line="252" w:lineRule="auto"/>
+            </w:pPr>
+            <w:r/>
+            <w:r>
+              <w:rPr>
+                <w:rFonts w:ascii="Arial" w:hAnsi="Arial" w:cs="Arial" w:eastAsia="Arial"/>
+                <w:b w:val="1"/>
+                <w:bCs w:val="1"/>
+                <w:sz w:val="20"/>
+                <w:szCs w:val="20"/>
+              </w:rPr>
+              <w:t>فُتح</w:t>
+            </w:r>
+          </w:p>
+        </w:tc>
+        <w:tc>
+          <w:tcPr>
+            <w:tcW w:type="dxa" w:w="7370"/>
+          </w:tcPr>
+          <w:p>
+            <w:pPr>
+              <w:bidi/>
+              <w:spacing w:after="20" w:line="252" w:lineRule="auto"/>
+            </w:pPr>
+            <w:r/>
+            <w:r>
+              <w:rPr>
+                <w:rFonts w:ascii="Arial" w:hAnsi="Arial" w:cs="Arial" w:eastAsia="Arial"/>
+                <w:b w:val="0"/>
+                <w:bCs w:val="0"/>
+                <w:sz w:val="20"/>
+                <w:szCs w:val="20"/>
+              </w:rPr>
+              <w:t>8 أبريل 2026</w:t>
+            </w:r>
+          </w:p>
+        </w:tc>
+      </w:tr>
+      <w:tr>
+        <w:trPr>
+          <w:cantSplit/>
+        </w:trPr>
+        <w:tc>
+          <w:tcPr>
+            <w:tcW w:type="dxa" w:w="2268"/>
+            <w:shd w:val="clear" w:color="auto" w:fill="EEF2F8"/>
+          </w:tcPr>
+          <w:p>
+            <w:pPr>
+              <w:bidi/>
+              <w:spacing w:after="20" w:line="252" w:lineRule="auto"/>
+            </w:pPr>
+            <w:r/>
+            <w:r>
+              <w:rPr>
+                <w:rFonts w:ascii="Arial" w:hAnsi="Arial" w:cs="Arial" w:eastAsia="Arial"/>
+                <w:b w:val="1"/>
+                <w:bCs w:val="1"/>
+                <w:sz w:val="20"/>
+                <w:szCs w:val="20"/>
+              </w:rPr>
+              <w:t>أُغلق</w:t>
+            </w:r>
+          </w:p>
+        </w:tc>
+        <w:tc>
+          <w:tcPr>
+            <w:tcW w:type="dxa" w:w="7370"/>
+          </w:tcPr>
+          <w:p>
+            <w:pPr>
+              <w:bidi/>
+              <w:spacing w:after="20" w:line="252" w:lineRule="auto"/>
+            </w:pPr>
+            <w:r/>
+            <w:r>
+              <w:rPr>
+                <w:rFonts w:ascii="Arial" w:hAnsi="Arial" w:cs="Arial" w:eastAsia="Arial"/>
+                <w:b w:val="0"/>
+                <w:bCs w:val="0"/>
+                <w:sz w:val="20"/>
+                <w:szCs w:val="20"/>
+              </w:rPr>
+              <w:t>20 مايو 2026</w:t>
+            </w:r>
+          </w:p>
+        </w:tc>
+      </w:tr>
+      <w:tr>
+        <w:trPr>
+          <w:cantSplit/>
+        </w:trPr>
+        <w:tc>
+          <w:tcPr>
+            <w:tcW w:type="dxa" w:w="2268"/>
+            <w:shd w:val="clear" w:color="auto" w:fill="EEF2F8"/>
+          </w:tcPr>
+          <w:p>
+            <w:pPr>
+              <w:bidi/>
+              <w:spacing w:after="20" w:line="252" w:lineRule="auto"/>
+            </w:pPr>
+            <w:r/>
+            <w:r>
+              <w:rPr>
+                <w:rFonts w:ascii="Arial" w:hAnsi="Arial" w:cs="Arial" w:eastAsia="Arial"/>
+                <w:b w:val="1"/>
+                <w:bCs w:val="1"/>
+                <w:sz w:val="20"/>
+                <w:szCs w:val="20"/>
+              </w:rPr>
+              <w:t>ملاحظة الإغلاق</w:t>
+            </w:r>
+          </w:p>
+        </w:tc>
+        <w:tc>
+          <w:tcPr>
+            <w:tcW w:type="dxa" w:w="7370"/>
+          </w:tcPr>
+          <w:p>
+            <w:pPr>
+              <w:bidi/>
+              <w:spacing w:after="20" w:line="252" w:lineRule="auto"/>
+            </w:pPr>
+            <w:r/>
+            <w:r>
+              <w:rPr>
+                <w:rFonts w:ascii="Arial" w:hAnsi="Arial" w:cs="Arial" w:eastAsia="Arial"/>
+                <w:b w:val="0"/>
+                <w:bCs w:val="0"/>
+                <w:sz w:val="20"/>
+                <w:szCs w:val="20"/>
+              </w:rPr>
+              <w:t>تمت الإزالة.</w:t>
+            </w:r>
+          </w:p>
+        </w:tc>
+      </w:tr>
+    </w:tbl>
+    <w:p>
+      <w:pPr>
+        <w:spacing w:after="40"/>
+      </w:pPr>
+    </w:p>
+    <w:p>
+      <w:pPr>
+        <w:keepNext/>
+        <w:bidi/>
+      </w:pPr>
+      <w:r>
+        <w:rPr>
+          <w:rFonts w:ascii="Arial" w:hAnsi="Arial" w:cs="Arial" w:eastAsia="Arial"/>
+          <w:b w:val="1"/>
+          <w:bCs w:val="1"/>
+          <w:sz w:val="21"/>
+          <w:szCs w:val="21"/>
+        </w:rPr>
+        <w:t>د5 تصدير الحسابات النشطة، مقتطف 5 من 221، وقائمة المغادرين (الشريحة 85).</w:t>
+      </w:r>
+      <w:r>
+        <w:rPr>
+          <w:rFonts w:ascii="Arial" w:hAnsi="Arial" w:cs="Arial" w:eastAsia="Arial"/>
+          <w:b w:val="0"/>
+          <w:bCs w:val="0"/>
+          <w:sz w:val="21"/>
+          <w:szCs w:val="21"/>
+        </w:rPr>
+        <w:t xml:space="preserve"> تاريخ التصدير: 2 يوليو 2026 · الحسابات النشطة: 221</w:t>
+      </w:r>
+    </w:p>
+    <w:tbl>
+      <w:tblPr>
+        <w:tblStyle w:val="TableGrid"/>
+        <w:bidiVisual/>
+        <w:tblW w:type="dxa" w:w="9637"/>
+        <w:jc w:val="center"/>
+        <w:tblLayout w:type="fixed"/>
+        <w:tblLook w:firstColumn="1" w:firstRow="1" w:lastColumn="0" w:lastRow="0" w:noHBand="0" w:noVBand="1" w:val="04A0"/>
+      </w:tblPr>
+      <w:tblGrid>
+        <w:gridCol w:w="1927"/>
+        <w:gridCol w:w="1814"/>
+        <w:gridCol w:w="2267"/>
+        <w:gridCol w:w="1133"/>
+        <w:gridCol w:w="2494"/>
+      </w:tblGrid>
+      <w:tr>
+        <w:trPr>
+          <w:cantSplit/>
+          <w:tblHeader/>
+        </w:trPr>
+        <w:tc>
+          <w:tcPr>
+            <w:tcW w:type="dxa" w:w="1928"/>
+            <w:shd w:val="clear" w:color="auto" w:fill="D9E2F3"/>
+          </w:tcPr>
+          <w:p>
+            <w:pPr>
+              <w:bidi/>
+              <w:spacing w:after="20" w:line="252" w:lineRule="auto"/>
+            </w:pPr>
+            <w:r/>
+            <w:r>
+              <w:rPr>
+                <w:rFonts w:ascii="Arial" w:hAnsi="Arial" w:cs="Arial" w:eastAsia="Arial"/>
+                <w:b w:val="1"/>
+                <w:bCs w:val="1"/>
+                <w:sz w:val="20"/>
+                <w:szCs w:val="20"/>
+              </w:rPr>
+              <w:t>المعرّف</w:t>
+            </w:r>
+          </w:p>
+        </w:tc>
+        <w:tc>
+          <w:tcPr>
+            <w:tcW w:type="dxa" w:w="1814"/>
+            <w:shd w:val="clear" w:color="auto" w:fill="D9E2F3"/>
+          </w:tcPr>
+          <w:p>
+            <w:pPr>
+              <w:bidi/>
+              <w:spacing w:after="20" w:line="252" w:lineRule="auto"/>
+            </w:pPr>
+            <w:r/>
+            <w:r>
+              <w:rPr>
+                <w:rFonts w:ascii="Arial" w:hAnsi="Arial" w:cs="Arial" w:eastAsia="Arial"/>
+                <w:b w:val="1"/>
+                <w:bCs w:val="1"/>
+                <w:sz w:val="20"/>
+                <w:szCs w:val="20"/>
+              </w:rPr>
+              <w:t>الاسم</w:t>
+            </w:r>
+          </w:p>
+        </w:tc>
+        <w:tc>
+          <w:tcPr>
+            <w:tcW w:type="dxa" w:w="2268"/>
+            <w:shd w:val="clear" w:color="auto" w:fill="D9E2F3"/>
+          </w:tcPr>
+          <w:p>
+            <w:pPr>
+              <w:bidi/>
+              <w:spacing w:after="20" w:line="252" w:lineRule="auto"/>
+            </w:pPr>
+            <w:r/>
+            <w:r>
+              <w:rPr>
+                <w:rFonts w:ascii="Arial" w:hAnsi="Arial" w:cs="Arial" w:eastAsia="Arial"/>
+                <w:b w:val="1"/>
+                <w:bCs w:val="1"/>
+                <w:sz w:val="20"/>
+                <w:szCs w:val="20"/>
+              </w:rPr>
+              <w:t>الدور</w:t>
+            </w:r>
+          </w:p>
+        </w:tc>
+        <w:tc>
+          <w:tcPr>
+            <w:tcW w:type="dxa" w:w="1134"/>
+            <w:shd w:val="clear" w:color="auto" w:fill="D9E2F3"/>
+          </w:tcPr>
+          <w:p>
+            <w:pPr>
+              <w:bidi/>
+              <w:spacing w:after="20" w:line="252" w:lineRule="auto"/>
+            </w:pPr>
+            <w:r/>
+            <w:r>
+              <w:rPr>
+                <w:rFonts w:ascii="Arial" w:hAnsi="Arial" w:cs="Arial" w:eastAsia="Arial"/>
+                <w:b w:val="1"/>
+                <w:bCs w:val="1"/>
+                <w:sz w:val="20"/>
+                <w:szCs w:val="20"/>
+              </w:rPr>
+              <w:t>الحالة</w:t>
+            </w:r>
+          </w:p>
+        </w:tc>
+        <w:tc>
+          <w:tcPr>
+            <w:tcW w:type="dxa" w:w="2494"/>
+            <w:shd w:val="clear" w:color="auto" w:fill="D9E2F3"/>
+          </w:tcPr>
+          <w:p>
+            <w:pPr>
+              <w:bidi/>
+              <w:spacing w:after="20" w:line="252" w:lineRule="auto"/>
+            </w:pPr>
+            <w:r/>
+            <w:r>
+              <w:rPr>
+                <w:rFonts w:ascii="Arial" w:hAnsi="Arial" w:cs="Arial" w:eastAsia="Arial"/>
+                <w:b w:val="1"/>
+                <w:bCs w:val="1"/>
+                <w:sz w:val="20"/>
+                <w:szCs w:val="20"/>
+              </w:rPr>
+              <w:t>آخر دخول</w:t>
+            </w:r>
+          </w:p>
+        </w:tc>
+      </w:tr>
+      <w:tr>
+        <w:trPr>
+          <w:cantSplit/>
+        </w:trPr>
+        <w:tc>
+          <w:tcPr>
+            <w:tcW w:type="dxa" w:w="1928"/>
+          </w:tcPr>
+          <w:p>
+            <w:pPr>
+              <w:bidi w:val="0"/>
+              <w:spacing w:after="20" w:line="252" w:lineRule="auto"/>
+              <w:jc w:val="left"/>
+            </w:pPr>
+            <w:r/>
+            <w:r>
+              <w:rPr>
+                <w:rFonts w:ascii="Arial" w:hAnsi="Arial" w:cs="Arial" w:eastAsia="Arial"/>
+                <w:b w:val="0"/>
+                <w:bCs w:val="0"/>
+                <w:sz w:val="20"/>
+                <w:szCs w:val="20"/>
+              </w:rPr>
+              <w:t>hr.n.alharbi</w:t>
+            </w:r>
+          </w:p>
+        </w:tc>
+        <w:tc>
+          <w:tcPr>
+            <w:tcW w:type="dxa" w:w="1814"/>
+          </w:tcPr>
+          <w:p>
+            <w:pPr>
+              <w:bidi/>
+              <w:spacing w:after="20" w:line="252" w:lineRule="auto"/>
+            </w:pPr>
+            <w:r/>
+            <w:r>
+              <w:rPr>
+                <w:rFonts w:ascii="Arial" w:hAnsi="Arial" w:cs="Arial" w:eastAsia="Arial"/>
+                <w:b w:val="0"/>
+                <w:bCs w:val="0"/>
+                <w:sz w:val="20"/>
+                <w:szCs w:val="20"/>
+              </w:rPr>
+              <w:t>نوال الحربي</w:t>
+            </w:r>
+          </w:p>
+        </w:tc>
+        <w:tc>
+          <w:tcPr>
+            <w:tcW w:type="dxa" w:w="2268"/>
+          </w:tcPr>
+          <w:p>
+            <w:pPr>
+              <w:bidi/>
+              <w:spacing w:after="20" w:line="252" w:lineRule="auto"/>
+            </w:pPr>
+            <w:r/>
+            <w:r>
+              <w:rPr>
+                <w:rFonts w:ascii="Arial" w:hAnsi="Arial" w:cs="Arial" w:eastAsia="Arial"/>
+                <w:b w:val="0"/>
+                <w:bCs w:val="0"/>
+                <w:sz w:val="20"/>
+                <w:szCs w:val="20"/>
+              </w:rPr>
+              <w:t>مسؤول الرواتب</w:t>
+            </w:r>
+          </w:p>
+        </w:tc>
+        <w:tc>
+          <w:tcPr>
+            <w:tcW w:type="dxa" w:w="1134"/>
+          </w:tcPr>
+          <w:p>
+            <w:pPr>
+              <w:bidi/>
+              <w:spacing w:after="20" w:line="252" w:lineRule="auto"/>
+            </w:pPr>
+            <w:r/>
+            <w:r>
+              <w:rPr>
+                <w:rFonts w:ascii="Arial" w:hAnsi="Arial" w:cs="Arial" w:eastAsia="Arial"/>
+                <w:b w:val="0"/>
+                <w:bCs w:val="0"/>
+                <w:sz w:val="20"/>
+                <w:szCs w:val="20"/>
+              </w:rPr>
+              <w:t>نشط</w:t>
+            </w:r>
+          </w:p>
+        </w:tc>
+        <w:tc>
+          <w:tcPr>
+            <w:tcW w:type="dxa" w:w="2494"/>
+          </w:tcPr>
+          <w:p>
+            <w:pPr>
+              <w:bidi/>
+              <w:spacing w:after="20" w:line="252" w:lineRule="auto"/>
+            </w:pPr>
+            <w:r/>
+            <w:r>
+              <w:rPr>
+                <w:rFonts w:ascii="Arial" w:hAnsi="Arial" w:cs="Arial" w:eastAsia="Arial"/>
+                <w:b w:val="0"/>
+                <w:bCs w:val="0"/>
+                <w:sz w:val="20"/>
+                <w:szCs w:val="20"/>
+              </w:rPr>
+              <w:t>1 يوليو 2026</w:t>
+            </w:r>
+          </w:p>
+        </w:tc>
+      </w:tr>
+      <w:tr>
+        <w:trPr>
+          <w:cantSplit/>
+        </w:trPr>
+        <w:tc>
+          <w:tcPr>
+            <w:tcW w:type="dxa" w:w="1928"/>
+          </w:tcPr>
+          <w:p>
+            <w:pPr>
+              <w:bidi w:val="0"/>
+              <w:spacing w:after="20" w:line="252" w:lineRule="auto"/>
+              <w:jc w:val="left"/>
+            </w:pPr>
+            <w:r/>
+            <w:r>
+              <w:rPr>
+                <w:rFonts w:ascii="Arial" w:hAnsi="Arial" w:cs="Arial" w:eastAsia="Arial"/>
+                <w:b w:val="0"/>
+                <w:bCs w:val="0"/>
+                <w:sz w:val="20"/>
+                <w:szCs w:val="20"/>
+              </w:rPr>
+              <w:t>hr.a.ghamdi</w:t>
+            </w:r>
+          </w:p>
+        </w:tc>
+        <w:tc>
+          <w:tcPr>
+            <w:tcW w:type="dxa" w:w="1814"/>
+          </w:tcPr>
+          <w:p>
+            <w:pPr>
+              <w:bidi/>
+              <w:spacing w:after="20" w:line="252" w:lineRule="auto"/>
+            </w:pPr>
+            <w:r/>
+            <w:r>
+              <w:rPr>
+                <w:rFonts w:ascii="Arial" w:hAnsi="Arial" w:cs="Arial" w:eastAsia="Arial"/>
+                <w:b w:val="0"/>
+                <w:bCs w:val="0"/>
+                <w:sz w:val="20"/>
+                <w:szCs w:val="20"/>
+              </w:rPr>
+              <w:t>أمل الغامدي</w:t>
+            </w:r>
+          </w:p>
+        </w:tc>
+        <w:tc>
+          <w:tcPr>
+            <w:tcW w:type="dxa" w:w="2268"/>
+          </w:tcPr>
+          <w:p>
+            <w:pPr>
+              <w:bidi/>
+              <w:spacing w:after="20" w:line="252" w:lineRule="auto"/>
+            </w:pPr>
+            <w:r/>
+            <w:r>
+              <w:rPr>
+                <w:rFonts w:ascii="Arial" w:hAnsi="Arial" w:cs="Arial" w:eastAsia="Arial"/>
+                <w:b w:val="0"/>
+                <w:bCs w:val="0"/>
+                <w:sz w:val="20"/>
+                <w:szCs w:val="20"/>
+              </w:rPr>
+              <w:t>تعديل الرواتب</w:t>
+            </w:r>
+          </w:p>
+        </w:tc>
+        <w:tc>
+          <w:tcPr>
+            <w:tcW w:type="dxa" w:w="1134"/>
+          </w:tcPr>
+          <w:p>
+            <w:pPr>
+              <w:bidi/>
+              <w:spacing w:after="20" w:line="252" w:lineRule="auto"/>
+            </w:pPr>
+            <w:r/>
+            <w:r>
+              <w:rPr>
+                <w:rFonts w:ascii="Arial" w:hAnsi="Arial" w:cs="Arial" w:eastAsia="Arial"/>
+                <w:b w:val="0"/>
+                <w:bCs w:val="0"/>
+                <w:sz w:val="20"/>
+                <w:szCs w:val="20"/>
+              </w:rPr>
+              <w:t>نشط</w:t>
+            </w:r>
+          </w:p>
+        </w:tc>
+        <w:tc>
+          <w:tcPr>
+            <w:tcW w:type="dxa" w:w="2494"/>
+          </w:tcPr>
+          <w:p>
+            <w:pPr>
+              <w:bidi/>
+              <w:spacing w:after="20" w:line="252" w:lineRule="auto"/>
+            </w:pPr>
+            <w:r/>
+            <w:r>
+              <w:rPr>
+                <w:rFonts w:ascii="Arial" w:hAnsi="Arial" w:cs="Arial" w:eastAsia="Arial"/>
+                <w:b w:val="0"/>
+                <w:bCs w:val="0"/>
+                <w:sz w:val="20"/>
+                <w:szCs w:val="20"/>
+              </w:rPr>
+              <w:t>28 يونيو 2026</w:t>
+            </w:r>
+          </w:p>
+        </w:tc>
+      </w:tr>
+      <w:tr>
+        <w:trPr>
+          <w:cantSplit/>
+        </w:trPr>
+        <w:tc>
+          <w:tcPr>
+            <w:tcW w:type="dxa" w:w="1928"/>
+          </w:tcPr>
+          <w:p>
+            <w:pPr>
+              <w:bidi w:val="0"/>
+              <w:spacing w:after="20" w:line="252" w:lineRule="auto"/>
+              <w:jc w:val="left"/>
+            </w:pPr>
+            <w:r/>
+            <w:r>
+              <w:rPr>
+                <w:rFonts w:ascii="Arial" w:hAnsi="Arial" w:cs="Arial" w:eastAsia="Arial"/>
+                <w:b w:val="0"/>
+                <w:bCs w:val="0"/>
+                <w:sz w:val="20"/>
+                <w:szCs w:val="20"/>
+              </w:rPr>
+              <w:t>fin.y.qahtani</w:t>
+            </w:r>
+          </w:p>
+        </w:tc>
+        <w:tc>
+          <w:tcPr>
+            <w:tcW w:type="dxa" w:w="1814"/>
+          </w:tcPr>
+          <w:p>
+            <w:pPr>
+              <w:bidi/>
+              <w:spacing w:after="20" w:line="252" w:lineRule="auto"/>
+            </w:pPr>
+            <w:r/>
+            <w:r>
+              <w:rPr>
+                <w:rFonts w:ascii="Arial" w:hAnsi="Arial" w:cs="Arial" w:eastAsia="Arial"/>
+                <w:b w:val="0"/>
+                <w:bCs w:val="0"/>
+                <w:sz w:val="20"/>
+                <w:szCs w:val="20"/>
+              </w:rPr>
+              <w:t>ياسر القحطاني</w:t>
+            </w:r>
+          </w:p>
+        </w:tc>
+        <w:tc>
+          <w:tcPr>
+            <w:tcW w:type="dxa" w:w="2268"/>
+          </w:tcPr>
+          <w:p>
+            <w:pPr>
+              <w:bidi/>
+              <w:spacing w:after="20" w:line="252" w:lineRule="auto"/>
+            </w:pPr>
+            <w:r/>
+            <w:r>
+              <w:rPr>
+                <w:rFonts w:ascii="Arial" w:hAnsi="Arial" w:cs="Arial" w:eastAsia="Arial"/>
+                <w:b w:val="0"/>
+                <w:bCs w:val="0"/>
+                <w:sz w:val="20"/>
+                <w:szCs w:val="20"/>
+              </w:rPr>
+              <w:t>عرض التقارير المالية</w:t>
+            </w:r>
+          </w:p>
+        </w:tc>
+        <w:tc>
+          <w:tcPr>
+            <w:tcW w:type="dxa" w:w="1134"/>
+          </w:tcPr>
+          <w:p>
+            <w:pPr>
+              <w:bidi/>
+              <w:spacing w:after="20" w:line="252" w:lineRule="auto"/>
+            </w:pPr>
+            <w:r/>
+            <w:r>
+              <w:rPr>
+                <w:rFonts w:ascii="Arial" w:hAnsi="Arial" w:cs="Arial" w:eastAsia="Arial"/>
+                <w:b w:val="0"/>
+                <w:bCs w:val="0"/>
+                <w:sz w:val="20"/>
+                <w:szCs w:val="20"/>
+              </w:rPr>
+              <w:t>نشط</w:t>
+            </w:r>
+          </w:p>
+        </w:tc>
+        <w:tc>
+          <w:tcPr>
+            <w:tcW w:type="dxa" w:w="2494"/>
+          </w:tcPr>
+          <w:p>
+            <w:pPr>
+              <w:bidi/>
+              <w:spacing w:after="20" w:line="252" w:lineRule="auto"/>
+            </w:pPr>
+            <w:r/>
+            <w:r>
+              <w:rPr>
+                <w:rFonts w:ascii="Arial" w:hAnsi="Arial" w:cs="Arial" w:eastAsia="Arial"/>
+                <w:b w:val="0"/>
+                <w:bCs w:val="0"/>
+                <w:sz w:val="20"/>
+                <w:szCs w:val="20"/>
+              </w:rPr>
+              <w:t>9 مايو 2026</w:t>
+            </w:r>
+          </w:p>
+        </w:tc>
+      </w:tr>
+      <w:tr>
+        <w:trPr>
+          <w:cantSplit/>
+        </w:trPr>
+        <w:tc>
+          <w:tcPr>
+            <w:tcW w:type="dxa" w:w="1928"/>
+          </w:tcPr>
+          <w:p>
+            <w:pPr>
+              <w:bidi w:val="0"/>
+              <w:spacing w:after="20" w:line="252" w:lineRule="auto"/>
+              <w:jc w:val="left"/>
+            </w:pPr>
+            <w:r/>
+            <w:r>
+              <w:rPr>
+                <w:rFonts w:ascii="Arial" w:hAnsi="Arial" w:cs="Arial" w:eastAsia="Arial"/>
+                <w:b w:val="0"/>
+                <w:bCs w:val="0"/>
+                <w:sz w:val="20"/>
+                <w:szCs w:val="20"/>
+              </w:rPr>
+              <w:t>hr.l.shammari</w:t>
+            </w:r>
+          </w:p>
+        </w:tc>
+        <w:tc>
+          <w:tcPr>
+            <w:tcW w:type="dxa" w:w="1814"/>
+          </w:tcPr>
+          <w:p>
+            <w:pPr>
+              <w:bidi/>
+              <w:spacing w:after="20" w:line="252" w:lineRule="auto"/>
+            </w:pPr>
+            <w:r/>
+            <w:r>
+              <w:rPr>
+                <w:rFonts w:ascii="Arial" w:hAnsi="Arial" w:cs="Arial" w:eastAsia="Arial"/>
+                <w:b w:val="0"/>
+                <w:bCs w:val="0"/>
+                <w:sz w:val="20"/>
+                <w:szCs w:val="20"/>
+              </w:rPr>
+              <w:t>لمى الشمري</w:t>
+            </w:r>
+          </w:p>
+        </w:tc>
+        <w:tc>
+          <w:tcPr>
+            <w:tcW w:type="dxa" w:w="2268"/>
+          </w:tcPr>
+          <w:p>
+            <w:pPr>
+              <w:bidi/>
+              <w:spacing w:after="20" w:line="252" w:lineRule="auto"/>
+            </w:pPr>
+            <w:r/>
+            <w:r>
+              <w:rPr>
+                <w:rFonts w:ascii="Arial" w:hAnsi="Arial" w:cs="Arial" w:eastAsia="Arial"/>
+                <w:b w:val="0"/>
+                <w:bCs w:val="0"/>
+                <w:sz w:val="20"/>
+                <w:szCs w:val="20"/>
+              </w:rPr>
+              <w:t>إدخال الحضور</w:t>
+            </w:r>
+          </w:p>
+        </w:tc>
+        <w:tc>
+          <w:tcPr>
+            <w:tcW w:type="dxa" w:w="1134"/>
+          </w:tcPr>
+          <w:p>
+            <w:pPr>
+              <w:bidi/>
+              <w:spacing w:after="20" w:line="252" w:lineRule="auto"/>
+            </w:pPr>
+            <w:r/>
+            <w:r>
+              <w:rPr>
+                <w:rFonts w:ascii="Arial" w:hAnsi="Arial" w:cs="Arial" w:eastAsia="Arial"/>
+                <w:b w:val="0"/>
+                <w:bCs w:val="0"/>
+                <w:sz w:val="20"/>
+                <w:szCs w:val="20"/>
+              </w:rPr>
+              <w:t>نشط</w:t>
+            </w:r>
+          </w:p>
+        </w:tc>
+        <w:tc>
+          <w:tcPr>
+            <w:tcW w:type="dxa" w:w="2494"/>
+          </w:tcPr>
+          <w:p>
+            <w:pPr>
+              <w:bidi/>
+              <w:spacing w:after="20" w:line="252" w:lineRule="auto"/>
+            </w:pPr>
+            <w:r/>
+            <w:r>
+              <w:rPr>
+                <w:rFonts w:ascii="Arial" w:hAnsi="Arial" w:cs="Arial" w:eastAsia="Arial"/>
+                <w:b w:val="0"/>
+                <w:bCs w:val="0"/>
+                <w:sz w:val="20"/>
+                <w:szCs w:val="20"/>
+              </w:rPr>
+              <w:t>21 مايو 2026</w:t>
+            </w:r>
+          </w:p>
+        </w:tc>
+      </w:tr>
+      <w:tr>
+        <w:trPr>
+          <w:cantSplit/>
+        </w:trPr>
+        <w:tc>
+          <w:tcPr>
+            <w:tcW w:type="dxa" w:w="1928"/>
+          </w:tcPr>
+          <w:p>
+            <w:pPr>
+              <w:bidi w:val="0"/>
+              <w:spacing w:after="20" w:line="252" w:lineRule="auto"/>
+              <w:jc w:val="left"/>
+            </w:pPr>
+            <w:r/>
+            <w:r>
+              <w:rPr>
+                <w:rFonts w:ascii="Arial" w:hAnsi="Arial" w:cs="Arial" w:eastAsia="Arial"/>
+                <w:b w:val="0"/>
+                <w:bCs w:val="0"/>
+                <w:sz w:val="20"/>
+                <w:szCs w:val="20"/>
+              </w:rPr>
+              <w:t>it.f.otaibi</w:t>
+            </w:r>
+          </w:p>
+        </w:tc>
+        <w:tc>
+          <w:tcPr>
+            <w:tcW w:type="dxa" w:w="1814"/>
+          </w:tcPr>
+          <w:p>
+            <w:pPr>
+              <w:bidi/>
+              <w:spacing w:after="20" w:line="252" w:lineRule="auto"/>
+            </w:pPr>
+            <w:r/>
+            <w:r>
+              <w:rPr>
+                <w:rFonts w:ascii="Arial" w:hAnsi="Arial" w:cs="Arial" w:eastAsia="Arial"/>
+                <w:b w:val="0"/>
+                <w:bCs w:val="0"/>
+                <w:sz w:val="20"/>
+                <w:szCs w:val="20"/>
+              </w:rPr>
+              <w:t>فيصل العتيبي</w:t>
+            </w:r>
+          </w:p>
+        </w:tc>
+        <w:tc>
+          <w:tcPr>
+            <w:tcW w:type="dxa" w:w="2268"/>
+          </w:tcPr>
+          <w:p>
+            <w:pPr>
+              <w:bidi/>
+              <w:spacing w:after="20" w:line="252" w:lineRule="auto"/>
+            </w:pPr>
+            <w:r/>
+            <w:r>
+              <w:rPr>
+                <w:rFonts w:ascii="Arial" w:hAnsi="Arial" w:cs="Arial" w:eastAsia="Arial"/>
+                <w:b w:val="0"/>
+                <w:bCs w:val="0"/>
+                <w:sz w:val="20"/>
+                <w:szCs w:val="20"/>
+              </w:rPr>
+              <w:t>مدير النظام</w:t>
+            </w:r>
+          </w:p>
+        </w:tc>
+        <w:tc>
+          <w:tcPr>
+            <w:tcW w:type="dxa" w:w="1134"/>
+          </w:tcPr>
+          <w:p>
+            <w:pPr>
+              <w:bidi/>
+              <w:spacing w:after="20" w:line="252" w:lineRule="auto"/>
+            </w:pPr>
+            <w:r/>
+            <w:r>
+              <w:rPr>
+                <w:rFonts w:ascii="Arial" w:hAnsi="Arial" w:cs="Arial" w:eastAsia="Arial"/>
+                <w:b w:val="0"/>
+                <w:bCs w:val="0"/>
+                <w:sz w:val="20"/>
+                <w:szCs w:val="20"/>
+              </w:rPr>
+              <w:t>نشط</w:t>
+            </w:r>
+          </w:p>
+        </w:tc>
+        <w:tc>
+          <w:tcPr>
+            <w:tcW w:type="dxa" w:w="2494"/>
+          </w:tcPr>
+          <w:p>
+            <w:pPr>
+              <w:bidi/>
+              <w:spacing w:after="20" w:line="252" w:lineRule="auto"/>
+            </w:pPr>
+            <w:r/>
+            <w:r>
+              <w:rPr>
+                <w:rFonts w:ascii="Arial" w:hAnsi="Arial" w:cs="Arial" w:eastAsia="Arial"/>
+                <w:b w:val="0"/>
+                <w:bCs w:val="0"/>
+                <w:sz w:val="20"/>
+                <w:szCs w:val="20"/>
+              </w:rPr>
+              <w:t>2 يوليو 2026</w:t>
+            </w:r>
+          </w:p>
+        </w:tc>
+      </w:tr>
+    </w:tbl>
+    <w:p>
+      <w:pPr>
+        <w:spacing w:after="40"/>
+      </w:pPr>
+    </w:p>
+    <w:tbl>
+      <w:tblPr>
+        <w:tblStyle w:val="TableGrid"/>
+        <w:bidiVisual/>
+        <w:tblW w:type="dxa" w:w="9637"/>
+        <w:jc w:val="center"/>
+        <w:tblLayout w:type="fixed"/>
+        <w:tblLook w:firstColumn="1" w:firstRow="1" w:lastColumn="0" w:lastRow="0" w:noHBand="0" w:noVBand="1" w:val="04A0"/>
+      </w:tblPr>
+      <w:tblGrid>
+        <w:gridCol w:w="4818"/>
+        <w:gridCol w:w="4818"/>
+      </w:tblGrid>
+      <w:tr>
+        <w:trPr>
+          <w:cantSplit/>
+          <w:tblHeader/>
+        </w:trPr>
+        <w:tc>
+          <w:tcPr>
+            <w:tcW w:type="dxa" w:w="4819"/>
+            <w:shd w:val="clear" w:color="auto" w:fill="D9E2F3"/>
+          </w:tcPr>
+          <w:p>
+            <w:pPr>
+              <w:bidi/>
+              <w:spacing w:after="20" w:line="252" w:lineRule="auto"/>
+            </w:pPr>
+            <w:r/>
+            <w:r>
+              <w:rPr>
+                <w:rFonts w:ascii="Arial" w:hAnsi="Arial" w:cs="Arial" w:eastAsia="Arial"/>
+                <w:b w:val="1"/>
+                <w:bCs w:val="1"/>
+                <w:sz w:val="20"/>
+                <w:szCs w:val="20"/>
+              </w:rPr>
+              <w:t>المغادر في مايو 2026</w:t>
+            </w:r>
+          </w:p>
+        </w:tc>
+        <w:tc>
+          <w:tcPr>
+            <w:tcW w:type="dxa" w:w="4819"/>
+            <w:shd w:val="clear" w:color="auto" w:fill="D9E2F3"/>
+          </w:tcPr>
+          <w:p>
+            <w:pPr>
+              <w:bidi/>
+              <w:spacing w:after="20" w:line="252" w:lineRule="auto"/>
+            </w:pPr>
+            <w:r/>
+            <w:r>
+              <w:rPr>
+                <w:rFonts w:ascii="Arial" w:hAnsi="Arial" w:cs="Arial" w:eastAsia="Arial"/>
+                <w:b w:val="1"/>
+                <w:bCs w:val="1"/>
+                <w:sz w:val="20"/>
+                <w:szCs w:val="20"/>
+              </w:rPr>
+              <w:t>آخر يوم عمل</w:t>
+            </w:r>
+          </w:p>
+        </w:tc>
+      </w:tr>
+      <w:tr>
+        <w:trPr>
+          <w:cantSplit/>
+        </w:trPr>
+        <w:tc>
+          <w:tcPr>
+            <w:tcW w:type="dxa" w:w="4819"/>
+          </w:tcPr>
+          <w:p>
+            <w:pPr>
+              <w:bidi/>
+              <w:spacing w:after="20" w:line="252" w:lineRule="auto"/>
+            </w:pPr>
+            <w:r/>
+            <w:r>
+              <w:rPr>
+                <w:rFonts w:ascii="Arial" w:hAnsi="Arial" w:cs="Arial" w:eastAsia="Arial"/>
+                <w:b w:val="0"/>
+                <w:bCs w:val="0"/>
+                <w:sz w:val="20"/>
+                <w:szCs w:val="20"/>
+              </w:rPr>
+              <w:t>عبدالله الزهراني</w:t>
+            </w:r>
+          </w:p>
+        </w:tc>
+        <w:tc>
+          <w:tcPr>
+            <w:tcW w:type="dxa" w:w="4819"/>
+          </w:tcPr>
+          <w:p>
+            <w:pPr>
+              <w:bidi/>
+              <w:spacing w:after="20" w:line="252" w:lineRule="auto"/>
+            </w:pPr>
+            <w:r/>
+            <w:r>
+              <w:rPr>
+                <w:rFonts w:ascii="Arial" w:hAnsi="Arial" w:cs="Arial" w:eastAsia="Arial"/>
+                <w:b w:val="0"/>
+                <w:bCs w:val="0"/>
+                <w:sz w:val="20"/>
+                <w:szCs w:val="20"/>
+              </w:rPr>
+              <w:t>7 مايو 2026</w:t>
+            </w:r>
+          </w:p>
+        </w:tc>
+      </w:tr>
+      <w:tr>
+        <w:trPr>
+          <w:cantSplit/>
+        </w:trPr>
+        <w:tc>
+          <w:tcPr>
+            <w:tcW w:type="dxa" w:w="4819"/>
+          </w:tcPr>
+          <w:p>
+            <w:pPr>
+              <w:bidi/>
+              <w:spacing w:after="20" w:line="252" w:lineRule="auto"/>
+            </w:pPr>
+            <w:r/>
+            <w:r>
+              <w:rPr>
+                <w:rFonts w:ascii="Arial" w:hAnsi="Arial" w:cs="Arial" w:eastAsia="Arial"/>
+                <w:b w:val="0"/>
+                <w:bCs w:val="0"/>
+                <w:sz w:val="20"/>
+                <w:szCs w:val="20"/>
+              </w:rPr>
+              <w:t>ياسر القحطاني</w:t>
+            </w:r>
+          </w:p>
+        </w:tc>
+        <w:tc>
+          <w:tcPr>
+            <w:tcW w:type="dxa" w:w="4819"/>
+          </w:tcPr>
+          <w:p>
+            <w:pPr>
+              <w:bidi/>
+              <w:spacing w:after="20" w:line="252" w:lineRule="auto"/>
+            </w:pPr>
+            <w:r/>
+            <w:r>
+              <w:rPr>
+                <w:rFonts w:ascii="Arial" w:hAnsi="Arial" w:cs="Arial" w:eastAsia="Arial"/>
+                <w:b w:val="0"/>
+                <w:bCs w:val="0"/>
+                <w:sz w:val="20"/>
+                <w:szCs w:val="20"/>
+              </w:rPr>
+              <w:t>14 مايو 2026</w:t>
+            </w:r>
+          </w:p>
+        </w:tc>
+      </w:tr>
+      <w:tr>
+        <w:trPr>
+          <w:cantSplit/>
+        </w:trPr>
+        <w:tc>
+          <w:tcPr>
+            <w:tcW w:type="dxa" w:w="4819"/>
+          </w:tcPr>
+          <w:p>
+            <w:pPr>
+              <w:bidi/>
+              <w:spacing w:after="20" w:line="252" w:lineRule="auto"/>
+            </w:pPr>
+            <w:r/>
+            <w:r>
+              <w:rPr>
+                <w:rFonts w:ascii="Arial" w:hAnsi="Arial" w:cs="Arial" w:eastAsia="Arial"/>
+                <w:b w:val="0"/>
+                <w:bCs w:val="0"/>
+                <w:sz w:val="20"/>
+                <w:szCs w:val="20"/>
+              </w:rPr>
+              <w:t>لمى الشمري</w:t>
+            </w:r>
+          </w:p>
+        </w:tc>
+        <w:tc>
+          <w:tcPr>
+            <w:tcW w:type="dxa" w:w="4819"/>
+          </w:tcPr>
+          <w:p>
+            <w:pPr>
+              <w:bidi/>
+              <w:spacing w:after="20" w:line="252" w:lineRule="auto"/>
+            </w:pPr>
+            <w:r/>
+            <w:r>
+              <w:rPr>
+                <w:rFonts w:ascii="Arial" w:hAnsi="Arial" w:cs="Arial" w:eastAsia="Arial"/>
+                <w:b w:val="0"/>
+                <w:bCs w:val="0"/>
+                <w:sz w:val="20"/>
+                <w:szCs w:val="20"/>
+              </w:rPr>
+              <w:t>28 مايو 2026</w:t>
             </w:r>
           </w:p>
         </w:tc>
@@ -11207,6 +14268,409 @@
           <w:bCs w:val="0"/>
         </w:rPr>
         <w:t>النموذج</w:t>
+      </w:r>
+    </w:p>
+    <w:p>
+      <w:pPr>
+        <w:keepNext/>
+        <w:bidi/>
+      </w:pPr>
+      <w:r>
+        <w:rPr>
+          <w:rFonts w:ascii="Arial" w:hAnsi="Arial" w:cs="Arial" w:eastAsia="Arial"/>
+          <w:b w:val="0"/>
+          <w:bCs w:val="0"/>
+          <w:sz w:val="21"/>
+          <w:szCs w:val="21"/>
+        </w:rPr>
+        <w:t>للأدلة الثلاثة المعروضة في المقتطفات: الأسئلة الأربعة.</w:t>
+      </w:r>
+    </w:p>
+    <w:tbl>
+      <w:tblPr>
+        <w:tblStyle w:val="TableGrid"/>
+        <w:bidiVisual/>
+        <w:tblW w:type="dxa" w:w="9637"/>
+        <w:jc w:val="center"/>
+        <w:tblLayout w:type="fixed"/>
+        <w:tblLook w:firstColumn="1" w:firstRow="1" w:lastColumn="0" w:lastRow="0" w:noHBand="0" w:noVBand="1" w:val="04A0"/>
+      </w:tblPr>
+      <w:tblGrid>
+        <w:gridCol w:w="1020"/>
+        <w:gridCol w:w="2154"/>
+        <w:gridCol w:w="2154"/>
+        <w:gridCol w:w="2154"/>
+        <w:gridCol w:w="2154"/>
+      </w:tblGrid>
+      <w:tr>
+        <w:trPr>
+          <w:cantSplit/>
+          <w:tblHeader/>
+        </w:trPr>
+        <w:tc>
+          <w:tcPr>
+            <w:tcW w:type="dxa" w:w="1020"/>
+            <w:shd w:val="clear" w:color="auto" w:fill="D9E2F3"/>
+          </w:tcPr>
+          <w:p>
+            <w:pPr>
+              <w:bidi/>
+              <w:spacing w:after="20" w:line="252" w:lineRule="auto"/>
+            </w:pPr>
+            <w:r/>
+            <w:r>
+              <w:rPr>
+                <w:rFonts w:ascii="Arial" w:hAnsi="Arial" w:cs="Arial" w:eastAsia="Arial"/>
+                <w:b w:val="1"/>
+                <w:bCs w:val="1"/>
+                <w:sz w:val="20"/>
+                <w:szCs w:val="20"/>
+              </w:rPr>
+              <w:t>الدليل</w:t>
+            </w:r>
+          </w:p>
+        </w:tc>
+        <w:tc>
+          <w:tcPr>
+            <w:tcW w:type="dxa" w:w="2154"/>
+            <w:shd w:val="clear" w:color="auto" w:fill="D9E2F3"/>
+          </w:tcPr>
+          <w:p>
+            <w:pPr>
+              <w:bidi/>
+              <w:spacing w:after="20" w:line="252" w:lineRule="auto"/>
+            </w:pPr>
+            <w:r/>
+            <w:r>
+              <w:rPr>
+                <w:rFonts w:ascii="Arial" w:hAnsi="Arial" w:cs="Arial" w:eastAsia="Arial"/>
+                <w:b w:val="1"/>
+                <w:bCs w:val="1"/>
+                <w:sz w:val="20"/>
+                <w:szCs w:val="20"/>
+              </w:rPr>
+              <w:t>ما الذي نراه؟</w:t>
+            </w:r>
+          </w:p>
+        </w:tc>
+        <w:tc>
+          <w:tcPr>
+            <w:tcW w:type="dxa" w:w="2154"/>
+            <w:shd w:val="clear" w:color="auto" w:fill="D9E2F3"/>
+          </w:tcPr>
+          <w:p>
+            <w:pPr>
+              <w:bidi/>
+              <w:spacing w:after="20" w:line="252" w:lineRule="auto"/>
+            </w:pPr>
+            <w:r/>
+            <w:r>
+              <w:rPr>
+                <w:rFonts w:ascii="Arial" w:hAnsi="Arial" w:cs="Arial" w:eastAsia="Arial"/>
+                <w:b w:val="1"/>
+                <w:bCs w:val="1"/>
+                <w:sz w:val="20"/>
+                <w:szCs w:val="20"/>
+              </w:rPr>
+              <w:t>ماذا يثبت؟</w:t>
+            </w:r>
+          </w:p>
+        </w:tc>
+        <w:tc>
+          <w:tcPr>
+            <w:tcW w:type="dxa" w:w="2154"/>
+            <w:shd w:val="clear" w:color="auto" w:fill="D9E2F3"/>
+          </w:tcPr>
+          <w:p>
+            <w:pPr>
+              <w:bidi/>
+              <w:spacing w:after="20" w:line="252" w:lineRule="auto"/>
+            </w:pPr>
+            <w:r/>
+            <w:r>
+              <w:rPr>
+                <w:rFonts w:ascii="Arial" w:hAnsi="Arial" w:cs="Arial" w:eastAsia="Arial"/>
+                <w:b w:val="1"/>
+                <w:bCs w:val="1"/>
+                <w:sz w:val="20"/>
+                <w:szCs w:val="20"/>
+              </w:rPr>
+              <w:t>ماذا لا يثبت؟</w:t>
+            </w:r>
+          </w:p>
+        </w:tc>
+        <w:tc>
+          <w:tcPr>
+            <w:tcW w:type="dxa" w:w="2154"/>
+            <w:shd w:val="clear" w:color="auto" w:fill="D9E2F3"/>
+          </w:tcPr>
+          <w:p>
+            <w:pPr>
+              <w:bidi/>
+              <w:spacing w:after="20" w:line="252" w:lineRule="auto"/>
+            </w:pPr>
+            <w:r/>
+            <w:r>
+              <w:rPr>
+                <w:rFonts w:ascii="Arial" w:hAnsi="Arial" w:cs="Arial" w:eastAsia="Arial"/>
+                <w:b w:val="1"/>
+                <w:bCs w:val="1"/>
+                <w:sz w:val="20"/>
+                <w:szCs w:val="20"/>
+              </w:rPr>
+              <w:t>ما المطلوب إضافةً؟</w:t>
+            </w:r>
+          </w:p>
+        </w:tc>
+      </w:tr>
+      <w:tr>
+        <w:trPr>
+          <w:cantSplit/>
+          <w:trHeight w:val="1133" w:hRule="atLeast"/>
+        </w:trPr>
+        <w:tc>
+          <w:tcPr>
+            <w:tcW w:type="dxa" w:w="1020"/>
+          </w:tcPr>
+          <w:p>
+            <w:pPr>
+              <w:bidi/>
+              <w:spacing w:after="20" w:line="252" w:lineRule="auto"/>
+            </w:pPr>
+            <w:r/>
+            <w:r>
+              <w:rPr>
+                <w:rFonts w:ascii="Arial" w:hAnsi="Arial" w:cs="Arial" w:eastAsia="Arial"/>
+                <w:b w:val="0"/>
+                <w:bCs w:val="0"/>
+                <w:sz w:val="20"/>
+                <w:szCs w:val="20"/>
+              </w:rPr>
+              <w:t>د2</w:t>
+            </w:r>
+          </w:p>
+        </w:tc>
+        <w:tc>
+          <w:tcPr>
+            <w:tcW w:type="dxa" w:w="2154"/>
+          </w:tcPr>
+          <w:p>
+            <w:pPr>
+              <w:bidi/>
+              <w:spacing w:after="20" w:line="252" w:lineRule="auto"/>
+            </w:pPr>
+            <w:r/>
+          </w:p>
+        </w:tc>
+        <w:tc>
+          <w:tcPr>
+            <w:tcW w:type="dxa" w:w="2154"/>
+          </w:tcPr>
+          <w:p>
+            <w:pPr>
+              <w:bidi/>
+              <w:spacing w:after="20" w:line="252" w:lineRule="auto"/>
+            </w:pPr>
+            <w:r/>
+          </w:p>
+        </w:tc>
+        <w:tc>
+          <w:tcPr>
+            <w:tcW w:type="dxa" w:w="2154"/>
+          </w:tcPr>
+          <w:p>
+            <w:pPr>
+              <w:bidi/>
+              <w:spacing w:after="20" w:line="252" w:lineRule="auto"/>
+            </w:pPr>
+            <w:r/>
+          </w:p>
+        </w:tc>
+        <w:tc>
+          <w:tcPr>
+            <w:tcW w:type="dxa" w:w="2154"/>
+          </w:tcPr>
+          <w:p>
+            <w:pPr>
+              <w:bidi/>
+              <w:spacing w:after="20" w:line="252" w:lineRule="auto"/>
+            </w:pPr>
+            <w:r/>
+          </w:p>
+        </w:tc>
+      </w:tr>
+      <w:tr>
+        <w:trPr>
+          <w:cantSplit/>
+          <w:trHeight w:val="1133" w:hRule="atLeast"/>
+        </w:trPr>
+        <w:tc>
+          <w:tcPr>
+            <w:tcW w:type="dxa" w:w="1020"/>
+          </w:tcPr>
+          <w:p>
+            <w:pPr>
+              <w:bidi/>
+              <w:spacing w:after="20" w:line="252" w:lineRule="auto"/>
+            </w:pPr>
+            <w:r/>
+            <w:r>
+              <w:rPr>
+                <w:rFonts w:ascii="Arial" w:hAnsi="Arial" w:cs="Arial" w:eastAsia="Arial"/>
+                <w:b w:val="0"/>
+                <w:bCs w:val="0"/>
+                <w:sz w:val="20"/>
+                <w:szCs w:val="20"/>
+              </w:rPr>
+              <w:t>د3</w:t>
+            </w:r>
+          </w:p>
+        </w:tc>
+        <w:tc>
+          <w:tcPr>
+            <w:tcW w:type="dxa" w:w="2154"/>
+          </w:tcPr>
+          <w:p>
+            <w:pPr>
+              <w:bidi/>
+              <w:spacing w:after="20" w:line="252" w:lineRule="auto"/>
+            </w:pPr>
+            <w:r/>
+          </w:p>
+        </w:tc>
+        <w:tc>
+          <w:tcPr>
+            <w:tcW w:type="dxa" w:w="2154"/>
+          </w:tcPr>
+          <w:p>
+            <w:pPr>
+              <w:bidi/>
+              <w:spacing w:after="20" w:line="252" w:lineRule="auto"/>
+            </w:pPr>
+            <w:r/>
+          </w:p>
+        </w:tc>
+        <w:tc>
+          <w:tcPr>
+            <w:tcW w:type="dxa" w:w="2154"/>
+          </w:tcPr>
+          <w:p>
+            <w:pPr>
+              <w:bidi/>
+              <w:spacing w:after="20" w:line="252" w:lineRule="auto"/>
+            </w:pPr>
+            <w:r/>
+          </w:p>
+        </w:tc>
+        <w:tc>
+          <w:tcPr>
+            <w:tcW w:type="dxa" w:w="2154"/>
+          </w:tcPr>
+          <w:p>
+            <w:pPr>
+              <w:bidi/>
+              <w:spacing w:after="20" w:line="252" w:lineRule="auto"/>
+            </w:pPr>
+            <w:r/>
+          </w:p>
+        </w:tc>
+      </w:tr>
+      <w:tr>
+        <w:trPr>
+          <w:cantSplit/>
+          <w:trHeight w:val="1133" w:hRule="atLeast"/>
+        </w:trPr>
+        <w:tc>
+          <w:tcPr>
+            <w:tcW w:type="dxa" w:w="1020"/>
+          </w:tcPr>
+          <w:p>
+            <w:pPr>
+              <w:bidi/>
+              <w:spacing w:after="20" w:line="252" w:lineRule="auto"/>
+            </w:pPr>
+            <w:r/>
+            <w:r>
+              <w:rPr>
+                <w:rFonts w:ascii="Arial" w:hAnsi="Arial" w:cs="Arial" w:eastAsia="Arial"/>
+                <w:b w:val="0"/>
+                <w:bCs w:val="0"/>
+                <w:sz w:val="20"/>
+                <w:szCs w:val="20"/>
+              </w:rPr>
+              <w:t>د5</w:t>
+            </w:r>
+          </w:p>
+        </w:tc>
+        <w:tc>
+          <w:tcPr>
+            <w:tcW w:type="dxa" w:w="2154"/>
+          </w:tcPr>
+          <w:p>
+            <w:pPr>
+              <w:bidi/>
+              <w:spacing w:after="20" w:line="252" w:lineRule="auto"/>
+            </w:pPr>
+            <w:r/>
+          </w:p>
+        </w:tc>
+        <w:tc>
+          <w:tcPr>
+            <w:tcW w:type="dxa" w:w="2154"/>
+          </w:tcPr>
+          <w:p>
+            <w:pPr>
+              <w:bidi/>
+              <w:spacing w:after="20" w:line="252" w:lineRule="auto"/>
+            </w:pPr>
+            <w:r/>
+          </w:p>
+        </w:tc>
+        <w:tc>
+          <w:tcPr>
+            <w:tcW w:type="dxa" w:w="2154"/>
+          </w:tcPr>
+          <w:p>
+            <w:pPr>
+              <w:bidi/>
+              <w:spacing w:after="20" w:line="252" w:lineRule="auto"/>
+            </w:pPr>
+            <w:r/>
+          </w:p>
+        </w:tc>
+        <w:tc>
+          <w:tcPr>
+            <w:tcW w:type="dxa" w:w="2154"/>
+          </w:tcPr>
+          <w:p>
+            <w:pPr>
+              <w:bidi/>
+              <w:spacing w:after="20" w:line="252" w:lineRule="auto"/>
+            </w:pPr>
+            <w:r/>
+          </w:p>
+        </w:tc>
+      </w:tr>
+    </w:tbl>
+    <w:p>
+      <w:pPr>
+        <w:spacing w:after="40"/>
+      </w:pPr>
+    </w:p>
+    <w:p>
+      <w:pPr>
+        <w:keepNext/>
+        <w:bidi/>
+      </w:pPr>
+      <w:r>
+        <w:rPr>
+          <w:rFonts w:ascii="Arial" w:hAnsi="Arial" w:cs="Arial" w:eastAsia="Arial"/>
+          <w:b w:val="0"/>
+          <w:bCs w:val="0"/>
+          <w:sz w:val="21"/>
+          <w:szCs w:val="21"/>
+        </w:rPr>
+        <w:t>ولكل الأدلة الستة:</w:t>
       </w:r>
     </w:p>
     <w:tbl>
@@ -11930,7 +15394,7 @@
                 <w:sz w:val="20"/>
                 <w:szCs w:val="20"/>
               </w:rPr>
-              <w:t>الشرح في الشريحتين 77 و78، والمثال في الشريحتين 79 و80، والمطلوب في الشريحتين 81 و82، والإجابة في الشرائح 83 إلى 85</w:t>
+              <w:t>الشرح في الشريحتين 93 و94، والمثال في الشرائح 95 إلى 97، والمطلوب في الشريحتين 98 و99، والإجابة في الشرائح 100 إلى 103</w:t>
             </w:r>
           </w:p>
         </w:tc>
@@ -12091,7 +15555,7 @@
                 <w:sz w:val="20"/>
                 <w:szCs w:val="20"/>
               </w:rPr>
-              <w:t>العنوان</w:t>
+              <w:t>رقم الملاحظة</w:t>
             </w:r>
           </w:p>
         </w:tc>
@@ -12101,8 +15565,9 @@
           </w:tcPr>
           <w:p>
             <w:pPr>
-              <w:bidi/>
-              <w:spacing w:after="20" w:line="252" w:lineRule="auto"/>
+              <w:bidi w:val="0"/>
+              <w:spacing w:after="20" w:line="252" w:lineRule="auto"/>
+              <w:jc w:val="left"/>
             </w:pPr>
             <w:r/>
             <w:r>
@@ -12113,7 +15578,7 @@
                 <w:sz w:val="20"/>
                 <w:szCs w:val="20"/>
               </w:rPr>
-              <w:t>حسابات تتصل بالشبكة عن بعد دون تحقق متعدد العوامل</w:t>
+              <w:t>F-03</w:t>
             </w:r>
           </w:p>
         </w:tc>
@@ -12141,7 +15606,7 @@
                 <w:sz w:val="20"/>
                 <w:szCs w:val="20"/>
               </w:rPr>
-              <w:t>الوضع القائم</w:t>
+              <w:t>الضابط</w:t>
             </w:r>
           </w:p>
         </w:tc>
@@ -12151,8 +15616,9 @@
           </w:tcPr>
           <w:p>
             <w:pPr>
-              <w:bidi/>
-              <w:spacing w:after="20" w:line="252" w:lineRule="auto"/>
+              <w:bidi w:val="0"/>
+              <w:spacing w:after="20" w:line="252" w:lineRule="auto"/>
+              <w:jc w:val="left"/>
             </w:pPr>
             <w:r/>
             <w:r>
@@ -12163,7 +15629,7 @@
                 <w:sz w:val="20"/>
                 <w:szCs w:val="20"/>
               </w:rPr>
-              <w:t>لم يكن التحقق متعدد العوامل مفروضاً على اتصالات VPN حتى 10 مارس 2026. وبعد التفعيل، اتصلت 3 حسابات من 41 من خارج مجموعة التحقق، منها حساب لمستشار انتهى عقده.</w:t>
+              <w:t>ECC ‎2-2-3-2‎</w:t>
             </w:r>
           </w:p>
         </w:tc>
@@ -12191,7 +15657,7 @@
                 <w:sz w:val="20"/>
                 <w:szCs w:val="20"/>
               </w:rPr>
-              <w:t>المعيار</w:t>
+              <w:t>الفترة</w:t>
             </w:r>
           </w:p>
         </w:tc>
@@ -12213,7 +15679,7 @@
                 <w:sz w:val="20"/>
                 <w:szCs w:val="20"/>
               </w:rPr>
-              <w:t>ECC ‎2-2-3-2‎، ومعيار الوصول عن بعد في رُفاد (فبراير 2026).</w:t>
+              <w:t>1 يناير إلى 30 يونيو 2026</w:t>
             </w:r>
           </w:p>
         </w:tc>
@@ -12241,7 +15707,7 @@
                 <w:sz w:val="20"/>
                 <w:szCs w:val="20"/>
               </w:rPr>
-              <w:t>السبب</w:t>
+              <w:t>العنوان</w:t>
             </w:r>
           </w:p>
         </w:tc>
@@ -12263,7 +15729,157 @@
                 <w:sz w:val="20"/>
                 <w:szCs w:val="20"/>
               </w:rPr>
-              <w:t>أُضيفت الحسابات الثلاثة يدوياً استثناءً «مؤقتاً» عند التفعيل، دون إجراء موافقة أو مراجعة. تحققنا من ذلك بسجل التغييرات ومقابلة فريق تقنية المعلومات.</w:t>
+              <w:t>حسابات تتصل بالشبكة عن بعد دون تحقق متعدد العوامل</w:t>
+            </w:r>
+          </w:p>
+        </w:tc>
+      </w:tr>
+      <w:tr>
+        <w:trPr>
+          <w:cantSplit/>
+        </w:trPr>
+        <w:tc>
+          <w:tcPr>
+            <w:tcW w:type="dxa" w:w="1984"/>
+            <w:shd w:val="clear" w:color="auto" w:fill="EEF2F8"/>
+          </w:tcPr>
+          <w:p>
+            <w:pPr>
+              <w:bidi/>
+              <w:spacing w:after="20" w:line="252" w:lineRule="auto"/>
+            </w:pPr>
+            <w:r/>
+            <w:r>
+              <w:rPr>
+                <w:rFonts w:ascii="Arial" w:hAnsi="Arial" w:cs="Arial" w:eastAsia="Arial"/>
+                <w:b w:val="1"/>
+                <w:bCs w:val="1"/>
+                <w:sz w:val="20"/>
+                <w:szCs w:val="20"/>
+              </w:rPr>
+              <w:t>الوضع القائم</w:t>
+            </w:r>
+          </w:p>
+        </w:tc>
+        <w:tc>
+          <w:tcPr>
+            <w:tcW w:type="dxa" w:w="7654"/>
+          </w:tcPr>
+          <w:p>
+            <w:pPr>
+              <w:bidi/>
+              <w:spacing w:after="20" w:line="252" w:lineRule="auto"/>
+            </w:pPr>
+            <w:r/>
+            <w:r>
+              <w:rPr>
+                <w:rFonts w:ascii="Arial" w:hAnsi="Arial" w:cs="Arial" w:eastAsia="Arial"/>
+                <w:b w:val="0"/>
+                <w:bCs w:val="0"/>
+                <w:sz w:val="20"/>
+                <w:szCs w:val="20"/>
+              </w:rPr>
+              <w:t>لم يكن التحقق متعدد العوامل مفروضاً على اتصالات VPN حتى 10 مارس 2026. وبعد التفعيل، اتصلت 3 حسابات من خارج مجموعة التحقق بكلمة المرور فقط، حددتها مطابقة المعرّفات وسجل الاتصالات، منها حساب لمستشار انتهى عقده.</w:t>
+            </w:r>
+          </w:p>
+        </w:tc>
+      </w:tr>
+      <w:tr>
+        <w:trPr>
+          <w:cantSplit/>
+        </w:trPr>
+        <w:tc>
+          <w:tcPr>
+            <w:tcW w:type="dxa" w:w="1984"/>
+            <w:shd w:val="clear" w:color="auto" w:fill="EEF2F8"/>
+          </w:tcPr>
+          <w:p>
+            <w:pPr>
+              <w:bidi/>
+              <w:spacing w:after="20" w:line="252" w:lineRule="auto"/>
+            </w:pPr>
+            <w:r/>
+            <w:r>
+              <w:rPr>
+                <w:rFonts w:ascii="Arial" w:hAnsi="Arial" w:cs="Arial" w:eastAsia="Arial"/>
+                <w:b w:val="1"/>
+                <w:bCs w:val="1"/>
+                <w:sz w:val="20"/>
+                <w:szCs w:val="20"/>
+              </w:rPr>
+              <w:t>المعيار</w:t>
+            </w:r>
+          </w:p>
+        </w:tc>
+        <w:tc>
+          <w:tcPr>
+            <w:tcW w:type="dxa" w:w="7654"/>
+          </w:tcPr>
+          <w:p>
+            <w:pPr>
+              <w:bidi/>
+              <w:spacing w:after="20" w:line="252" w:lineRule="auto"/>
+            </w:pPr>
+            <w:r/>
+            <w:r>
+              <w:rPr>
+                <w:rFonts w:ascii="Arial" w:hAnsi="Arial" w:cs="Arial" w:eastAsia="Arial"/>
+                <w:b w:val="0"/>
+                <w:bCs w:val="0"/>
+                <w:sz w:val="20"/>
+                <w:szCs w:val="20"/>
+              </w:rPr>
+              <w:t>ECC ‎2-2-3-2‎، ومعيار الوصول عن بعد في رُفاد (فبراير 2026).</w:t>
+            </w:r>
+          </w:p>
+        </w:tc>
+      </w:tr>
+      <w:tr>
+        <w:trPr>
+          <w:cantSplit/>
+        </w:trPr>
+        <w:tc>
+          <w:tcPr>
+            <w:tcW w:type="dxa" w:w="1984"/>
+            <w:shd w:val="clear" w:color="auto" w:fill="EEF2F8"/>
+          </w:tcPr>
+          <w:p>
+            <w:pPr>
+              <w:bidi/>
+              <w:spacing w:after="20" w:line="252" w:lineRule="auto"/>
+            </w:pPr>
+            <w:r/>
+            <w:r>
+              <w:rPr>
+                <w:rFonts w:ascii="Arial" w:hAnsi="Arial" w:cs="Arial" w:eastAsia="Arial"/>
+                <w:b w:val="1"/>
+                <w:bCs w:val="1"/>
+                <w:sz w:val="20"/>
+                <w:szCs w:val="20"/>
+              </w:rPr>
+              <w:t>السبب</w:t>
+            </w:r>
+          </w:p>
+        </w:tc>
+        <w:tc>
+          <w:tcPr>
+            <w:tcW w:type="dxa" w:w="7654"/>
+          </w:tcPr>
+          <w:p>
+            <w:pPr>
+              <w:bidi/>
+              <w:spacing w:after="20" w:line="252" w:lineRule="auto"/>
+            </w:pPr>
+            <w:r/>
+            <w:r>
+              <w:rPr>
+                <w:rFonts w:ascii="Arial" w:hAnsi="Arial" w:cs="Arial" w:eastAsia="Arial"/>
+                <w:b w:val="0"/>
+                <w:bCs w:val="0"/>
+                <w:sz w:val="20"/>
+                <w:szCs w:val="20"/>
+              </w:rPr>
+              <w:t>أُضيفت الحسابات الثلاثة يدوياً إلى سياسة استثناء «مؤقتة» عند التفعيل، دون إجراء موافقة أو مراجعة. تحققنا من ذلك بسجل التغييرات ومقابلة فريق تقنية المعلومات.</w:t>
             </w:r>
           </w:p>
         </w:tc>
@@ -12384,10 +16000,11 @@
         <w:tblLook w:firstColumn="1" w:firstRow="1" w:lastColumn="0" w:lastRow="0" w:noHBand="0" w:noVBand="1" w:val="04A0"/>
       </w:tblPr>
       <w:tblGrid>
-        <w:gridCol w:w="3401"/>
-        <w:gridCol w:w="2040"/>
-        <w:gridCol w:w="1587"/>
-        <w:gridCol w:w="2607"/>
+        <w:gridCol w:w="2948"/>
+        <w:gridCol w:w="1247"/>
+        <w:gridCol w:w="1814"/>
+        <w:gridCol w:w="1360"/>
+        <w:gridCol w:w="2267"/>
       </w:tblGrid>
       <w:tr>
         <w:trPr>
@@ -12396,7 +16013,7 @@
         </w:trPr>
         <w:tc>
           <w:tcPr>
-            <w:tcW w:type="dxa" w:w="3402"/>
+            <w:tcW w:type="dxa" w:w="2948"/>
             <w:shd w:val="clear" w:color="auto" w:fill="D9E2F3"/>
           </w:tcPr>
           <w:p>
@@ -12419,7 +16036,7 @@
         </w:tc>
         <w:tc>
           <w:tcPr>
-            <w:tcW w:type="dxa" w:w="2041"/>
+            <w:tcW w:type="dxa" w:w="1247"/>
             <w:shd w:val="clear" w:color="auto" w:fill="D9E2F3"/>
           </w:tcPr>
           <w:p>
@@ -12436,13 +16053,13 @@
                 <w:sz w:val="20"/>
                 <w:szCs w:val="20"/>
               </w:rPr>
-              <w:t>المالك</w:t>
-            </w:r>
-          </w:p>
-        </w:tc>
-        <w:tc>
-          <w:tcPr>
-            <w:tcW w:type="dxa" w:w="1587"/>
+              <w:t>النوع</w:t>
+            </w:r>
+          </w:p>
+        </w:tc>
+        <w:tc>
+          <w:tcPr>
+            <w:tcW w:type="dxa" w:w="1814"/>
             <w:shd w:val="clear" w:color="auto" w:fill="D9E2F3"/>
           </w:tcPr>
           <w:p>
@@ -12459,13 +16076,36 @@
                 <w:sz w:val="20"/>
                 <w:szCs w:val="20"/>
               </w:rPr>
+              <w:t>المالك</w:t>
+            </w:r>
+          </w:p>
+        </w:tc>
+        <w:tc>
+          <w:tcPr>
+            <w:tcW w:type="dxa" w:w="1361"/>
+            <w:shd w:val="clear" w:color="auto" w:fill="D9E2F3"/>
+          </w:tcPr>
+          <w:p>
+            <w:pPr>
+              <w:bidi/>
+              <w:spacing w:after="20" w:line="252" w:lineRule="auto"/>
+            </w:pPr>
+            <w:r/>
+            <w:r>
+              <w:rPr>
+                <w:rFonts w:ascii="Arial" w:hAnsi="Arial" w:cs="Arial" w:eastAsia="Arial"/>
+                <w:b w:val="1"/>
+                <w:bCs w:val="1"/>
+                <w:sz w:val="20"/>
+                <w:szCs w:val="20"/>
+              </w:rPr>
               <w:t>الموعد</w:t>
             </w:r>
           </w:p>
         </w:tc>
         <w:tc>
           <w:tcPr>
-            <w:tcW w:type="dxa" w:w="2608"/>
+            <w:tcW w:type="dxa" w:w="2268"/>
             <w:shd w:val="clear" w:color="auto" w:fill="D9E2F3"/>
           </w:tcPr>
           <w:p>
@@ -12493,7 +16133,7 @@
         </w:trPr>
         <w:tc>
           <w:tcPr>
-            <w:tcW w:type="dxa" w:w="3402"/>
+            <w:tcW w:type="dxa" w:w="2948"/>
           </w:tcPr>
           <w:p>
             <w:pPr>
@@ -12515,7 +16155,7 @@
         </w:tc>
         <w:tc>
           <w:tcPr>
-            <w:tcW w:type="dxa" w:w="2041"/>
+            <w:tcW w:type="dxa" w:w="1247"/>
           </w:tcPr>
           <w:p>
             <w:pPr>
@@ -12531,13 +16171,13 @@
                 <w:sz w:val="20"/>
                 <w:szCs w:val="20"/>
               </w:rPr>
-              <w:t>مدير تقنية المعلومات</w:t>
-            </w:r>
-          </w:p>
-        </w:tc>
-        <w:tc>
-          <w:tcPr>
-            <w:tcW w:type="dxa" w:w="1587"/>
+              <w:t>معالجة الحالة</w:t>
+            </w:r>
+          </w:p>
+        </w:tc>
+        <w:tc>
+          <w:tcPr>
+            <w:tcW w:type="dxa" w:w="1814"/>
           </w:tcPr>
           <w:p>
             <w:pPr>
@@ -12553,13 +16193,35 @@
                 <w:sz w:val="20"/>
                 <w:szCs w:val="20"/>
               </w:rPr>
+              <w:t>مدير تقنية المعلومات</w:t>
+            </w:r>
+          </w:p>
+        </w:tc>
+        <w:tc>
+          <w:tcPr>
+            <w:tcW w:type="dxa" w:w="1361"/>
+          </w:tcPr>
+          <w:p>
+            <w:pPr>
+              <w:bidi/>
+              <w:spacing w:after="20" w:line="252" w:lineRule="auto"/>
+            </w:pPr>
+            <w:r/>
+            <w:r>
+              <w:rPr>
+                <w:rFonts w:ascii="Arial" w:hAnsi="Arial" w:cs="Arial" w:eastAsia="Arial"/>
+                <w:b w:val="0"/>
+                <w:bCs w:val="0"/>
+                <w:sz w:val="20"/>
+                <w:szCs w:val="20"/>
+              </w:rPr>
               <w:t>يوم عمل واحد</w:t>
             </w:r>
           </w:p>
         </w:tc>
         <w:tc>
           <w:tcPr>
-            <w:tcW w:type="dxa" w:w="2608"/>
+            <w:tcW w:type="dxa" w:w="2268"/>
           </w:tcPr>
           <w:p>
             <w:pPr>
@@ -12586,7 +16248,7 @@
         </w:trPr>
         <w:tc>
           <w:tcPr>
-            <w:tcW w:type="dxa" w:w="3402"/>
+            <w:tcW w:type="dxa" w:w="2948"/>
           </w:tcPr>
           <w:p>
             <w:pPr>
@@ -12608,7 +16270,7 @@
         </w:tc>
         <w:tc>
           <w:tcPr>
-            <w:tcW w:type="dxa" w:w="2041"/>
+            <w:tcW w:type="dxa" w:w="1247"/>
           </w:tcPr>
           <w:p>
             <w:pPr>
@@ -12624,13 +16286,13 @@
                 <w:sz w:val="20"/>
                 <w:szCs w:val="20"/>
               </w:rPr>
-              <w:t>مدير تقنية المعلومات</w:t>
-            </w:r>
-          </w:p>
-        </w:tc>
-        <w:tc>
-          <w:tcPr>
-            <w:tcW w:type="dxa" w:w="1587"/>
+              <w:t>معالجة الحالة</w:t>
+            </w:r>
+          </w:p>
+        </w:tc>
+        <w:tc>
+          <w:tcPr>
+            <w:tcW w:type="dxa" w:w="1814"/>
           </w:tcPr>
           <w:p>
             <w:pPr>
@@ -12646,13 +16308,35 @@
                 <w:sz w:val="20"/>
                 <w:szCs w:val="20"/>
               </w:rPr>
+              <w:t>مدير تقنية المعلومات</w:t>
+            </w:r>
+          </w:p>
+        </w:tc>
+        <w:tc>
+          <w:tcPr>
+            <w:tcW w:type="dxa" w:w="1361"/>
+          </w:tcPr>
+          <w:p>
+            <w:pPr>
+              <w:bidi/>
+              <w:spacing w:after="20" w:line="252" w:lineRule="auto"/>
+            </w:pPr>
+            <w:r/>
+            <w:r>
+              <w:rPr>
+                <w:rFonts w:ascii="Arial" w:hAnsi="Arial" w:cs="Arial" w:eastAsia="Arial"/>
+                <w:b w:val="0"/>
+                <w:bCs w:val="0"/>
+                <w:sz w:val="20"/>
+                <w:szCs w:val="20"/>
+              </w:rPr>
               <w:t>5 أيام عمل</w:t>
             </w:r>
           </w:p>
         </w:tc>
         <w:tc>
           <w:tcPr>
-            <w:tcW w:type="dxa" w:w="2608"/>
+            <w:tcW w:type="dxa" w:w="2268"/>
           </w:tcPr>
           <w:p>
             <w:pPr>
@@ -12679,7 +16363,7 @@
         </w:trPr>
         <w:tc>
           <w:tcPr>
-            <w:tcW w:type="dxa" w:w="3402"/>
+            <w:tcW w:type="dxa" w:w="2948"/>
           </w:tcPr>
           <w:p>
             <w:pPr>
@@ -12701,7 +16385,7 @@
         </w:tc>
         <w:tc>
           <w:tcPr>
-            <w:tcW w:type="dxa" w:w="2041"/>
+            <w:tcW w:type="dxa" w:w="1247"/>
           </w:tcPr>
           <w:p>
             <w:pPr>
@@ -12717,13 +16401,13 @@
                 <w:sz w:val="20"/>
                 <w:szCs w:val="20"/>
               </w:rPr>
-              <w:t>مسؤولة GRC</w:t>
-            </w:r>
-          </w:p>
-        </w:tc>
-        <w:tc>
-          <w:tcPr>
-            <w:tcW w:type="dxa" w:w="1587"/>
+              <w:t>منع التكرار</w:t>
+            </w:r>
+          </w:p>
+        </w:tc>
+        <w:tc>
+          <w:tcPr>
+            <w:tcW w:type="dxa" w:w="1814"/>
           </w:tcPr>
           <w:p>
             <w:pPr>
@@ -12739,13 +16423,35 @@
                 <w:sz w:val="20"/>
                 <w:szCs w:val="20"/>
               </w:rPr>
+              <w:t>مسؤولة GRC</w:t>
+            </w:r>
+          </w:p>
+        </w:tc>
+        <w:tc>
+          <w:tcPr>
+            <w:tcW w:type="dxa" w:w="1361"/>
+          </w:tcPr>
+          <w:p>
+            <w:pPr>
+              <w:bidi/>
+              <w:spacing w:after="20" w:line="252" w:lineRule="auto"/>
+            </w:pPr>
+            <w:r/>
+            <w:r>
+              <w:rPr>
+                <w:rFonts w:ascii="Arial" w:hAnsi="Arial" w:cs="Arial" w:eastAsia="Arial"/>
+                <w:b w:val="0"/>
+                <w:bCs w:val="0"/>
+                <w:sz w:val="20"/>
+                <w:szCs w:val="20"/>
+              </w:rPr>
               <w:t>30 يوماً</w:t>
             </w:r>
           </w:p>
         </w:tc>
         <w:tc>
           <w:tcPr>
-            <w:tcW w:type="dxa" w:w="2608"/>
+            <w:tcW w:type="dxa" w:w="2268"/>
           </w:tcPr>
           <w:p>
             <w:pPr>
@@ -12772,7 +16478,7 @@
         </w:trPr>
         <w:tc>
           <w:tcPr>
-            <w:tcW w:type="dxa" w:w="3402"/>
+            <w:tcW w:type="dxa" w:w="2948"/>
           </w:tcPr>
           <w:p>
             <w:pPr>
@@ -12794,7 +16500,7 @@
         </w:tc>
         <w:tc>
           <w:tcPr>
-            <w:tcW w:type="dxa" w:w="2041"/>
+            <w:tcW w:type="dxa" w:w="1247"/>
           </w:tcPr>
           <w:p>
             <w:pPr>
@@ -12810,13 +16516,13 @@
                 <w:sz w:val="20"/>
                 <w:szCs w:val="20"/>
               </w:rPr>
-              <w:t>مدير تقنية المعلومات</w:t>
-            </w:r>
-          </w:p>
-        </w:tc>
-        <w:tc>
-          <w:tcPr>
-            <w:tcW w:type="dxa" w:w="1587"/>
+              <w:t>منع التكرار</w:t>
+            </w:r>
+          </w:p>
+        </w:tc>
+        <w:tc>
+          <w:tcPr>
+            <w:tcW w:type="dxa" w:w="1814"/>
           </w:tcPr>
           <w:p>
             <w:pPr>
@@ -12832,13 +16538,35 @@
                 <w:sz w:val="20"/>
                 <w:szCs w:val="20"/>
               </w:rPr>
+              <w:t>مدير تقنية المعلومات</w:t>
+            </w:r>
+          </w:p>
+        </w:tc>
+        <w:tc>
+          <w:tcPr>
+            <w:tcW w:type="dxa" w:w="1361"/>
+          </w:tcPr>
+          <w:p>
+            <w:pPr>
+              <w:bidi/>
+              <w:spacing w:after="20" w:line="252" w:lineRule="auto"/>
+            </w:pPr>
+            <w:r/>
+            <w:r>
+              <w:rPr>
+                <w:rFonts w:ascii="Arial" w:hAnsi="Arial" w:cs="Arial" w:eastAsia="Arial"/>
+                <w:b w:val="0"/>
+                <w:bCs w:val="0"/>
+                <w:sz w:val="20"/>
+                <w:szCs w:val="20"/>
+              </w:rPr>
               <w:t>بدءاً من الشهر القادم</w:t>
             </w:r>
           </w:p>
         </w:tc>
         <w:tc>
           <w:tcPr>
-            <w:tcW w:type="dxa" w:w="2608"/>
+            <w:tcW w:type="dxa" w:w="2268"/>
           </w:tcPr>
           <w:p>
             <w:pPr>
@@ -13274,10 +17002,11 @@
         <w:tblLook w:firstColumn="1" w:firstRow="1" w:lastColumn="0" w:lastRow="0" w:noHBand="0" w:noVBand="1" w:val="04A0"/>
       </w:tblPr>
       <w:tblGrid>
-        <w:gridCol w:w="3401"/>
-        <w:gridCol w:w="2040"/>
-        <w:gridCol w:w="1587"/>
-        <w:gridCol w:w="2607"/>
+        <w:gridCol w:w="2948"/>
+        <w:gridCol w:w="1247"/>
+        <w:gridCol w:w="1814"/>
+        <w:gridCol w:w="1360"/>
+        <w:gridCol w:w="2267"/>
       </w:tblGrid>
       <w:tr>
         <w:trPr>
@@ -13286,7 +17015,7 @@
         </w:trPr>
         <w:tc>
           <w:tcPr>
-            <w:tcW w:type="dxa" w:w="3402"/>
+            <w:tcW w:type="dxa" w:w="2948"/>
             <w:shd w:val="clear" w:color="auto" w:fill="D9E2F3"/>
           </w:tcPr>
           <w:p>
@@ -13309,7 +17038,7 @@
         </w:tc>
         <w:tc>
           <w:tcPr>
-            <w:tcW w:type="dxa" w:w="2041"/>
+            <w:tcW w:type="dxa" w:w="1247"/>
             <w:shd w:val="clear" w:color="auto" w:fill="D9E2F3"/>
           </w:tcPr>
           <w:p>
@@ -13326,13 +17055,13 @@
                 <w:sz w:val="20"/>
                 <w:szCs w:val="20"/>
               </w:rPr>
-              <w:t>المالك</w:t>
-            </w:r>
-          </w:p>
-        </w:tc>
-        <w:tc>
-          <w:tcPr>
-            <w:tcW w:type="dxa" w:w="1587"/>
+              <w:t>النوع</w:t>
+            </w:r>
+          </w:p>
+        </w:tc>
+        <w:tc>
+          <w:tcPr>
+            <w:tcW w:type="dxa" w:w="1814"/>
             <w:shd w:val="clear" w:color="auto" w:fill="D9E2F3"/>
           </w:tcPr>
           <w:p>
@@ -13349,13 +17078,36 @@
                 <w:sz w:val="20"/>
                 <w:szCs w:val="20"/>
               </w:rPr>
+              <w:t>المالك</w:t>
+            </w:r>
+          </w:p>
+        </w:tc>
+        <w:tc>
+          <w:tcPr>
+            <w:tcW w:type="dxa" w:w="1361"/>
+            <w:shd w:val="clear" w:color="auto" w:fill="D9E2F3"/>
+          </w:tcPr>
+          <w:p>
+            <w:pPr>
+              <w:bidi/>
+              <w:spacing w:after="20" w:line="252" w:lineRule="auto"/>
+            </w:pPr>
+            <w:r/>
+            <w:r>
+              <w:rPr>
+                <w:rFonts w:ascii="Arial" w:hAnsi="Arial" w:cs="Arial" w:eastAsia="Arial"/>
+                <w:b w:val="1"/>
+                <w:bCs w:val="1"/>
+                <w:sz w:val="20"/>
+                <w:szCs w:val="20"/>
+              </w:rPr>
               <w:t>الموعد</w:t>
             </w:r>
           </w:p>
         </w:tc>
         <w:tc>
           <w:tcPr>
-            <w:tcW w:type="dxa" w:w="2608"/>
+            <w:tcW w:type="dxa" w:w="2268"/>
             <w:shd w:val="clear" w:color="auto" w:fill="D9E2F3"/>
           </w:tcPr>
           <w:p>
@@ -13384,43 +17136,55 @@
         </w:trPr>
         <w:tc>
           <w:tcPr>
-            <w:tcW w:type="dxa" w:w="3402"/>
-          </w:tcPr>
-          <w:p>
-            <w:pPr>
-              <w:bidi/>
-              <w:spacing w:after="20" w:line="252" w:lineRule="auto"/>
-            </w:pPr>
-            <w:r/>
-          </w:p>
-        </w:tc>
-        <w:tc>
-          <w:tcPr>
-            <w:tcW w:type="dxa" w:w="2041"/>
-          </w:tcPr>
-          <w:p>
-            <w:pPr>
-              <w:bidi/>
-              <w:spacing w:after="20" w:line="252" w:lineRule="auto"/>
-            </w:pPr>
-            <w:r/>
-          </w:p>
-        </w:tc>
-        <w:tc>
-          <w:tcPr>
-            <w:tcW w:type="dxa" w:w="1587"/>
-          </w:tcPr>
-          <w:p>
-            <w:pPr>
-              <w:bidi/>
-              <w:spacing w:after="20" w:line="252" w:lineRule="auto"/>
-            </w:pPr>
-            <w:r/>
-          </w:p>
-        </w:tc>
-        <w:tc>
-          <w:tcPr>
-            <w:tcW w:type="dxa" w:w="2608"/>
+            <w:tcW w:type="dxa" w:w="2948"/>
+          </w:tcPr>
+          <w:p>
+            <w:pPr>
+              <w:bidi/>
+              <w:spacing w:after="20" w:line="252" w:lineRule="auto"/>
+            </w:pPr>
+            <w:r/>
+          </w:p>
+        </w:tc>
+        <w:tc>
+          <w:tcPr>
+            <w:tcW w:type="dxa" w:w="1247"/>
+          </w:tcPr>
+          <w:p>
+            <w:pPr>
+              <w:bidi/>
+              <w:spacing w:after="20" w:line="252" w:lineRule="auto"/>
+            </w:pPr>
+            <w:r/>
+          </w:p>
+        </w:tc>
+        <w:tc>
+          <w:tcPr>
+            <w:tcW w:type="dxa" w:w="1814"/>
+          </w:tcPr>
+          <w:p>
+            <w:pPr>
+              <w:bidi/>
+              <w:spacing w:after="20" w:line="252" w:lineRule="auto"/>
+            </w:pPr>
+            <w:r/>
+          </w:p>
+        </w:tc>
+        <w:tc>
+          <w:tcPr>
+            <w:tcW w:type="dxa" w:w="1361"/>
+          </w:tcPr>
+          <w:p>
+            <w:pPr>
+              <w:bidi/>
+              <w:spacing w:after="20" w:line="252" w:lineRule="auto"/>
+            </w:pPr>
+            <w:r/>
+          </w:p>
+        </w:tc>
+        <w:tc>
+          <w:tcPr>
+            <w:tcW w:type="dxa" w:w="2268"/>
           </w:tcPr>
           <w:p>
             <w:pPr>
@@ -13438,43 +17202,55 @@
         </w:trPr>
         <w:tc>
           <w:tcPr>
-            <w:tcW w:type="dxa" w:w="3402"/>
-          </w:tcPr>
-          <w:p>
-            <w:pPr>
-              <w:bidi/>
-              <w:spacing w:after="20" w:line="252" w:lineRule="auto"/>
-            </w:pPr>
-            <w:r/>
-          </w:p>
-        </w:tc>
-        <w:tc>
-          <w:tcPr>
-            <w:tcW w:type="dxa" w:w="2041"/>
-          </w:tcPr>
-          <w:p>
-            <w:pPr>
-              <w:bidi/>
-              <w:spacing w:after="20" w:line="252" w:lineRule="auto"/>
-            </w:pPr>
-            <w:r/>
-          </w:p>
-        </w:tc>
-        <w:tc>
-          <w:tcPr>
-            <w:tcW w:type="dxa" w:w="1587"/>
-          </w:tcPr>
-          <w:p>
-            <w:pPr>
-              <w:bidi/>
-              <w:spacing w:after="20" w:line="252" w:lineRule="auto"/>
-            </w:pPr>
-            <w:r/>
-          </w:p>
-        </w:tc>
-        <w:tc>
-          <w:tcPr>
-            <w:tcW w:type="dxa" w:w="2608"/>
+            <w:tcW w:type="dxa" w:w="2948"/>
+          </w:tcPr>
+          <w:p>
+            <w:pPr>
+              <w:bidi/>
+              <w:spacing w:after="20" w:line="252" w:lineRule="auto"/>
+            </w:pPr>
+            <w:r/>
+          </w:p>
+        </w:tc>
+        <w:tc>
+          <w:tcPr>
+            <w:tcW w:type="dxa" w:w="1247"/>
+          </w:tcPr>
+          <w:p>
+            <w:pPr>
+              <w:bidi/>
+              <w:spacing w:after="20" w:line="252" w:lineRule="auto"/>
+            </w:pPr>
+            <w:r/>
+          </w:p>
+        </w:tc>
+        <w:tc>
+          <w:tcPr>
+            <w:tcW w:type="dxa" w:w="1814"/>
+          </w:tcPr>
+          <w:p>
+            <w:pPr>
+              <w:bidi/>
+              <w:spacing w:after="20" w:line="252" w:lineRule="auto"/>
+            </w:pPr>
+            <w:r/>
+          </w:p>
+        </w:tc>
+        <w:tc>
+          <w:tcPr>
+            <w:tcW w:type="dxa" w:w="1361"/>
+          </w:tcPr>
+          <w:p>
+            <w:pPr>
+              <w:bidi/>
+              <w:spacing w:after="20" w:line="252" w:lineRule="auto"/>
+            </w:pPr>
+            <w:r/>
+          </w:p>
+        </w:tc>
+        <w:tc>
+          <w:tcPr>
+            <w:tcW w:type="dxa" w:w="2268"/>
           </w:tcPr>
           <w:p>
             <w:pPr>
@@ -13492,43 +17268,55 @@
         </w:trPr>
         <w:tc>
           <w:tcPr>
-            <w:tcW w:type="dxa" w:w="3402"/>
-          </w:tcPr>
-          <w:p>
-            <w:pPr>
-              <w:bidi/>
-              <w:spacing w:after="20" w:line="252" w:lineRule="auto"/>
-            </w:pPr>
-            <w:r/>
-          </w:p>
-        </w:tc>
-        <w:tc>
-          <w:tcPr>
-            <w:tcW w:type="dxa" w:w="2041"/>
-          </w:tcPr>
-          <w:p>
-            <w:pPr>
-              <w:bidi/>
-              <w:spacing w:after="20" w:line="252" w:lineRule="auto"/>
-            </w:pPr>
-            <w:r/>
-          </w:p>
-        </w:tc>
-        <w:tc>
-          <w:tcPr>
-            <w:tcW w:type="dxa" w:w="1587"/>
-          </w:tcPr>
-          <w:p>
-            <w:pPr>
-              <w:bidi/>
-              <w:spacing w:after="20" w:line="252" w:lineRule="auto"/>
-            </w:pPr>
-            <w:r/>
-          </w:p>
-        </w:tc>
-        <w:tc>
-          <w:tcPr>
-            <w:tcW w:type="dxa" w:w="2608"/>
+            <w:tcW w:type="dxa" w:w="2948"/>
+          </w:tcPr>
+          <w:p>
+            <w:pPr>
+              <w:bidi/>
+              <w:spacing w:after="20" w:line="252" w:lineRule="auto"/>
+            </w:pPr>
+            <w:r/>
+          </w:p>
+        </w:tc>
+        <w:tc>
+          <w:tcPr>
+            <w:tcW w:type="dxa" w:w="1247"/>
+          </w:tcPr>
+          <w:p>
+            <w:pPr>
+              <w:bidi/>
+              <w:spacing w:after="20" w:line="252" w:lineRule="auto"/>
+            </w:pPr>
+            <w:r/>
+          </w:p>
+        </w:tc>
+        <w:tc>
+          <w:tcPr>
+            <w:tcW w:type="dxa" w:w="1814"/>
+          </w:tcPr>
+          <w:p>
+            <w:pPr>
+              <w:bidi/>
+              <w:spacing w:after="20" w:line="252" w:lineRule="auto"/>
+            </w:pPr>
+            <w:r/>
+          </w:p>
+        </w:tc>
+        <w:tc>
+          <w:tcPr>
+            <w:tcW w:type="dxa" w:w="1361"/>
+          </w:tcPr>
+          <w:p>
+            <w:pPr>
+              <w:bidi/>
+              <w:spacing w:after="20" w:line="252" w:lineRule="auto"/>
+            </w:pPr>
+            <w:r/>
+          </w:p>
+        </w:tc>
+        <w:tc>
+          <w:tcPr>
+            <w:tcW w:type="dxa" w:w="2268"/>
           </w:tcPr>
           <w:p>
             <w:pPr>
@@ -13546,43 +17334,55 @@
         </w:trPr>
         <w:tc>
           <w:tcPr>
-            <w:tcW w:type="dxa" w:w="3402"/>
-          </w:tcPr>
-          <w:p>
-            <w:pPr>
-              <w:bidi/>
-              <w:spacing w:after="20" w:line="252" w:lineRule="auto"/>
-            </w:pPr>
-            <w:r/>
-          </w:p>
-        </w:tc>
-        <w:tc>
-          <w:tcPr>
-            <w:tcW w:type="dxa" w:w="2041"/>
-          </w:tcPr>
-          <w:p>
-            <w:pPr>
-              <w:bidi/>
-              <w:spacing w:after="20" w:line="252" w:lineRule="auto"/>
-            </w:pPr>
-            <w:r/>
-          </w:p>
-        </w:tc>
-        <w:tc>
-          <w:tcPr>
-            <w:tcW w:type="dxa" w:w="1587"/>
-          </w:tcPr>
-          <w:p>
-            <w:pPr>
-              <w:bidi/>
-              <w:spacing w:after="20" w:line="252" w:lineRule="auto"/>
-            </w:pPr>
-            <w:r/>
-          </w:p>
-        </w:tc>
-        <w:tc>
-          <w:tcPr>
-            <w:tcW w:type="dxa" w:w="2608"/>
+            <w:tcW w:type="dxa" w:w="2948"/>
+          </w:tcPr>
+          <w:p>
+            <w:pPr>
+              <w:bidi/>
+              <w:spacing w:after="20" w:line="252" w:lineRule="auto"/>
+            </w:pPr>
+            <w:r/>
+          </w:p>
+        </w:tc>
+        <w:tc>
+          <w:tcPr>
+            <w:tcW w:type="dxa" w:w="1247"/>
+          </w:tcPr>
+          <w:p>
+            <w:pPr>
+              <w:bidi/>
+              <w:spacing w:after="20" w:line="252" w:lineRule="auto"/>
+            </w:pPr>
+            <w:r/>
+          </w:p>
+        </w:tc>
+        <w:tc>
+          <w:tcPr>
+            <w:tcW w:type="dxa" w:w="1814"/>
+          </w:tcPr>
+          <w:p>
+            <w:pPr>
+              <w:bidi/>
+              <w:spacing w:after="20" w:line="252" w:lineRule="auto"/>
+            </w:pPr>
+            <w:r/>
+          </w:p>
+        </w:tc>
+        <w:tc>
+          <w:tcPr>
+            <w:tcW w:type="dxa" w:w="1361"/>
+          </w:tcPr>
+          <w:p>
+            <w:pPr>
+              <w:bidi/>
+              <w:spacing w:after="20" w:line="252" w:lineRule="auto"/>
+            </w:pPr>
+            <w:r/>
+          </w:p>
+        </w:tc>
+        <w:tc>
+          <w:tcPr>
+            <w:tcW w:type="dxa" w:w="2268"/>
           </w:tcPr>
           <w:p>
             <w:pPr>
@@ -13598,6 +17398,21 @@
       <w:pPr>
         <w:spacing w:after="40"/>
       </w:pPr>
+    </w:p>
+    <w:p>
+      <w:pPr>
+        <w:bidi/>
+      </w:pPr>
+      <w:r>
+        <w:rPr>
+          <w:rFonts w:ascii="Arial" w:hAnsi="Arial" w:cs="Arial" w:eastAsia="Arial"/>
+          <w:b w:val="0"/>
+          <w:bCs w:val="0"/>
+          <w:sz w:val="20"/>
+          <w:szCs w:val="20"/>
+        </w:rPr>
+        <w:t>النوع: «معالجة الحالة» تزيل الخطر الآن، و«منع التكرار» يعالج السبب. تحتاج خطتك الاثنين.</w:t>
+      </w:r>
     </w:p>
     <w:tbl>
       <w:tblPr>
@@ -13821,7 +17636,7 @@
                 <w:sz w:val="20"/>
                 <w:szCs w:val="20"/>
               </w:rPr>
-              <w:t>الشريحة 98، والإجابة في الشريحتين 99 و100</w:t>
+              <w:t>الشريحة 116، والإجابة في الشريحتين 117 و118</w:t>
             </w:r>
           </w:p>
         </w:tc>
@@ -13921,7 +17736,7 @@
                 <w:sz w:val="20"/>
                 <w:szCs w:val="20"/>
               </w:rPr>
-              <w:t>أسئلة الانطباق في الشريحة 97</w:t>
+              <w:t>أسئلة الانطباق في الشريحة 115</w:t>
             </w:r>
           </w:p>
         </w:tc>
@@ -14659,7 +18474,7 @@
                 <w:sz w:val="20"/>
                 <w:szCs w:val="20"/>
               </w:rPr>
-              <w:t>الشريحة 118، والإجابة في الشريحة 119</w:t>
+              <w:t>الشريحة 136، والإجابة في الشريحة 137</w:t>
             </w:r>
           </w:p>
         </w:tc>
@@ -14759,7 +18574,7 @@
                 <w:sz w:val="20"/>
                 <w:szCs w:val="20"/>
               </w:rPr>
-              <w:t>مقارنة الخبرة في الشريحة 114، وطريقة الاختيار في الشريحة 115</w:t>
+              <w:t>مقارنة الخبرة في الشريحة 132، وطريقة الاختيار في الشريحة 133</w:t>
             </w:r>
           </w:p>
         </w:tc>
@@ -15299,7 +19114,7 @@
                 <w:sz w:val="20"/>
                 <w:szCs w:val="20"/>
               </w:rPr>
-              <w:t>الشريحة 125، والإجابة في الشريحة 126</w:t>
+              <w:t>الشريحة 143، والإجابة في الشريحة 144</w:t>
             </w:r>
           </w:p>
         </w:tc>
@@ -15811,7 +19626,7 @@
                 <w:sz w:val="20"/>
                 <w:szCs w:val="20"/>
               </w:rPr>
-              <w:t>الشريحة 134، والإجابة في الشريحة 135</w:t>
+              <w:t>الشريحة 152، والإجابة في الشريحة 153</w:t>
             </w:r>
           </w:p>
         </w:tc>
@@ -15911,7 +19726,7 @@
                 <w:sz w:val="20"/>
                 <w:szCs w:val="20"/>
               </w:rPr>
-              <w:t>معادلة السطر في الشريحة 131</w:t>
+              <w:t>معادلة السطر في الشريحة 149</w:t>
             </w:r>
           </w:p>
         </w:tc>
@@ -16257,7 +20072,7 @@
                 <w:sz w:val="20"/>
                 <w:szCs w:val="20"/>
               </w:rPr>
-              <w:t>الشريحة 142، والإجابة في الشريحة 143</w:t>
+              <w:t>الشريحة 161، والإجابة في الشريحة 162</w:t>
             </w:r>
           </w:p>
         </w:tc>
@@ -16357,7 +20172,7 @@
                 <w:sz w:val="20"/>
                 <w:szCs w:val="20"/>
               </w:rPr>
-              <w:t>الشريحتين 138 و139</w:t>
+              <w:t>الشريحتين 157 و158</w:t>
             </w:r>
           </w:p>
         </w:tc>
@@ -16624,7 +20439,7 @@
                 <w:sz w:val="20"/>
                 <w:szCs w:val="20"/>
               </w:rPr>
-              <w:t>الشريحة 148، والإجابة في الشريحة 149</w:t>
+              <w:t>الشريحة 167، والإجابة في الشريحة 168</w:t>
             </w:r>
           </w:p>
         </w:tc>
@@ -16724,7 +20539,7 @@
                 <w:sz w:val="20"/>
                 <w:szCs w:val="20"/>
               </w:rPr>
-              <w:t>المثال المحلول في الشريحة 147، وإجاباتك في التطبيقين 3 و4</w:t>
+              <w:t>المثال المحلول في الشريحة 166، وإجاباتك في التطبيقين 3 و4</w:t>
             </w:r>
           </w:p>
         </w:tc>

--- a/GRC_Beginner_Course/02_الكراسة_والإجابات/كراسة_التمارين_كيف_تبدأ_في_GRC.docx
+++ b/GRC_Beginner_Course/02_الكراسة_والإجابات/كراسة_التمارين_كيف_تبدأ_في_GRC.docx
@@ -53,7 +53,7 @@
           <w:sz w:val="24"/>
           <w:szCs w:val="24"/>
         </w:rPr>
-        <w:t>كيف تبدأ في GRC · 12 تمريناً، منها 4 تطبيقات موجهة على شركة واحدة</w:t>
+        <w:t>كيف تبدأ في GRC · 17 تمريناً، منها 4 تطبيقات موجهة، و9 اختبارات قصيرة، وتقييم ختامي</w:t>
       </w:r>
     </w:p>
     <w:p>
@@ -4034,6 +4034,800 @@
       </w:pPr>
     </w:p>
     <w:p>
+      <w:pPr>
+        <w:pStyle w:val="Heading2"/>
+        <w:bidi/>
+      </w:pPr>
+      <w:r>
+        <w:rPr>
+          <w:rFonts w:ascii="Arial" w:hAnsi="Arial" w:cs="Arial" w:eastAsia="Arial"/>
+          <w:b w:val="0"/>
+          <w:bCs w:val="0"/>
+        </w:rPr>
+        <w:t>الأسئلة الأربعة لأي مفهوم تقني</w:t>
+      </w:r>
+    </w:p>
+    <w:tbl>
+      <w:tblPr>
+        <w:tblStyle w:val="TableGrid"/>
+        <w:bidiVisual/>
+        <w:tblW w:type="dxa" w:w="9637"/>
+        <w:jc w:val="center"/>
+        <w:tblLayout w:type="fixed"/>
+        <w:tblLook w:firstColumn="1" w:firstRow="1" w:lastColumn="0" w:lastRow="0" w:noHBand="0" w:noVBand="1" w:val="04A0"/>
+      </w:tblPr>
+      <w:tblGrid>
+        <w:gridCol w:w="2267"/>
+        <w:gridCol w:w="7370"/>
+      </w:tblGrid>
+      <w:tr>
+        <w:trPr>
+          <w:cantSplit/>
+          <w:tblHeader/>
+        </w:trPr>
+        <w:tc>
+          <w:tcPr>
+            <w:tcW w:type="dxa" w:w="2268"/>
+            <w:shd w:val="clear" w:color="auto" w:fill="D9E2F3"/>
+          </w:tcPr>
+          <w:p>
+            <w:pPr>
+              <w:bidi/>
+              <w:spacing w:after="20" w:line="252" w:lineRule="auto"/>
+            </w:pPr>
+            <w:r/>
+            <w:r>
+              <w:rPr>
+                <w:rFonts w:ascii="Arial" w:hAnsi="Arial" w:cs="Arial" w:eastAsia="Arial"/>
+                <w:b w:val="1"/>
+                <w:bCs w:val="1"/>
+                <w:sz w:val="20"/>
+                <w:szCs w:val="20"/>
+              </w:rPr>
+              <w:t>السؤال</w:t>
+            </w:r>
+          </w:p>
+        </w:tc>
+        <w:tc>
+          <w:tcPr>
+            <w:tcW w:type="dxa" w:w="7370"/>
+            <w:shd w:val="clear" w:color="auto" w:fill="D9E2F3"/>
+          </w:tcPr>
+          <w:p>
+            <w:pPr>
+              <w:bidi/>
+              <w:spacing w:after="20" w:line="252" w:lineRule="auto"/>
+            </w:pPr>
+            <w:r/>
+            <w:r>
+              <w:rPr>
+                <w:rFonts w:ascii="Arial" w:hAnsi="Arial" w:cs="Arial" w:eastAsia="Arial"/>
+                <w:b w:val="1"/>
+                <w:bCs w:val="1"/>
+                <w:sz w:val="20"/>
+                <w:szCs w:val="20"/>
+              </w:rPr>
+              <w:t>ما تكتبه</w:t>
+            </w:r>
+          </w:p>
+        </w:tc>
+      </w:tr>
+      <w:tr>
+        <w:trPr>
+          <w:cantSplit/>
+        </w:trPr>
+        <w:tc>
+          <w:tcPr>
+            <w:tcW w:type="dxa" w:w="2268"/>
+          </w:tcPr>
+          <w:p>
+            <w:pPr>
+              <w:bidi/>
+              <w:spacing w:after="20" w:line="252" w:lineRule="auto"/>
+            </w:pPr>
+            <w:r/>
+            <w:r>
+              <w:rPr>
+                <w:rFonts w:ascii="Arial" w:hAnsi="Arial" w:cs="Arial" w:eastAsia="Arial"/>
+                <w:b w:val="0"/>
+                <w:bCs w:val="0"/>
+                <w:sz w:val="20"/>
+                <w:szCs w:val="20"/>
+              </w:rPr>
+              <w:t>ما هو؟</w:t>
+            </w:r>
+          </w:p>
+        </w:tc>
+        <w:tc>
+          <w:tcPr>
+            <w:tcW w:type="dxa" w:w="7370"/>
+          </w:tcPr>
+          <w:p>
+            <w:pPr>
+              <w:bidi/>
+              <w:spacing w:after="20" w:line="252" w:lineRule="auto"/>
+            </w:pPr>
+            <w:r/>
+            <w:r>
+              <w:rPr>
+                <w:rFonts w:ascii="Arial" w:hAnsi="Arial" w:cs="Arial" w:eastAsia="Arial"/>
+                <w:b w:val="0"/>
+                <w:bCs w:val="0"/>
+                <w:sz w:val="20"/>
+                <w:szCs w:val="20"/>
+              </w:rPr>
+              <w:t>تعريف بجملة، بلا إعداد.</w:t>
+            </w:r>
+          </w:p>
+        </w:tc>
+      </w:tr>
+      <w:tr>
+        <w:trPr>
+          <w:cantSplit/>
+        </w:trPr>
+        <w:tc>
+          <w:tcPr>
+            <w:tcW w:type="dxa" w:w="2268"/>
+          </w:tcPr>
+          <w:p>
+            <w:pPr>
+              <w:bidi/>
+              <w:spacing w:after="20" w:line="252" w:lineRule="auto"/>
+            </w:pPr>
+            <w:r/>
+            <w:r>
+              <w:rPr>
+                <w:rFonts w:ascii="Arial" w:hAnsi="Arial" w:cs="Arial" w:eastAsia="Arial"/>
+                <w:b w:val="0"/>
+                <w:bCs w:val="0"/>
+                <w:sz w:val="20"/>
+                <w:szCs w:val="20"/>
+              </w:rPr>
+              <w:t>ما الخطر؟</w:t>
+            </w:r>
+          </w:p>
+        </w:tc>
+        <w:tc>
+          <w:tcPr>
+            <w:tcW w:type="dxa" w:w="7370"/>
+          </w:tcPr>
+          <w:p>
+            <w:pPr>
+              <w:bidi/>
+              <w:spacing w:after="20" w:line="252" w:lineRule="auto"/>
+            </w:pPr>
+            <w:r/>
+            <w:r>
+              <w:rPr>
+                <w:rFonts w:ascii="Arial" w:hAnsi="Arial" w:cs="Arial" w:eastAsia="Arial"/>
+                <w:b w:val="0"/>
+                <w:bCs w:val="0"/>
+                <w:sz w:val="20"/>
+                <w:szCs w:val="20"/>
+              </w:rPr>
+              <w:t>ما قد يحدث لو غاب أو ضعف.</w:t>
+            </w:r>
+          </w:p>
+        </w:tc>
+      </w:tr>
+      <w:tr>
+        <w:trPr>
+          <w:cantSplit/>
+        </w:trPr>
+        <w:tc>
+          <w:tcPr>
+            <w:tcW w:type="dxa" w:w="2268"/>
+          </w:tcPr>
+          <w:p>
+            <w:pPr>
+              <w:bidi/>
+              <w:spacing w:after="20" w:line="252" w:lineRule="auto"/>
+            </w:pPr>
+            <w:r/>
+            <w:r>
+              <w:rPr>
+                <w:rFonts w:ascii="Arial" w:hAnsi="Arial" w:cs="Arial" w:eastAsia="Arial"/>
+                <w:b w:val="0"/>
+                <w:bCs w:val="0"/>
+                <w:sz w:val="20"/>
+                <w:szCs w:val="20"/>
+              </w:rPr>
+              <w:t>ما الضابط؟</w:t>
+            </w:r>
+          </w:p>
+        </w:tc>
+        <w:tc>
+          <w:tcPr>
+            <w:tcW w:type="dxa" w:w="7370"/>
+          </w:tcPr>
+          <w:p>
+            <w:pPr>
+              <w:bidi/>
+              <w:spacing w:after="20" w:line="252" w:lineRule="auto"/>
+            </w:pPr>
+            <w:r/>
+            <w:r>
+              <w:rPr>
+                <w:rFonts w:ascii="Arial" w:hAnsi="Arial" w:cs="Arial" w:eastAsia="Arial"/>
+                <w:b w:val="0"/>
+                <w:bCs w:val="0"/>
+                <w:sz w:val="20"/>
+                <w:szCs w:val="20"/>
+              </w:rPr>
+              <w:t>ما يعالج الخطر، ومن أي مرجع.</w:t>
+            </w:r>
+          </w:p>
+        </w:tc>
+      </w:tr>
+      <w:tr>
+        <w:trPr>
+          <w:cantSplit/>
+        </w:trPr>
+        <w:tc>
+          <w:tcPr>
+            <w:tcW w:type="dxa" w:w="2268"/>
+          </w:tcPr>
+          <w:p>
+            <w:pPr>
+              <w:bidi/>
+              <w:spacing w:after="20" w:line="252" w:lineRule="auto"/>
+            </w:pPr>
+            <w:r/>
+            <w:r>
+              <w:rPr>
+                <w:rFonts w:ascii="Arial" w:hAnsi="Arial" w:cs="Arial" w:eastAsia="Arial"/>
+                <w:b w:val="0"/>
+                <w:bCs w:val="0"/>
+                <w:sz w:val="20"/>
+                <w:szCs w:val="20"/>
+              </w:rPr>
+              <w:t>ما الدليل؟</w:t>
+            </w:r>
+          </w:p>
+        </w:tc>
+        <w:tc>
+          <w:tcPr>
+            <w:tcW w:type="dxa" w:w="7370"/>
+          </w:tcPr>
+          <w:p>
+            <w:pPr>
+              <w:bidi/>
+              <w:spacing w:after="20" w:line="252" w:lineRule="auto"/>
+            </w:pPr>
+            <w:r/>
+            <w:r>
+              <w:rPr>
+                <w:rFonts w:ascii="Arial" w:hAnsi="Arial" w:cs="Arial" w:eastAsia="Arial"/>
+                <w:b w:val="0"/>
+                <w:bCs w:val="0"/>
+                <w:sz w:val="20"/>
+                <w:szCs w:val="20"/>
+              </w:rPr>
+              <w:t>ما تطلبه لتتأكد أنه يعمل.</w:t>
+            </w:r>
+          </w:p>
+        </w:tc>
+      </w:tr>
+    </w:tbl>
+    <w:p>
+      <w:pPr>
+        <w:spacing w:after="40"/>
+      </w:pPr>
+    </w:p>
+    <w:p>
+      <w:pPr>
+        <w:pStyle w:val="Heading2"/>
+        <w:bidi/>
+      </w:pPr>
+      <w:r>
+        <w:rPr>
+          <w:rFonts w:ascii="Arial" w:hAnsi="Arial" w:cs="Arial" w:eastAsia="Arial"/>
+          <w:b w:val="0"/>
+          <w:bCs w:val="0"/>
+        </w:rPr>
+        <w:t>ثلاث فجوات مختلفة</w:t>
+      </w:r>
+    </w:p>
+    <w:tbl>
+      <w:tblPr>
+        <w:tblStyle w:val="TableGrid"/>
+        <w:bidiVisual/>
+        <w:tblW w:type="dxa" w:w="9637"/>
+        <w:jc w:val="center"/>
+        <w:tblLayout w:type="fixed"/>
+        <w:tblLook w:firstColumn="1" w:firstRow="1" w:lastColumn="0" w:lastRow="0" w:noHBand="0" w:noVBand="1" w:val="04A0"/>
+      </w:tblPr>
+      <w:tblGrid>
+        <w:gridCol w:w="2267"/>
+        <w:gridCol w:w="7370"/>
+      </w:tblGrid>
+      <w:tr>
+        <w:trPr>
+          <w:cantSplit/>
+          <w:tblHeader/>
+        </w:trPr>
+        <w:tc>
+          <w:tcPr>
+            <w:tcW w:type="dxa" w:w="2268"/>
+            <w:shd w:val="clear" w:color="auto" w:fill="D9E2F3"/>
+          </w:tcPr>
+          <w:p>
+            <w:pPr>
+              <w:bidi/>
+              <w:spacing w:after="20" w:line="252" w:lineRule="auto"/>
+            </w:pPr>
+            <w:r/>
+            <w:r>
+              <w:rPr>
+                <w:rFonts w:ascii="Arial" w:hAnsi="Arial" w:cs="Arial" w:eastAsia="Arial"/>
+                <w:b w:val="1"/>
+                <w:bCs w:val="1"/>
+                <w:sz w:val="20"/>
+                <w:szCs w:val="20"/>
+              </w:rPr>
+              <w:t>النوع</w:t>
+            </w:r>
+          </w:p>
+        </w:tc>
+        <w:tc>
+          <w:tcPr>
+            <w:tcW w:type="dxa" w:w="7370"/>
+            <w:shd w:val="clear" w:color="auto" w:fill="D9E2F3"/>
+          </w:tcPr>
+          <w:p>
+            <w:pPr>
+              <w:bidi/>
+              <w:spacing w:after="20" w:line="252" w:lineRule="auto"/>
+            </w:pPr>
+            <w:r/>
+            <w:r>
+              <w:rPr>
+                <w:rFonts w:ascii="Arial" w:hAnsi="Arial" w:cs="Arial" w:eastAsia="Arial"/>
+                <w:b w:val="1"/>
+                <w:bCs w:val="1"/>
+                <w:sz w:val="20"/>
+                <w:szCs w:val="20"/>
+              </w:rPr>
+              <w:t>السؤال</w:t>
+            </w:r>
+          </w:p>
+        </w:tc>
+      </w:tr>
+      <w:tr>
+        <w:trPr>
+          <w:cantSplit/>
+        </w:trPr>
+        <w:tc>
+          <w:tcPr>
+            <w:tcW w:type="dxa" w:w="2268"/>
+          </w:tcPr>
+          <w:p>
+            <w:pPr>
+              <w:bidi/>
+              <w:spacing w:after="20" w:line="252" w:lineRule="auto"/>
+            </w:pPr>
+            <w:r/>
+            <w:r>
+              <w:rPr>
+                <w:rFonts w:ascii="Arial" w:hAnsi="Arial" w:cs="Arial" w:eastAsia="Arial"/>
+                <w:b w:val="0"/>
+                <w:bCs w:val="0"/>
+                <w:sz w:val="20"/>
+                <w:szCs w:val="20"/>
+              </w:rPr>
+              <w:t>ملاءمة التصميم</w:t>
+            </w:r>
+          </w:p>
+        </w:tc>
+        <w:tc>
+          <w:tcPr>
+            <w:tcW w:type="dxa" w:w="7370"/>
+          </w:tcPr>
+          <w:p>
+            <w:pPr>
+              <w:bidi/>
+              <w:spacing w:after="20" w:line="252" w:lineRule="auto"/>
+            </w:pPr>
+            <w:r/>
+            <w:r>
+              <w:rPr>
+                <w:rFonts w:ascii="Arial" w:hAnsi="Arial" w:cs="Arial" w:eastAsia="Arial"/>
+                <w:b w:val="0"/>
+                <w:bCs w:val="0"/>
+                <w:sz w:val="20"/>
+                <w:szCs w:val="20"/>
+              </w:rPr>
+              <w:t>هل الضابط، كما صُمّم، يغطي الخطر والنطاق المطلوبين؟</w:t>
+            </w:r>
+          </w:p>
+        </w:tc>
+      </w:tr>
+      <w:tr>
+        <w:trPr>
+          <w:cantSplit/>
+        </w:trPr>
+        <w:tc>
+          <w:tcPr>
+            <w:tcW w:type="dxa" w:w="2268"/>
+          </w:tcPr>
+          <w:p>
+            <w:pPr>
+              <w:bidi/>
+              <w:spacing w:after="20" w:line="252" w:lineRule="auto"/>
+            </w:pPr>
+            <w:r/>
+            <w:r>
+              <w:rPr>
+                <w:rFonts w:ascii="Arial" w:hAnsi="Arial" w:cs="Arial" w:eastAsia="Arial"/>
+                <w:b w:val="0"/>
+                <w:bCs w:val="0"/>
+                <w:sz w:val="20"/>
+                <w:szCs w:val="20"/>
+              </w:rPr>
+              <w:t>التنفيذ</w:t>
+            </w:r>
+          </w:p>
+        </w:tc>
+        <w:tc>
+          <w:tcPr>
+            <w:tcW w:type="dxa" w:w="7370"/>
+          </w:tcPr>
+          <w:p>
+            <w:pPr>
+              <w:bidi/>
+              <w:spacing w:after="20" w:line="252" w:lineRule="auto"/>
+            </w:pPr>
+            <w:r/>
+            <w:r>
+              <w:rPr>
+                <w:rFonts w:ascii="Arial" w:hAnsi="Arial" w:cs="Arial" w:eastAsia="Arial"/>
+                <w:b w:val="0"/>
+                <w:bCs w:val="0"/>
+                <w:sz w:val="20"/>
+                <w:szCs w:val="20"/>
+              </w:rPr>
+              <w:t>هل طبقت الجهة الضابط فعلاً كما صُمّم؟</w:t>
+            </w:r>
+          </w:p>
+        </w:tc>
+      </w:tr>
+      <w:tr>
+        <w:trPr>
+          <w:cantSplit/>
+        </w:trPr>
+        <w:tc>
+          <w:tcPr>
+            <w:tcW w:type="dxa" w:w="2268"/>
+          </w:tcPr>
+          <w:p>
+            <w:pPr>
+              <w:bidi/>
+              <w:spacing w:after="20" w:line="252" w:lineRule="auto"/>
+            </w:pPr>
+            <w:r/>
+            <w:r>
+              <w:rPr>
+                <w:rFonts w:ascii="Arial" w:hAnsi="Arial" w:cs="Arial" w:eastAsia="Arial"/>
+                <w:b w:val="0"/>
+                <w:bCs w:val="0"/>
+                <w:sz w:val="20"/>
+                <w:szCs w:val="20"/>
+              </w:rPr>
+              <w:t>فاعلية التشغيل</w:t>
+            </w:r>
+          </w:p>
+        </w:tc>
+        <w:tc>
+          <w:tcPr>
+            <w:tcW w:type="dxa" w:w="7370"/>
+          </w:tcPr>
+          <w:p>
+            <w:pPr>
+              <w:bidi/>
+              <w:spacing w:after="20" w:line="252" w:lineRule="auto"/>
+            </w:pPr>
+            <w:r/>
+            <w:r>
+              <w:rPr>
+                <w:rFonts w:ascii="Arial" w:hAnsi="Arial" w:cs="Arial" w:eastAsia="Arial"/>
+                <w:b w:val="0"/>
+                <w:bCs w:val="0"/>
+                <w:sz w:val="20"/>
+                <w:szCs w:val="20"/>
+              </w:rPr>
+              <w:t>هل عمل وفق تصميمه، وبالتكرار المطلوب، طوال الفترة؟</w:t>
+            </w:r>
+          </w:p>
+        </w:tc>
+      </w:tr>
+    </w:tbl>
+    <w:p>
+      <w:pPr>
+        <w:spacing w:after="40"/>
+      </w:pPr>
+    </w:p>
+    <w:p>
+      <w:pPr>
+        <w:pStyle w:val="Heading2"/>
+        <w:bidi/>
+      </w:pPr>
+      <w:r>
+        <w:rPr>
+          <w:rFonts w:ascii="Arial" w:hAnsi="Arial" w:cs="Arial" w:eastAsia="Arial"/>
+          <w:b w:val="0"/>
+          <w:bCs w:val="0"/>
+        </w:rPr>
+        <w:t>أنواع المؤشرات</w:t>
+      </w:r>
+    </w:p>
+    <w:tbl>
+      <w:tblPr>
+        <w:tblStyle w:val="TableGrid"/>
+        <w:bidiVisual/>
+        <w:tblW w:type="dxa" w:w="9637"/>
+        <w:jc w:val="center"/>
+        <w:tblLayout w:type="fixed"/>
+        <w:tblLook w:firstColumn="1" w:firstRow="1" w:lastColumn="0" w:lastRow="0" w:noHBand="0" w:noVBand="1" w:val="04A0"/>
+      </w:tblPr>
+      <w:tblGrid>
+        <w:gridCol w:w="2551"/>
+        <w:gridCol w:w="7086"/>
+      </w:tblGrid>
+      <w:tr>
+        <w:trPr>
+          <w:cantSplit/>
+          <w:tblHeader/>
+        </w:trPr>
+        <w:tc>
+          <w:tcPr>
+            <w:tcW w:type="dxa" w:w="2551"/>
+            <w:shd w:val="clear" w:color="auto" w:fill="D9E2F3"/>
+          </w:tcPr>
+          <w:p>
+            <w:pPr>
+              <w:bidi/>
+              <w:spacing w:after="20" w:line="252" w:lineRule="auto"/>
+            </w:pPr>
+            <w:r/>
+            <w:r>
+              <w:rPr>
+                <w:rFonts w:ascii="Arial" w:hAnsi="Arial" w:cs="Arial" w:eastAsia="Arial"/>
+                <w:b w:val="1"/>
+                <w:bCs w:val="1"/>
+                <w:sz w:val="20"/>
+                <w:szCs w:val="20"/>
+              </w:rPr>
+              <w:t>النوع</w:t>
+            </w:r>
+          </w:p>
+        </w:tc>
+        <w:tc>
+          <w:tcPr>
+            <w:tcW w:type="dxa" w:w="7087"/>
+            <w:shd w:val="clear" w:color="auto" w:fill="D9E2F3"/>
+          </w:tcPr>
+          <w:p>
+            <w:pPr>
+              <w:bidi/>
+              <w:spacing w:after="20" w:line="252" w:lineRule="auto"/>
+            </w:pPr>
+            <w:r/>
+            <w:r>
+              <w:rPr>
+                <w:rFonts w:ascii="Arial" w:hAnsi="Arial" w:cs="Arial" w:eastAsia="Arial"/>
+                <w:b w:val="1"/>
+                <w:bCs w:val="1"/>
+                <w:sz w:val="20"/>
+                <w:szCs w:val="20"/>
+              </w:rPr>
+              <w:t>السؤال الذي يجيب عنه</w:t>
+            </w:r>
+          </w:p>
+        </w:tc>
+      </w:tr>
+      <w:tr>
+        <w:trPr>
+          <w:cantSplit/>
+        </w:trPr>
+        <w:tc>
+          <w:tcPr>
+            <w:tcW w:type="dxa" w:w="2551"/>
+          </w:tcPr>
+          <w:p>
+            <w:pPr>
+              <w:bidi/>
+              <w:spacing w:after="20" w:line="252" w:lineRule="auto"/>
+            </w:pPr>
+            <w:r/>
+            <w:r>
+              <w:rPr>
+                <w:rFonts w:ascii="Arial" w:hAnsi="Arial" w:cs="Arial" w:eastAsia="Arial"/>
+                <w:b w:val="0"/>
+                <w:bCs w:val="0"/>
+                <w:sz w:val="20"/>
+                <w:szCs w:val="20"/>
+              </w:rPr>
+              <w:t>KGI · مؤشر تحقق الهدف</w:t>
+            </w:r>
+          </w:p>
+        </w:tc>
+        <w:tc>
+          <w:tcPr>
+            <w:tcW w:type="dxa" w:w="7087"/>
+          </w:tcPr>
+          <w:p>
+            <w:pPr>
+              <w:bidi/>
+              <w:spacing w:after="20" w:line="252" w:lineRule="auto"/>
+            </w:pPr>
+            <w:r/>
+            <w:r>
+              <w:rPr>
+                <w:rFonts w:ascii="Arial" w:hAnsi="Arial" w:cs="Arial" w:eastAsia="Arial"/>
+                <w:b w:val="0"/>
+                <w:bCs w:val="0"/>
+                <w:sz w:val="20"/>
+                <w:szCs w:val="20"/>
+              </w:rPr>
+              <w:t>هل تحقق هدف العمل؟</w:t>
+            </w:r>
+          </w:p>
+        </w:tc>
+      </w:tr>
+      <w:tr>
+        <w:trPr>
+          <w:cantSplit/>
+        </w:trPr>
+        <w:tc>
+          <w:tcPr>
+            <w:tcW w:type="dxa" w:w="2551"/>
+          </w:tcPr>
+          <w:p>
+            <w:pPr>
+              <w:bidi/>
+              <w:spacing w:after="20" w:line="252" w:lineRule="auto"/>
+            </w:pPr>
+            <w:r/>
+            <w:r>
+              <w:rPr>
+                <w:rFonts w:ascii="Arial" w:hAnsi="Arial" w:cs="Arial" w:eastAsia="Arial"/>
+                <w:b w:val="0"/>
+                <w:bCs w:val="0"/>
+                <w:sz w:val="20"/>
+                <w:szCs w:val="20"/>
+              </w:rPr>
+              <w:t>KPI · مؤشر الأداء</w:t>
+            </w:r>
+          </w:p>
+        </w:tc>
+        <w:tc>
+          <w:tcPr>
+            <w:tcW w:type="dxa" w:w="7087"/>
+          </w:tcPr>
+          <w:p>
+            <w:pPr>
+              <w:bidi/>
+              <w:spacing w:after="20" w:line="252" w:lineRule="auto"/>
+            </w:pPr>
+            <w:r/>
+            <w:r>
+              <w:rPr>
+                <w:rFonts w:ascii="Arial" w:hAnsi="Arial" w:cs="Arial" w:eastAsia="Arial"/>
+                <w:b w:val="0"/>
+                <w:bCs w:val="0"/>
+                <w:sz w:val="20"/>
+                <w:szCs w:val="20"/>
+              </w:rPr>
+              <w:t>هل تُنفَّذ العملية جيداً؟</w:t>
+            </w:r>
+          </w:p>
+        </w:tc>
+      </w:tr>
+      <w:tr>
+        <w:trPr>
+          <w:cantSplit/>
+        </w:trPr>
+        <w:tc>
+          <w:tcPr>
+            <w:tcW w:type="dxa" w:w="2551"/>
+          </w:tcPr>
+          <w:p>
+            <w:pPr>
+              <w:bidi/>
+              <w:spacing w:after="20" w:line="252" w:lineRule="auto"/>
+            </w:pPr>
+            <w:r/>
+            <w:r>
+              <w:rPr>
+                <w:rFonts w:ascii="Arial" w:hAnsi="Arial" w:cs="Arial" w:eastAsia="Arial"/>
+                <w:b w:val="0"/>
+                <w:bCs w:val="0"/>
+                <w:sz w:val="20"/>
+                <w:szCs w:val="20"/>
+              </w:rPr>
+              <w:t>KRI · مؤشر الخطر</w:t>
+            </w:r>
+          </w:p>
+        </w:tc>
+        <w:tc>
+          <w:tcPr>
+            <w:tcW w:type="dxa" w:w="7087"/>
+          </w:tcPr>
+          <w:p>
+            <w:pPr>
+              <w:bidi/>
+              <w:spacing w:after="20" w:line="252" w:lineRule="auto"/>
+            </w:pPr>
+            <w:r/>
+            <w:r>
+              <w:rPr>
+                <w:rFonts w:ascii="Arial" w:hAnsi="Arial" w:cs="Arial" w:eastAsia="Arial"/>
+                <w:b w:val="0"/>
+                <w:bCs w:val="0"/>
+                <w:sz w:val="20"/>
+                <w:szCs w:val="20"/>
+              </w:rPr>
+              <w:t>هل يرتفع التعرض للخطر؟</w:t>
+            </w:r>
+          </w:p>
+        </w:tc>
+      </w:tr>
+      <w:tr>
+        <w:trPr>
+          <w:cantSplit/>
+        </w:trPr>
+        <w:tc>
+          <w:tcPr>
+            <w:tcW w:type="dxa" w:w="2551"/>
+          </w:tcPr>
+          <w:p>
+            <w:pPr>
+              <w:bidi/>
+              <w:spacing w:after="20" w:line="252" w:lineRule="auto"/>
+            </w:pPr>
+            <w:r/>
+            <w:r>
+              <w:rPr>
+                <w:rFonts w:ascii="Arial" w:hAnsi="Arial" w:cs="Arial" w:eastAsia="Arial"/>
+                <w:b w:val="0"/>
+                <w:bCs w:val="0"/>
+                <w:sz w:val="20"/>
+                <w:szCs w:val="20"/>
+              </w:rPr>
+              <w:t>KCI · مؤشر الضابط</w:t>
+            </w:r>
+          </w:p>
+        </w:tc>
+        <w:tc>
+          <w:tcPr>
+            <w:tcW w:type="dxa" w:w="7087"/>
+          </w:tcPr>
+          <w:p>
+            <w:pPr>
+              <w:bidi/>
+              <w:spacing w:after="20" w:line="252" w:lineRule="auto"/>
+            </w:pPr>
+            <w:r/>
+            <w:r>
+              <w:rPr>
+                <w:rFonts w:ascii="Arial" w:hAnsi="Arial" w:cs="Arial" w:eastAsia="Arial"/>
+                <w:b w:val="0"/>
+                <w:bCs w:val="0"/>
+                <w:sz w:val="20"/>
+                <w:szCs w:val="20"/>
+              </w:rPr>
+              <w:t>هل يعمل الضابط كما صُمّم؟</w:t>
+            </w:r>
+          </w:p>
+        </w:tc>
+      </w:tr>
+    </w:tbl>
+    <w:p>
+      <w:pPr>
+        <w:spacing w:after="40"/>
+      </w:pPr>
+    </w:p>
+    <w:p>
       <w:r>
         <w:br w:type="page"/>
       </w:r>
@@ -4866,7 +5660,371 @@
           <w:b w:val="0"/>
           <w:bCs w:val="0"/>
         </w:rPr>
-        <w:t>التمرين 2: حوكمة أم إدارة أم تشغيل؟</w:t>
+        <w:t>اختبار الوحدة 01: ما هو GRC؟</w:t>
+      </w:r>
+    </w:p>
+    <w:p>
+      <w:pPr>
+        <w:bidi/>
+      </w:pPr>
+      <w:r>
+        <w:rPr>
+          <w:rFonts w:ascii="Arial" w:hAnsi="Arial" w:cs="Arial" w:eastAsia="Arial"/>
+          <w:b w:val="0"/>
+          <w:bCs w:val="0"/>
+          <w:color w:val="555555"/>
+          <w:sz w:val="20"/>
+          <w:szCs w:val="20"/>
+        </w:rPr>
+        <w:t>الموضع في العرض: الشريحة 17. اختر إجابة واحدة لكل سؤال، ثم قارن بالإجابات المفسرة.</w:t>
+      </w:r>
+    </w:p>
+    <w:p>
+      <w:pPr>
+        <w:keepNext/>
+        <w:bidi/>
+        <w:spacing w:after="40"/>
+      </w:pPr>
+      <w:r>
+        <w:rPr>
+          <w:rFonts w:ascii="Arial" w:hAnsi="Arial" w:cs="Arial" w:eastAsia="Arial"/>
+          <w:b w:val="1"/>
+          <w:bCs w:val="1"/>
+          <w:sz w:val="21"/>
+          <w:szCs w:val="21"/>
+        </w:rPr>
+        <w:t>1.</w:t>
+      </w:r>
+      <w:r>
+        <w:rPr>
+          <w:rFonts w:ascii="Arial" w:hAnsi="Arial" w:cs="Arial" w:eastAsia="Arial"/>
+          <w:b w:val="0"/>
+          <w:bCs w:val="0"/>
+          <w:sz w:val="21"/>
+          <w:szCs w:val="21"/>
+        </w:rPr>
+        <w:t xml:space="preserve"> أي مهمة امتثال في رُفاد؟</w:t>
+      </w:r>
+    </w:p>
+    <w:p>
+      <w:pPr>
+        <w:bidi/>
+        <w:spacing w:after="60"/>
+        <w:ind w:right="283" w:hanging="255"/>
+      </w:pPr>
+      <w:r>
+        <w:rPr>
+          <w:rFonts w:ascii="Arial" w:hAnsi="Arial" w:cs="Arial" w:eastAsia="Arial"/>
+          <w:b w:val="0"/>
+          <w:bCs w:val="0"/>
+          <w:sz w:val="21"/>
+          <w:szCs w:val="21"/>
+        </w:rPr>
+        <w:t>• ☐ أ) اعتماد الرئيس التنفيذي سياسة الأمن السيبراني</w:t>
+      </w:r>
+    </w:p>
+    <w:p>
+      <w:pPr>
+        <w:bidi/>
+        <w:spacing w:after="60"/>
+        <w:ind w:right="283" w:hanging="255"/>
+      </w:pPr>
+      <w:r>
+        <w:rPr>
+          <w:rFonts w:ascii="Arial" w:hAnsi="Arial" w:cs="Arial" w:eastAsia="Arial"/>
+          <w:b w:val="0"/>
+          <w:bCs w:val="0"/>
+          <w:sz w:val="21"/>
+          <w:szCs w:val="21"/>
+        </w:rPr>
+        <w:t>• ☐ ب) تقدير احتمال سرقة حاسوب وأثرها</w:t>
+      </w:r>
+    </w:p>
+    <w:p>
+      <w:pPr>
+        <w:bidi/>
+        <w:spacing w:after="60"/>
+        <w:ind w:right="283" w:hanging="255"/>
+      </w:pPr>
+      <w:r>
+        <w:rPr>
+          <w:rFonts w:ascii="Arial" w:hAnsi="Arial" w:cs="Arial" w:eastAsia="Arial"/>
+          <w:b w:val="0"/>
+          <w:bCs w:val="0"/>
+          <w:sz w:val="21"/>
+          <w:szCs w:val="21"/>
+        </w:rPr>
+        <w:t>• ☐ ج) جمع أدلة مراجعة الصلاحيات لتقييم الالتزام بمتطلب</w:t>
+      </w:r>
+    </w:p>
+    <w:p>
+      <w:pPr>
+        <w:bidi/>
+        <w:spacing w:after="60"/>
+        <w:ind w:right="283" w:hanging="255"/>
+      </w:pPr>
+      <w:r>
+        <w:rPr>
+          <w:rFonts w:ascii="Arial" w:hAnsi="Arial" w:cs="Arial" w:eastAsia="Arial"/>
+          <w:b w:val="0"/>
+          <w:bCs w:val="0"/>
+          <w:sz w:val="21"/>
+          <w:szCs w:val="21"/>
+        </w:rPr>
+        <w:t>• ☐ د) تشكيل لجنة الأمن السيبراني</w:t>
+      </w:r>
+    </w:p>
+    <w:p>
+      <w:pPr>
+        <w:keepNext/>
+        <w:bidi/>
+        <w:spacing w:after="40"/>
+      </w:pPr>
+      <w:r>
+        <w:rPr>
+          <w:rFonts w:ascii="Arial" w:hAnsi="Arial" w:cs="Arial" w:eastAsia="Arial"/>
+          <w:b w:val="1"/>
+          <w:bCs w:val="1"/>
+          <w:sz w:val="21"/>
+          <w:szCs w:val="21"/>
+        </w:rPr>
+        <w:t>2.</w:t>
+      </w:r>
+      <w:r>
+        <w:rPr>
+          <w:rFonts w:ascii="Arial" w:hAnsi="Arial" w:cs="Arial" w:eastAsia="Arial"/>
+          <w:b w:val="0"/>
+          <w:bCs w:val="0"/>
+          <w:sz w:val="21"/>
+          <w:szCs w:val="21"/>
+        </w:rPr>
+        <w:t xml:space="preserve"> «فرز التنبيهات والتحقيق فيها» من عمل:</w:t>
+      </w:r>
+    </w:p>
+    <w:p>
+      <w:pPr>
+        <w:bidi/>
+        <w:spacing w:after="60"/>
+        <w:ind w:right="283" w:hanging="255"/>
+      </w:pPr>
+      <w:r>
+        <w:rPr>
+          <w:rFonts w:ascii="Arial" w:hAnsi="Arial" w:cs="Arial" w:eastAsia="Arial"/>
+          <w:b w:val="0"/>
+          <w:bCs w:val="0"/>
+          <w:sz w:val="21"/>
+          <w:szCs w:val="21"/>
+        </w:rPr>
+        <w:t>• ☐ أ) GRC</w:t>
+      </w:r>
+    </w:p>
+    <w:p>
+      <w:pPr>
+        <w:bidi/>
+        <w:spacing w:after="60"/>
+        <w:ind w:right="283" w:hanging="255"/>
+      </w:pPr>
+      <w:r>
+        <w:rPr>
+          <w:rFonts w:ascii="Arial" w:hAnsi="Arial" w:cs="Arial" w:eastAsia="Arial"/>
+          <w:b w:val="0"/>
+          <w:bCs w:val="0"/>
+          <w:sz w:val="21"/>
+          <w:szCs w:val="21"/>
+        </w:rPr>
+        <w:t>• ☐ ب) مركز عمليات الأمن</w:t>
+      </w:r>
+    </w:p>
+    <w:p>
+      <w:pPr>
+        <w:bidi/>
+        <w:spacing w:after="60"/>
+        <w:ind w:right="283" w:hanging="255"/>
+      </w:pPr>
+      <w:r>
+        <w:rPr>
+          <w:rFonts w:ascii="Arial" w:hAnsi="Arial" w:cs="Arial" w:eastAsia="Arial"/>
+          <w:b w:val="0"/>
+          <w:bCs w:val="0"/>
+          <w:sz w:val="21"/>
+          <w:szCs w:val="21"/>
+        </w:rPr>
+        <w:t>• ☐ ج) اختبار الاختراق</w:t>
+      </w:r>
+    </w:p>
+    <w:p>
+      <w:pPr>
+        <w:keepNext/>
+        <w:bidi/>
+        <w:spacing w:after="40"/>
+      </w:pPr>
+      <w:r>
+        <w:rPr>
+          <w:rFonts w:ascii="Arial" w:hAnsi="Arial" w:cs="Arial" w:eastAsia="Arial"/>
+          <w:b w:val="1"/>
+          <w:bCs w:val="1"/>
+          <w:sz w:val="21"/>
+          <w:szCs w:val="21"/>
+        </w:rPr>
+        <w:t>3.</w:t>
+      </w:r>
+      <w:r>
+        <w:rPr>
+          <w:rFonts w:ascii="Arial" w:hAnsi="Arial" w:cs="Arial" w:eastAsia="Arial"/>
+          <w:b w:val="0"/>
+          <w:bCs w:val="0"/>
+          <w:sz w:val="21"/>
+          <w:szCs w:val="21"/>
+        </w:rPr>
+        <w:t xml:space="preserve"> أي عبارة صحيحة؟</w:t>
+      </w:r>
+    </w:p>
+    <w:p>
+      <w:pPr>
+        <w:bidi/>
+        <w:spacing w:after="60"/>
+        <w:ind w:right="283" w:hanging="255"/>
+      </w:pPr>
+      <w:r>
+        <w:rPr>
+          <w:rFonts w:ascii="Arial" w:hAnsi="Arial" w:cs="Arial" w:eastAsia="Arial"/>
+          <w:b w:val="0"/>
+          <w:bCs w:val="0"/>
+          <w:sz w:val="21"/>
+          <w:szCs w:val="21"/>
+        </w:rPr>
+        <w:t>• ☐ أ) GRC أوراق وسياسات فقط</w:t>
+      </w:r>
+    </w:p>
+    <w:p>
+      <w:pPr>
+        <w:bidi/>
+        <w:spacing w:after="60"/>
+        <w:ind w:right="283" w:hanging="255"/>
+      </w:pPr>
+      <w:r>
+        <w:rPr>
+          <w:rFonts w:ascii="Arial" w:hAnsi="Arial" w:cs="Arial" w:eastAsia="Arial"/>
+          <w:b w:val="0"/>
+          <w:bCs w:val="0"/>
+          <w:sz w:val="21"/>
+          <w:szCs w:val="21"/>
+        </w:rPr>
+        <w:t>• ☐ ب) السياسة بداية العمل، والجزء الأكبر التحقق من تطبيقها بالأدلة</w:t>
+      </w:r>
+    </w:p>
+    <w:p>
+      <w:pPr>
+        <w:bidi/>
+        <w:spacing w:after="60"/>
+        <w:ind w:right="283" w:hanging="255"/>
+      </w:pPr>
+      <w:r>
+        <w:rPr>
+          <w:rFonts w:ascii="Arial" w:hAnsi="Arial" w:cs="Arial" w:eastAsia="Arial"/>
+          <w:b w:val="0"/>
+          <w:bCs w:val="0"/>
+          <w:sz w:val="21"/>
+          <w:szCs w:val="21"/>
+        </w:rPr>
+        <w:t>• ☐ ج) لا يدخله إلا أصحاب الخبرة</w:t>
+      </w:r>
+    </w:p>
+    <w:p>
+      <w:pPr>
+        <w:keepNext/>
+        <w:bidi/>
+        <w:spacing w:after="40"/>
+      </w:pPr>
+      <w:r>
+        <w:rPr>
+          <w:rFonts w:ascii="Arial" w:hAnsi="Arial" w:cs="Arial" w:eastAsia="Arial"/>
+          <w:b w:val="1"/>
+          <w:bCs w:val="1"/>
+          <w:sz w:val="21"/>
+          <w:szCs w:val="21"/>
+        </w:rPr>
+        <w:t>4.</w:t>
+      </w:r>
+      <w:r>
+        <w:rPr>
+          <w:rFonts w:ascii="Arial" w:hAnsi="Arial" w:cs="Arial" w:eastAsia="Arial"/>
+          <w:b w:val="0"/>
+          <w:bCs w:val="0"/>
+          <w:sz w:val="21"/>
+          <w:szCs w:val="21"/>
+        </w:rPr>
+        <w:t xml:space="preserve"> لماذا تحتاج رُفاد إلى GRC وهي غير ملزمة بـ ECC؟</w:t>
+      </w:r>
+    </w:p>
+    <w:p>
+      <w:pPr>
+        <w:bidi/>
+        <w:spacing w:after="60"/>
+        <w:ind w:right="283" w:hanging="255"/>
+      </w:pPr>
+      <w:r>
+        <w:rPr>
+          <w:rFonts w:ascii="Arial" w:hAnsi="Arial" w:cs="Arial" w:eastAsia="Arial"/>
+          <w:b w:val="0"/>
+          <w:bCs w:val="0"/>
+          <w:sz w:val="21"/>
+          <w:szCs w:val="21"/>
+        </w:rPr>
+        <w:t>• ☐ أ) لا تحتاج إليه</w:t>
+      </w:r>
+    </w:p>
+    <w:p>
+      <w:pPr>
+        <w:bidi/>
+        <w:spacing w:after="60"/>
+        <w:ind w:right="283" w:hanging="255"/>
+      </w:pPr>
+      <w:r>
+        <w:rPr>
+          <w:rFonts w:ascii="Arial" w:hAnsi="Arial" w:cs="Arial" w:eastAsia="Arial"/>
+          <w:b w:val="0"/>
+          <w:bCs w:val="0"/>
+          <w:sz w:val="21"/>
+          <w:szCs w:val="21"/>
+        </w:rPr>
+        <w:t>• ☐ ب) لأن نظام حماية البيانات الشخصية ينطبق عليها، وعملاؤها يطلبون إثباتاً</w:t>
+      </w:r>
+    </w:p>
+    <w:p>
+      <w:pPr>
+        <w:bidi/>
+        <w:spacing w:after="60"/>
+        <w:ind w:right="283" w:hanging="255"/>
+      </w:pPr>
+      <w:r>
+        <w:rPr>
+          <w:rFonts w:ascii="Arial" w:hAnsi="Arial" w:cs="Arial" w:eastAsia="Arial"/>
+          <w:b w:val="0"/>
+          <w:bCs w:val="0"/>
+          <w:sz w:val="21"/>
+          <w:szCs w:val="21"/>
+        </w:rPr>
+        <w:t>• ☐ ج) لأن ECC تلزم كل الشركات السعودية</w:t>
+      </w:r>
+    </w:p>
+    <w:p>
+      <w:r>
+        <w:br w:type="page"/>
+      </w:r>
+    </w:p>
+    <w:p>
+      <w:pPr>
+        <w:pStyle w:val="Heading1"/>
+        <w:bidi/>
+      </w:pPr>
+      <w:r>
+        <w:rPr>
+          <w:rFonts w:ascii="Arial" w:hAnsi="Arial" w:cs="Arial" w:eastAsia="Arial"/>
+          <w:b w:val="0"/>
+          <w:bCs w:val="0"/>
+        </w:rPr>
+        <w:t>التمرين 2: المفهوم والخطر والضابط والدليل</w:t>
       </w:r>
     </w:p>
     <w:tbl>
@@ -4927,7 +6085,7 @@
                 <w:sz w:val="20"/>
                 <w:szCs w:val="20"/>
               </w:rPr>
-              <w:t>الشريحة 20، والإجابة في الشريحة 21</w:t>
+              <w:t>الشرح في الشريحتين 19 و28، والتمرين في الشريحة 29، والإجابة في الشريحة 30</w:t>
             </w:r>
           </w:p>
         </w:tc>
@@ -4977,7 +6135,7 @@
                 <w:sz w:val="20"/>
                 <w:szCs w:val="20"/>
               </w:rPr>
-              <w:t>3 دقائق</w:t>
+              <w:t>10 دقائق</w:t>
             </w:r>
           </w:p>
         </w:tc>
@@ -5027,7 +6185,1079 @@
                 <w:sz w:val="20"/>
                 <w:szCs w:val="20"/>
               </w:rPr>
-              <w:t>شرح المستويات الثلاثة في الشريحة 19</w:t>
+              <w:t>الأسئلة الأربعة: ما هو؟ ما الخطر؟ ما الضابط؟ ما الدليل؟</w:t>
+            </w:r>
+          </w:p>
+        </w:tc>
+      </w:tr>
+    </w:tbl>
+    <w:p>
+      <w:pPr>
+        <w:spacing w:after="40"/>
+      </w:pPr>
+    </w:p>
+    <w:p>
+      <w:pPr>
+        <w:bidi/>
+      </w:pPr>
+      <w:r>
+        <w:rPr>
+          <w:rFonts w:ascii="Arial" w:hAnsi="Arial" w:cs="Arial" w:eastAsia="Arial"/>
+          <w:b w:val="0"/>
+          <w:bCs w:val="0"/>
+        </w:rPr>
+        <w:t>لكل موقف من رُفاد: ما المفهوم التقني؟ ما الخطر؟ ما الضابط المناسب؟ وما الدليل الذي ستطلبه؟</w:t>
+      </w:r>
+    </w:p>
+    <w:tbl>
+      <w:tblPr>
+        <w:tblStyle w:val="TableGrid"/>
+        <w:bidiVisual/>
+        <w:tblW w:type="dxa" w:w="9637"/>
+        <w:jc w:val="center"/>
+        <w:tblLayout w:type="fixed"/>
+        <w:tblLook w:firstColumn="1" w:firstRow="1" w:lastColumn="0" w:lastRow="0" w:noHBand="0" w:noVBand="1" w:val="04A0"/>
+      </w:tblPr>
+      <w:tblGrid>
+        <w:gridCol w:w="453"/>
+        <w:gridCol w:w="3401"/>
+        <w:gridCol w:w="2040"/>
+        <w:gridCol w:w="1927"/>
+        <w:gridCol w:w="1814"/>
+      </w:tblGrid>
+      <w:tr>
+        <w:trPr>
+          <w:cantSplit/>
+          <w:tblHeader/>
+        </w:trPr>
+        <w:tc>
+          <w:tcPr>
+            <w:tcW w:type="dxa" w:w="454"/>
+            <w:shd w:val="clear" w:color="auto" w:fill="D9E2F3"/>
+          </w:tcPr>
+          <w:p>
+            <w:pPr>
+              <w:bidi w:val="0"/>
+              <w:spacing w:after="20" w:line="252" w:lineRule="auto"/>
+              <w:jc w:val="left"/>
+            </w:pPr>
+            <w:r/>
+            <w:r>
+              <w:rPr>
+                <w:rFonts w:ascii="Arial" w:hAnsi="Arial" w:cs="Arial" w:eastAsia="Arial"/>
+                <w:b w:val="1"/>
+                <w:bCs w:val="1"/>
+                <w:sz w:val="20"/>
+                <w:szCs w:val="20"/>
+              </w:rPr>
+              <w:t>#</w:t>
+            </w:r>
+          </w:p>
+        </w:tc>
+        <w:tc>
+          <w:tcPr>
+            <w:tcW w:type="dxa" w:w="3402"/>
+            <w:shd w:val="clear" w:color="auto" w:fill="D9E2F3"/>
+          </w:tcPr>
+          <w:p>
+            <w:pPr>
+              <w:bidi/>
+              <w:spacing w:after="20" w:line="252" w:lineRule="auto"/>
+            </w:pPr>
+            <w:r/>
+            <w:r>
+              <w:rPr>
+                <w:rFonts w:ascii="Arial" w:hAnsi="Arial" w:cs="Arial" w:eastAsia="Arial"/>
+                <w:b w:val="1"/>
+                <w:bCs w:val="1"/>
+                <w:sz w:val="20"/>
+                <w:szCs w:val="20"/>
+              </w:rPr>
+              <w:t>الموقف</w:t>
+            </w:r>
+          </w:p>
+        </w:tc>
+        <w:tc>
+          <w:tcPr>
+            <w:tcW w:type="dxa" w:w="2041"/>
+            <w:shd w:val="clear" w:color="auto" w:fill="D9E2F3"/>
+          </w:tcPr>
+          <w:p>
+            <w:pPr>
+              <w:bidi/>
+              <w:spacing w:after="20" w:line="252" w:lineRule="auto"/>
+            </w:pPr>
+            <w:r/>
+            <w:r>
+              <w:rPr>
+                <w:rFonts w:ascii="Arial" w:hAnsi="Arial" w:cs="Arial" w:eastAsia="Arial"/>
+                <w:b w:val="1"/>
+                <w:bCs w:val="1"/>
+                <w:sz w:val="20"/>
+                <w:szCs w:val="20"/>
+              </w:rPr>
+              <w:t>المفهوم والخطر</w:t>
+            </w:r>
+          </w:p>
+        </w:tc>
+        <w:tc>
+          <w:tcPr>
+            <w:tcW w:type="dxa" w:w="1928"/>
+            <w:shd w:val="clear" w:color="auto" w:fill="D9E2F3"/>
+          </w:tcPr>
+          <w:p>
+            <w:pPr>
+              <w:bidi/>
+              <w:spacing w:after="20" w:line="252" w:lineRule="auto"/>
+            </w:pPr>
+            <w:r/>
+            <w:r>
+              <w:rPr>
+                <w:rFonts w:ascii="Arial" w:hAnsi="Arial" w:cs="Arial" w:eastAsia="Arial"/>
+                <w:b w:val="1"/>
+                <w:bCs w:val="1"/>
+                <w:sz w:val="20"/>
+                <w:szCs w:val="20"/>
+              </w:rPr>
+              <w:t>الضابط</w:t>
+            </w:r>
+          </w:p>
+        </w:tc>
+        <w:tc>
+          <w:tcPr>
+            <w:tcW w:type="dxa" w:w="1814"/>
+            <w:shd w:val="clear" w:color="auto" w:fill="D9E2F3"/>
+          </w:tcPr>
+          <w:p>
+            <w:pPr>
+              <w:bidi/>
+              <w:spacing w:after="20" w:line="252" w:lineRule="auto"/>
+            </w:pPr>
+            <w:r/>
+            <w:r>
+              <w:rPr>
+                <w:rFonts w:ascii="Arial" w:hAnsi="Arial" w:cs="Arial" w:eastAsia="Arial"/>
+                <w:b w:val="1"/>
+                <w:bCs w:val="1"/>
+                <w:sz w:val="20"/>
+                <w:szCs w:val="20"/>
+              </w:rPr>
+              <w:t>الدليل</w:t>
+            </w:r>
+          </w:p>
+        </w:tc>
+      </w:tr>
+      <w:tr>
+        <w:trPr>
+          <w:cantSplit/>
+          <w:trHeight w:val="1020" w:hRule="atLeast"/>
+        </w:trPr>
+        <w:tc>
+          <w:tcPr>
+            <w:tcW w:type="dxa" w:w="454"/>
+          </w:tcPr>
+          <w:p>
+            <w:pPr>
+              <w:bidi w:val="0"/>
+              <w:spacing w:after="20" w:line="252" w:lineRule="auto"/>
+              <w:jc w:val="left"/>
+            </w:pPr>
+            <w:r/>
+            <w:r>
+              <w:rPr>
+                <w:rFonts w:ascii="Arial" w:hAnsi="Arial" w:cs="Arial" w:eastAsia="Arial"/>
+                <w:b w:val="0"/>
+                <w:bCs w:val="0"/>
+                <w:sz w:val="20"/>
+                <w:szCs w:val="20"/>
+              </w:rPr>
+              <w:t>1</w:t>
+            </w:r>
+          </w:p>
+        </w:tc>
+        <w:tc>
+          <w:tcPr>
+            <w:tcW w:type="dxa" w:w="3402"/>
+          </w:tcPr>
+          <w:p>
+            <w:pPr>
+              <w:bidi/>
+              <w:spacing w:after="20" w:line="252" w:lineRule="auto"/>
+            </w:pPr>
+            <w:r/>
+            <w:r>
+              <w:rPr>
+                <w:rFonts w:ascii="Arial" w:hAnsi="Arial" w:cs="Arial" w:eastAsia="Arial"/>
+                <w:b w:val="0"/>
+                <w:bCs w:val="0"/>
+                <w:sz w:val="20"/>
+                <w:szCs w:val="20"/>
+              </w:rPr>
+              <w:t>في نظام الرواتب، يستطيع موظفان في الموارد البشرية تعديل الحساب البنكي للموظف واعتماد مسير الرواتب كليهما.</w:t>
+            </w:r>
+          </w:p>
+        </w:tc>
+        <w:tc>
+          <w:tcPr>
+            <w:tcW w:type="dxa" w:w="2041"/>
+          </w:tcPr>
+          <w:p>
+            <w:pPr>
+              <w:bidi/>
+              <w:spacing w:after="20" w:line="252" w:lineRule="auto"/>
+            </w:pPr>
+            <w:r/>
+          </w:p>
+        </w:tc>
+        <w:tc>
+          <w:tcPr>
+            <w:tcW w:type="dxa" w:w="1928"/>
+          </w:tcPr>
+          <w:p>
+            <w:pPr>
+              <w:bidi/>
+              <w:spacing w:after="20" w:line="252" w:lineRule="auto"/>
+            </w:pPr>
+            <w:r/>
+          </w:p>
+        </w:tc>
+        <w:tc>
+          <w:tcPr>
+            <w:tcW w:type="dxa" w:w="1814"/>
+          </w:tcPr>
+          <w:p>
+            <w:pPr>
+              <w:bidi/>
+              <w:spacing w:after="20" w:line="252" w:lineRule="auto"/>
+            </w:pPr>
+            <w:r/>
+          </w:p>
+        </w:tc>
+      </w:tr>
+      <w:tr>
+        <w:trPr>
+          <w:cantSplit/>
+          <w:trHeight w:val="1020" w:hRule="atLeast"/>
+        </w:trPr>
+        <w:tc>
+          <w:tcPr>
+            <w:tcW w:type="dxa" w:w="454"/>
+          </w:tcPr>
+          <w:p>
+            <w:pPr>
+              <w:bidi w:val="0"/>
+              <w:spacing w:after="20" w:line="252" w:lineRule="auto"/>
+              <w:jc w:val="left"/>
+            </w:pPr>
+            <w:r/>
+            <w:r>
+              <w:rPr>
+                <w:rFonts w:ascii="Arial" w:hAnsi="Arial" w:cs="Arial" w:eastAsia="Arial"/>
+                <w:b w:val="0"/>
+                <w:bCs w:val="0"/>
+                <w:sz w:val="20"/>
+                <w:szCs w:val="20"/>
+              </w:rPr>
+              <w:t>2</w:t>
+            </w:r>
+          </w:p>
+        </w:tc>
+        <w:tc>
+          <w:tcPr>
+            <w:tcW w:type="dxa" w:w="3402"/>
+          </w:tcPr>
+          <w:p>
+            <w:pPr>
+              <w:bidi/>
+              <w:spacing w:after="20" w:line="252" w:lineRule="auto"/>
+            </w:pPr>
+            <w:r/>
+            <w:r>
+              <w:rPr>
+                <w:rFonts w:ascii="Arial" w:hAnsi="Arial" w:cs="Arial" w:eastAsia="Arial"/>
+                <w:b w:val="0"/>
+                <w:bCs w:val="0"/>
+                <w:sz w:val="20"/>
+                <w:szCs w:val="20"/>
+              </w:rPr>
+              <w:t>طُبّق تحديث على خادم تطبيق التتبع مساء خميس مباشرة، دون طلب تغيير ولا اختبار، فتوقف التتبع ساعتين.</w:t>
+            </w:r>
+          </w:p>
+        </w:tc>
+        <w:tc>
+          <w:tcPr>
+            <w:tcW w:type="dxa" w:w="2041"/>
+          </w:tcPr>
+          <w:p>
+            <w:pPr>
+              <w:bidi/>
+              <w:spacing w:after="20" w:line="252" w:lineRule="auto"/>
+            </w:pPr>
+            <w:r/>
+          </w:p>
+        </w:tc>
+        <w:tc>
+          <w:tcPr>
+            <w:tcW w:type="dxa" w:w="1928"/>
+          </w:tcPr>
+          <w:p>
+            <w:pPr>
+              <w:bidi/>
+              <w:spacing w:after="20" w:line="252" w:lineRule="auto"/>
+            </w:pPr>
+            <w:r/>
+          </w:p>
+        </w:tc>
+        <w:tc>
+          <w:tcPr>
+            <w:tcW w:type="dxa" w:w="1814"/>
+          </w:tcPr>
+          <w:p>
+            <w:pPr>
+              <w:bidi/>
+              <w:spacing w:after="20" w:line="252" w:lineRule="auto"/>
+            </w:pPr>
+            <w:r/>
+          </w:p>
+        </w:tc>
+      </w:tr>
+      <w:tr>
+        <w:trPr>
+          <w:cantSplit/>
+          <w:trHeight w:val="1020" w:hRule="atLeast"/>
+        </w:trPr>
+        <w:tc>
+          <w:tcPr>
+            <w:tcW w:type="dxa" w:w="454"/>
+          </w:tcPr>
+          <w:p>
+            <w:pPr>
+              <w:bidi w:val="0"/>
+              <w:spacing w:after="20" w:line="252" w:lineRule="auto"/>
+              <w:jc w:val="left"/>
+            </w:pPr>
+            <w:r/>
+            <w:r>
+              <w:rPr>
+                <w:rFonts w:ascii="Arial" w:hAnsi="Arial" w:cs="Arial" w:eastAsia="Arial"/>
+                <w:b w:val="0"/>
+                <w:bCs w:val="0"/>
+                <w:sz w:val="20"/>
+                <w:szCs w:val="20"/>
+              </w:rPr>
+              <w:t>3</w:t>
+            </w:r>
+          </w:p>
+        </w:tc>
+        <w:tc>
+          <w:tcPr>
+            <w:tcW w:type="dxa" w:w="3402"/>
+          </w:tcPr>
+          <w:p>
+            <w:pPr>
+              <w:bidi/>
+              <w:spacing w:after="20" w:line="252" w:lineRule="auto"/>
+            </w:pPr>
+            <w:r/>
+            <w:r>
+              <w:rPr>
+                <w:rFonts w:ascii="Arial" w:hAnsi="Arial" w:cs="Arial" w:eastAsia="Arial"/>
+                <w:b w:val="0"/>
+                <w:bCs w:val="0"/>
+                <w:sz w:val="20"/>
+                <w:szCs w:val="20"/>
+              </w:rPr>
+              <w:t>سجلات الدخول إلى البريد السحابي تُحفظ 90 يوماً فقط، ولا أحد يراجعها.</w:t>
+            </w:r>
+          </w:p>
+        </w:tc>
+        <w:tc>
+          <w:tcPr>
+            <w:tcW w:type="dxa" w:w="2041"/>
+          </w:tcPr>
+          <w:p>
+            <w:pPr>
+              <w:bidi/>
+              <w:spacing w:after="20" w:line="252" w:lineRule="auto"/>
+            </w:pPr>
+            <w:r/>
+          </w:p>
+        </w:tc>
+        <w:tc>
+          <w:tcPr>
+            <w:tcW w:type="dxa" w:w="1928"/>
+          </w:tcPr>
+          <w:p>
+            <w:pPr>
+              <w:bidi/>
+              <w:spacing w:after="20" w:line="252" w:lineRule="auto"/>
+            </w:pPr>
+            <w:r/>
+          </w:p>
+        </w:tc>
+        <w:tc>
+          <w:tcPr>
+            <w:tcW w:type="dxa" w:w="1814"/>
+          </w:tcPr>
+          <w:p>
+            <w:pPr>
+              <w:bidi/>
+              <w:spacing w:after="20" w:line="252" w:lineRule="auto"/>
+            </w:pPr>
+            <w:r/>
+          </w:p>
+        </w:tc>
+      </w:tr>
+    </w:tbl>
+    <w:p>
+      <w:pPr>
+        <w:spacing w:after="40"/>
+      </w:pPr>
+    </w:p>
+    <w:p>
+      <w:pPr>
+        <w:keepNext/>
+        <w:bidi/>
+        <w:spacing w:after="40"/>
+      </w:pPr>
+      <w:r>
+        <w:rPr>
+          <w:rFonts w:ascii="Arial" w:hAnsi="Arial" w:cs="Arial" w:eastAsia="Arial"/>
+          <w:b w:val="1"/>
+          <w:bCs w:val="1"/>
+          <w:sz w:val="21"/>
+          <w:szCs w:val="21"/>
+        </w:rPr>
+        <w:t>قبل أن تقارن بالإجابة، راجع نفسك:</w:t>
+      </w:r>
+    </w:p>
+    <w:p>
+      <w:pPr>
+        <w:bidi/>
+        <w:spacing w:after="60"/>
+        <w:ind w:right="283" w:hanging="255"/>
+      </w:pPr>
+      <w:r>
+        <w:rPr>
+          <w:rFonts w:ascii="Arial" w:hAnsi="Arial" w:cs="Arial" w:eastAsia="Arial"/>
+          <w:b w:val="0"/>
+          <w:bCs w:val="0"/>
+          <w:sz w:val="21"/>
+          <w:szCs w:val="21"/>
+        </w:rPr>
+        <w:t>• ☐ هل الخطر حدث له أثر، لا وصف للثغرة فقط؟</w:t>
+      </w:r>
+    </w:p>
+    <w:p>
+      <w:pPr>
+        <w:bidi/>
+        <w:spacing w:after="60"/>
+        <w:ind w:right="283" w:hanging="255"/>
+      </w:pPr>
+      <w:r>
+        <w:rPr>
+          <w:rFonts w:ascii="Arial" w:hAnsi="Arial" w:cs="Arial" w:eastAsia="Arial"/>
+          <w:b w:val="0"/>
+          <w:bCs w:val="0"/>
+          <w:sz w:val="21"/>
+          <w:szCs w:val="21"/>
+        </w:rPr>
+        <w:t>• ☐ هل الدليل شيء يمكن طلبه ورؤيته، لا مقابلة فقط؟</w:t>
+      </w:r>
+    </w:p>
+    <w:p>
+      <w:pPr>
+        <w:pStyle w:val="Heading1"/>
+        <w:bidi/>
+      </w:pPr>
+      <w:r>
+        <w:rPr>
+          <w:rFonts w:ascii="Arial" w:hAnsi="Arial" w:cs="Arial" w:eastAsia="Arial"/>
+          <w:b w:val="0"/>
+          <w:bCs w:val="0"/>
+        </w:rPr>
+        <w:t>اختبار الوحدة 02: الأساس التقني</w:t>
+      </w:r>
+    </w:p>
+    <w:p>
+      <w:pPr>
+        <w:bidi/>
+      </w:pPr>
+      <w:r>
+        <w:rPr>
+          <w:rFonts w:ascii="Arial" w:hAnsi="Arial" w:cs="Arial" w:eastAsia="Arial"/>
+          <w:b w:val="0"/>
+          <w:bCs w:val="0"/>
+          <w:color w:val="555555"/>
+          <w:sz w:val="20"/>
+          <w:szCs w:val="20"/>
+        </w:rPr>
+        <w:t>الموضع في العرض: الشريحة 31. اختر إجابة واحدة لكل سؤال، ثم قارن بالإجابات المفسرة.</w:t>
+      </w:r>
+    </w:p>
+    <w:p>
+      <w:pPr>
+        <w:keepNext/>
+        <w:bidi/>
+        <w:spacing w:after="40"/>
+      </w:pPr>
+      <w:r>
+        <w:rPr>
+          <w:rFonts w:ascii="Arial" w:hAnsi="Arial" w:cs="Arial" w:eastAsia="Arial"/>
+          <w:b w:val="1"/>
+          <w:bCs w:val="1"/>
+          <w:sz w:val="21"/>
+          <w:szCs w:val="21"/>
+        </w:rPr>
+        <w:t>1.</w:t>
+      </w:r>
+      <w:r>
+        <w:rPr>
+          <w:rFonts w:ascii="Arial" w:hAnsi="Arial" w:cs="Arial" w:eastAsia="Arial"/>
+          <w:b w:val="0"/>
+          <w:bCs w:val="0"/>
+          <w:sz w:val="21"/>
+          <w:szCs w:val="21"/>
+        </w:rPr>
+        <w:t xml:space="preserve"> أدخل الموظف كلمة المرور ورمز التطبيق بنجاح. ماذا أثبت حتى الآن؟</w:t>
+      </w:r>
+    </w:p>
+    <w:p>
+      <w:pPr>
+        <w:bidi/>
+        <w:spacing w:after="60"/>
+        <w:ind w:right="283" w:hanging="255"/>
+      </w:pPr>
+      <w:r>
+        <w:rPr>
+          <w:rFonts w:ascii="Arial" w:hAnsi="Arial" w:cs="Arial" w:eastAsia="Arial"/>
+          <w:b w:val="0"/>
+          <w:bCs w:val="0"/>
+          <w:sz w:val="21"/>
+          <w:szCs w:val="21"/>
+        </w:rPr>
+        <w:t>• ☐ أ) المصادقة: هويته</w:t>
+      </w:r>
+    </w:p>
+    <w:p>
+      <w:pPr>
+        <w:bidi/>
+        <w:spacing w:after="60"/>
+        <w:ind w:right="283" w:hanging="255"/>
+      </w:pPr>
+      <w:r>
+        <w:rPr>
+          <w:rFonts w:ascii="Arial" w:hAnsi="Arial" w:cs="Arial" w:eastAsia="Arial"/>
+          <w:b w:val="0"/>
+          <w:bCs w:val="0"/>
+          <w:sz w:val="21"/>
+          <w:szCs w:val="21"/>
+        </w:rPr>
+        <w:t>• ☐ ب) التفويض: ما يُسمح له به</w:t>
+      </w:r>
+    </w:p>
+    <w:p>
+      <w:pPr>
+        <w:bidi/>
+        <w:spacing w:after="60"/>
+        <w:ind w:right="283" w:hanging="255"/>
+      </w:pPr>
+      <w:r>
+        <w:rPr>
+          <w:rFonts w:ascii="Arial" w:hAnsi="Arial" w:cs="Arial" w:eastAsia="Arial"/>
+          <w:b w:val="0"/>
+          <w:bCs w:val="0"/>
+          <w:sz w:val="21"/>
+          <w:szCs w:val="21"/>
+        </w:rPr>
+        <w:t>• ☐ ج) الاثنين معاً</w:t>
+      </w:r>
+    </w:p>
+    <w:p>
+      <w:pPr>
+        <w:keepNext/>
+        <w:bidi/>
+        <w:spacing w:after="40"/>
+      </w:pPr>
+      <w:r>
+        <w:rPr>
+          <w:rFonts w:ascii="Arial" w:hAnsi="Arial" w:cs="Arial" w:eastAsia="Arial"/>
+          <w:b w:val="1"/>
+          <w:bCs w:val="1"/>
+          <w:sz w:val="21"/>
+          <w:szCs w:val="21"/>
+        </w:rPr>
+        <w:t>2.</w:t>
+      </w:r>
+      <w:r>
+        <w:rPr>
+          <w:rFonts w:ascii="Arial" w:hAnsi="Arial" w:cs="Arial" w:eastAsia="Arial"/>
+          <w:b w:val="0"/>
+          <w:bCs w:val="0"/>
+          <w:sz w:val="21"/>
+          <w:szCs w:val="21"/>
+        </w:rPr>
+        <w:t xml:space="preserve"> أي حالة تخالف فصل المهام؟</w:t>
+      </w:r>
+    </w:p>
+    <w:p>
+      <w:pPr>
+        <w:bidi/>
+        <w:spacing w:after="60"/>
+        <w:ind w:right="283" w:hanging="255"/>
+      </w:pPr>
+      <w:r>
+        <w:rPr>
+          <w:rFonts w:ascii="Arial" w:hAnsi="Arial" w:cs="Arial" w:eastAsia="Arial"/>
+          <w:b w:val="0"/>
+          <w:bCs w:val="0"/>
+          <w:sz w:val="21"/>
+          <w:szCs w:val="21"/>
+        </w:rPr>
+        <w:t>• ☐ أ) مدير يعتمد إجازات موظفيه</w:t>
+      </w:r>
+    </w:p>
+    <w:p>
+      <w:pPr>
+        <w:bidi/>
+        <w:spacing w:after="60"/>
+        <w:ind w:right="283" w:hanging="255"/>
+      </w:pPr>
+      <w:r>
+        <w:rPr>
+          <w:rFonts w:ascii="Arial" w:hAnsi="Arial" w:cs="Arial" w:eastAsia="Arial"/>
+          <w:b w:val="0"/>
+          <w:bCs w:val="0"/>
+          <w:sz w:val="21"/>
+          <w:szCs w:val="21"/>
+        </w:rPr>
+        <w:t>• ☐ ب) موظف يعدّل الحساب البنكي ويعتمد مسير الرواتب</w:t>
+      </w:r>
+    </w:p>
+    <w:p>
+      <w:pPr>
+        <w:bidi/>
+        <w:spacing w:after="60"/>
+        <w:ind w:right="283" w:hanging="255"/>
+      </w:pPr>
+      <w:r>
+        <w:rPr>
+          <w:rFonts w:ascii="Arial" w:hAnsi="Arial" w:cs="Arial" w:eastAsia="Arial"/>
+          <w:b w:val="0"/>
+          <w:bCs w:val="0"/>
+          <w:sz w:val="21"/>
+          <w:szCs w:val="21"/>
+        </w:rPr>
+        <w:t>• ☐ ج) مسؤول الرواتب يرى رواتب الموظفين</w:t>
+      </w:r>
+    </w:p>
+    <w:p>
+      <w:pPr>
+        <w:keepNext/>
+        <w:bidi/>
+        <w:spacing w:after="40"/>
+      </w:pPr>
+      <w:r>
+        <w:rPr>
+          <w:rFonts w:ascii="Arial" w:hAnsi="Arial" w:cs="Arial" w:eastAsia="Arial"/>
+          <w:b w:val="1"/>
+          <w:bCs w:val="1"/>
+          <w:sz w:val="21"/>
+          <w:szCs w:val="21"/>
+        </w:rPr>
+        <w:t>3.</w:t>
+      </w:r>
+      <w:r>
+        <w:rPr>
+          <w:rFonts w:ascii="Arial" w:hAnsi="Arial" w:cs="Arial" w:eastAsia="Arial"/>
+          <w:b w:val="0"/>
+          <w:bCs w:val="0"/>
+          <w:sz w:val="21"/>
+          <w:szCs w:val="21"/>
+        </w:rPr>
+        <w:t xml:space="preserve"> نظام الرواتب خدمة سحابية SaaS. من المسؤول عن مراجعة من يملك صلاحية «تعديل الرواتب»؟</w:t>
+      </w:r>
+    </w:p>
+    <w:p>
+      <w:pPr>
+        <w:bidi/>
+        <w:spacing w:after="60"/>
+        <w:ind w:right="283" w:hanging="255"/>
+      </w:pPr>
+      <w:r>
+        <w:rPr>
+          <w:rFonts w:ascii="Arial" w:hAnsi="Arial" w:cs="Arial" w:eastAsia="Arial"/>
+          <w:b w:val="0"/>
+          <w:bCs w:val="0"/>
+          <w:sz w:val="21"/>
+          <w:szCs w:val="21"/>
+        </w:rPr>
+        <w:t>• ☐ أ) المزود</w:t>
+      </w:r>
+    </w:p>
+    <w:p>
+      <w:pPr>
+        <w:bidi/>
+        <w:spacing w:after="60"/>
+        <w:ind w:right="283" w:hanging="255"/>
+      </w:pPr>
+      <w:r>
+        <w:rPr>
+          <w:rFonts w:ascii="Arial" w:hAnsi="Arial" w:cs="Arial" w:eastAsia="Arial"/>
+          <w:b w:val="0"/>
+          <w:bCs w:val="0"/>
+          <w:sz w:val="21"/>
+          <w:szCs w:val="21"/>
+        </w:rPr>
+        <w:t>• ☐ ب) رُفاد</w:t>
+      </w:r>
+    </w:p>
+    <w:p>
+      <w:pPr>
+        <w:bidi/>
+        <w:spacing w:after="60"/>
+        <w:ind w:right="283" w:hanging="255"/>
+      </w:pPr>
+      <w:r>
+        <w:rPr>
+          <w:rFonts w:ascii="Arial" w:hAnsi="Arial" w:cs="Arial" w:eastAsia="Arial"/>
+          <w:b w:val="0"/>
+          <w:bCs w:val="0"/>
+          <w:sz w:val="21"/>
+          <w:szCs w:val="21"/>
+        </w:rPr>
+        <w:t>• ☐ ج) لا أحد</w:t>
+      </w:r>
+    </w:p>
+    <w:p>
+      <w:pPr>
+        <w:keepNext/>
+        <w:bidi/>
+        <w:spacing w:after="40"/>
+      </w:pPr>
+      <w:r>
+        <w:rPr>
+          <w:rFonts w:ascii="Arial" w:hAnsi="Arial" w:cs="Arial" w:eastAsia="Arial"/>
+          <w:b w:val="1"/>
+          <w:bCs w:val="1"/>
+          <w:sz w:val="21"/>
+          <w:szCs w:val="21"/>
+        </w:rPr>
+        <w:t>4.</w:t>
+      </w:r>
+      <w:r>
+        <w:rPr>
+          <w:rFonts w:ascii="Arial" w:hAnsi="Arial" w:cs="Arial" w:eastAsia="Arial"/>
+          <w:b w:val="0"/>
+          <w:bCs w:val="0"/>
+          <w:sz w:val="21"/>
+          <w:szCs w:val="21"/>
+        </w:rPr>
+        <w:t xml:space="preserve"> أي دليل يثبت أن النسخ الاحتياطي يُستعاد فعلاً؟</w:t>
+      </w:r>
+    </w:p>
+    <w:p>
+      <w:pPr>
+        <w:bidi/>
+        <w:spacing w:after="60"/>
+        <w:ind w:right="283" w:hanging="255"/>
+      </w:pPr>
+      <w:r>
+        <w:rPr>
+          <w:rFonts w:ascii="Arial" w:hAnsi="Arial" w:cs="Arial" w:eastAsia="Arial"/>
+          <w:b w:val="0"/>
+          <w:bCs w:val="0"/>
+          <w:sz w:val="21"/>
+          <w:szCs w:val="21"/>
+        </w:rPr>
+        <w:t>• ☐ أ) تقرير يبين نجاح مهام النسخ</w:t>
+      </w:r>
+    </w:p>
+    <w:p>
+      <w:pPr>
+        <w:bidi/>
+        <w:spacing w:after="60"/>
+        <w:ind w:right="283" w:hanging="255"/>
+      </w:pPr>
+      <w:r>
+        <w:rPr>
+          <w:rFonts w:ascii="Arial" w:hAnsi="Arial" w:cs="Arial" w:eastAsia="Arial"/>
+          <w:b w:val="0"/>
+          <w:bCs w:val="0"/>
+          <w:sz w:val="21"/>
+          <w:szCs w:val="21"/>
+        </w:rPr>
+        <w:t>• ☐ ب) محضر اختبار استعادة بتاريخه ونتيجته</w:t>
+      </w:r>
+    </w:p>
+    <w:p>
+      <w:pPr>
+        <w:bidi/>
+        <w:spacing w:after="60"/>
+        <w:ind w:right="283" w:hanging="255"/>
+      </w:pPr>
+      <w:r>
+        <w:rPr>
+          <w:rFonts w:ascii="Arial" w:hAnsi="Arial" w:cs="Arial" w:eastAsia="Arial"/>
+          <w:b w:val="0"/>
+          <w:bCs w:val="0"/>
+          <w:sz w:val="21"/>
+          <w:szCs w:val="21"/>
+        </w:rPr>
+        <w:t>• ☐ ج) سياسة النسخ المعتمدة</w:t>
+      </w:r>
+    </w:p>
+    <w:p>
+      <w:pPr>
+        <w:keepNext/>
+        <w:bidi/>
+        <w:spacing w:after="40"/>
+      </w:pPr>
+      <w:r>
+        <w:rPr>
+          <w:rFonts w:ascii="Arial" w:hAnsi="Arial" w:cs="Arial" w:eastAsia="Arial"/>
+          <w:b w:val="1"/>
+          <w:bCs w:val="1"/>
+          <w:sz w:val="21"/>
+          <w:szCs w:val="21"/>
+        </w:rPr>
+        <w:t>5.</w:t>
+      </w:r>
+      <w:r>
+        <w:rPr>
+          <w:rFonts w:ascii="Arial" w:hAnsi="Arial" w:cs="Arial" w:eastAsia="Arial"/>
+          <w:b w:val="0"/>
+          <w:bCs w:val="0"/>
+          <w:sz w:val="21"/>
+          <w:szCs w:val="21"/>
+        </w:rPr>
+        <w:t xml:space="preserve"> كيف تتحقق أن تغييرات الخادم مرت بإدارة التغيير؟</w:t>
+      </w:r>
+    </w:p>
+    <w:p>
+      <w:pPr>
+        <w:bidi/>
+        <w:spacing w:after="60"/>
+        <w:ind w:right="283" w:hanging="255"/>
+      </w:pPr>
+      <w:r>
+        <w:rPr>
+          <w:rFonts w:ascii="Arial" w:hAnsi="Arial" w:cs="Arial" w:eastAsia="Arial"/>
+          <w:b w:val="0"/>
+          <w:bCs w:val="0"/>
+          <w:sz w:val="21"/>
+          <w:szCs w:val="21"/>
+        </w:rPr>
+        <w:t>• ☐ أ) تسأل الفريق</w:t>
+      </w:r>
+    </w:p>
+    <w:p>
+      <w:pPr>
+        <w:bidi/>
+        <w:spacing w:after="60"/>
+        <w:ind w:right="283" w:hanging="255"/>
+      </w:pPr>
+      <w:r>
+        <w:rPr>
+          <w:rFonts w:ascii="Arial" w:hAnsi="Arial" w:cs="Arial" w:eastAsia="Arial"/>
+          <w:b w:val="0"/>
+          <w:bCs w:val="0"/>
+          <w:sz w:val="21"/>
+          <w:szCs w:val="21"/>
+        </w:rPr>
+        <w:t>• ☐ ب) تطابق سجل التغييرات بتذاكر التغيير المعتمدة</w:t>
+      </w:r>
+    </w:p>
+    <w:p>
+      <w:pPr>
+        <w:bidi/>
+        <w:spacing w:after="60"/>
+        <w:ind w:right="283" w:hanging="255"/>
+      </w:pPr>
+      <w:r>
+        <w:rPr>
+          <w:rFonts w:ascii="Arial" w:hAnsi="Arial" w:cs="Arial" w:eastAsia="Arial"/>
+          <w:b w:val="0"/>
+          <w:bCs w:val="0"/>
+          <w:sz w:val="21"/>
+          <w:szCs w:val="21"/>
+        </w:rPr>
+        <w:t>• ☐ ج) تقرأ إجراء التغيير</w:t>
+      </w:r>
+    </w:p>
+    <w:p>
+      <w:pPr>
+        <w:pStyle w:val="Heading1"/>
+        <w:bidi/>
+      </w:pPr>
+      <w:r>
+        <w:rPr>
+          <w:rFonts w:ascii="Arial" w:hAnsi="Arial" w:cs="Arial" w:eastAsia="Arial"/>
+          <w:b w:val="0"/>
+          <w:bCs w:val="0"/>
+        </w:rPr>
+        <w:t>التمرين 3: حوكمة أم إدارة أم تشغيل؟</w:t>
+      </w:r>
+    </w:p>
+    <w:tbl>
+      <w:tblPr>
+        <w:tblStyle w:val="TableGrid"/>
+        <w:bidiVisual/>
+        <w:tblW w:type="dxa" w:w="9637"/>
+        <w:jc w:val="center"/>
+        <w:tblLayout w:type="fixed"/>
+        <w:tblLook w:firstColumn="1" w:firstRow="1" w:lastColumn="0" w:lastRow="0" w:noHBand="0" w:noVBand="1" w:val="04A0"/>
+      </w:tblPr>
+      <w:tblGrid>
+        <w:gridCol w:w="2267"/>
+        <w:gridCol w:w="7370"/>
+      </w:tblGrid>
+      <w:tr>
+        <w:trPr>
+          <w:cantSplit/>
+        </w:trPr>
+        <w:tc>
+          <w:tcPr>
+            <w:tcW w:type="dxa" w:w="2268"/>
+            <w:shd w:val="clear" w:color="auto" w:fill="EEF2F8"/>
+          </w:tcPr>
+          <w:p>
+            <w:pPr>
+              <w:bidi/>
+              <w:spacing w:after="20" w:line="252" w:lineRule="auto"/>
+            </w:pPr>
+            <w:r/>
+            <w:r>
+              <w:rPr>
+                <w:rFonts w:ascii="Arial" w:hAnsi="Arial" w:cs="Arial" w:eastAsia="Arial"/>
+                <w:b w:val="1"/>
+                <w:bCs w:val="1"/>
+                <w:sz w:val="20"/>
+                <w:szCs w:val="20"/>
+              </w:rPr>
+              <w:t>الموضع في العرض</w:t>
+            </w:r>
+          </w:p>
+        </w:tc>
+        <w:tc>
+          <w:tcPr>
+            <w:tcW w:type="dxa" w:w="7370"/>
+          </w:tcPr>
+          <w:p>
+            <w:pPr>
+              <w:bidi/>
+              <w:spacing w:after="20" w:line="252" w:lineRule="auto"/>
+            </w:pPr>
+            <w:r/>
+            <w:r>
+              <w:rPr>
+                <w:rFonts w:ascii="Arial" w:hAnsi="Arial" w:cs="Arial" w:eastAsia="Arial"/>
+                <w:b w:val="0"/>
+                <w:bCs w:val="0"/>
+                <w:sz w:val="20"/>
+                <w:szCs w:val="20"/>
+              </w:rPr>
+              <w:t>الشريحة 35، والإجابة في الشريحة 36</w:t>
+            </w:r>
+          </w:p>
+        </w:tc>
+      </w:tr>
+      <w:tr>
+        <w:trPr>
+          <w:cantSplit/>
+        </w:trPr>
+        <w:tc>
+          <w:tcPr>
+            <w:tcW w:type="dxa" w:w="2268"/>
+            <w:shd w:val="clear" w:color="auto" w:fill="EEF2F8"/>
+          </w:tcPr>
+          <w:p>
+            <w:pPr>
+              <w:bidi/>
+              <w:spacing w:after="20" w:line="252" w:lineRule="auto"/>
+            </w:pPr>
+            <w:r/>
+            <w:r>
+              <w:rPr>
+                <w:rFonts w:ascii="Arial" w:hAnsi="Arial" w:cs="Arial" w:eastAsia="Arial"/>
+                <w:b w:val="1"/>
+                <w:bCs w:val="1"/>
+                <w:sz w:val="20"/>
+                <w:szCs w:val="20"/>
+              </w:rPr>
+              <w:t>الوقت</w:t>
+            </w:r>
+          </w:p>
+        </w:tc>
+        <w:tc>
+          <w:tcPr>
+            <w:tcW w:type="dxa" w:w="7370"/>
+          </w:tcPr>
+          <w:p>
+            <w:pPr>
+              <w:bidi/>
+              <w:spacing w:after="20" w:line="252" w:lineRule="auto"/>
+            </w:pPr>
+            <w:r/>
+            <w:r>
+              <w:rPr>
+                <w:rFonts w:ascii="Arial" w:hAnsi="Arial" w:cs="Arial" w:eastAsia="Arial"/>
+                <w:b w:val="0"/>
+                <w:bCs w:val="0"/>
+                <w:sz w:val="20"/>
+                <w:szCs w:val="20"/>
+              </w:rPr>
+              <w:t>3 دقائق</w:t>
+            </w:r>
+          </w:p>
+        </w:tc>
+      </w:tr>
+      <w:tr>
+        <w:trPr>
+          <w:cantSplit/>
+        </w:trPr>
+        <w:tc>
+          <w:tcPr>
+            <w:tcW w:type="dxa" w:w="2268"/>
+            <w:shd w:val="clear" w:color="auto" w:fill="EEF2F8"/>
+          </w:tcPr>
+          <w:p>
+            <w:pPr>
+              <w:bidi/>
+              <w:spacing w:after="20" w:line="252" w:lineRule="auto"/>
+            </w:pPr>
+            <w:r/>
+            <w:r>
+              <w:rPr>
+                <w:rFonts w:ascii="Arial" w:hAnsi="Arial" w:cs="Arial" w:eastAsia="Arial"/>
+                <w:b w:val="1"/>
+                <w:bCs w:val="1"/>
+                <w:sz w:val="20"/>
+                <w:szCs w:val="20"/>
+              </w:rPr>
+              <w:t>ما تحتاجه</w:t>
+            </w:r>
+          </w:p>
+        </w:tc>
+        <w:tc>
+          <w:tcPr>
+            <w:tcW w:type="dxa" w:w="7370"/>
+          </w:tcPr>
+          <w:p>
+            <w:pPr>
+              <w:bidi/>
+              <w:spacing w:after="20" w:line="252" w:lineRule="auto"/>
+            </w:pPr>
+            <w:r/>
+            <w:r>
+              <w:rPr>
+                <w:rFonts w:ascii="Arial" w:hAnsi="Arial" w:cs="Arial" w:eastAsia="Arial"/>
+                <w:b w:val="0"/>
+                <w:bCs w:val="0"/>
+                <w:sz w:val="20"/>
+                <w:szCs w:val="20"/>
+              </w:rPr>
+              <w:t>شرح المستويات الثلاثة في الشريحة 34</w:t>
             </w:r>
           </w:p>
         </w:tc>
@@ -5538,7 +7768,7 @@
           <w:b w:val="0"/>
           <w:bCs w:val="0"/>
         </w:rPr>
-        <w:t>التمرين 3: التطبيق 1 من 4: تحديد المسؤوليات وصياغة بند سياسة</w:t>
+        <w:t>التمرين 4: التطبيق 1 من 4: تحديد المسؤوليات وصياغة بند سياسة</w:t>
       </w:r>
     </w:p>
     <w:tbl>
@@ -5599,7 +7829,7 @@
                 <w:sz w:val="20"/>
                 <w:szCs w:val="20"/>
               </w:rPr>
-              <w:t>المثال في الشرائح 29 إلى 33، والمطلوب في الشرائح 34 إلى 36، والإجابة في الشرائح 37 إلى 39</w:t>
+              <w:t>المثال في الشرائح 46 إلى 50، والمطلوب في الشرائح 51 إلى 53، والإجابة في الشرائح 54 إلى 56</w:t>
             </w:r>
           </w:p>
         </w:tc>
@@ -6832,7 +9062,7 @@
           <w:sz w:val="20"/>
           <w:szCs w:val="20"/>
         </w:rPr>
-        <w:t>الوثيقتان نموذجان تعليميان في الشريحتين 32 و33. أرقام المعيار هي المسطرة التي ستقيس بها في التطبيق 3.</w:t>
+        <w:t>الوثيقتان نموذجان تعليميان في الشريحتين 49 و50. أرقام المعيار هي المسطرة التي ستقيس بها في التطبيق 3.</w:t>
       </w:r>
     </w:p>
     <w:p>
@@ -7778,7 +10008,7 @@
           <w:b w:val="0"/>
           <w:bCs w:val="0"/>
         </w:rPr>
-        <w:t>التمرين 4: التطبيق 2 من 4: كتابة خطر وتقييمه وتحديد معالجته</w:t>
+        <w:t>التمرين 5: من هدف «صحة الرواتب» إلى قرار الإدارة</w:t>
       </w:r>
     </w:p>
     <w:tbl>
@@ -7839,7 +10069,705 @@
                 <w:sz w:val="20"/>
                 <w:szCs w:val="20"/>
               </w:rPr>
-              <w:t>المثال في الشريحة 43 وما بعدها حتى الشريحة 56، والمطلوب في الشريحتين 57 و58، والإجابة في الشرائح 59 إلى 62</w:t>
+              <w:t>المثال في الشريحتين 70 و71، والتمرين في الشريحة 72، والإجابة في الشريحة 73</w:t>
+            </w:r>
+          </w:p>
+        </w:tc>
+      </w:tr>
+      <w:tr>
+        <w:trPr>
+          <w:cantSplit/>
+        </w:trPr>
+        <w:tc>
+          <w:tcPr>
+            <w:tcW w:type="dxa" w:w="2268"/>
+            <w:shd w:val="clear" w:color="auto" w:fill="EEF2F8"/>
+          </w:tcPr>
+          <w:p>
+            <w:pPr>
+              <w:bidi/>
+              <w:spacing w:after="20" w:line="252" w:lineRule="auto"/>
+            </w:pPr>
+            <w:r/>
+            <w:r>
+              <w:rPr>
+                <w:rFonts w:ascii="Arial" w:hAnsi="Arial" w:cs="Arial" w:eastAsia="Arial"/>
+                <w:b w:val="1"/>
+                <w:bCs w:val="1"/>
+                <w:sz w:val="20"/>
+                <w:szCs w:val="20"/>
+              </w:rPr>
+              <w:t>الوقت</w:t>
+            </w:r>
+          </w:p>
+        </w:tc>
+        <w:tc>
+          <w:tcPr>
+            <w:tcW w:type="dxa" w:w="7370"/>
+          </w:tcPr>
+          <w:p>
+            <w:pPr>
+              <w:bidi/>
+              <w:spacing w:after="20" w:line="252" w:lineRule="auto"/>
+            </w:pPr>
+            <w:r/>
+            <w:r>
+              <w:rPr>
+                <w:rFonts w:ascii="Arial" w:hAnsi="Arial" w:cs="Arial" w:eastAsia="Arial"/>
+                <w:b w:val="0"/>
+                <w:bCs w:val="0"/>
+                <w:sz w:val="20"/>
+                <w:szCs w:val="20"/>
+              </w:rPr>
+              <w:t>12 دقيقة</w:t>
+            </w:r>
+          </w:p>
+        </w:tc>
+      </w:tr>
+      <w:tr>
+        <w:trPr>
+          <w:cantSplit/>
+        </w:trPr>
+        <w:tc>
+          <w:tcPr>
+            <w:tcW w:type="dxa" w:w="2268"/>
+            <w:shd w:val="clear" w:color="auto" w:fill="EEF2F8"/>
+          </w:tcPr>
+          <w:p>
+            <w:pPr>
+              <w:bidi/>
+              <w:spacing w:after="20" w:line="252" w:lineRule="auto"/>
+            </w:pPr>
+            <w:r/>
+            <w:r>
+              <w:rPr>
+                <w:rFonts w:ascii="Arial" w:hAnsi="Arial" w:cs="Arial" w:eastAsia="Arial"/>
+                <w:b w:val="1"/>
+                <w:bCs w:val="1"/>
+                <w:sz w:val="20"/>
+                <w:szCs w:val="20"/>
+              </w:rPr>
+              <w:t>ما تحتاجه</w:t>
+            </w:r>
+          </w:p>
+        </w:tc>
+        <w:tc>
+          <w:tcPr>
+            <w:tcW w:type="dxa" w:w="7370"/>
+          </w:tcPr>
+          <w:p>
+            <w:pPr>
+              <w:bidi/>
+              <w:spacing w:after="20" w:line="252" w:lineRule="auto"/>
+            </w:pPr>
+            <w:r/>
+            <w:r>
+              <w:rPr>
+                <w:rFonts w:ascii="Arial" w:hAnsi="Arial" w:cs="Arial" w:eastAsia="Arial"/>
+                <w:b w:val="0"/>
+                <w:bCs w:val="0"/>
+                <w:sz w:val="20"/>
+                <w:szCs w:val="20"/>
+              </w:rPr>
+              <w:t>صيغة الخطر، وأنواع الأثر بلغة الأعمال</w:t>
+            </w:r>
+          </w:p>
+        </w:tc>
+      </w:tr>
+    </w:tbl>
+    <w:p>
+      <w:pPr>
+        <w:spacing w:after="40"/>
+      </w:pPr>
+    </w:p>
+    <w:p>
+      <w:pPr>
+        <w:keepNext/>
+        <w:bidi/>
+      </w:pPr>
+      <w:r>
+        <w:rPr>
+          <w:rFonts w:ascii="Arial" w:hAnsi="Arial" w:cs="Arial" w:eastAsia="Arial"/>
+          <w:b w:val="1"/>
+          <w:bCs w:val="1"/>
+        </w:rPr>
+        <w:t>ما وجدته في رُفاد:</w:t>
+      </w:r>
+    </w:p>
+    <w:p>
+      <w:pPr>
+        <w:bidi/>
+        <w:spacing w:after="60"/>
+        <w:ind w:right="283" w:hanging="255"/>
+      </w:pPr>
+      <w:r>
+        <w:rPr>
+          <w:rFonts w:ascii="Arial" w:hAnsi="Arial" w:cs="Arial" w:eastAsia="Arial"/>
+          <w:b w:val="0"/>
+          <w:bCs w:val="0"/>
+          <w:sz w:val="21"/>
+          <w:szCs w:val="21"/>
+        </w:rPr>
+        <w:t>• هدف رُفاد: رواتب صحيحة تُصرف إلى الحسابات الصحيحة في موعدها، لنحو 200 موظف.</w:t>
+      </w:r>
+    </w:p>
+    <w:p>
+      <w:pPr>
+        <w:bidi/>
+        <w:spacing w:after="60"/>
+        <w:ind w:right="283" w:hanging="255"/>
+      </w:pPr>
+      <w:r>
+        <w:rPr>
+          <w:rFonts w:ascii="Arial" w:hAnsi="Arial" w:cs="Arial" w:eastAsia="Arial"/>
+          <w:b w:val="0"/>
+          <w:bCs w:val="0"/>
+          <w:sz w:val="21"/>
+          <w:szCs w:val="21"/>
+        </w:rPr>
+        <w:t>• في نظام الرواتب يستطيع موظفان تعديل الحساب البنكي للموظف واعتماد المسير كليهما.</w:t>
+      </w:r>
+    </w:p>
+    <w:p>
+      <w:pPr>
+        <w:bidi/>
+        <w:spacing w:after="60"/>
+        <w:ind w:right="283" w:hanging="255"/>
+      </w:pPr>
+      <w:r>
+        <w:rPr>
+          <w:rFonts w:ascii="Arial" w:hAnsi="Arial" w:cs="Arial" w:eastAsia="Arial"/>
+          <w:b w:val="0"/>
+          <w:bCs w:val="0"/>
+          <w:sz w:val="21"/>
+          <w:szCs w:val="21"/>
+        </w:rPr>
+        <w:t>• لا توجد موافقة ثانية على تغيير الحساب البنكي، ولا تقرير بالتغييرات.</w:t>
+      </w:r>
+    </w:p>
+    <w:p>
+      <w:pPr>
+        <w:bidi/>
+        <w:spacing w:after="60"/>
+        <w:ind w:right="283" w:hanging="255"/>
+      </w:pPr>
+      <w:r>
+        <w:rPr>
+          <w:rFonts w:ascii="Arial" w:hAnsi="Arial" w:cs="Arial" w:eastAsia="Arial"/>
+          <w:b w:val="0"/>
+          <w:bCs w:val="0"/>
+          <w:sz w:val="21"/>
+          <w:szCs w:val="21"/>
+        </w:rPr>
+        <w:t>• مالكة النظام: أ. منى، مديرة الموارد البشرية. والمدير المالي أ. فهد مسؤول عن الصرف.</w:t>
+      </w:r>
+    </w:p>
+    <w:p>
+      <w:pPr>
+        <w:bidi/>
+      </w:pPr>
+      <w:r>
+        <w:rPr>
+          <w:rFonts w:ascii="Arial" w:hAnsi="Arial" w:cs="Arial" w:eastAsia="Arial"/>
+          <w:b w:val="0"/>
+          <w:bCs w:val="0"/>
+        </w:rPr>
+        <w:t>أكمل السلسلة، ثم صِف الأثر بلغة الأعمال واذكر نوعه: توقف خدمة، أو تأخير عمليات، أو تسرب بيانات، أو تكلفة، أو التزام تعاقدي.</w:t>
+      </w:r>
+    </w:p>
+    <w:tbl>
+      <w:tblPr>
+        <w:tblStyle w:val="TableGrid"/>
+        <w:bidiVisual/>
+        <w:tblW w:type="dxa" w:w="9637"/>
+        <w:jc w:val="center"/>
+        <w:tblLayout w:type="fixed"/>
+        <w:tblLook w:firstColumn="1" w:firstRow="1" w:lastColumn="0" w:lastRow="0" w:noHBand="0" w:noVBand="1" w:val="04A0"/>
+      </w:tblPr>
+      <w:tblGrid>
+        <w:gridCol w:w="2551"/>
+        <w:gridCol w:w="7086"/>
+      </w:tblGrid>
+      <w:tr>
+        <w:trPr>
+          <w:cantSplit/>
+          <w:trHeight w:val="737" w:hRule="atLeast"/>
+        </w:trPr>
+        <w:tc>
+          <w:tcPr>
+            <w:tcW w:type="dxa" w:w="2551"/>
+            <w:shd w:val="clear" w:color="auto" w:fill="EEF2F8"/>
+          </w:tcPr>
+          <w:p>
+            <w:pPr>
+              <w:bidi/>
+              <w:spacing w:after="20" w:line="252" w:lineRule="auto"/>
+            </w:pPr>
+            <w:r/>
+            <w:r>
+              <w:rPr>
+                <w:rFonts w:ascii="Arial" w:hAnsi="Arial" w:cs="Arial" w:eastAsia="Arial"/>
+                <w:b w:val="1"/>
+                <w:bCs w:val="1"/>
+                <w:sz w:val="20"/>
+                <w:szCs w:val="20"/>
+              </w:rPr>
+              <w:t>هدف العمل</w:t>
+            </w:r>
+          </w:p>
+        </w:tc>
+        <w:tc>
+          <w:tcPr>
+            <w:tcW w:type="dxa" w:w="7087"/>
+          </w:tcPr>
+          <w:p>
+            <w:pPr>
+              <w:bidi/>
+              <w:spacing w:after="20" w:line="252" w:lineRule="auto"/>
+            </w:pPr>
+            <w:r/>
+          </w:p>
+        </w:tc>
+      </w:tr>
+      <w:tr>
+        <w:trPr>
+          <w:cantSplit/>
+          <w:trHeight w:val="737" w:hRule="atLeast"/>
+        </w:trPr>
+        <w:tc>
+          <w:tcPr>
+            <w:tcW w:type="dxa" w:w="2551"/>
+            <w:shd w:val="clear" w:color="auto" w:fill="EEF2F8"/>
+          </w:tcPr>
+          <w:p>
+            <w:pPr>
+              <w:bidi/>
+              <w:spacing w:after="20" w:line="252" w:lineRule="auto"/>
+            </w:pPr>
+            <w:r/>
+            <w:r>
+              <w:rPr>
+                <w:rFonts w:ascii="Arial" w:hAnsi="Arial" w:cs="Arial" w:eastAsia="Arial"/>
+                <w:b w:val="1"/>
+                <w:bCs w:val="1"/>
+                <w:sz w:val="20"/>
+                <w:szCs w:val="20"/>
+              </w:rPr>
+              <w:t>الأصل الداعم</w:t>
+            </w:r>
+          </w:p>
+        </w:tc>
+        <w:tc>
+          <w:tcPr>
+            <w:tcW w:type="dxa" w:w="7087"/>
+          </w:tcPr>
+          <w:p>
+            <w:pPr>
+              <w:bidi/>
+              <w:spacing w:after="20" w:line="252" w:lineRule="auto"/>
+            </w:pPr>
+            <w:r/>
+          </w:p>
+        </w:tc>
+      </w:tr>
+      <w:tr>
+        <w:trPr>
+          <w:cantSplit/>
+          <w:trHeight w:val="737" w:hRule="atLeast"/>
+        </w:trPr>
+        <w:tc>
+          <w:tcPr>
+            <w:tcW w:type="dxa" w:w="2551"/>
+            <w:shd w:val="clear" w:color="auto" w:fill="EEF2F8"/>
+          </w:tcPr>
+          <w:p>
+            <w:pPr>
+              <w:bidi/>
+              <w:spacing w:after="20" w:line="252" w:lineRule="auto"/>
+            </w:pPr>
+            <w:r/>
+            <w:r>
+              <w:rPr>
+                <w:rFonts w:ascii="Arial" w:hAnsi="Arial" w:cs="Arial" w:eastAsia="Arial"/>
+                <w:b w:val="1"/>
+                <w:bCs w:val="1"/>
+                <w:sz w:val="20"/>
+                <w:szCs w:val="20"/>
+              </w:rPr>
+              <w:t>الخطر</w:t>
+            </w:r>
+          </w:p>
+        </w:tc>
+        <w:tc>
+          <w:tcPr>
+            <w:tcW w:type="dxa" w:w="7087"/>
+          </w:tcPr>
+          <w:p>
+            <w:pPr>
+              <w:bidi/>
+              <w:spacing w:after="20" w:line="252" w:lineRule="auto"/>
+            </w:pPr>
+            <w:r/>
+          </w:p>
+        </w:tc>
+      </w:tr>
+      <w:tr>
+        <w:trPr>
+          <w:cantSplit/>
+          <w:trHeight w:val="737" w:hRule="atLeast"/>
+        </w:trPr>
+        <w:tc>
+          <w:tcPr>
+            <w:tcW w:type="dxa" w:w="2551"/>
+            <w:shd w:val="clear" w:color="auto" w:fill="EEF2F8"/>
+          </w:tcPr>
+          <w:p>
+            <w:pPr>
+              <w:bidi/>
+              <w:spacing w:after="20" w:line="252" w:lineRule="auto"/>
+            </w:pPr>
+            <w:r/>
+            <w:r>
+              <w:rPr>
+                <w:rFonts w:ascii="Arial" w:hAnsi="Arial" w:cs="Arial" w:eastAsia="Arial"/>
+                <w:b w:val="1"/>
+                <w:bCs w:val="1"/>
+                <w:sz w:val="20"/>
+                <w:szCs w:val="20"/>
+              </w:rPr>
+              <w:t>الضابط</w:t>
+            </w:r>
+          </w:p>
+        </w:tc>
+        <w:tc>
+          <w:tcPr>
+            <w:tcW w:type="dxa" w:w="7087"/>
+          </w:tcPr>
+          <w:p>
+            <w:pPr>
+              <w:bidi/>
+              <w:spacing w:after="20" w:line="252" w:lineRule="auto"/>
+            </w:pPr>
+            <w:r/>
+          </w:p>
+        </w:tc>
+      </w:tr>
+      <w:tr>
+        <w:trPr>
+          <w:cantSplit/>
+          <w:trHeight w:val="737" w:hRule="atLeast"/>
+        </w:trPr>
+        <w:tc>
+          <w:tcPr>
+            <w:tcW w:type="dxa" w:w="2551"/>
+            <w:shd w:val="clear" w:color="auto" w:fill="EEF2F8"/>
+          </w:tcPr>
+          <w:p>
+            <w:pPr>
+              <w:bidi/>
+              <w:spacing w:after="20" w:line="252" w:lineRule="auto"/>
+            </w:pPr>
+            <w:r/>
+            <w:r>
+              <w:rPr>
+                <w:rFonts w:ascii="Arial" w:hAnsi="Arial" w:cs="Arial" w:eastAsia="Arial"/>
+                <w:b w:val="1"/>
+                <w:bCs w:val="1"/>
+                <w:sz w:val="20"/>
+                <w:szCs w:val="20"/>
+              </w:rPr>
+              <w:t>المالك</w:t>
+            </w:r>
+          </w:p>
+        </w:tc>
+        <w:tc>
+          <w:tcPr>
+            <w:tcW w:type="dxa" w:w="7087"/>
+          </w:tcPr>
+          <w:p>
+            <w:pPr>
+              <w:bidi/>
+              <w:spacing w:after="20" w:line="252" w:lineRule="auto"/>
+            </w:pPr>
+            <w:r/>
+          </w:p>
+        </w:tc>
+      </w:tr>
+      <w:tr>
+        <w:trPr>
+          <w:cantSplit/>
+          <w:trHeight w:val="737" w:hRule="atLeast"/>
+        </w:trPr>
+        <w:tc>
+          <w:tcPr>
+            <w:tcW w:type="dxa" w:w="2551"/>
+            <w:shd w:val="clear" w:color="auto" w:fill="EEF2F8"/>
+          </w:tcPr>
+          <w:p>
+            <w:pPr>
+              <w:bidi/>
+              <w:spacing w:after="20" w:line="252" w:lineRule="auto"/>
+            </w:pPr>
+            <w:r/>
+            <w:r>
+              <w:rPr>
+                <w:rFonts w:ascii="Arial" w:hAnsi="Arial" w:cs="Arial" w:eastAsia="Arial"/>
+                <w:b w:val="1"/>
+                <w:bCs w:val="1"/>
+                <w:sz w:val="20"/>
+                <w:szCs w:val="20"/>
+              </w:rPr>
+              <w:t>المؤشر</w:t>
+            </w:r>
+          </w:p>
+        </w:tc>
+        <w:tc>
+          <w:tcPr>
+            <w:tcW w:type="dxa" w:w="7087"/>
+          </w:tcPr>
+          <w:p>
+            <w:pPr>
+              <w:bidi/>
+              <w:spacing w:after="20" w:line="252" w:lineRule="auto"/>
+            </w:pPr>
+            <w:r/>
+          </w:p>
+        </w:tc>
+      </w:tr>
+      <w:tr>
+        <w:trPr>
+          <w:cantSplit/>
+          <w:trHeight w:val="737" w:hRule="atLeast"/>
+        </w:trPr>
+        <w:tc>
+          <w:tcPr>
+            <w:tcW w:type="dxa" w:w="2551"/>
+            <w:shd w:val="clear" w:color="auto" w:fill="EEF2F8"/>
+          </w:tcPr>
+          <w:p>
+            <w:pPr>
+              <w:bidi/>
+              <w:spacing w:after="20" w:line="252" w:lineRule="auto"/>
+            </w:pPr>
+            <w:r/>
+            <w:r>
+              <w:rPr>
+                <w:rFonts w:ascii="Arial" w:hAnsi="Arial" w:cs="Arial" w:eastAsia="Arial"/>
+                <w:b w:val="1"/>
+                <w:bCs w:val="1"/>
+                <w:sz w:val="20"/>
+                <w:szCs w:val="20"/>
+              </w:rPr>
+              <w:t>القرار المطلوب</w:t>
+            </w:r>
+          </w:p>
+        </w:tc>
+        <w:tc>
+          <w:tcPr>
+            <w:tcW w:type="dxa" w:w="7087"/>
+          </w:tcPr>
+          <w:p>
+            <w:pPr>
+              <w:bidi/>
+              <w:spacing w:after="20" w:line="252" w:lineRule="auto"/>
+            </w:pPr>
+            <w:r/>
+          </w:p>
+        </w:tc>
+      </w:tr>
+      <w:tr>
+        <w:trPr>
+          <w:cantSplit/>
+          <w:trHeight w:val="737" w:hRule="atLeast"/>
+        </w:trPr>
+        <w:tc>
+          <w:tcPr>
+            <w:tcW w:type="dxa" w:w="2551"/>
+            <w:shd w:val="clear" w:color="auto" w:fill="EEF2F8"/>
+          </w:tcPr>
+          <w:p>
+            <w:pPr>
+              <w:bidi/>
+              <w:spacing w:after="20" w:line="252" w:lineRule="auto"/>
+            </w:pPr>
+            <w:r/>
+            <w:r>
+              <w:rPr>
+                <w:rFonts w:ascii="Arial" w:hAnsi="Arial" w:cs="Arial" w:eastAsia="Arial"/>
+                <w:b w:val="1"/>
+                <w:bCs w:val="1"/>
+                <w:sz w:val="20"/>
+                <w:szCs w:val="20"/>
+              </w:rPr>
+              <w:t>الأثر بلغة الأعمال ونوعه</w:t>
+            </w:r>
+          </w:p>
+        </w:tc>
+        <w:tc>
+          <w:tcPr>
+            <w:tcW w:type="dxa" w:w="7087"/>
+          </w:tcPr>
+          <w:p>
+            <w:pPr>
+              <w:bidi/>
+              <w:spacing w:after="20" w:line="252" w:lineRule="auto"/>
+            </w:pPr>
+            <w:r/>
+          </w:p>
+        </w:tc>
+      </w:tr>
+    </w:tbl>
+    <w:p>
+      <w:pPr>
+        <w:spacing w:after="40"/>
+      </w:pPr>
+    </w:p>
+    <w:p>
+      <w:pPr>
+        <w:keepNext/>
+        <w:bidi/>
+        <w:spacing w:after="40"/>
+      </w:pPr>
+      <w:r>
+        <w:rPr>
+          <w:rFonts w:ascii="Arial" w:hAnsi="Arial" w:cs="Arial" w:eastAsia="Arial"/>
+          <w:b w:val="1"/>
+          <w:bCs w:val="1"/>
+          <w:sz w:val="21"/>
+          <w:szCs w:val="21"/>
+        </w:rPr>
+        <w:t>قبل أن تقارن بالإجابة، راجع نفسك:</w:t>
+      </w:r>
+    </w:p>
+    <w:p>
+      <w:pPr>
+        <w:bidi/>
+        <w:spacing w:after="60"/>
+        <w:ind w:right="283" w:hanging="255"/>
+      </w:pPr>
+      <w:r>
+        <w:rPr>
+          <w:rFonts w:ascii="Arial" w:hAnsi="Arial" w:cs="Arial" w:eastAsia="Arial"/>
+          <w:b w:val="0"/>
+          <w:bCs w:val="0"/>
+          <w:sz w:val="21"/>
+          <w:szCs w:val="21"/>
+        </w:rPr>
+        <w:t>• ☐ هل يرتبط الخطر بالهدف مباشرة؟</w:t>
+      </w:r>
+    </w:p>
+    <w:p>
+      <w:pPr>
+        <w:bidi/>
+        <w:spacing w:after="60"/>
+        <w:ind w:right="283" w:hanging="255"/>
+      </w:pPr>
+      <w:r>
+        <w:rPr>
+          <w:rFonts w:ascii="Arial" w:hAnsi="Arial" w:cs="Arial" w:eastAsia="Arial"/>
+          <w:b w:val="0"/>
+          <w:bCs w:val="0"/>
+          <w:sz w:val="21"/>
+          <w:szCs w:val="21"/>
+        </w:rPr>
+        <w:t>• ☐ هل للضابط والمؤشر مالك واحد بالوظيفة؟</w:t>
+      </w:r>
+    </w:p>
+    <w:p>
+      <w:pPr>
+        <w:bidi/>
+        <w:spacing w:after="60"/>
+        <w:ind w:right="283" w:hanging="255"/>
+      </w:pPr>
+      <w:r>
+        <w:rPr>
+          <w:rFonts w:ascii="Arial" w:hAnsi="Arial" w:cs="Arial" w:eastAsia="Arial"/>
+          <w:b w:val="0"/>
+          <w:bCs w:val="0"/>
+          <w:sz w:val="21"/>
+          <w:szCs w:val="21"/>
+        </w:rPr>
+        <w:t>• ☐ هل القرار المطلوب له كلفة يقبلها صاحب الصلاحية؟</w:t>
+      </w:r>
+    </w:p>
+    <w:p>
+      <w:r>
+        <w:br w:type="page"/>
+      </w:r>
+    </w:p>
+    <w:p>
+      <w:pPr>
+        <w:pStyle w:val="Heading1"/>
+        <w:bidi/>
+      </w:pPr>
+      <w:r>
+        <w:rPr>
+          <w:rFonts w:ascii="Arial" w:hAnsi="Arial" w:cs="Arial" w:eastAsia="Arial"/>
+          <w:b w:val="0"/>
+          <w:bCs w:val="0"/>
+        </w:rPr>
+        <w:t>التمرين 6: التطبيق 2 من 4: كتابة خطر وتقييمه وتحديد معالجته</w:t>
+      </w:r>
+    </w:p>
+    <w:tbl>
+      <w:tblPr>
+        <w:tblStyle w:val="TableGrid"/>
+        <w:bidiVisual/>
+        <w:tblW w:type="dxa" w:w="9637"/>
+        <w:jc w:val="center"/>
+        <w:tblLayout w:type="fixed"/>
+        <w:tblLook w:firstColumn="1" w:firstRow="1" w:lastColumn="0" w:lastRow="0" w:noHBand="0" w:noVBand="1" w:val="04A0"/>
+      </w:tblPr>
+      <w:tblGrid>
+        <w:gridCol w:w="2267"/>
+        <w:gridCol w:w="7370"/>
+      </w:tblGrid>
+      <w:tr>
+        <w:trPr>
+          <w:cantSplit/>
+        </w:trPr>
+        <w:tc>
+          <w:tcPr>
+            <w:tcW w:type="dxa" w:w="2268"/>
+            <w:shd w:val="clear" w:color="auto" w:fill="EEF2F8"/>
+          </w:tcPr>
+          <w:p>
+            <w:pPr>
+              <w:bidi/>
+              <w:spacing w:after="20" w:line="252" w:lineRule="auto"/>
+            </w:pPr>
+            <w:r/>
+            <w:r>
+              <w:rPr>
+                <w:rFonts w:ascii="Arial" w:hAnsi="Arial" w:cs="Arial" w:eastAsia="Arial"/>
+                <w:b w:val="1"/>
+                <w:bCs w:val="1"/>
+                <w:sz w:val="20"/>
+                <w:szCs w:val="20"/>
+              </w:rPr>
+              <w:t>الموضع في العرض</w:t>
+            </w:r>
+          </w:p>
+        </w:tc>
+        <w:tc>
+          <w:tcPr>
+            <w:tcW w:type="dxa" w:w="7370"/>
+          </w:tcPr>
+          <w:p>
+            <w:pPr>
+              <w:bidi/>
+              <w:spacing w:after="20" w:line="252" w:lineRule="auto"/>
+            </w:pPr>
+            <w:r/>
+            <w:r>
+              <w:rPr>
+                <w:rFonts w:ascii="Arial" w:hAnsi="Arial" w:cs="Arial" w:eastAsia="Arial"/>
+                <w:b w:val="0"/>
+                <w:bCs w:val="0"/>
+                <w:sz w:val="20"/>
+                <w:szCs w:val="20"/>
+              </w:rPr>
+              <w:t>المثال في الشريحة 60 وما بعدها حتى الشريحة 77، والمطلوب في الشريحتين 78 و79، والإجابة في الشرائح 80 إلى 83</w:t>
             </w:r>
           </w:p>
         </w:tc>
@@ -9776,7 +12704,7 @@
           <w:b w:val="0"/>
           <w:bCs w:val="0"/>
         </w:rPr>
-        <w:t>التمرين 5: التطبيق 3 من 4: فحص أدلة ضابط وتحديد نتيجة التقييم</w:t>
+        <w:t>التمرين 7: التطبيق 3 من 4: فحص أدلة ضابط وتحديد نتيجة التقييم</w:t>
       </w:r>
     </w:p>
     <w:tbl>
@@ -9837,7 +12765,7 @@
                 <w:sz w:val="20"/>
                 <w:szCs w:val="20"/>
               </w:rPr>
-              <w:t>المثال في الشرائح 74 إلى 80، والمطلوب في الشرائح 81 إلى 86، والإجابة في الشرائح 87 إلى 92</w:t>
+              <w:t>المثال في الشرائح 96 إلى 102، والمطلوب في الشرائح 103 إلى 108، والإجابة في الشرائح 109 إلى 114</w:t>
             </w:r>
           </w:p>
         </w:tc>
@@ -9937,7 +12865,7 @@
                 <w:sz w:val="20"/>
                 <w:szCs w:val="20"/>
               </w:rPr>
-              <w:t>بطاقة «مقياس نتيجة التقييم»، وهي في الشريحة 73</w:t>
+              <w:t>بطاقة «مقياس نتيجة التقييم»، وهي في الشريحة 95</w:t>
             </w:r>
           </w:p>
         </w:tc>
@@ -10509,7 +13437,7 @@
           <w:sz w:val="21"/>
           <w:szCs w:val="21"/>
         </w:rPr>
-        <w:t>د4 مطابقة المعرّفات (مقتطف، الشريحة 78):</w:t>
+        <w:t>د4 مطابقة المعرّفات (مقتطف، الشريحة 100):</w:t>
       </w:r>
       <w:r>
         <w:rPr>
@@ -11216,7 +14144,7 @@
           <w:sz w:val="21"/>
           <w:szCs w:val="21"/>
         </w:rPr>
-        <w:t>د6 سجل الاتصالات (الشريحة 79):</w:t>
+        <w:t>د6 سجل الاتصالات (الشريحة 101):</w:t>
       </w:r>
       <w:r>
         <w:rPr>
@@ -12175,7 +15103,7 @@
           <w:sz w:val="21"/>
           <w:szCs w:val="21"/>
         </w:rPr>
-        <w:t>د2 ملف مراجعة الربع الأول، مقتطف 6 من 214 (الشريحة 83).</w:t>
+        <w:t>د2 ملف مراجعة الربع الأول، مقتطف 6 من 214 (الشريحة 105).</w:t>
       </w:r>
       <w:r>
         <w:rPr>
@@ -12854,7 +15782,7 @@
           <w:sz w:val="21"/>
           <w:szCs w:val="21"/>
         </w:rPr>
-        <w:t>د3 تذكرة إزالة واحدة من 12 (الشريحة 84).</w:t>
+        <w:t>د3 تذكرة إزالة واحدة من 12 (الشريحة 106).</w:t>
       </w:r>
     </w:p>
     <w:tbl>
@@ -13240,7 +16168,7 @@
           <w:sz w:val="21"/>
           <w:szCs w:val="21"/>
         </w:rPr>
-        <w:t>د5 تصدير الحسابات النشطة، مقتطف 5 من 221، وقائمة المغادرين (الشريحة 85).</w:t>
+        <w:t>د5 تصدير الحسابات النشطة، مقتطف 5 من 221، وقائمة المغادرين (الشريحة 107).</w:t>
       </w:r>
       <w:r>
         <w:rPr>
@@ -15333,7 +18261,7 @@
           <w:b w:val="0"/>
           <w:bCs w:val="0"/>
         </w:rPr>
-        <w:t>التمرين 6: التطبيق 4 من 4: كتابة ملاحظة وخطة تصحيح</w:t>
+        <w:t>التمرين 8: ما نوع الفجوة؟</w:t>
       </w:r>
     </w:p>
     <w:tbl>
@@ -15394,7 +18322,591 @@
                 <w:sz w:val="20"/>
                 <w:szCs w:val="20"/>
               </w:rPr>
-              <w:t>الشرح في الشريحتين 93 و94، والمثال في الشرائح 95 إلى 97، والمطلوب في الشريحتين 98 و99، والإجابة في الشرائح 100 إلى 103</w:t>
+              <w:t>الشرح والمثال في الشرائح 115 إلى 117، والتمرين في الشريحة 118، والإجابة في الشريحة 119</w:t>
+            </w:r>
+          </w:p>
+        </w:tc>
+      </w:tr>
+      <w:tr>
+        <w:trPr>
+          <w:cantSplit/>
+        </w:trPr>
+        <w:tc>
+          <w:tcPr>
+            <w:tcW w:type="dxa" w:w="2268"/>
+            <w:shd w:val="clear" w:color="auto" w:fill="EEF2F8"/>
+          </w:tcPr>
+          <w:p>
+            <w:pPr>
+              <w:bidi/>
+              <w:spacing w:after="20" w:line="252" w:lineRule="auto"/>
+            </w:pPr>
+            <w:r/>
+            <w:r>
+              <w:rPr>
+                <w:rFonts w:ascii="Arial" w:hAnsi="Arial" w:cs="Arial" w:eastAsia="Arial"/>
+                <w:b w:val="1"/>
+                <w:bCs w:val="1"/>
+                <w:sz w:val="20"/>
+                <w:szCs w:val="20"/>
+              </w:rPr>
+              <w:t>الوقت</w:t>
+            </w:r>
+          </w:p>
+        </w:tc>
+        <w:tc>
+          <w:tcPr>
+            <w:tcW w:type="dxa" w:w="7370"/>
+          </w:tcPr>
+          <w:p>
+            <w:pPr>
+              <w:bidi/>
+              <w:spacing w:after="20" w:line="252" w:lineRule="auto"/>
+            </w:pPr>
+            <w:r/>
+            <w:r>
+              <w:rPr>
+                <w:rFonts w:ascii="Arial" w:hAnsi="Arial" w:cs="Arial" w:eastAsia="Arial"/>
+                <w:b w:val="0"/>
+                <w:bCs w:val="0"/>
+                <w:sz w:val="20"/>
+                <w:szCs w:val="20"/>
+              </w:rPr>
+              <w:t>10 دقائق</w:t>
+            </w:r>
+          </w:p>
+        </w:tc>
+      </w:tr>
+      <w:tr>
+        <w:trPr>
+          <w:cantSplit/>
+        </w:trPr>
+        <w:tc>
+          <w:tcPr>
+            <w:tcW w:type="dxa" w:w="2268"/>
+            <w:shd w:val="clear" w:color="auto" w:fill="EEF2F8"/>
+          </w:tcPr>
+          <w:p>
+            <w:pPr>
+              <w:bidi/>
+              <w:spacing w:after="20" w:line="252" w:lineRule="auto"/>
+            </w:pPr>
+            <w:r/>
+            <w:r>
+              <w:rPr>
+                <w:rFonts w:ascii="Arial" w:hAnsi="Arial" w:cs="Arial" w:eastAsia="Arial"/>
+                <w:b w:val="1"/>
+                <w:bCs w:val="1"/>
+                <w:sz w:val="20"/>
+                <w:szCs w:val="20"/>
+              </w:rPr>
+              <w:t>ما تحتاجه</w:t>
+            </w:r>
+          </w:p>
+        </w:tc>
+        <w:tc>
+          <w:tcPr>
+            <w:tcW w:type="dxa" w:w="7370"/>
+          </w:tcPr>
+          <w:p>
+            <w:pPr>
+              <w:bidi/>
+              <w:spacing w:after="20" w:line="252" w:lineRule="auto"/>
+            </w:pPr>
+            <w:r/>
+            <w:r>
+              <w:rPr>
+                <w:rFonts w:ascii="Arial" w:hAnsi="Arial" w:cs="Arial" w:eastAsia="Arial"/>
+                <w:b w:val="0"/>
+                <w:bCs w:val="0"/>
+                <w:sz w:val="20"/>
+                <w:szCs w:val="20"/>
+              </w:rPr>
+              <w:t>الأسئلة الثلاثة: ملاءمة التصميم، والتنفيذ، وفاعلية التشغيل</w:t>
+            </w:r>
+          </w:p>
+        </w:tc>
+      </w:tr>
+    </w:tbl>
+    <w:p>
+      <w:pPr>
+        <w:spacing w:after="40"/>
+      </w:pPr>
+    </w:p>
+    <w:tbl>
+      <w:tblPr>
+        <w:tblStyle w:val="TableGrid"/>
+        <w:bidiVisual/>
+        <w:tblW w:type="dxa" w:w="9637"/>
+        <w:jc w:val="center"/>
+        <w:tblLayout w:type="fixed"/>
+        <w:tblLook w:firstColumn="1" w:firstRow="1" w:lastColumn="0" w:lastRow="0" w:noHBand="0" w:noVBand="1" w:val="04A0"/>
+      </w:tblPr>
+      <w:tblGrid>
+        <w:gridCol w:w="453"/>
+        <w:gridCol w:w="4308"/>
+        <w:gridCol w:w="2607"/>
+        <w:gridCol w:w="2267"/>
+      </w:tblGrid>
+      <w:tr>
+        <w:trPr>
+          <w:cantSplit/>
+          <w:tblHeader/>
+        </w:trPr>
+        <w:tc>
+          <w:tcPr>
+            <w:tcW w:type="dxa" w:w="454"/>
+            <w:shd w:val="clear" w:color="auto" w:fill="D9E2F3"/>
+          </w:tcPr>
+          <w:p>
+            <w:pPr>
+              <w:bidi w:val="0"/>
+              <w:spacing w:after="20" w:line="252" w:lineRule="auto"/>
+              <w:jc w:val="left"/>
+            </w:pPr>
+            <w:r/>
+            <w:r>
+              <w:rPr>
+                <w:rFonts w:ascii="Arial" w:hAnsi="Arial" w:cs="Arial" w:eastAsia="Arial"/>
+                <w:b w:val="1"/>
+                <w:bCs w:val="1"/>
+                <w:sz w:val="20"/>
+                <w:szCs w:val="20"/>
+              </w:rPr>
+              <w:t>#</w:t>
+            </w:r>
+          </w:p>
+        </w:tc>
+        <w:tc>
+          <w:tcPr>
+            <w:tcW w:type="dxa" w:w="4309"/>
+            <w:shd w:val="clear" w:color="auto" w:fill="D9E2F3"/>
+          </w:tcPr>
+          <w:p>
+            <w:pPr>
+              <w:bidi/>
+              <w:spacing w:after="20" w:line="252" w:lineRule="auto"/>
+            </w:pPr>
+            <w:r/>
+            <w:r>
+              <w:rPr>
+                <w:rFonts w:ascii="Arial" w:hAnsi="Arial" w:cs="Arial" w:eastAsia="Arial"/>
+                <w:b w:val="1"/>
+                <w:bCs w:val="1"/>
+                <w:sz w:val="20"/>
+                <w:szCs w:val="20"/>
+              </w:rPr>
+              <w:t>الموقف في رُفاد</w:t>
+            </w:r>
+          </w:p>
+        </w:tc>
+        <w:tc>
+          <w:tcPr>
+            <w:tcW w:type="dxa" w:w="2608"/>
+            <w:shd w:val="clear" w:color="auto" w:fill="D9E2F3"/>
+          </w:tcPr>
+          <w:p>
+            <w:pPr>
+              <w:bidi/>
+              <w:spacing w:after="20" w:line="252" w:lineRule="auto"/>
+            </w:pPr>
+            <w:r/>
+            <w:r>
+              <w:rPr>
+                <w:rFonts w:ascii="Arial" w:hAnsi="Arial" w:cs="Arial" w:eastAsia="Arial"/>
+                <w:b w:val="1"/>
+                <w:bCs w:val="1"/>
+                <w:sz w:val="20"/>
+                <w:szCs w:val="20"/>
+              </w:rPr>
+              <w:t>نوع الفجوة ولماذا</w:t>
+            </w:r>
+          </w:p>
+        </w:tc>
+        <w:tc>
+          <w:tcPr>
+            <w:tcW w:type="dxa" w:w="2268"/>
+            <w:shd w:val="clear" w:color="auto" w:fill="D9E2F3"/>
+          </w:tcPr>
+          <w:p>
+            <w:pPr>
+              <w:bidi/>
+              <w:spacing w:after="20" w:line="252" w:lineRule="auto"/>
+            </w:pPr>
+            <w:r/>
+            <w:r>
+              <w:rPr>
+                <w:rFonts w:ascii="Arial" w:hAnsi="Arial" w:cs="Arial" w:eastAsia="Arial"/>
+                <w:b w:val="1"/>
+                <w:bCs w:val="1"/>
+                <w:sz w:val="20"/>
+                <w:szCs w:val="20"/>
+              </w:rPr>
+              <w:t>الدليل الذي يؤكده</w:t>
+            </w:r>
+          </w:p>
+        </w:tc>
+      </w:tr>
+      <w:tr>
+        <w:trPr>
+          <w:cantSplit/>
+          <w:trHeight w:val="1020" w:hRule="atLeast"/>
+        </w:trPr>
+        <w:tc>
+          <w:tcPr>
+            <w:tcW w:type="dxa" w:w="454"/>
+          </w:tcPr>
+          <w:p>
+            <w:pPr>
+              <w:bidi w:val="0"/>
+              <w:spacing w:after="20" w:line="252" w:lineRule="auto"/>
+              <w:jc w:val="left"/>
+            </w:pPr>
+            <w:r/>
+            <w:r>
+              <w:rPr>
+                <w:rFonts w:ascii="Arial" w:hAnsi="Arial" w:cs="Arial" w:eastAsia="Arial"/>
+                <w:b w:val="0"/>
+                <w:bCs w:val="0"/>
+                <w:sz w:val="20"/>
+                <w:szCs w:val="20"/>
+              </w:rPr>
+              <w:t>1</w:t>
+            </w:r>
+          </w:p>
+        </w:tc>
+        <w:tc>
+          <w:tcPr>
+            <w:tcW w:type="dxa" w:w="4309"/>
+          </w:tcPr>
+          <w:p>
+            <w:pPr>
+              <w:bidi/>
+              <w:spacing w:after="20" w:line="252" w:lineRule="auto"/>
+            </w:pPr>
+            <w:r/>
+            <w:r>
+              <w:rPr>
+                <w:rFonts w:ascii="Arial" w:hAnsi="Arial" w:cs="Arial" w:eastAsia="Arial"/>
+                <w:b w:val="0"/>
+                <w:bCs w:val="0"/>
+                <w:sz w:val="20"/>
+                <w:szCs w:val="20"/>
+              </w:rPr>
+              <w:t>معيار الوصول عن بعد يفرض MFA على كل مستخدمي VPN، لكنه يسمح بـ«استثناءات مؤقتة» دون موافقة ولا مدة.</w:t>
+            </w:r>
+          </w:p>
+        </w:tc>
+        <w:tc>
+          <w:tcPr>
+            <w:tcW w:type="dxa" w:w="2608"/>
+          </w:tcPr>
+          <w:p>
+            <w:pPr>
+              <w:bidi/>
+              <w:spacing w:after="20" w:line="252" w:lineRule="auto"/>
+            </w:pPr>
+            <w:r/>
+          </w:p>
+        </w:tc>
+        <w:tc>
+          <w:tcPr>
+            <w:tcW w:type="dxa" w:w="2268"/>
+          </w:tcPr>
+          <w:p>
+            <w:pPr>
+              <w:bidi/>
+              <w:spacing w:after="20" w:line="252" w:lineRule="auto"/>
+            </w:pPr>
+            <w:r/>
+          </w:p>
+        </w:tc>
+      </w:tr>
+      <w:tr>
+        <w:trPr>
+          <w:cantSplit/>
+          <w:trHeight w:val="1020" w:hRule="atLeast"/>
+        </w:trPr>
+        <w:tc>
+          <w:tcPr>
+            <w:tcW w:type="dxa" w:w="454"/>
+          </w:tcPr>
+          <w:p>
+            <w:pPr>
+              <w:bidi w:val="0"/>
+              <w:spacing w:after="20" w:line="252" w:lineRule="auto"/>
+              <w:jc w:val="left"/>
+            </w:pPr>
+            <w:r/>
+            <w:r>
+              <w:rPr>
+                <w:rFonts w:ascii="Arial" w:hAnsi="Arial" w:cs="Arial" w:eastAsia="Arial"/>
+                <w:b w:val="0"/>
+                <w:bCs w:val="0"/>
+                <w:sz w:val="20"/>
+                <w:szCs w:val="20"/>
+              </w:rPr>
+              <w:t>2</w:t>
+            </w:r>
+          </w:p>
+        </w:tc>
+        <w:tc>
+          <w:tcPr>
+            <w:tcW w:type="dxa" w:w="4309"/>
+          </w:tcPr>
+          <w:p>
+            <w:pPr>
+              <w:bidi/>
+              <w:spacing w:after="20" w:line="252" w:lineRule="auto"/>
+            </w:pPr>
+            <w:r/>
+            <w:r>
+              <w:rPr>
+                <w:rFonts w:ascii="Arial" w:hAnsi="Arial" w:cs="Arial" w:eastAsia="Arial"/>
+                <w:b w:val="0"/>
+                <w:bCs w:val="0"/>
+                <w:sz w:val="20"/>
+                <w:szCs w:val="20"/>
+              </w:rPr>
+              <w:t>سياسة الأطراف الخارجية المعتمدة في مايو 2026 تطلب بند إبلاغ عن الحوادث في كل عقد، ولم يُعدَّل عقد سَنَد ولم يُرسل له ملحق.</w:t>
+            </w:r>
+          </w:p>
+        </w:tc>
+        <w:tc>
+          <w:tcPr>
+            <w:tcW w:type="dxa" w:w="2608"/>
+          </w:tcPr>
+          <w:p>
+            <w:pPr>
+              <w:bidi/>
+              <w:spacing w:after="20" w:line="252" w:lineRule="auto"/>
+            </w:pPr>
+            <w:r/>
+          </w:p>
+        </w:tc>
+        <w:tc>
+          <w:tcPr>
+            <w:tcW w:type="dxa" w:w="2268"/>
+          </w:tcPr>
+          <w:p>
+            <w:pPr>
+              <w:bidi/>
+              <w:spacing w:after="20" w:line="252" w:lineRule="auto"/>
+            </w:pPr>
+            <w:r/>
+          </w:p>
+        </w:tc>
+      </w:tr>
+      <w:tr>
+        <w:trPr>
+          <w:cantSplit/>
+          <w:trHeight w:val="1020" w:hRule="atLeast"/>
+        </w:trPr>
+        <w:tc>
+          <w:tcPr>
+            <w:tcW w:type="dxa" w:w="454"/>
+          </w:tcPr>
+          <w:p>
+            <w:pPr>
+              <w:bidi w:val="0"/>
+              <w:spacing w:after="20" w:line="252" w:lineRule="auto"/>
+              <w:jc w:val="left"/>
+            </w:pPr>
+            <w:r/>
+            <w:r>
+              <w:rPr>
+                <w:rFonts w:ascii="Arial" w:hAnsi="Arial" w:cs="Arial" w:eastAsia="Arial"/>
+                <w:b w:val="0"/>
+                <w:bCs w:val="0"/>
+                <w:sz w:val="20"/>
+                <w:szCs w:val="20"/>
+              </w:rPr>
+              <w:t>3</w:t>
+            </w:r>
+          </w:p>
+        </w:tc>
+        <w:tc>
+          <w:tcPr>
+            <w:tcW w:type="dxa" w:w="4309"/>
+          </w:tcPr>
+          <w:p>
+            <w:pPr>
+              <w:bidi/>
+              <w:spacing w:after="20" w:line="252" w:lineRule="auto"/>
+            </w:pPr>
+            <w:r/>
+            <w:r>
+              <w:rPr>
+                <w:rFonts w:ascii="Arial" w:hAnsi="Arial" w:cs="Arial" w:eastAsia="Arial"/>
+                <w:b w:val="0"/>
+                <w:bCs w:val="0"/>
+                <w:sz w:val="20"/>
+                <w:szCs w:val="20"/>
+              </w:rPr>
+              <w:t>معيار النسخ يطلب نسخة يومية لخادم التتبع، والمهمة مضبوطة يومياً، لكن تقرير المهام يُظهر 9 أيام فاشلة متتالية في مايو دون متابعة.</w:t>
+            </w:r>
+          </w:p>
+        </w:tc>
+        <w:tc>
+          <w:tcPr>
+            <w:tcW w:type="dxa" w:w="2608"/>
+          </w:tcPr>
+          <w:p>
+            <w:pPr>
+              <w:bidi/>
+              <w:spacing w:after="20" w:line="252" w:lineRule="auto"/>
+            </w:pPr>
+            <w:r/>
+          </w:p>
+        </w:tc>
+        <w:tc>
+          <w:tcPr>
+            <w:tcW w:type="dxa" w:w="2268"/>
+          </w:tcPr>
+          <w:p>
+            <w:pPr>
+              <w:bidi/>
+              <w:spacing w:after="20" w:line="252" w:lineRule="auto"/>
+            </w:pPr>
+            <w:r/>
+          </w:p>
+        </w:tc>
+      </w:tr>
+    </w:tbl>
+    <w:p>
+      <w:pPr>
+        <w:spacing w:after="40"/>
+      </w:pPr>
+    </w:p>
+    <w:p>
+      <w:pPr>
+        <w:keepNext/>
+        <w:bidi/>
+        <w:spacing w:after="40"/>
+      </w:pPr>
+      <w:r>
+        <w:rPr>
+          <w:rFonts w:ascii="Arial" w:hAnsi="Arial" w:cs="Arial" w:eastAsia="Arial"/>
+          <w:b w:val="1"/>
+          <w:bCs w:val="1"/>
+          <w:sz w:val="21"/>
+          <w:szCs w:val="21"/>
+        </w:rPr>
+        <w:t>قبل أن تقارن بالإجابة، راجع نفسك:</w:t>
+      </w:r>
+    </w:p>
+    <w:p>
+      <w:pPr>
+        <w:bidi/>
+        <w:spacing w:after="60"/>
+        <w:ind w:right="283" w:hanging="255"/>
+      </w:pPr>
+      <w:r>
+        <w:rPr>
+          <w:rFonts w:ascii="Arial" w:hAnsi="Arial" w:cs="Arial" w:eastAsia="Arial"/>
+          <w:b w:val="0"/>
+          <w:bCs w:val="0"/>
+          <w:sz w:val="21"/>
+          <w:szCs w:val="21"/>
+        </w:rPr>
+        <w:t>• ☐ هل سألت عن التصميم أولاً؟</w:t>
+      </w:r>
+    </w:p>
+    <w:p>
+      <w:pPr>
+        <w:bidi/>
+        <w:spacing w:after="60"/>
+        <w:ind w:right="283" w:hanging="255"/>
+      </w:pPr>
+      <w:r>
+        <w:rPr>
+          <w:rFonts w:ascii="Arial" w:hAnsi="Arial" w:cs="Arial" w:eastAsia="Arial"/>
+          <w:b w:val="0"/>
+          <w:bCs w:val="0"/>
+          <w:sz w:val="21"/>
+          <w:szCs w:val="21"/>
+        </w:rPr>
+        <w:t>• ☐ هل الدليل الذي اخترته يثبت النوع الذي اخترته؟</w:t>
+      </w:r>
+    </w:p>
+    <w:p>
+      <w:r>
+        <w:br w:type="page"/>
+      </w:r>
+    </w:p>
+    <w:p>
+      <w:pPr>
+        <w:pStyle w:val="Heading1"/>
+        <w:bidi/>
+      </w:pPr>
+      <w:r>
+        <w:rPr>
+          <w:rFonts w:ascii="Arial" w:hAnsi="Arial" w:cs="Arial" w:eastAsia="Arial"/>
+          <w:b w:val="0"/>
+          <w:bCs w:val="0"/>
+        </w:rPr>
+        <w:t>التمرين 9: التطبيق 4 من 4: كتابة ملاحظة وخطة تصحيح</w:t>
+      </w:r>
+    </w:p>
+    <w:tbl>
+      <w:tblPr>
+        <w:tblStyle w:val="TableGrid"/>
+        <w:bidiVisual/>
+        <w:tblW w:type="dxa" w:w="9637"/>
+        <w:jc w:val="center"/>
+        <w:tblLayout w:type="fixed"/>
+        <w:tblLook w:firstColumn="1" w:firstRow="1" w:lastColumn="0" w:lastRow="0" w:noHBand="0" w:noVBand="1" w:val="04A0"/>
+      </w:tblPr>
+      <w:tblGrid>
+        <w:gridCol w:w="2267"/>
+        <w:gridCol w:w="7370"/>
+      </w:tblGrid>
+      <w:tr>
+        <w:trPr>
+          <w:cantSplit/>
+        </w:trPr>
+        <w:tc>
+          <w:tcPr>
+            <w:tcW w:type="dxa" w:w="2268"/>
+            <w:shd w:val="clear" w:color="auto" w:fill="EEF2F8"/>
+          </w:tcPr>
+          <w:p>
+            <w:pPr>
+              <w:bidi/>
+              <w:spacing w:after="20" w:line="252" w:lineRule="auto"/>
+            </w:pPr>
+            <w:r/>
+            <w:r>
+              <w:rPr>
+                <w:rFonts w:ascii="Arial" w:hAnsi="Arial" w:cs="Arial" w:eastAsia="Arial"/>
+                <w:b w:val="1"/>
+                <w:bCs w:val="1"/>
+                <w:sz w:val="20"/>
+                <w:szCs w:val="20"/>
+              </w:rPr>
+              <w:t>الموضع في العرض</w:t>
+            </w:r>
+          </w:p>
+        </w:tc>
+        <w:tc>
+          <w:tcPr>
+            <w:tcW w:type="dxa" w:w="7370"/>
+          </w:tcPr>
+          <w:p>
+            <w:pPr>
+              <w:bidi/>
+              <w:spacing w:after="20" w:line="252" w:lineRule="auto"/>
+            </w:pPr>
+            <w:r/>
+            <w:r>
+              <w:rPr>
+                <w:rFonts w:ascii="Arial" w:hAnsi="Arial" w:cs="Arial" w:eastAsia="Arial"/>
+                <w:b w:val="0"/>
+                <w:bCs w:val="0"/>
+                <w:sz w:val="20"/>
+                <w:szCs w:val="20"/>
+              </w:rPr>
+              <w:t>الشرح في الشريحتين 120 و121، والمثال في الشرائح 122 إلى 124، والمطلوب في الشريحتين 125 و126، والإجابة في الشرائح 127 إلى 130</w:t>
             </w:r>
           </w:p>
         </w:tc>
@@ -17575,7 +21087,7 @@
           <w:b w:val="0"/>
           <w:bCs w:val="0"/>
         </w:rPr>
-        <w:t>التمرين 7: ما الذي ينطبق على كل جهة؟</w:t>
+        <w:t>التمرين 10: صنّف المؤشرات وعرّف واحداً</w:t>
       </w:r>
     </w:p>
     <w:tbl>
@@ -17636,7 +21148,7 @@
                 <w:sz w:val="20"/>
                 <w:szCs w:val="20"/>
               </w:rPr>
-              <w:t>الشريحة 116، والإجابة في الشريحتين 117 و118</w:t>
+              <w:t>الشرح في الشريحتين 131 و134، والتمرين في الشريحة 135، والإجابة في الشريحة 136</w:t>
             </w:r>
           </w:p>
         </w:tc>
@@ -17686,7 +21198,7 @@
                 <w:sz w:val="20"/>
                 <w:szCs w:val="20"/>
               </w:rPr>
-              <w:t>10 دقائق</w:t>
+              <w:t>12 دقيقة</w:t>
             </w:r>
           </w:p>
         </w:tc>
@@ -17736,7 +21248,1365 @@
                 <w:sz w:val="20"/>
                 <w:szCs w:val="20"/>
               </w:rPr>
-              <w:t>أسئلة الانطباق في الشريحة 115</w:t>
+              <w:t>أنواع المؤشرات الأربعة، والأسئلة الستة للتعريف</w:t>
+            </w:r>
+          </w:p>
+        </w:tc>
+      </w:tr>
+    </w:tbl>
+    <w:p>
+      <w:pPr>
+        <w:spacing w:after="40"/>
+      </w:pPr>
+    </w:p>
+    <w:tbl>
+      <w:tblPr>
+        <w:tblStyle w:val="TableGrid"/>
+        <w:bidiVisual/>
+        <w:tblW w:type="dxa" w:w="9637"/>
+        <w:jc w:val="center"/>
+        <w:tblLayout w:type="fixed"/>
+        <w:tblLook w:firstColumn="1" w:firstRow="1" w:lastColumn="0" w:lastRow="0" w:noHBand="0" w:noVBand="1" w:val="04A0"/>
+      </w:tblPr>
+      <w:tblGrid>
+        <w:gridCol w:w="453"/>
+        <w:gridCol w:w="4648"/>
+        <w:gridCol w:w="1360"/>
+        <w:gridCol w:w="3174"/>
+      </w:tblGrid>
+      <w:tr>
+        <w:trPr>
+          <w:cantSplit/>
+          <w:tblHeader/>
+        </w:trPr>
+        <w:tc>
+          <w:tcPr>
+            <w:tcW w:type="dxa" w:w="454"/>
+            <w:shd w:val="clear" w:color="auto" w:fill="D9E2F3"/>
+          </w:tcPr>
+          <w:p>
+            <w:pPr>
+              <w:bidi w:val="0"/>
+              <w:spacing w:after="20" w:line="252" w:lineRule="auto"/>
+              <w:jc w:val="left"/>
+            </w:pPr>
+            <w:r/>
+            <w:r>
+              <w:rPr>
+                <w:rFonts w:ascii="Arial" w:hAnsi="Arial" w:cs="Arial" w:eastAsia="Arial"/>
+                <w:b w:val="1"/>
+                <w:bCs w:val="1"/>
+                <w:sz w:val="20"/>
+                <w:szCs w:val="20"/>
+              </w:rPr>
+              <w:t>#</w:t>
+            </w:r>
+          </w:p>
+        </w:tc>
+        <w:tc>
+          <w:tcPr>
+            <w:tcW w:type="dxa" w:w="4649"/>
+            <w:shd w:val="clear" w:color="auto" w:fill="D9E2F3"/>
+          </w:tcPr>
+          <w:p>
+            <w:pPr>
+              <w:bidi/>
+              <w:spacing w:after="20" w:line="252" w:lineRule="auto"/>
+            </w:pPr>
+            <w:r/>
+            <w:r>
+              <w:rPr>
+                <w:rFonts w:ascii="Arial" w:hAnsi="Arial" w:cs="Arial" w:eastAsia="Arial"/>
+                <w:b w:val="1"/>
+                <w:bCs w:val="1"/>
+                <w:sz w:val="20"/>
+                <w:szCs w:val="20"/>
+              </w:rPr>
+              <w:t>المؤشر</w:t>
+            </w:r>
+          </w:p>
+        </w:tc>
+        <w:tc>
+          <w:tcPr>
+            <w:tcW w:type="dxa" w:w="1361"/>
+            <w:shd w:val="clear" w:color="auto" w:fill="D9E2F3"/>
+          </w:tcPr>
+          <w:p>
+            <w:pPr>
+              <w:bidi/>
+              <w:spacing w:after="20" w:line="252" w:lineRule="auto"/>
+            </w:pPr>
+            <w:r/>
+            <w:r>
+              <w:rPr>
+                <w:rFonts w:ascii="Arial" w:hAnsi="Arial" w:cs="Arial" w:eastAsia="Arial"/>
+                <w:b w:val="1"/>
+                <w:bCs w:val="1"/>
+                <w:sz w:val="20"/>
+                <w:szCs w:val="20"/>
+              </w:rPr>
+              <w:t>نوعه</w:t>
+            </w:r>
+          </w:p>
+        </w:tc>
+        <w:tc>
+          <w:tcPr>
+            <w:tcW w:type="dxa" w:w="3175"/>
+            <w:shd w:val="clear" w:color="auto" w:fill="D9E2F3"/>
+          </w:tcPr>
+          <w:p>
+            <w:pPr>
+              <w:bidi/>
+              <w:spacing w:after="20" w:line="252" w:lineRule="auto"/>
+            </w:pPr>
+            <w:r/>
+            <w:r>
+              <w:rPr>
+                <w:rFonts w:ascii="Arial" w:hAnsi="Arial" w:cs="Arial" w:eastAsia="Arial"/>
+                <w:b w:val="1"/>
+                <w:bCs w:val="1"/>
+                <w:sz w:val="20"/>
+                <w:szCs w:val="20"/>
+              </w:rPr>
+              <w:t>غرضه في جملة</w:t>
+            </w:r>
+          </w:p>
+        </w:tc>
+      </w:tr>
+      <w:tr>
+        <w:trPr>
+          <w:cantSplit/>
+          <w:trHeight w:val="680" w:hRule="atLeast"/>
+        </w:trPr>
+        <w:tc>
+          <w:tcPr>
+            <w:tcW w:type="dxa" w:w="454"/>
+          </w:tcPr>
+          <w:p>
+            <w:pPr>
+              <w:bidi w:val="0"/>
+              <w:spacing w:after="20" w:line="252" w:lineRule="auto"/>
+              <w:jc w:val="left"/>
+            </w:pPr>
+            <w:r/>
+            <w:r>
+              <w:rPr>
+                <w:rFonts w:ascii="Arial" w:hAnsi="Arial" w:cs="Arial" w:eastAsia="Arial"/>
+                <w:b w:val="0"/>
+                <w:bCs w:val="0"/>
+                <w:sz w:val="20"/>
+                <w:szCs w:val="20"/>
+              </w:rPr>
+              <w:t>1</w:t>
+            </w:r>
+          </w:p>
+        </w:tc>
+        <w:tc>
+          <w:tcPr>
+            <w:tcW w:type="dxa" w:w="4649"/>
+          </w:tcPr>
+          <w:p>
+            <w:pPr>
+              <w:bidi/>
+              <w:spacing w:after="20" w:line="252" w:lineRule="auto"/>
+            </w:pPr>
+            <w:r/>
+            <w:r>
+              <w:rPr>
+                <w:rFonts w:ascii="Arial" w:hAnsi="Arial" w:cs="Arial" w:eastAsia="Arial"/>
+                <w:b w:val="0"/>
+                <w:bCs w:val="0"/>
+                <w:sz w:val="20"/>
+                <w:szCs w:val="20"/>
+              </w:rPr>
+              <w:t>نسبة الطلبات المسلّمة في موعدها.</w:t>
+            </w:r>
+          </w:p>
+        </w:tc>
+        <w:tc>
+          <w:tcPr>
+            <w:tcW w:type="dxa" w:w="1361"/>
+          </w:tcPr>
+          <w:p>
+            <w:pPr>
+              <w:bidi/>
+              <w:spacing w:after="20" w:line="252" w:lineRule="auto"/>
+            </w:pPr>
+            <w:r/>
+          </w:p>
+        </w:tc>
+        <w:tc>
+          <w:tcPr>
+            <w:tcW w:type="dxa" w:w="3175"/>
+          </w:tcPr>
+          <w:p>
+            <w:pPr>
+              <w:bidi/>
+              <w:spacing w:after="20" w:line="252" w:lineRule="auto"/>
+            </w:pPr>
+            <w:r/>
+          </w:p>
+        </w:tc>
+      </w:tr>
+      <w:tr>
+        <w:trPr>
+          <w:cantSplit/>
+          <w:trHeight w:val="680" w:hRule="atLeast"/>
+        </w:trPr>
+        <w:tc>
+          <w:tcPr>
+            <w:tcW w:type="dxa" w:w="454"/>
+          </w:tcPr>
+          <w:p>
+            <w:pPr>
+              <w:bidi w:val="0"/>
+              <w:spacing w:after="20" w:line="252" w:lineRule="auto"/>
+              <w:jc w:val="left"/>
+            </w:pPr>
+            <w:r/>
+            <w:r>
+              <w:rPr>
+                <w:rFonts w:ascii="Arial" w:hAnsi="Arial" w:cs="Arial" w:eastAsia="Arial"/>
+                <w:b w:val="0"/>
+                <w:bCs w:val="0"/>
+                <w:sz w:val="20"/>
+                <w:szCs w:val="20"/>
+              </w:rPr>
+              <w:t>2</w:t>
+            </w:r>
+          </w:p>
+        </w:tc>
+        <w:tc>
+          <w:tcPr>
+            <w:tcW w:type="dxa" w:w="4649"/>
+          </w:tcPr>
+          <w:p>
+            <w:pPr>
+              <w:bidi/>
+              <w:spacing w:after="20" w:line="252" w:lineRule="auto"/>
+            </w:pPr>
+            <w:r/>
+            <w:r>
+              <w:rPr>
+                <w:rFonts w:ascii="Arial" w:hAnsi="Arial" w:cs="Arial" w:eastAsia="Arial"/>
+                <w:b w:val="0"/>
+                <w:bCs w:val="0"/>
+                <w:sz w:val="20"/>
+                <w:szCs w:val="20"/>
+              </w:rPr>
+              <w:t>عدد الحسابات النشطة لموظفين غادروا، في نظام الرواتب.</w:t>
+            </w:r>
+          </w:p>
+        </w:tc>
+        <w:tc>
+          <w:tcPr>
+            <w:tcW w:type="dxa" w:w="1361"/>
+          </w:tcPr>
+          <w:p>
+            <w:pPr>
+              <w:bidi/>
+              <w:spacing w:after="20" w:line="252" w:lineRule="auto"/>
+            </w:pPr>
+            <w:r/>
+          </w:p>
+        </w:tc>
+        <w:tc>
+          <w:tcPr>
+            <w:tcW w:type="dxa" w:w="3175"/>
+          </w:tcPr>
+          <w:p>
+            <w:pPr>
+              <w:bidi/>
+              <w:spacing w:after="20" w:line="252" w:lineRule="auto"/>
+            </w:pPr>
+            <w:r/>
+          </w:p>
+        </w:tc>
+      </w:tr>
+      <w:tr>
+        <w:trPr>
+          <w:cantSplit/>
+          <w:trHeight w:val="680" w:hRule="atLeast"/>
+        </w:trPr>
+        <w:tc>
+          <w:tcPr>
+            <w:tcW w:type="dxa" w:w="454"/>
+          </w:tcPr>
+          <w:p>
+            <w:pPr>
+              <w:bidi w:val="0"/>
+              <w:spacing w:after="20" w:line="252" w:lineRule="auto"/>
+              <w:jc w:val="left"/>
+            </w:pPr>
+            <w:r/>
+            <w:r>
+              <w:rPr>
+                <w:rFonts w:ascii="Arial" w:hAnsi="Arial" w:cs="Arial" w:eastAsia="Arial"/>
+                <w:b w:val="0"/>
+                <w:bCs w:val="0"/>
+                <w:sz w:val="20"/>
+                <w:szCs w:val="20"/>
+              </w:rPr>
+              <w:t>3</w:t>
+            </w:r>
+          </w:p>
+        </w:tc>
+        <w:tc>
+          <w:tcPr>
+            <w:tcW w:type="dxa" w:w="4649"/>
+          </w:tcPr>
+          <w:p>
+            <w:pPr>
+              <w:bidi/>
+              <w:spacing w:after="20" w:line="252" w:lineRule="auto"/>
+            </w:pPr>
+            <w:r/>
+            <w:r>
+              <w:rPr>
+                <w:rFonts w:ascii="Arial" w:hAnsi="Arial" w:cs="Arial" w:eastAsia="Arial"/>
+                <w:b w:val="0"/>
+                <w:bCs w:val="0"/>
+                <w:sz w:val="20"/>
+                <w:szCs w:val="20"/>
+              </w:rPr>
+              <w:t>نسبة اتصالات VPN التي تمت بعامل ثانٍ.</w:t>
+            </w:r>
+          </w:p>
+        </w:tc>
+        <w:tc>
+          <w:tcPr>
+            <w:tcW w:type="dxa" w:w="1361"/>
+          </w:tcPr>
+          <w:p>
+            <w:pPr>
+              <w:bidi/>
+              <w:spacing w:after="20" w:line="252" w:lineRule="auto"/>
+            </w:pPr>
+            <w:r/>
+          </w:p>
+        </w:tc>
+        <w:tc>
+          <w:tcPr>
+            <w:tcW w:type="dxa" w:w="3175"/>
+          </w:tcPr>
+          <w:p>
+            <w:pPr>
+              <w:bidi/>
+              <w:spacing w:after="20" w:line="252" w:lineRule="auto"/>
+            </w:pPr>
+            <w:r/>
+          </w:p>
+        </w:tc>
+      </w:tr>
+      <w:tr>
+        <w:trPr>
+          <w:cantSplit/>
+          <w:trHeight w:val="680" w:hRule="atLeast"/>
+        </w:trPr>
+        <w:tc>
+          <w:tcPr>
+            <w:tcW w:type="dxa" w:w="454"/>
+          </w:tcPr>
+          <w:p>
+            <w:pPr>
+              <w:bidi w:val="0"/>
+              <w:spacing w:after="20" w:line="252" w:lineRule="auto"/>
+              <w:jc w:val="left"/>
+            </w:pPr>
+            <w:r/>
+            <w:r>
+              <w:rPr>
+                <w:rFonts w:ascii="Arial" w:hAnsi="Arial" w:cs="Arial" w:eastAsia="Arial"/>
+                <w:b w:val="0"/>
+                <w:bCs w:val="0"/>
+                <w:sz w:val="20"/>
+                <w:szCs w:val="20"/>
+              </w:rPr>
+              <w:t>4</w:t>
+            </w:r>
+          </w:p>
+        </w:tc>
+        <w:tc>
+          <w:tcPr>
+            <w:tcW w:type="dxa" w:w="4649"/>
+          </w:tcPr>
+          <w:p>
+            <w:pPr>
+              <w:bidi/>
+              <w:spacing w:after="20" w:line="252" w:lineRule="auto"/>
+            </w:pPr>
+            <w:r/>
+            <w:r>
+              <w:rPr>
+                <w:rFonts w:ascii="Arial" w:hAnsi="Arial" w:cs="Arial" w:eastAsia="Arial"/>
+                <w:b w:val="0"/>
+                <w:bCs w:val="0"/>
+                <w:sz w:val="20"/>
+                <w:szCs w:val="20"/>
+              </w:rPr>
+              <w:t>نسبة الموظفين الجدد الذين أكملوا التوعية في أسبوعهم الأول.</w:t>
+            </w:r>
+          </w:p>
+        </w:tc>
+        <w:tc>
+          <w:tcPr>
+            <w:tcW w:type="dxa" w:w="1361"/>
+          </w:tcPr>
+          <w:p>
+            <w:pPr>
+              <w:bidi/>
+              <w:spacing w:after="20" w:line="252" w:lineRule="auto"/>
+            </w:pPr>
+            <w:r/>
+          </w:p>
+        </w:tc>
+        <w:tc>
+          <w:tcPr>
+            <w:tcW w:type="dxa" w:w="3175"/>
+          </w:tcPr>
+          <w:p>
+            <w:pPr>
+              <w:bidi/>
+              <w:spacing w:after="20" w:line="252" w:lineRule="auto"/>
+            </w:pPr>
+            <w:r/>
+          </w:p>
+        </w:tc>
+      </w:tr>
+    </w:tbl>
+    <w:p>
+      <w:pPr>
+        <w:spacing w:after="40"/>
+      </w:pPr>
+    </w:p>
+    <w:p>
+      <w:pPr>
+        <w:pStyle w:val="Heading3"/>
+        <w:bidi/>
+      </w:pPr>
+      <w:r>
+        <w:rPr>
+          <w:rFonts w:ascii="Arial" w:hAnsi="Arial" w:cs="Arial" w:eastAsia="Arial"/>
+          <w:b w:val="0"/>
+          <w:bCs w:val="0"/>
+        </w:rPr>
+        <w:t>تعريف المؤشر الثاني</w:t>
+      </w:r>
+    </w:p>
+    <w:tbl>
+      <w:tblPr>
+        <w:tblStyle w:val="TableGrid"/>
+        <w:bidiVisual/>
+        <w:tblW w:type="dxa" w:w="9637"/>
+        <w:jc w:val="center"/>
+        <w:tblLayout w:type="fixed"/>
+        <w:tblLook w:firstColumn="1" w:firstRow="1" w:lastColumn="0" w:lastRow="0" w:noHBand="0" w:noVBand="1" w:val="04A0"/>
+      </w:tblPr>
+      <w:tblGrid>
+        <w:gridCol w:w="2551"/>
+        <w:gridCol w:w="7086"/>
+      </w:tblGrid>
+      <w:tr>
+        <w:trPr>
+          <w:cantSplit/>
+          <w:trHeight w:val="566" w:hRule="atLeast"/>
+        </w:trPr>
+        <w:tc>
+          <w:tcPr>
+            <w:tcW w:type="dxa" w:w="2551"/>
+            <w:shd w:val="clear" w:color="auto" w:fill="EEF2F8"/>
+          </w:tcPr>
+          <w:p>
+            <w:pPr>
+              <w:bidi/>
+              <w:spacing w:after="20" w:line="252" w:lineRule="auto"/>
+            </w:pPr>
+            <w:r/>
+            <w:r>
+              <w:rPr>
+                <w:rFonts w:ascii="Arial" w:hAnsi="Arial" w:cs="Arial" w:eastAsia="Arial"/>
+                <w:b w:val="1"/>
+                <w:bCs w:val="1"/>
+                <w:sz w:val="20"/>
+                <w:szCs w:val="20"/>
+              </w:rPr>
+              <w:t>ماذا يقيس؟</w:t>
+            </w:r>
+          </w:p>
+        </w:tc>
+        <w:tc>
+          <w:tcPr>
+            <w:tcW w:type="dxa" w:w="7087"/>
+          </w:tcPr>
+          <w:p>
+            <w:pPr>
+              <w:bidi/>
+              <w:spacing w:after="20" w:line="252" w:lineRule="auto"/>
+            </w:pPr>
+            <w:r/>
+          </w:p>
+        </w:tc>
+      </w:tr>
+      <w:tr>
+        <w:trPr>
+          <w:cantSplit/>
+          <w:trHeight w:val="566" w:hRule="atLeast"/>
+        </w:trPr>
+        <w:tc>
+          <w:tcPr>
+            <w:tcW w:type="dxa" w:w="2551"/>
+            <w:shd w:val="clear" w:color="auto" w:fill="EEF2F8"/>
+          </w:tcPr>
+          <w:p>
+            <w:pPr>
+              <w:bidi/>
+              <w:spacing w:after="20" w:line="252" w:lineRule="auto"/>
+            </w:pPr>
+            <w:r/>
+            <w:r>
+              <w:rPr>
+                <w:rFonts w:ascii="Arial" w:hAnsi="Arial" w:cs="Arial" w:eastAsia="Arial"/>
+                <w:b w:val="1"/>
+                <w:bCs w:val="1"/>
+                <w:sz w:val="20"/>
+                <w:szCs w:val="20"/>
+              </w:rPr>
+              <w:t>طريقة الحساب</w:t>
+            </w:r>
+          </w:p>
+        </w:tc>
+        <w:tc>
+          <w:tcPr>
+            <w:tcW w:type="dxa" w:w="7087"/>
+          </w:tcPr>
+          <w:p>
+            <w:pPr>
+              <w:bidi/>
+              <w:spacing w:after="20" w:line="252" w:lineRule="auto"/>
+            </w:pPr>
+            <w:r/>
+          </w:p>
+        </w:tc>
+      </w:tr>
+      <w:tr>
+        <w:trPr>
+          <w:cantSplit/>
+          <w:trHeight w:val="566" w:hRule="atLeast"/>
+        </w:trPr>
+        <w:tc>
+          <w:tcPr>
+            <w:tcW w:type="dxa" w:w="2551"/>
+            <w:shd w:val="clear" w:color="auto" w:fill="EEF2F8"/>
+          </w:tcPr>
+          <w:p>
+            <w:pPr>
+              <w:bidi/>
+              <w:spacing w:after="20" w:line="252" w:lineRule="auto"/>
+            </w:pPr>
+            <w:r/>
+            <w:r>
+              <w:rPr>
+                <w:rFonts w:ascii="Arial" w:hAnsi="Arial" w:cs="Arial" w:eastAsia="Arial"/>
+                <w:b w:val="1"/>
+                <w:bCs w:val="1"/>
+                <w:sz w:val="20"/>
+                <w:szCs w:val="20"/>
+              </w:rPr>
+              <w:t>المصدر</w:t>
+            </w:r>
+          </w:p>
+        </w:tc>
+        <w:tc>
+          <w:tcPr>
+            <w:tcW w:type="dxa" w:w="7087"/>
+          </w:tcPr>
+          <w:p>
+            <w:pPr>
+              <w:bidi/>
+              <w:spacing w:after="20" w:line="252" w:lineRule="auto"/>
+            </w:pPr>
+            <w:r/>
+          </w:p>
+        </w:tc>
+      </w:tr>
+      <w:tr>
+        <w:trPr>
+          <w:cantSplit/>
+          <w:trHeight w:val="566" w:hRule="atLeast"/>
+        </w:trPr>
+        <w:tc>
+          <w:tcPr>
+            <w:tcW w:type="dxa" w:w="2551"/>
+            <w:shd w:val="clear" w:color="auto" w:fill="EEF2F8"/>
+          </w:tcPr>
+          <w:p>
+            <w:pPr>
+              <w:bidi/>
+              <w:spacing w:after="20" w:line="252" w:lineRule="auto"/>
+            </w:pPr>
+            <w:r/>
+            <w:r>
+              <w:rPr>
+                <w:rFonts w:ascii="Arial" w:hAnsi="Arial" w:cs="Arial" w:eastAsia="Arial"/>
+                <w:b w:val="1"/>
+                <w:bCs w:val="1"/>
+                <w:sz w:val="20"/>
+                <w:szCs w:val="20"/>
+              </w:rPr>
+              <w:t>المالك</w:t>
+            </w:r>
+          </w:p>
+        </w:tc>
+        <w:tc>
+          <w:tcPr>
+            <w:tcW w:type="dxa" w:w="7087"/>
+          </w:tcPr>
+          <w:p>
+            <w:pPr>
+              <w:bidi/>
+              <w:spacing w:after="20" w:line="252" w:lineRule="auto"/>
+            </w:pPr>
+            <w:r/>
+          </w:p>
+        </w:tc>
+      </w:tr>
+      <w:tr>
+        <w:trPr>
+          <w:cantSplit/>
+          <w:trHeight w:val="566" w:hRule="atLeast"/>
+        </w:trPr>
+        <w:tc>
+          <w:tcPr>
+            <w:tcW w:type="dxa" w:w="2551"/>
+            <w:shd w:val="clear" w:color="auto" w:fill="EEF2F8"/>
+          </w:tcPr>
+          <w:p>
+            <w:pPr>
+              <w:bidi/>
+              <w:spacing w:after="20" w:line="252" w:lineRule="auto"/>
+            </w:pPr>
+            <w:r/>
+            <w:r>
+              <w:rPr>
+                <w:rFonts w:ascii="Arial" w:hAnsi="Arial" w:cs="Arial" w:eastAsia="Arial"/>
+                <w:b w:val="1"/>
+                <w:bCs w:val="1"/>
+                <w:sz w:val="20"/>
+                <w:szCs w:val="20"/>
+              </w:rPr>
+              <w:t>الدورية</w:t>
+            </w:r>
+          </w:p>
+        </w:tc>
+        <w:tc>
+          <w:tcPr>
+            <w:tcW w:type="dxa" w:w="7087"/>
+          </w:tcPr>
+          <w:p>
+            <w:pPr>
+              <w:bidi/>
+              <w:spacing w:after="20" w:line="252" w:lineRule="auto"/>
+            </w:pPr>
+            <w:r/>
+          </w:p>
+        </w:tc>
+      </w:tr>
+      <w:tr>
+        <w:trPr>
+          <w:cantSplit/>
+          <w:trHeight w:val="566" w:hRule="atLeast"/>
+        </w:trPr>
+        <w:tc>
+          <w:tcPr>
+            <w:tcW w:type="dxa" w:w="2551"/>
+            <w:shd w:val="clear" w:color="auto" w:fill="EEF2F8"/>
+          </w:tcPr>
+          <w:p>
+            <w:pPr>
+              <w:bidi/>
+              <w:spacing w:after="20" w:line="252" w:lineRule="auto"/>
+            </w:pPr>
+            <w:r/>
+            <w:r>
+              <w:rPr>
+                <w:rFonts w:ascii="Arial" w:hAnsi="Arial" w:cs="Arial" w:eastAsia="Arial"/>
+                <w:b w:val="1"/>
+                <w:bCs w:val="1"/>
+                <w:sz w:val="20"/>
+                <w:szCs w:val="20"/>
+              </w:rPr>
+              <w:t>ما يستدعي إجراءً</w:t>
+            </w:r>
+          </w:p>
+        </w:tc>
+        <w:tc>
+          <w:tcPr>
+            <w:tcW w:type="dxa" w:w="7087"/>
+          </w:tcPr>
+          <w:p>
+            <w:pPr>
+              <w:bidi/>
+              <w:spacing w:after="20" w:line="252" w:lineRule="auto"/>
+            </w:pPr>
+            <w:r/>
+          </w:p>
+        </w:tc>
+      </w:tr>
+    </w:tbl>
+    <w:p>
+      <w:pPr>
+        <w:spacing w:after="40"/>
+      </w:pPr>
+    </w:p>
+    <w:p>
+      <w:pPr>
+        <w:keepNext/>
+        <w:bidi/>
+        <w:spacing w:after="40"/>
+      </w:pPr>
+      <w:r>
+        <w:rPr>
+          <w:rFonts w:ascii="Arial" w:hAnsi="Arial" w:cs="Arial" w:eastAsia="Arial"/>
+          <w:b w:val="1"/>
+          <w:bCs w:val="1"/>
+          <w:sz w:val="21"/>
+          <w:szCs w:val="21"/>
+        </w:rPr>
+        <w:t>قبل أن تقارن بالإجابة، راجع نفسك:</w:t>
+      </w:r>
+    </w:p>
+    <w:p>
+      <w:pPr>
+        <w:bidi/>
+        <w:spacing w:after="60"/>
+        <w:ind w:right="283" w:hanging="255"/>
+      </w:pPr>
+      <w:r>
+        <w:rPr>
+          <w:rFonts w:ascii="Arial" w:hAnsi="Arial" w:cs="Arial" w:eastAsia="Arial"/>
+          <w:b w:val="0"/>
+          <w:bCs w:val="0"/>
+          <w:sz w:val="21"/>
+          <w:szCs w:val="21"/>
+        </w:rPr>
+        <w:t>• ☐ هل كتبت الغرض، لا الاسم فقط؟</w:t>
+      </w:r>
+    </w:p>
+    <w:p>
+      <w:pPr>
+        <w:bidi/>
+        <w:spacing w:after="60"/>
+        <w:ind w:right="283" w:hanging="255"/>
+      </w:pPr>
+      <w:r>
+        <w:rPr>
+          <w:rFonts w:ascii="Arial" w:hAnsi="Arial" w:cs="Arial" w:eastAsia="Arial"/>
+          <w:b w:val="0"/>
+          <w:bCs w:val="0"/>
+          <w:sz w:val="21"/>
+          <w:szCs w:val="21"/>
+        </w:rPr>
+        <w:t>• ☐ هل الحد الذي يستدعي إجراءً رقم واضح؟</w:t>
+      </w:r>
+    </w:p>
+    <w:p>
+      <w:pPr>
+        <w:pStyle w:val="Heading1"/>
+        <w:bidi/>
+      </w:pPr>
+      <w:r>
+        <w:rPr>
+          <w:rFonts w:ascii="Arial" w:hAnsi="Arial" w:cs="Arial" w:eastAsia="Arial"/>
+          <w:b w:val="0"/>
+          <w:bCs w:val="0"/>
+        </w:rPr>
+        <w:t>اختبار الوحدة 03: المفاهيم وتطبيقاتها</w:t>
+      </w:r>
+    </w:p>
+    <w:p>
+      <w:pPr>
+        <w:bidi/>
+      </w:pPr>
+      <w:r>
+        <w:rPr>
+          <w:rFonts w:ascii="Arial" w:hAnsi="Arial" w:cs="Arial" w:eastAsia="Arial"/>
+          <w:b w:val="0"/>
+          <w:bCs w:val="0"/>
+          <w:color w:val="555555"/>
+          <w:sz w:val="20"/>
+          <w:szCs w:val="20"/>
+        </w:rPr>
+        <w:t>الموضع في العرض: الشريحة 139. اختر إجابة واحدة لكل سؤال، ثم قارن بالإجابات المفسرة.</w:t>
+      </w:r>
+    </w:p>
+    <w:p>
+      <w:pPr>
+        <w:keepNext/>
+        <w:bidi/>
+        <w:spacing w:after="40"/>
+      </w:pPr>
+      <w:r>
+        <w:rPr>
+          <w:rFonts w:ascii="Arial" w:hAnsi="Arial" w:cs="Arial" w:eastAsia="Arial"/>
+          <w:b w:val="1"/>
+          <w:bCs w:val="1"/>
+          <w:sz w:val="21"/>
+          <w:szCs w:val="21"/>
+        </w:rPr>
+        <w:t>1.</w:t>
+      </w:r>
+      <w:r>
+        <w:rPr>
+          <w:rFonts w:ascii="Arial" w:hAnsi="Arial" w:cs="Arial" w:eastAsia="Arial"/>
+          <w:b w:val="0"/>
+          <w:bCs w:val="0"/>
+          <w:sz w:val="21"/>
+          <w:szCs w:val="21"/>
+        </w:rPr>
+        <w:t xml:space="preserve"> في مصفوفة RACI، كم «A» في كل نشاط؟</w:t>
+      </w:r>
+    </w:p>
+    <w:p>
+      <w:pPr>
+        <w:bidi/>
+        <w:spacing w:after="60"/>
+        <w:ind w:right="283" w:hanging="255"/>
+      </w:pPr>
+      <w:r>
+        <w:rPr>
+          <w:rFonts w:ascii="Arial" w:hAnsi="Arial" w:cs="Arial" w:eastAsia="Arial"/>
+          <w:b w:val="0"/>
+          <w:bCs w:val="0"/>
+          <w:sz w:val="21"/>
+          <w:szCs w:val="21"/>
+        </w:rPr>
+        <w:t>• ☐ أ) واحد فقط</w:t>
+      </w:r>
+    </w:p>
+    <w:p>
+      <w:pPr>
+        <w:bidi/>
+        <w:spacing w:after="60"/>
+        <w:ind w:right="283" w:hanging="255"/>
+      </w:pPr>
+      <w:r>
+        <w:rPr>
+          <w:rFonts w:ascii="Arial" w:hAnsi="Arial" w:cs="Arial" w:eastAsia="Arial"/>
+          <w:b w:val="0"/>
+          <w:bCs w:val="0"/>
+          <w:sz w:val="21"/>
+          <w:szCs w:val="21"/>
+        </w:rPr>
+        <w:t>• ☐ ب) واحد أو أكثر</w:t>
+      </w:r>
+    </w:p>
+    <w:p>
+      <w:pPr>
+        <w:bidi/>
+        <w:spacing w:after="60"/>
+        <w:ind w:right="283" w:hanging="255"/>
+      </w:pPr>
+      <w:r>
+        <w:rPr>
+          <w:rFonts w:ascii="Arial" w:hAnsi="Arial" w:cs="Arial" w:eastAsia="Arial"/>
+          <w:b w:val="0"/>
+          <w:bCs w:val="0"/>
+          <w:sz w:val="21"/>
+          <w:szCs w:val="21"/>
+        </w:rPr>
+        <w:t>• ☐ ج) لا يلزم</w:t>
+      </w:r>
+    </w:p>
+    <w:p>
+      <w:pPr>
+        <w:keepNext/>
+        <w:bidi/>
+        <w:spacing w:after="40"/>
+      </w:pPr>
+      <w:r>
+        <w:rPr>
+          <w:rFonts w:ascii="Arial" w:hAnsi="Arial" w:cs="Arial" w:eastAsia="Arial"/>
+          <w:b w:val="1"/>
+          <w:bCs w:val="1"/>
+          <w:sz w:val="21"/>
+          <w:szCs w:val="21"/>
+        </w:rPr>
+        <w:t>2.</w:t>
+      </w:r>
+      <w:r>
+        <w:rPr>
+          <w:rFonts w:ascii="Arial" w:hAnsi="Arial" w:cs="Arial" w:eastAsia="Arial"/>
+          <w:b w:val="0"/>
+          <w:bCs w:val="0"/>
+          <w:sz w:val="21"/>
+          <w:szCs w:val="21"/>
+        </w:rPr>
+        <w:t xml:space="preserve"> أي صياغة خطر أفضل؟</w:t>
+      </w:r>
+    </w:p>
+    <w:p>
+      <w:pPr>
+        <w:bidi/>
+        <w:spacing w:after="60"/>
+        <w:ind w:right="283" w:hanging="255"/>
+      </w:pPr>
+      <w:r>
+        <w:rPr>
+          <w:rFonts w:ascii="Arial" w:hAnsi="Arial" w:cs="Arial" w:eastAsia="Arial"/>
+          <w:b w:val="0"/>
+          <w:bCs w:val="0"/>
+          <w:sz w:val="21"/>
+          <w:szCs w:val="21"/>
+        </w:rPr>
+        <w:t>• ☐ أ) لا يوجد MFA</w:t>
+      </w:r>
+    </w:p>
+    <w:p>
+      <w:pPr>
+        <w:bidi/>
+        <w:spacing w:after="60"/>
+        <w:ind w:right="283" w:hanging="255"/>
+      </w:pPr>
+      <w:r>
+        <w:rPr>
+          <w:rFonts w:ascii="Arial" w:hAnsi="Arial" w:cs="Arial" w:eastAsia="Arial"/>
+          <w:b w:val="0"/>
+          <w:bCs w:val="0"/>
+          <w:sz w:val="21"/>
+          <w:szCs w:val="21"/>
+        </w:rPr>
+        <w:t>• ☐ ب) بسبب غياب MFA على VPN، قد تُستغل كلمة مرور مسروقة للدخول، مما يؤدي إلى الاطلاع على بيانات الرواتب</w:t>
+      </w:r>
+    </w:p>
+    <w:p>
+      <w:pPr>
+        <w:bidi/>
+        <w:spacing w:after="60"/>
+        <w:ind w:right="283" w:hanging="255"/>
+      </w:pPr>
+      <w:r>
+        <w:rPr>
+          <w:rFonts w:ascii="Arial" w:hAnsi="Arial" w:cs="Arial" w:eastAsia="Arial"/>
+          <w:b w:val="0"/>
+          <w:bCs w:val="0"/>
+          <w:sz w:val="21"/>
+          <w:szCs w:val="21"/>
+        </w:rPr>
+        <w:t>• ☐ ج) خطر اختراق</w:t>
+      </w:r>
+    </w:p>
+    <w:p>
+      <w:pPr>
+        <w:keepNext/>
+        <w:bidi/>
+        <w:spacing w:after="40"/>
+      </w:pPr>
+      <w:r>
+        <w:rPr>
+          <w:rFonts w:ascii="Arial" w:hAnsi="Arial" w:cs="Arial" w:eastAsia="Arial"/>
+          <w:b w:val="1"/>
+          <w:bCs w:val="1"/>
+          <w:sz w:val="21"/>
+          <w:szCs w:val="21"/>
+        </w:rPr>
+        <w:t>3.</w:t>
+      </w:r>
+      <w:r>
+        <w:rPr>
+          <w:rFonts w:ascii="Arial" w:hAnsi="Arial" w:cs="Arial" w:eastAsia="Arial"/>
+          <w:b w:val="0"/>
+          <w:bCs w:val="0"/>
+          <w:sz w:val="21"/>
+          <w:szCs w:val="21"/>
+        </w:rPr>
+        <w:t xml:space="preserve"> الخطر المتبقي هو:</w:t>
+      </w:r>
+    </w:p>
+    <w:p>
+      <w:pPr>
+        <w:bidi/>
+        <w:spacing w:after="60"/>
+        <w:ind w:right="283" w:hanging="255"/>
+      </w:pPr>
+      <w:r>
+        <w:rPr>
+          <w:rFonts w:ascii="Arial" w:hAnsi="Arial" w:cs="Arial" w:eastAsia="Arial"/>
+          <w:b w:val="0"/>
+          <w:bCs w:val="0"/>
+          <w:sz w:val="21"/>
+          <w:szCs w:val="21"/>
+        </w:rPr>
+        <w:t>• ☐ أ) الخطر قبل أي ضابط</w:t>
+      </w:r>
+    </w:p>
+    <w:p>
+      <w:pPr>
+        <w:bidi/>
+        <w:spacing w:after="60"/>
+        <w:ind w:right="283" w:hanging="255"/>
+      </w:pPr>
+      <w:r>
+        <w:rPr>
+          <w:rFonts w:ascii="Arial" w:hAnsi="Arial" w:cs="Arial" w:eastAsia="Arial"/>
+          <w:b w:val="0"/>
+          <w:bCs w:val="0"/>
+          <w:sz w:val="21"/>
+          <w:szCs w:val="21"/>
+        </w:rPr>
+        <w:t>• ☐ ب) الخطر بعد الضوابط المنفذة فعلاً</w:t>
+      </w:r>
+    </w:p>
+    <w:p>
+      <w:pPr>
+        <w:bidi/>
+        <w:spacing w:after="60"/>
+        <w:ind w:right="283" w:hanging="255"/>
+      </w:pPr>
+      <w:r>
+        <w:rPr>
+          <w:rFonts w:ascii="Arial" w:hAnsi="Arial" w:cs="Arial" w:eastAsia="Arial"/>
+          <w:b w:val="0"/>
+          <w:bCs w:val="0"/>
+          <w:sz w:val="21"/>
+          <w:szCs w:val="21"/>
+        </w:rPr>
+        <w:t>• ☐ ج) خطر لا يمكن معالجته</w:t>
+      </w:r>
+    </w:p>
+    <w:p>
+      <w:pPr>
+        <w:keepNext/>
+        <w:bidi/>
+        <w:spacing w:after="40"/>
+      </w:pPr>
+      <w:r>
+        <w:rPr>
+          <w:rFonts w:ascii="Arial" w:hAnsi="Arial" w:cs="Arial" w:eastAsia="Arial"/>
+          <w:b w:val="1"/>
+          <w:bCs w:val="1"/>
+          <w:sz w:val="21"/>
+          <w:szCs w:val="21"/>
+        </w:rPr>
+        <w:t>4.</w:t>
+      </w:r>
+      <w:r>
+        <w:rPr>
+          <w:rFonts w:ascii="Arial" w:hAnsi="Arial" w:cs="Arial" w:eastAsia="Arial"/>
+          <w:b w:val="0"/>
+          <w:bCs w:val="0"/>
+          <w:sz w:val="21"/>
+          <w:szCs w:val="21"/>
+        </w:rPr>
+        <w:t xml:space="preserve"> إجراء مراجعة يستثني الحسابات الإدارية بنصه. ما نوع الفجوة؟</w:t>
+      </w:r>
+    </w:p>
+    <w:p>
+      <w:pPr>
+        <w:bidi/>
+        <w:spacing w:after="60"/>
+        <w:ind w:right="283" w:hanging="255"/>
+      </w:pPr>
+      <w:r>
+        <w:rPr>
+          <w:rFonts w:ascii="Arial" w:hAnsi="Arial" w:cs="Arial" w:eastAsia="Arial"/>
+          <w:b w:val="0"/>
+          <w:bCs w:val="0"/>
+          <w:sz w:val="21"/>
+          <w:szCs w:val="21"/>
+        </w:rPr>
+        <w:t>• ☐ أ) تصميم</w:t>
+      </w:r>
+    </w:p>
+    <w:p>
+      <w:pPr>
+        <w:bidi/>
+        <w:spacing w:after="60"/>
+        <w:ind w:right="283" w:hanging="255"/>
+      </w:pPr>
+      <w:r>
+        <w:rPr>
+          <w:rFonts w:ascii="Arial" w:hAnsi="Arial" w:cs="Arial" w:eastAsia="Arial"/>
+          <w:b w:val="0"/>
+          <w:bCs w:val="0"/>
+          <w:sz w:val="21"/>
+          <w:szCs w:val="21"/>
+        </w:rPr>
+        <w:t>• ☐ ب) تنفيذ</w:t>
+      </w:r>
+    </w:p>
+    <w:p>
+      <w:pPr>
+        <w:bidi/>
+        <w:spacing w:after="60"/>
+        <w:ind w:right="283" w:hanging="255"/>
+      </w:pPr>
+      <w:r>
+        <w:rPr>
+          <w:rFonts w:ascii="Arial" w:hAnsi="Arial" w:cs="Arial" w:eastAsia="Arial"/>
+          <w:b w:val="0"/>
+          <w:bCs w:val="0"/>
+          <w:sz w:val="21"/>
+          <w:szCs w:val="21"/>
+        </w:rPr>
+        <w:t>• ☐ ج) تشغيل</w:t>
+      </w:r>
+    </w:p>
+    <w:p>
+      <w:pPr>
+        <w:keepNext/>
+        <w:bidi/>
+        <w:spacing w:after="40"/>
+      </w:pPr>
+      <w:r>
+        <w:rPr>
+          <w:rFonts w:ascii="Arial" w:hAnsi="Arial" w:cs="Arial" w:eastAsia="Arial"/>
+          <w:b w:val="1"/>
+          <w:bCs w:val="1"/>
+          <w:sz w:val="21"/>
+          <w:szCs w:val="21"/>
+        </w:rPr>
+        <w:t>5.</w:t>
+      </w:r>
+      <w:r>
+        <w:rPr>
+          <w:rFonts w:ascii="Arial" w:hAnsi="Arial" w:cs="Arial" w:eastAsia="Arial"/>
+          <w:b w:val="0"/>
+          <w:bCs w:val="0"/>
+          <w:sz w:val="21"/>
+          <w:szCs w:val="21"/>
+        </w:rPr>
+        <w:t xml:space="preserve"> «نسبة المراجعات المعتمدة في موعدها» أقرب إلى:</w:t>
+      </w:r>
+    </w:p>
+    <w:p>
+      <w:pPr>
+        <w:bidi/>
+        <w:spacing w:after="60"/>
+        <w:ind w:right="283" w:hanging="255"/>
+      </w:pPr>
+      <w:r>
+        <w:rPr>
+          <w:rFonts w:ascii="Arial" w:hAnsi="Arial" w:cs="Arial" w:eastAsia="Arial"/>
+          <w:b w:val="0"/>
+          <w:bCs w:val="0"/>
+          <w:sz w:val="21"/>
+          <w:szCs w:val="21"/>
+        </w:rPr>
+        <w:t>• ☐ أ) KRI</w:t>
+      </w:r>
+    </w:p>
+    <w:p>
+      <w:pPr>
+        <w:bidi/>
+        <w:spacing w:after="60"/>
+        <w:ind w:right="283" w:hanging="255"/>
+      </w:pPr>
+      <w:r>
+        <w:rPr>
+          <w:rFonts w:ascii="Arial" w:hAnsi="Arial" w:cs="Arial" w:eastAsia="Arial"/>
+          <w:b w:val="0"/>
+          <w:bCs w:val="0"/>
+          <w:sz w:val="21"/>
+          <w:szCs w:val="21"/>
+        </w:rPr>
+        <w:t>• ☐ ب) KCI</w:t>
+      </w:r>
+    </w:p>
+    <w:p>
+      <w:pPr>
+        <w:bidi/>
+        <w:spacing w:after="60"/>
+        <w:ind w:right="283" w:hanging="255"/>
+      </w:pPr>
+      <w:r>
+        <w:rPr>
+          <w:rFonts w:ascii="Arial" w:hAnsi="Arial" w:cs="Arial" w:eastAsia="Arial"/>
+          <w:b w:val="0"/>
+          <w:bCs w:val="0"/>
+          <w:sz w:val="21"/>
+          <w:szCs w:val="21"/>
+        </w:rPr>
+        <w:t>• ☐ ج) KGI</w:t>
+      </w:r>
+    </w:p>
+    <w:p>
+      <w:r>
+        <w:br w:type="page"/>
+      </w:r>
+    </w:p>
+    <w:p>
+      <w:pPr>
+        <w:pStyle w:val="Heading1"/>
+        <w:bidi/>
+      </w:pPr>
+      <w:r>
+        <w:rPr>
+          <w:rFonts w:ascii="Arial" w:hAnsi="Arial" w:cs="Arial" w:eastAsia="Arial"/>
+          <w:b w:val="0"/>
+          <w:bCs w:val="0"/>
+        </w:rPr>
+        <w:t>التمرين 11: ما الذي ينطبق على كل جهة؟</w:t>
+      </w:r>
+    </w:p>
+    <w:tbl>
+      <w:tblPr>
+        <w:tblStyle w:val="TableGrid"/>
+        <w:bidiVisual/>
+        <w:tblW w:type="dxa" w:w="9637"/>
+        <w:jc w:val="center"/>
+        <w:tblLayout w:type="fixed"/>
+        <w:tblLook w:firstColumn="1" w:firstRow="1" w:lastColumn="0" w:lastRow="0" w:noHBand="0" w:noVBand="1" w:val="04A0"/>
+      </w:tblPr>
+      <w:tblGrid>
+        <w:gridCol w:w="2267"/>
+        <w:gridCol w:w="7370"/>
+      </w:tblGrid>
+      <w:tr>
+        <w:trPr>
+          <w:cantSplit/>
+        </w:trPr>
+        <w:tc>
+          <w:tcPr>
+            <w:tcW w:type="dxa" w:w="2268"/>
+            <w:shd w:val="clear" w:color="auto" w:fill="EEF2F8"/>
+          </w:tcPr>
+          <w:p>
+            <w:pPr>
+              <w:bidi/>
+              <w:spacing w:after="20" w:line="252" w:lineRule="auto"/>
+            </w:pPr>
+            <w:r/>
+            <w:r>
+              <w:rPr>
+                <w:rFonts w:ascii="Arial" w:hAnsi="Arial" w:cs="Arial" w:eastAsia="Arial"/>
+                <w:b w:val="1"/>
+                <w:bCs w:val="1"/>
+                <w:sz w:val="20"/>
+                <w:szCs w:val="20"/>
+              </w:rPr>
+              <w:t>الموضع في العرض</w:t>
+            </w:r>
+          </w:p>
+        </w:tc>
+        <w:tc>
+          <w:tcPr>
+            <w:tcW w:type="dxa" w:w="7370"/>
+          </w:tcPr>
+          <w:p>
+            <w:pPr>
+              <w:bidi/>
+              <w:spacing w:after="20" w:line="252" w:lineRule="auto"/>
+            </w:pPr>
+            <w:r/>
+            <w:r>
+              <w:rPr>
+                <w:rFonts w:ascii="Arial" w:hAnsi="Arial" w:cs="Arial" w:eastAsia="Arial"/>
+                <w:b w:val="0"/>
+                <w:bCs w:val="0"/>
+                <w:sz w:val="20"/>
+                <w:szCs w:val="20"/>
+              </w:rPr>
+              <w:t>الشريحة 153، والإجابة في الشريحتين 154 و155</w:t>
+            </w:r>
+          </w:p>
+        </w:tc>
+      </w:tr>
+      <w:tr>
+        <w:trPr>
+          <w:cantSplit/>
+        </w:trPr>
+        <w:tc>
+          <w:tcPr>
+            <w:tcW w:type="dxa" w:w="2268"/>
+            <w:shd w:val="clear" w:color="auto" w:fill="EEF2F8"/>
+          </w:tcPr>
+          <w:p>
+            <w:pPr>
+              <w:bidi/>
+              <w:spacing w:after="20" w:line="252" w:lineRule="auto"/>
+            </w:pPr>
+            <w:r/>
+            <w:r>
+              <w:rPr>
+                <w:rFonts w:ascii="Arial" w:hAnsi="Arial" w:cs="Arial" w:eastAsia="Arial"/>
+                <w:b w:val="1"/>
+                <w:bCs w:val="1"/>
+                <w:sz w:val="20"/>
+                <w:szCs w:val="20"/>
+              </w:rPr>
+              <w:t>الوقت</w:t>
+            </w:r>
+          </w:p>
+        </w:tc>
+        <w:tc>
+          <w:tcPr>
+            <w:tcW w:type="dxa" w:w="7370"/>
+          </w:tcPr>
+          <w:p>
+            <w:pPr>
+              <w:bidi/>
+              <w:spacing w:after="20" w:line="252" w:lineRule="auto"/>
+            </w:pPr>
+            <w:r/>
+            <w:r>
+              <w:rPr>
+                <w:rFonts w:ascii="Arial" w:hAnsi="Arial" w:cs="Arial" w:eastAsia="Arial"/>
+                <w:b w:val="0"/>
+                <w:bCs w:val="0"/>
+                <w:sz w:val="20"/>
+                <w:szCs w:val="20"/>
+              </w:rPr>
+              <w:t>10 دقائق</w:t>
+            </w:r>
+          </w:p>
+        </w:tc>
+      </w:tr>
+      <w:tr>
+        <w:trPr>
+          <w:cantSplit/>
+        </w:trPr>
+        <w:tc>
+          <w:tcPr>
+            <w:tcW w:type="dxa" w:w="2268"/>
+            <w:shd w:val="clear" w:color="auto" w:fill="EEF2F8"/>
+          </w:tcPr>
+          <w:p>
+            <w:pPr>
+              <w:bidi/>
+              <w:spacing w:after="20" w:line="252" w:lineRule="auto"/>
+            </w:pPr>
+            <w:r/>
+            <w:r>
+              <w:rPr>
+                <w:rFonts w:ascii="Arial" w:hAnsi="Arial" w:cs="Arial" w:eastAsia="Arial"/>
+                <w:b w:val="1"/>
+                <w:bCs w:val="1"/>
+                <w:sz w:val="20"/>
+                <w:szCs w:val="20"/>
+              </w:rPr>
+              <w:t>ما تحتاجه</w:t>
+            </w:r>
+          </w:p>
+        </w:tc>
+        <w:tc>
+          <w:tcPr>
+            <w:tcW w:type="dxa" w:w="7370"/>
+          </w:tcPr>
+          <w:p>
+            <w:pPr>
+              <w:bidi/>
+              <w:spacing w:after="20" w:line="252" w:lineRule="auto"/>
+            </w:pPr>
+            <w:r/>
+            <w:r>
+              <w:rPr>
+                <w:rFonts w:ascii="Arial" w:hAnsi="Arial" w:cs="Arial" w:eastAsia="Arial"/>
+                <w:b w:val="0"/>
+                <w:bCs w:val="0"/>
+                <w:sz w:val="20"/>
+                <w:szCs w:val="20"/>
+              </w:rPr>
+              <w:t>أسئلة الانطباق في الشريحة 152</w:t>
             </w:r>
           </w:p>
         </w:tc>
@@ -18403,6 +23273,11 @@
       </w:r>
     </w:p>
     <w:p>
+      <w:r>
+        <w:br w:type="page"/>
+      </w:r>
+    </w:p>
+    <w:p>
       <w:pPr>
         <w:pStyle w:val="Heading1"/>
         <w:bidi/>
@@ -18413,7 +23288,7 @@
           <w:b w:val="0"/>
           <w:bCs w:val="0"/>
         </w:rPr>
-        <w:t>التمرين 8: اختر الشهادة المناسبة</w:t>
+        <w:t>التمرين 12: مواءمة مراجعة الصلاحيات مع مرجعين</w:t>
       </w:r>
     </w:p>
     <w:tbl>
@@ -18474,7 +23349,7 @@
                 <w:sz w:val="20"/>
                 <w:szCs w:val="20"/>
               </w:rPr>
-              <w:t>الشريحة 136، والإجابة في الشريحة 137</w:t>
+              <w:t>المثال في الشريحة 156، والتمرين في الشريحة 157، والإجابة في الشريحة 158</w:t>
             </w:r>
           </w:p>
         </w:tc>
@@ -18524,7 +23399,7 @@
                 <w:sz w:val="20"/>
                 <w:szCs w:val="20"/>
               </w:rPr>
-              <w:t>8 دقائق</w:t>
+              <w:t>10 دقائق</w:t>
             </w:r>
           </w:p>
         </w:tc>
@@ -18574,7 +23449,920 @@
                 <w:sz w:val="20"/>
                 <w:szCs w:val="20"/>
               </w:rPr>
-              <w:t>مقارنة الخبرة في الشريحة 132، وطريقة الاختيار في الشريحة 133</w:t>
+              <w:t>الحالات الثلاث في مثال الفجوات، ونص الضابط الداخلي</w:t>
+            </w:r>
+          </w:p>
+        </w:tc>
+      </w:tr>
+    </w:tbl>
+    <w:p>
+      <w:pPr>
+        <w:spacing w:after="40"/>
+      </w:pPr>
+    </w:p>
+    <w:p>
+      <w:pPr>
+        <w:bidi/>
+      </w:pPr>
+      <w:r>
+        <w:rPr>
+          <w:rFonts w:ascii="Arial" w:hAnsi="Arial" w:cs="Arial" w:eastAsia="Arial"/>
+          <w:b w:val="1"/>
+          <w:bCs w:val="1"/>
+          <w:sz w:val="21"/>
+          <w:szCs w:val="21"/>
+        </w:rPr>
+        <w:t>الضابط الداخلي:</w:t>
+      </w:r>
+      <w:r>
+        <w:rPr>
+          <w:rFonts w:ascii="Arial" w:hAnsi="Arial" w:cs="Arial" w:eastAsia="Arial"/>
+          <w:b w:val="0"/>
+          <w:bCs w:val="0"/>
+          <w:sz w:val="21"/>
+          <w:szCs w:val="21"/>
+        </w:rPr>
+        <w:t xml:space="preserve"> CTL-AC-03: مراجعة صلاحيات نظام الرواتب كل 3 أشهر، وإزالة غير المبرر خلال 5 أيام عمل (STD-AC-01).</w:t>
+      </w:r>
+    </w:p>
+    <w:tbl>
+      <w:tblPr>
+        <w:tblStyle w:val="TableGrid"/>
+        <w:bidiVisual/>
+        <w:tblW w:type="dxa" w:w="9637"/>
+        <w:jc w:val="center"/>
+        <w:tblLayout w:type="fixed"/>
+        <w:tblLook w:firstColumn="1" w:firstRow="1" w:lastColumn="0" w:lastRow="0" w:noHBand="0" w:noVBand="1" w:val="04A0"/>
+      </w:tblPr>
+      <w:tblGrid>
+        <w:gridCol w:w="1700"/>
+        <w:gridCol w:w="2607"/>
+        <w:gridCol w:w="2607"/>
+        <w:gridCol w:w="2721"/>
+      </w:tblGrid>
+      <w:tr>
+        <w:trPr>
+          <w:cantSplit/>
+          <w:tblHeader/>
+        </w:trPr>
+        <w:tc>
+          <w:tcPr>
+            <w:tcW w:type="dxa" w:w="1701"/>
+            <w:shd w:val="clear" w:color="auto" w:fill="D9E2F3"/>
+          </w:tcPr>
+          <w:p>
+            <w:pPr>
+              <w:bidi/>
+              <w:spacing w:after="20" w:line="252" w:lineRule="auto"/>
+            </w:pPr>
+            <w:r/>
+            <w:r>
+              <w:rPr>
+                <w:rFonts w:ascii="Arial" w:hAnsi="Arial" w:cs="Arial" w:eastAsia="Arial"/>
+                <w:b w:val="1"/>
+                <w:bCs w:val="1"/>
+                <w:sz w:val="20"/>
+                <w:szCs w:val="20"/>
+              </w:rPr>
+              <w:t>المرجع</w:t>
+            </w:r>
+          </w:p>
+        </w:tc>
+        <w:tc>
+          <w:tcPr>
+            <w:tcW w:type="dxa" w:w="2608"/>
+            <w:shd w:val="clear" w:color="auto" w:fill="D9E2F3"/>
+          </w:tcPr>
+          <w:p>
+            <w:pPr>
+              <w:bidi/>
+              <w:spacing w:after="20" w:line="252" w:lineRule="auto"/>
+            </w:pPr>
+            <w:r/>
+            <w:r>
+              <w:rPr>
+                <w:rFonts w:ascii="Arial" w:hAnsi="Arial" w:cs="Arial" w:eastAsia="Arial"/>
+                <w:b w:val="1"/>
+                <w:bCs w:val="1"/>
+                <w:sz w:val="20"/>
+                <w:szCs w:val="20"/>
+              </w:rPr>
+              <w:t>ماذا يطلب، بإيجاز</w:t>
+            </w:r>
+          </w:p>
+        </w:tc>
+        <w:tc>
+          <w:tcPr>
+            <w:tcW w:type="dxa" w:w="2608"/>
+            <w:shd w:val="clear" w:color="auto" w:fill="D9E2F3"/>
+          </w:tcPr>
+          <w:p>
+            <w:pPr>
+              <w:bidi/>
+              <w:spacing w:after="20" w:line="252" w:lineRule="auto"/>
+            </w:pPr>
+            <w:r/>
+            <w:r>
+              <w:rPr>
+                <w:rFonts w:ascii="Arial" w:hAnsi="Arial" w:cs="Arial" w:eastAsia="Arial"/>
+                <w:b w:val="1"/>
+                <w:bCs w:val="1"/>
+                <w:sz w:val="20"/>
+                <w:szCs w:val="20"/>
+              </w:rPr>
+              <w:t>ماذا يغطي الضابط منه</w:t>
+            </w:r>
+          </w:p>
+        </w:tc>
+        <w:tc>
+          <w:tcPr>
+            <w:tcW w:type="dxa" w:w="2721"/>
+            <w:shd w:val="clear" w:color="auto" w:fill="D9E2F3"/>
+          </w:tcPr>
+          <w:p>
+            <w:pPr>
+              <w:bidi/>
+              <w:spacing w:after="20" w:line="252" w:lineRule="auto"/>
+            </w:pPr>
+            <w:r/>
+            <w:r>
+              <w:rPr>
+                <w:rFonts w:ascii="Arial" w:hAnsi="Arial" w:cs="Arial" w:eastAsia="Arial"/>
+                <w:b w:val="1"/>
+                <w:bCs w:val="1"/>
+                <w:sz w:val="20"/>
+                <w:szCs w:val="20"/>
+              </w:rPr>
+              <w:t>كلي أم جزئي، ولماذا</w:t>
+            </w:r>
+          </w:p>
+        </w:tc>
+      </w:tr>
+      <w:tr>
+        <w:trPr>
+          <w:cantSplit/>
+          <w:trHeight w:val="1247" w:hRule="atLeast"/>
+        </w:trPr>
+        <w:tc>
+          <w:tcPr>
+            <w:tcW w:type="dxa" w:w="1701"/>
+          </w:tcPr>
+          <w:p>
+            <w:pPr>
+              <w:bidi w:val="0"/>
+              <w:spacing w:after="20" w:line="252" w:lineRule="auto"/>
+              <w:jc w:val="left"/>
+            </w:pPr>
+            <w:r/>
+            <w:r>
+              <w:rPr>
+                <w:rFonts w:ascii="Arial" w:hAnsi="Arial" w:cs="Arial" w:eastAsia="Arial"/>
+                <w:b w:val="0"/>
+                <w:bCs w:val="0"/>
+                <w:sz w:val="20"/>
+                <w:szCs w:val="20"/>
+              </w:rPr>
+              <w:t>ECC ‎2-2-3-5‎</w:t>
+            </w:r>
+          </w:p>
+        </w:tc>
+        <w:tc>
+          <w:tcPr>
+            <w:tcW w:type="dxa" w:w="2608"/>
+          </w:tcPr>
+          <w:p>
+            <w:pPr>
+              <w:bidi/>
+              <w:spacing w:after="20" w:line="252" w:lineRule="auto"/>
+            </w:pPr>
+            <w:r/>
+            <w:r>
+              <w:rPr>
+                <w:rFonts w:ascii="Arial" w:hAnsi="Arial" w:cs="Arial" w:eastAsia="Arial"/>
+                <w:b w:val="0"/>
+                <w:bCs w:val="0"/>
+                <w:sz w:val="20"/>
+                <w:szCs w:val="20"/>
+              </w:rPr>
+              <w:t>المراجعة الدورية لهويات الدخول والصلاحيات.</w:t>
+            </w:r>
+          </w:p>
+        </w:tc>
+        <w:tc>
+          <w:tcPr>
+            <w:tcW w:type="dxa" w:w="2608"/>
+          </w:tcPr>
+          <w:p>
+            <w:pPr>
+              <w:bidi/>
+              <w:spacing w:after="20" w:line="252" w:lineRule="auto"/>
+            </w:pPr>
+            <w:r/>
+          </w:p>
+        </w:tc>
+        <w:tc>
+          <w:tcPr>
+            <w:tcW w:type="dxa" w:w="2721"/>
+          </w:tcPr>
+          <w:p>
+            <w:pPr>
+              <w:bidi/>
+              <w:spacing w:after="20" w:line="252" w:lineRule="auto"/>
+            </w:pPr>
+            <w:r/>
+          </w:p>
+        </w:tc>
+      </w:tr>
+      <w:tr>
+        <w:trPr>
+          <w:cantSplit/>
+          <w:trHeight w:val="1247" w:hRule="atLeast"/>
+        </w:trPr>
+        <w:tc>
+          <w:tcPr>
+            <w:tcW w:type="dxa" w:w="1701"/>
+          </w:tcPr>
+          <w:p>
+            <w:pPr>
+              <w:bidi w:val="0"/>
+              <w:spacing w:after="20" w:line="252" w:lineRule="auto"/>
+              <w:jc w:val="left"/>
+            </w:pPr>
+            <w:r/>
+            <w:r>
+              <w:rPr>
+                <w:rFonts w:ascii="Arial" w:hAnsi="Arial" w:cs="Arial" w:eastAsia="Arial"/>
+                <w:b w:val="0"/>
+                <w:bCs w:val="0"/>
+                <w:sz w:val="20"/>
+                <w:szCs w:val="20"/>
+              </w:rPr>
+              <w:t>ISO/IEC 27001 A.5.18</w:t>
+            </w:r>
+          </w:p>
+        </w:tc>
+        <w:tc>
+          <w:tcPr>
+            <w:tcW w:type="dxa" w:w="2608"/>
+          </w:tcPr>
+          <w:p>
+            <w:pPr>
+              <w:bidi/>
+              <w:spacing w:after="20" w:line="252" w:lineRule="auto"/>
+            </w:pPr>
+            <w:r/>
+            <w:r>
+              <w:rPr>
+                <w:rFonts w:ascii="Arial" w:hAnsi="Arial" w:cs="Arial" w:eastAsia="Arial"/>
+                <w:b w:val="0"/>
+                <w:bCs w:val="0"/>
+                <w:sz w:val="20"/>
+                <w:szCs w:val="20"/>
+              </w:rPr>
+              <w:t>صلاحيات الوصول: منحها ومراجعتها وتعديلها وإزالتها.</w:t>
+            </w:r>
+          </w:p>
+        </w:tc>
+        <w:tc>
+          <w:tcPr>
+            <w:tcW w:type="dxa" w:w="2608"/>
+          </w:tcPr>
+          <w:p>
+            <w:pPr>
+              <w:bidi/>
+              <w:spacing w:after="20" w:line="252" w:lineRule="auto"/>
+            </w:pPr>
+            <w:r/>
+          </w:p>
+        </w:tc>
+        <w:tc>
+          <w:tcPr>
+            <w:tcW w:type="dxa" w:w="2721"/>
+          </w:tcPr>
+          <w:p>
+            <w:pPr>
+              <w:bidi/>
+              <w:spacing w:after="20" w:line="252" w:lineRule="auto"/>
+            </w:pPr>
+            <w:r/>
+          </w:p>
+        </w:tc>
+      </w:tr>
+    </w:tbl>
+    <w:p>
+      <w:pPr>
+        <w:spacing w:after="40"/>
+      </w:pPr>
+    </w:p>
+    <w:tbl>
+      <w:tblPr>
+        <w:tblStyle w:val="TableGrid"/>
+        <w:bidiVisual/>
+        <w:tblW w:type="dxa" w:w="9637"/>
+        <w:jc w:val="center"/>
+        <w:tblLayout w:type="fixed"/>
+        <w:tblLook w:firstColumn="1" w:firstRow="1" w:lastColumn="0" w:lastRow="0" w:noHBand="0" w:noVBand="1" w:val="04A0"/>
+      </w:tblPr>
+      <w:tblGrid>
+        <w:gridCol w:w="2551"/>
+        <w:gridCol w:w="7086"/>
+      </w:tblGrid>
+      <w:tr>
+        <w:trPr>
+          <w:cantSplit/>
+          <w:trHeight w:val="907" w:hRule="atLeast"/>
+        </w:trPr>
+        <w:tc>
+          <w:tcPr>
+            <w:tcW w:type="dxa" w:w="2551"/>
+            <w:shd w:val="clear" w:color="auto" w:fill="EEF2F8"/>
+          </w:tcPr>
+          <w:p>
+            <w:pPr>
+              <w:bidi/>
+              <w:spacing w:after="20" w:line="252" w:lineRule="auto"/>
+            </w:pPr>
+            <w:r/>
+            <w:r>
+              <w:rPr>
+                <w:rFonts w:ascii="Arial" w:hAnsi="Arial" w:cs="Arial" w:eastAsia="Arial"/>
+                <w:b w:val="1"/>
+                <w:bCs w:val="1"/>
+                <w:sz w:val="20"/>
+                <w:szCs w:val="20"/>
+              </w:rPr>
+              <w:t>الأدلة التي تخدم المرجعين</w:t>
+            </w:r>
+          </w:p>
+        </w:tc>
+        <w:tc>
+          <w:tcPr>
+            <w:tcW w:type="dxa" w:w="7087"/>
+          </w:tcPr>
+          <w:p>
+            <w:pPr>
+              <w:bidi/>
+              <w:spacing w:after="20" w:line="252" w:lineRule="auto"/>
+            </w:pPr>
+            <w:r/>
+          </w:p>
+        </w:tc>
+      </w:tr>
+    </w:tbl>
+    <w:p>
+      <w:pPr>
+        <w:spacing w:after="40"/>
+      </w:pPr>
+    </w:p>
+    <w:p>
+      <w:pPr>
+        <w:keepNext/>
+        <w:bidi/>
+        <w:spacing w:after="40"/>
+      </w:pPr>
+      <w:r>
+        <w:rPr>
+          <w:rFonts w:ascii="Arial" w:hAnsi="Arial" w:cs="Arial" w:eastAsia="Arial"/>
+          <w:b w:val="1"/>
+          <w:bCs w:val="1"/>
+          <w:sz w:val="21"/>
+          <w:szCs w:val="21"/>
+        </w:rPr>
+        <w:t>قبل أن تقارن بالإجابة، راجع نفسك:</w:t>
+      </w:r>
+    </w:p>
+    <w:p>
+      <w:pPr>
+        <w:bidi/>
+        <w:spacing w:after="60"/>
+        <w:ind w:right="283" w:hanging="255"/>
+      </w:pPr>
+      <w:r>
+        <w:rPr>
+          <w:rFonts w:ascii="Arial" w:hAnsi="Arial" w:cs="Arial" w:eastAsia="Arial"/>
+          <w:b w:val="0"/>
+          <w:bCs w:val="0"/>
+          <w:sz w:val="21"/>
+          <w:szCs w:val="21"/>
+        </w:rPr>
+        <w:t>• ☐ هل حكمت على التغطية من نص كل مرجع، لا من العنوان؟</w:t>
+      </w:r>
+    </w:p>
+    <w:p>
+      <w:pPr>
+        <w:bidi/>
+        <w:spacing w:after="60"/>
+        <w:ind w:right="283" w:hanging="255"/>
+      </w:pPr>
+      <w:r>
+        <w:rPr>
+          <w:rFonts w:ascii="Arial" w:hAnsi="Arial" w:cs="Arial" w:eastAsia="Arial"/>
+          <w:b w:val="0"/>
+          <w:bCs w:val="0"/>
+          <w:sz w:val="21"/>
+          <w:szCs w:val="21"/>
+        </w:rPr>
+        <w:t>• ☐ هل تذكرت أن الضابط نفسه «مطبق جزئياً» في التطبيق 3؟</w:t>
+      </w:r>
+    </w:p>
+    <w:p>
+      <w:pPr>
+        <w:pStyle w:val="Heading1"/>
+        <w:bidi/>
+      </w:pPr>
+      <w:r>
+        <w:rPr>
+          <w:rFonts w:ascii="Arial" w:hAnsi="Arial" w:cs="Arial" w:eastAsia="Arial"/>
+          <w:b w:val="0"/>
+          <w:bCs w:val="0"/>
+        </w:rPr>
+        <w:t>اختبار الوحدة 04: الأطر والانطباق</w:t>
+      </w:r>
+    </w:p>
+    <w:p>
+      <w:pPr>
+        <w:bidi/>
+      </w:pPr>
+      <w:r>
+        <w:rPr>
+          <w:rFonts w:ascii="Arial" w:hAnsi="Arial" w:cs="Arial" w:eastAsia="Arial"/>
+          <w:b w:val="0"/>
+          <w:bCs w:val="0"/>
+          <w:color w:val="555555"/>
+          <w:sz w:val="20"/>
+          <w:szCs w:val="20"/>
+        </w:rPr>
+        <w:t>الموضع في العرض: الشريحة 160. اختر إجابة واحدة لكل سؤال، ثم قارن بالإجابات المفسرة.</w:t>
+      </w:r>
+    </w:p>
+    <w:p>
+      <w:pPr>
+        <w:keepNext/>
+        <w:bidi/>
+        <w:spacing w:after="40"/>
+      </w:pPr>
+      <w:r>
+        <w:rPr>
+          <w:rFonts w:ascii="Arial" w:hAnsi="Arial" w:cs="Arial" w:eastAsia="Arial"/>
+          <w:b w:val="1"/>
+          <w:bCs w:val="1"/>
+          <w:sz w:val="21"/>
+          <w:szCs w:val="21"/>
+        </w:rPr>
+        <w:t>1.</w:t>
+      </w:r>
+      <w:r>
+        <w:rPr>
+          <w:rFonts w:ascii="Arial" w:hAnsi="Arial" w:cs="Arial" w:eastAsia="Arial"/>
+          <w:b w:val="0"/>
+          <w:bCs w:val="0"/>
+          <w:sz w:val="21"/>
+          <w:szCs w:val="21"/>
+        </w:rPr>
+        <w:t xml:space="preserve"> هل ECC-2:2024 ملزمة لشركة توصيل خاصة لا تتبع جهة حكومية؟</w:t>
+      </w:r>
+    </w:p>
+    <w:p>
+      <w:pPr>
+        <w:bidi/>
+        <w:spacing w:after="60"/>
+        <w:ind w:right="283" w:hanging="255"/>
+      </w:pPr>
+      <w:r>
+        <w:rPr>
+          <w:rFonts w:ascii="Arial" w:hAnsi="Arial" w:cs="Arial" w:eastAsia="Arial"/>
+          <w:b w:val="0"/>
+          <w:bCs w:val="0"/>
+          <w:sz w:val="21"/>
+          <w:szCs w:val="21"/>
+        </w:rPr>
+        <w:t>• ☐ أ) نعم دائماً</w:t>
+      </w:r>
+    </w:p>
+    <w:p>
+      <w:pPr>
+        <w:bidi/>
+        <w:spacing w:after="60"/>
+        <w:ind w:right="283" w:hanging="255"/>
+      </w:pPr>
+      <w:r>
+        <w:rPr>
+          <w:rFonts w:ascii="Arial" w:hAnsi="Arial" w:cs="Arial" w:eastAsia="Arial"/>
+          <w:b w:val="0"/>
+          <w:bCs w:val="0"/>
+          <w:sz w:val="21"/>
+          <w:szCs w:val="21"/>
+        </w:rPr>
+        <w:t>• ☐ ب) لا، ويمكنها تبنيها طوعاً</w:t>
+      </w:r>
+    </w:p>
+    <w:p>
+      <w:pPr>
+        <w:bidi/>
+        <w:spacing w:after="60"/>
+        <w:ind w:right="283" w:hanging="255"/>
+      </w:pPr>
+      <w:r>
+        <w:rPr>
+          <w:rFonts w:ascii="Arial" w:hAnsi="Arial" w:cs="Arial" w:eastAsia="Arial"/>
+          <w:b w:val="0"/>
+          <w:bCs w:val="0"/>
+          <w:sz w:val="21"/>
+          <w:szCs w:val="21"/>
+        </w:rPr>
+        <w:t>• ☐ ج) نعم إن كان لديها أكثر من 100 موظف</w:t>
+      </w:r>
+    </w:p>
+    <w:p>
+      <w:pPr>
+        <w:keepNext/>
+        <w:bidi/>
+        <w:spacing w:after="40"/>
+      </w:pPr>
+      <w:r>
+        <w:rPr>
+          <w:rFonts w:ascii="Arial" w:hAnsi="Arial" w:cs="Arial" w:eastAsia="Arial"/>
+          <w:b w:val="1"/>
+          <w:bCs w:val="1"/>
+          <w:sz w:val="21"/>
+          <w:szCs w:val="21"/>
+        </w:rPr>
+        <w:t>2.</w:t>
+      </w:r>
+      <w:r>
+        <w:rPr>
+          <w:rFonts w:ascii="Arial" w:hAnsi="Arial" w:cs="Arial" w:eastAsia="Arial"/>
+          <w:b w:val="0"/>
+          <w:bCs w:val="0"/>
+          <w:sz w:val="21"/>
+          <w:szCs w:val="21"/>
+        </w:rPr>
+        <w:t xml:space="preserve"> ضابط داخلي يشبه ضابطاً في ISO ‏27001. ماذا تستنتج؟</w:t>
+      </w:r>
+    </w:p>
+    <w:p>
+      <w:pPr>
+        <w:bidi/>
+        <w:spacing w:after="60"/>
+        <w:ind w:right="283" w:hanging="255"/>
+      </w:pPr>
+      <w:r>
+        <w:rPr>
+          <w:rFonts w:ascii="Arial" w:hAnsi="Arial" w:cs="Arial" w:eastAsia="Arial"/>
+          <w:b w:val="0"/>
+          <w:bCs w:val="0"/>
+          <w:sz w:val="21"/>
+          <w:szCs w:val="21"/>
+        </w:rPr>
+        <w:t>• ☐ أ) الجهة ملتزمة بـ ISO</w:t>
+      </w:r>
+    </w:p>
+    <w:p>
+      <w:pPr>
+        <w:bidi/>
+        <w:spacing w:after="60"/>
+        <w:ind w:right="283" w:hanging="255"/>
+      </w:pPr>
+      <w:r>
+        <w:rPr>
+          <w:rFonts w:ascii="Arial" w:hAnsi="Arial" w:cs="Arial" w:eastAsia="Arial"/>
+          <w:b w:val="0"/>
+          <w:bCs w:val="0"/>
+          <w:sz w:val="21"/>
+          <w:szCs w:val="21"/>
+        </w:rPr>
+        <w:t>• ☐ ب) تحتاج أن تتحقق: هل يغطي المتطلب كلياً أم جزئياً، وهل يعمل</w:t>
+      </w:r>
+    </w:p>
+    <w:p>
+      <w:pPr>
+        <w:bidi/>
+        <w:spacing w:after="60"/>
+        <w:ind w:right="283" w:hanging="255"/>
+      </w:pPr>
+      <w:r>
+        <w:rPr>
+          <w:rFonts w:ascii="Arial" w:hAnsi="Arial" w:cs="Arial" w:eastAsia="Arial"/>
+          <w:b w:val="0"/>
+          <w:bCs w:val="0"/>
+          <w:sz w:val="21"/>
+          <w:szCs w:val="21"/>
+        </w:rPr>
+        <w:t>• ☐ ج) لا علاقة بينهما</w:t>
+      </w:r>
+    </w:p>
+    <w:p>
+      <w:pPr>
+        <w:keepNext/>
+        <w:bidi/>
+        <w:spacing w:after="40"/>
+      </w:pPr>
+      <w:r>
+        <w:rPr>
+          <w:rFonts w:ascii="Arial" w:hAnsi="Arial" w:cs="Arial" w:eastAsia="Arial"/>
+          <w:b w:val="1"/>
+          <w:bCs w:val="1"/>
+          <w:sz w:val="21"/>
+          <w:szCs w:val="21"/>
+        </w:rPr>
+        <w:t>3.</w:t>
+      </w:r>
+      <w:r>
+        <w:rPr>
+          <w:rFonts w:ascii="Arial" w:hAnsi="Arial" w:cs="Arial" w:eastAsia="Arial"/>
+          <w:b w:val="0"/>
+          <w:bCs w:val="0"/>
+          <w:sz w:val="21"/>
+          <w:szCs w:val="21"/>
+        </w:rPr>
+        <w:t xml:space="preserve"> ما الفرق بين NIST CSF وNIST RMF؟</w:t>
+      </w:r>
+    </w:p>
+    <w:p>
+      <w:pPr>
+        <w:bidi/>
+        <w:spacing w:after="60"/>
+        <w:ind w:right="283" w:hanging="255"/>
+      </w:pPr>
+      <w:r>
+        <w:rPr>
+          <w:rFonts w:ascii="Arial" w:hAnsi="Arial" w:cs="Arial" w:eastAsia="Arial"/>
+          <w:b w:val="0"/>
+          <w:bCs w:val="0"/>
+          <w:sz w:val="21"/>
+          <w:szCs w:val="21"/>
+        </w:rPr>
+        <w:t>• ☐ أ) لا فرق</w:t>
+      </w:r>
+    </w:p>
+    <w:p>
+      <w:pPr>
+        <w:bidi/>
+        <w:spacing w:after="60"/>
+        <w:ind w:right="283" w:hanging="255"/>
+      </w:pPr>
+      <w:r>
+        <w:rPr>
+          <w:rFonts w:ascii="Arial" w:hAnsi="Arial" w:cs="Arial" w:eastAsia="Arial"/>
+          <w:b w:val="0"/>
+          <w:bCs w:val="0"/>
+          <w:sz w:val="21"/>
+          <w:szCs w:val="21"/>
+        </w:rPr>
+        <w:t>• ☐ ب) CSF إطار نتائج للجهة كلها، وRMF عملية من سبع خطوات لإدارة مخاطر نظام</w:t>
+      </w:r>
+    </w:p>
+    <w:p>
+      <w:pPr>
+        <w:bidi/>
+        <w:spacing w:after="60"/>
+        <w:ind w:right="283" w:hanging="255"/>
+      </w:pPr>
+      <w:r>
+        <w:rPr>
+          <w:rFonts w:ascii="Arial" w:hAnsi="Arial" w:cs="Arial" w:eastAsia="Arial"/>
+          <w:b w:val="0"/>
+          <w:bCs w:val="0"/>
+          <w:sz w:val="21"/>
+          <w:szCs w:val="21"/>
+        </w:rPr>
+        <w:t>• ☐ ج) RMF أحدث نسخة من CSF</w:t>
+      </w:r>
+    </w:p>
+    <w:p>
+      <w:pPr>
+        <w:keepNext/>
+        <w:bidi/>
+        <w:spacing w:after="40"/>
+      </w:pPr>
+      <w:r>
+        <w:rPr>
+          <w:rFonts w:ascii="Arial" w:hAnsi="Arial" w:cs="Arial" w:eastAsia="Arial"/>
+          <w:b w:val="1"/>
+          <w:bCs w:val="1"/>
+          <w:sz w:val="21"/>
+          <w:szCs w:val="21"/>
+        </w:rPr>
+        <w:t>4.</w:t>
+      </w:r>
+      <w:r>
+        <w:rPr>
+          <w:rFonts w:ascii="Arial" w:hAnsi="Arial" w:cs="Arial" w:eastAsia="Arial"/>
+          <w:b w:val="0"/>
+          <w:bCs w:val="0"/>
+          <w:sz w:val="21"/>
+          <w:szCs w:val="21"/>
+        </w:rPr>
+        <w:t xml:space="preserve"> تقييم الفجوات يجيب عن:</w:t>
+      </w:r>
+    </w:p>
+    <w:p>
+      <w:pPr>
+        <w:bidi/>
+        <w:spacing w:after="60"/>
+        <w:ind w:right="283" w:hanging="255"/>
+      </w:pPr>
+      <w:r>
+        <w:rPr>
+          <w:rFonts w:ascii="Arial" w:hAnsi="Arial" w:cs="Arial" w:eastAsia="Arial"/>
+          <w:b w:val="0"/>
+          <w:bCs w:val="0"/>
+          <w:sz w:val="21"/>
+          <w:szCs w:val="21"/>
+        </w:rPr>
+        <w:t>• ☐ أ) إلى أي مستوى نضجت ممارسات الجهة؟</w:t>
+      </w:r>
+    </w:p>
+    <w:p>
+      <w:pPr>
+        <w:bidi/>
+        <w:spacing w:after="60"/>
+        <w:ind w:right="283" w:hanging="255"/>
+      </w:pPr>
+      <w:r>
+        <w:rPr>
+          <w:rFonts w:ascii="Arial" w:hAnsi="Arial" w:cs="Arial" w:eastAsia="Arial"/>
+          <w:b w:val="0"/>
+          <w:bCs w:val="0"/>
+          <w:sz w:val="21"/>
+          <w:szCs w:val="21"/>
+        </w:rPr>
+        <w:t>• ☐ ب) ما الفرق بين الوضع القائم ومتطلب محدد؟</w:t>
+      </w:r>
+    </w:p>
+    <w:p>
+      <w:pPr>
+        <w:pStyle w:val="Heading1"/>
+        <w:bidi/>
+      </w:pPr>
+      <w:r>
+        <w:rPr>
+          <w:rFonts w:ascii="Arial" w:hAnsi="Arial" w:cs="Arial" w:eastAsia="Arial"/>
+          <w:b w:val="0"/>
+          <w:bCs w:val="0"/>
+        </w:rPr>
+        <w:t>التمرين 13: اختر الشهادة المناسبة</w:t>
+      </w:r>
+    </w:p>
+    <w:tbl>
+      <w:tblPr>
+        <w:tblStyle w:val="TableGrid"/>
+        <w:bidiVisual/>
+        <w:tblW w:type="dxa" w:w="9637"/>
+        <w:jc w:val="center"/>
+        <w:tblLayout w:type="fixed"/>
+        <w:tblLook w:firstColumn="1" w:firstRow="1" w:lastColumn="0" w:lastRow="0" w:noHBand="0" w:noVBand="1" w:val="04A0"/>
+      </w:tblPr>
+      <w:tblGrid>
+        <w:gridCol w:w="2267"/>
+        <w:gridCol w:w="7370"/>
+      </w:tblGrid>
+      <w:tr>
+        <w:trPr>
+          <w:cantSplit/>
+        </w:trPr>
+        <w:tc>
+          <w:tcPr>
+            <w:tcW w:type="dxa" w:w="2268"/>
+            <w:shd w:val="clear" w:color="auto" w:fill="EEF2F8"/>
+          </w:tcPr>
+          <w:p>
+            <w:pPr>
+              <w:bidi/>
+              <w:spacing w:after="20" w:line="252" w:lineRule="auto"/>
+            </w:pPr>
+            <w:r/>
+            <w:r>
+              <w:rPr>
+                <w:rFonts w:ascii="Arial" w:hAnsi="Arial" w:cs="Arial" w:eastAsia="Arial"/>
+                <w:b w:val="1"/>
+                <w:bCs w:val="1"/>
+                <w:sz w:val="20"/>
+                <w:szCs w:val="20"/>
+              </w:rPr>
+              <w:t>الموضع في العرض</w:t>
+            </w:r>
+          </w:p>
+        </w:tc>
+        <w:tc>
+          <w:tcPr>
+            <w:tcW w:type="dxa" w:w="7370"/>
+          </w:tcPr>
+          <w:p>
+            <w:pPr>
+              <w:bidi/>
+              <w:spacing w:after="20" w:line="252" w:lineRule="auto"/>
+            </w:pPr>
+            <w:r/>
+            <w:r>
+              <w:rPr>
+                <w:rFonts w:ascii="Arial" w:hAnsi="Arial" w:cs="Arial" w:eastAsia="Arial"/>
+                <w:b w:val="0"/>
+                <w:bCs w:val="0"/>
+                <w:sz w:val="20"/>
+                <w:szCs w:val="20"/>
+              </w:rPr>
+              <w:t>الشريحة 177، والإجابة في الشريحة 178</w:t>
+            </w:r>
+          </w:p>
+        </w:tc>
+      </w:tr>
+      <w:tr>
+        <w:trPr>
+          <w:cantSplit/>
+        </w:trPr>
+        <w:tc>
+          <w:tcPr>
+            <w:tcW w:type="dxa" w:w="2268"/>
+            <w:shd w:val="clear" w:color="auto" w:fill="EEF2F8"/>
+          </w:tcPr>
+          <w:p>
+            <w:pPr>
+              <w:bidi/>
+              <w:spacing w:after="20" w:line="252" w:lineRule="auto"/>
+            </w:pPr>
+            <w:r/>
+            <w:r>
+              <w:rPr>
+                <w:rFonts w:ascii="Arial" w:hAnsi="Arial" w:cs="Arial" w:eastAsia="Arial"/>
+                <w:b w:val="1"/>
+                <w:bCs w:val="1"/>
+                <w:sz w:val="20"/>
+                <w:szCs w:val="20"/>
+              </w:rPr>
+              <w:t>الوقت</w:t>
+            </w:r>
+          </w:p>
+        </w:tc>
+        <w:tc>
+          <w:tcPr>
+            <w:tcW w:type="dxa" w:w="7370"/>
+          </w:tcPr>
+          <w:p>
+            <w:pPr>
+              <w:bidi/>
+              <w:spacing w:after="20" w:line="252" w:lineRule="auto"/>
+            </w:pPr>
+            <w:r/>
+            <w:r>
+              <w:rPr>
+                <w:rFonts w:ascii="Arial" w:hAnsi="Arial" w:cs="Arial" w:eastAsia="Arial"/>
+                <w:b w:val="0"/>
+                <w:bCs w:val="0"/>
+                <w:sz w:val="20"/>
+                <w:szCs w:val="20"/>
+              </w:rPr>
+              <w:t>8 دقائق</w:t>
+            </w:r>
+          </w:p>
+        </w:tc>
+      </w:tr>
+      <w:tr>
+        <w:trPr>
+          <w:cantSplit/>
+        </w:trPr>
+        <w:tc>
+          <w:tcPr>
+            <w:tcW w:type="dxa" w:w="2268"/>
+            <w:shd w:val="clear" w:color="auto" w:fill="EEF2F8"/>
+          </w:tcPr>
+          <w:p>
+            <w:pPr>
+              <w:bidi/>
+              <w:spacing w:after="20" w:line="252" w:lineRule="auto"/>
+            </w:pPr>
+            <w:r/>
+            <w:r>
+              <w:rPr>
+                <w:rFonts w:ascii="Arial" w:hAnsi="Arial" w:cs="Arial" w:eastAsia="Arial"/>
+                <w:b w:val="1"/>
+                <w:bCs w:val="1"/>
+                <w:sz w:val="20"/>
+                <w:szCs w:val="20"/>
+              </w:rPr>
+              <w:t>ما تحتاجه</w:t>
+            </w:r>
+          </w:p>
+        </w:tc>
+        <w:tc>
+          <w:tcPr>
+            <w:tcW w:type="dxa" w:w="7370"/>
+          </w:tcPr>
+          <w:p>
+            <w:pPr>
+              <w:bidi/>
+              <w:spacing w:after="20" w:line="252" w:lineRule="auto"/>
+            </w:pPr>
+            <w:r/>
+            <w:r>
+              <w:rPr>
+                <w:rFonts w:ascii="Arial" w:hAnsi="Arial" w:cs="Arial" w:eastAsia="Arial"/>
+                <w:b w:val="0"/>
+                <w:bCs w:val="0"/>
+                <w:sz w:val="20"/>
+                <w:szCs w:val="20"/>
+              </w:rPr>
+              <w:t>مقارنة الخبرة في الشريحة 173، وطريقة الاختيار في الشريحة 174</w:t>
             </w:r>
           </w:p>
         </w:tc>
@@ -19038,11 +24826,6 @@
       </w:r>
     </w:p>
     <w:p>
-      <w:r>
-        <w:br w:type="page"/>
-      </w:r>
-    </w:p>
-    <w:p>
       <w:pPr>
         <w:pStyle w:val="Heading1"/>
         <w:bidi/>
@@ -19053,7 +24836,242 @@
           <w:b w:val="0"/>
           <w:bCs w:val="0"/>
         </w:rPr>
-        <w:t>التمرين 9: صفحة مشروع تقييم الصلاحيات</w:t>
+        <w:t>اختبار الوحدة 05: الشهادات</w:t>
+      </w:r>
+    </w:p>
+    <w:p>
+      <w:pPr>
+        <w:bidi/>
+      </w:pPr>
+      <w:r>
+        <w:rPr>
+          <w:rFonts w:ascii="Arial" w:hAnsi="Arial" w:cs="Arial" w:eastAsia="Arial"/>
+          <w:b w:val="0"/>
+          <w:bCs w:val="0"/>
+          <w:color w:val="555555"/>
+          <w:sz w:val="20"/>
+          <w:szCs w:val="20"/>
+        </w:rPr>
+        <w:t>الموضع في العرض: الشريحة 179. اختر إجابة واحدة لكل سؤال، ثم قارن بالإجابات المفسرة.</w:t>
+      </w:r>
+    </w:p>
+    <w:p>
+      <w:pPr>
+        <w:keepNext/>
+        <w:bidi/>
+        <w:spacing w:after="40"/>
+      </w:pPr>
+      <w:r>
+        <w:rPr>
+          <w:rFonts w:ascii="Arial" w:hAnsi="Arial" w:cs="Arial" w:eastAsia="Arial"/>
+          <w:b w:val="1"/>
+          <w:bCs w:val="1"/>
+          <w:sz w:val="21"/>
+          <w:szCs w:val="21"/>
+        </w:rPr>
+        <w:t>1.</w:t>
+      </w:r>
+      <w:r>
+        <w:rPr>
+          <w:rFonts w:ascii="Arial" w:hAnsi="Arial" w:cs="Arial" w:eastAsia="Arial"/>
+          <w:b w:val="0"/>
+          <w:bCs w:val="0"/>
+          <w:sz w:val="21"/>
+          <w:szCs w:val="21"/>
+        </w:rPr>
+        <w:t xml:space="preserve"> خريج بلا خبرة يريد وظيفة GRC. أي شهادة أنسب الآن؟</w:t>
+      </w:r>
+    </w:p>
+    <w:p>
+      <w:pPr>
+        <w:bidi/>
+        <w:spacing w:after="60"/>
+        <w:ind w:right="283" w:hanging="255"/>
+      </w:pPr>
+      <w:r>
+        <w:rPr>
+          <w:rFonts w:ascii="Arial" w:hAnsi="Arial" w:cs="Arial" w:eastAsia="Arial"/>
+          <w:b w:val="0"/>
+          <w:bCs w:val="0"/>
+          <w:sz w:val="21"/>
+          <w:szCs w:val="21"/>
+        </w:rPr>
+        <w:t>• ☐ أ) CISM</w:t>
+      </w:r>
+    </w:p>
+    <w:p>
+      <w:pPr>
+        <w:bidi/>
+        <w:spacing w:after="60"/>
+        <w:ind w:right="283" w:hanging="255"/>
+      </w:pPr>
+      <w:r>
+        <w:rPr>
+          <w:rFonts w:ascii="Arial" w:hAnsi="Arial" w:cs="Arial" w:eastAsia="Arial"/>
+          <w:b w:val="0"/>
+          <w:bCs w:val="0"/>
+          <w:sz w:val="21"/>
+          <w:szCs w:val="21"/>
+        </w:rPr>
+        <w:t>• ☐ ب) ISC‏2 CC أو IT Risk Fundamentals</w:t>
+      </w:r>
+    </w:p>
+    <w:p>
+      <w:pPr>
+        <w:bidi/>
+        <w:spacing w:after="60"/>
+        <w:ind w:right="283" w:hanging="255"/>
+      </w:pPr>
+      <w:r>
+        <w:rPr>
+          <w:rFonts w:ascii="Arial" w:hAnsi="Arial" w:cs="Arial" w:eastAsia="Arial"/>
+          <w:b w:val="0"/>
+          <w:bCs w:val="0"/>
+          <w:sz w:val="21"/>
+          <w:szCs w:val="21"/>
+        </w:rPr>
+        <w:t>• ☐ ج) CISA</w:t>
+      </w:r>
+    </w:p>
+    <w:p>
+      <w:pPr>
+        <w:keepNext/>
+        <w:bidi/>
+        <w:spacing w:after="40"/>
+      </w:pPr>
+      <w:r>
+        <w:rPr>
+          <w:rFonts w:ascii="Arial" w:hAnsi="Arial" w:cs="Arial" w:eastAsia="Arial"/>
+          <w:b w:val="1"/>
+          <w:bCs w:val="1"/>
+          <w:sz w:val="21"/>
+          <w:szCs w:val="21"/>
+        </w:rPr>
+        <w:t>2.</w:t>
+      </w:r>
+      <w:r>
+        <w:rPr>
+          <w:rFonts w:ascii="Arial" w:hAnsi="Arial" w:cs="Arial" w:eastAsia="Arial"/>
+          <w:b w:val="0"/>
+          <w:bCs w:val="0"/>
+          <w:sz w:val="21"/>
+          <w:szCs w:val="21"/>
+        </w:rPr>
+        <w:t xml:space="preserve"> الفرق بين ISO ‏27001 Lead Implementer وLead Auditor:</w:t>
+      </w:r>
+    </w:p>
+    <w:p>
+      <w:pPr>
+        <w:bidi/>
+        <w:spacing w:after="60"/>
+        <w:ind w:right="283" w:hanging="255"/>
+      </w:pPr>
+      <w:r>
+        <w:rPr>
+          <w:rFonts w:ascii="Arial" w:hAnsi="Arial" w:cs="Arial" w:eastAsia="Arial"/>
+          <w:b w:val="0"/>
+          <w:bCs w:val="0"/>
+          <w:sz w:val="21"/>
+          <w:szCs w:val="21"/>
+        </w:rPr>
+        <w:t>• ☐ أ) لا فرق</w:t>
+      </w:r>
+    </w:p>
+    <w:p>
+      <w:pPr>
+        <w:bidi/>
+        <w:spacing w:after="60"/>
+        <w:ind w:right="283" w:hanging="255"/>
+      </w:pPr>
+      <w:r>
+        <w:rPr>
+          <w:rFonts w:ascii="Arial" w:hAnsi="Arial" w:cs="Arial" w:eastAsia="Arial"/>
+          <w:b w:val="0"/>
+          <w:bCs w:val="0"/>
+          <w:sz w:val="21"/>
+          <w:szCs w:val="21"/>
+        </w:rPr>
+        <w:t>• ☐ ب) الأول لبناء نظام الإدارة وتطبيقه، والثاني لتدقيقه</w:t>
+      </w:r>
+    </w:p>
+    <w:p>
+      <w:pPr>
+        <w:keepNext/>
+        <w:bidi/>
+        <w:spacing w:after="40"/>
+      </w:pPr>
+      <w:r>
+        <w:rPr>
+          <w:rFonts w:ascii="Arial" w:hAnsi="Arial" w:cs="Arial" w:eastAsia="Arial"/>
+          <w:b w:val="1"/>
+          <w:bCs w:val="1"/>
+          <w:sz w:val="21"/>
+          <w:szCs w:val="21"/>
+        </w:rPr>
+        <w:t>3.</w:t>
+      </w:r>
+      <w:r>
+        <w:rPr>
+          <w:rFonts w:ascii="Arial" w:hAnsi="Arial" w:cs="Arial" w:eastAsia="Arial"/>
+          <w:b w:val="0"/>
+          <w:bCs w:val="0"/>
+          <w:sz w:val="21"/>
+          <w:szCs w:val="21"/>
+        </w:rPr>
+        <w:t xml:space="preserve"> دورة تُشرح بالعربية تعني أن الاختبار بالعربية:</w:t>
+      </w:r>
+    </w:p>
+    <w:p>
+      <w:pPr>
+        <w:bidi/>
+        <w:spacing w:after="60"/>
+        <w:ind w:right="283" w:hanging="255"/>
+      </w:pPr>
+      <w:r>
+        <w:rPr>
+          <w:rFonts w:ascii="Arial" w:hAnsi="Arial" w:cs="Arial" w:eastAsia="Arial"/>
+          <w:b w:val="0"/>
+          <w:bCs w:val="0"/>
+          <w:sz w:val="21"/>
+          <w:szCs w:val="21"/>
+        </w:rPr>
+        <w:t>• ☐ أ) صحيح</w:t>
+      </w:r>
+    </w:p>
+    <w:p>
+      <w:pPr>
+        <w:bidi/>
+        <w:spacing w:after="60"/>
+        <w:ind w:right="283" w:hanging="255"/>
+      </w:pPr>
+      <w:r>
+        <w:rPr>
+          <w:rFonts w:ascii="Arial" w:hAnsi="Arial" w:cs="Arial" w:eastAsia="Arial"/>
+          <w:b w:val="0"/>
+          <w:bCs w:val="0"/>
+          <w:sz w:val="21"/>
+          <w:szCs w:val="21"/>
+        </w:rPr>
+        <w:t>• ☐ ب) غير صحيح؛ تحقق من لغات الاختبار في صفحة الجهة المانحة</w:t>
+      </w:r>
+    </w:p>
+    <w:p>
+      <w:r>
+        <w:br w:type="page"/>
+      </w:r>
+    </w:p>
+    <w:p>
+      <w:pPr>
+        <w:pStyle w:val="Heading1"/>
+        <w:bidi/>
+      </w:pPr>
+      <w:r>
+        <w:rPr>
+          <w:rFonts w:ascii="Arial" w:hAnsi="Arial" w:cs="Arial" w:eastAsia="Arial"/>
+          <w:b w:val="0"/>
+          <w:bCs w:val="0"/>
+        </w:rPr>
+        <w:t>التمرين 14: صفحة مشروع تقييم الصلاحيات</w:t>
       </w:r>
     </w:p>
     <w:tbl>
@@ -19114,7 +25132,7 @@
                 <w:sz w:val="20"/>
                 <w:szCs w:val="20"/>
               </w:rPr>
-              <w:t>الشريحة 143، والإجابة في الشريحة 144</w:t>
+              <w:t>الشريحة 185، والإجابة في الشريحة 186</w:t>
             </w:r>
           </w:p>
         </w:tc>
@@ -19565,7 +25583,220 @@
           <w:b w:val="0"/>
           <w:bCs w:val="0"/>
         </w:rPr>
-        <w:t>التمرين 10: أعد صياغة ثلاثة أسطر في السيرة</w:t>
+        <w:t>اختبار الوحدة 06: خطة البداية وملف الأعمال</w:t>
+      </w:r>
+    </w:p>
+    <w:p>
+      <w:pPr>
+        <w:bidi/>
+      </w:pPr>
+      <w:r>
+        <w:rPr>
+          <w:rFonts w:ascii="Arial" w:hAnsi="Arial" w:cs="Arial" w:eastAsia="Arial"/>
+          <w:b w:val="0"/>
+          <w:bCs w:val="0"/>
+          <w:color w:val="555555"/>
+          <w:sz w:val="20"/>
+          <w:szCs w:val="20"/>
+        </w:rPr>
+        <w:t>الموضع في العرض: الشريحة 187. اختر إجابة واحدة لكل سؤال، ثم قارن بالإجابات المفسرة.</w:t>
+      </w:r>
+    </w:p>
+    <w:p>
+      <w:pPr>
+        <w:keepNext/>
+        <w:bidi/>
+        <w:spacing w:after="40"/>
+      </w:pPr>
+      <w:r>
+        <w:rPr>
+          <w:rFonts w:ascii="Arial" w:hAnsi="Arial" w:cs="Arial" w:eastAsia="Arial"/>
+          <w:b w:val="1"/>
+          <w:bCs w:val="1"/>
+          <w:sz w:val="21"/>
+          <w:szCs w:val="21"/>
+        </w:rPr>
+        <w:t>1.</w:t>
+      </w:r>
+      <w:r>
+        <w:rPr>
+          <w:rFonts w:ascii="Arial" w:hAnsi="Arial" w:cs="Arial" w:eastAsia="Arial"/>
+          <w:b w:val="0"/>
+          <w:bCs w:val="0"/>
+          <w:sz w:val="21"/>
+          <w:szCs w:val="21"/>
+        </w:rPr>
+        <w:t xml:space="preserve"> ماذا تنشر في ملف أعمالك؟</w:t>
+      </w:r>
+    </w:p>
+    <w:p>
+      <w:pPr>
+        <w:bidi/>
+        <w:spacing w:after="60"/>
+        <w:ind w:right="283" w:hanging="255"/>
+      </w:pPr>
+      <w:r>
+        <w:rPr>
+          <w:rFonts w:ascii="Arial" w:hAnsi="Arial" w:cs="Arial" w:eastAsia="Arial"/>
+          <w:b w:val="0"/>
+          <w:bCs w:val="0"/>
+          <w:sz w:val="21"/>
+          <w:szCs w:val="21"/>
+        </w:rPr>
+        <w:t>• ☐ أ) وثائق من جهة عملك</w:t>
+      </w:r>
+    </w:p>
+    <w:p>
+      <w:pPr>
+        <w:bidi/>
+        <w:spacing w:after="60"/>
+        <w:ind w:right="283" w:hanging="255"/>
+      </w:pPr>
+      <w:r>
+        <w:rPr>
+          <w:rFonts w:ascii="Arial" w:hAnsi="Arial" w:cs="Arial" w:eastAsia="Arial"/>
+          <w:b w:val="0"/>
+          <w:bCs w:val="0"/>
+          <w:sz w:val="21"/>
+          <w:szCs w:val="21"/>
+        </w:rPr>
+        <w:t>• ☐ ب) مشاريعك على حالة افتراضية، مع التصريح بأن بياناتها افتراضية</w:t>
+      </w:r>
+    </w:p>
+    <w:p>
+      <w:pPr>
+        <w:keepNext/>
+        <w:bidi/>
+        <w:spacing w:after="40"/>
+      </w:pPr>
+      <w:r>
+        <w:rPr>
+          <w:rFonts w:ascii="Arial" w:hAnsi="Arial" w:cs="Arial" w:eastAsia="Arial"/>
+          <w:b w:val="1"/>
+          <w:bCs w:val="1"/>
+          <w:sz w:val="21"/>
+          <w:szCs w:val="21"/>
+        </w:rPr>
+        <w:t>2.</w:t>
+      </w:r>
+      <w:r>
+        <w:rPr>
+          <w:rFonts w:ascii="Arial" w:hAnsi="Arial" w:cs="Arial" w:eastAsia="Arial"/>
+          <w:b w:val="0"/>
+          <w:bCs w:val="0"/>
+          <w:sz w:val="21"/>
+          <w:szCs w:val="21"/>
+        </w:rPr>
+        <w:t xml:space="preserve"> أهم ما في صفحة المشروع:</w:t>
+      </w:r>
+    </w:p>
+    <w:p>
+      <w:pPr>
+        <w:bidi/>
+        <w:spacing w:after="60"/>
+        <w:ind w:right="283" w:hanging="255"/>
+      </w:pPr>
+      <w:r>
+        <w:rPr>
+          <w:rFonts w:ascii="Arial" w:hAnsi="Arial" w:cs="Arial" w:eastAsia="Arial"/>
+          <w:b w:val="0"/>
+          <w:bCs w:val="0"/>
+          <w:sz w:val="21"/>
+          <w:szCs w:val="21"/>
+        </w:rPr>
+        <w:t>• ☐ أ) وصف عام لما تعلمته</w:t>
+      </w:r>
+    </w:p>
+    <w:p>
+      <w:pPr>
+        <w:bidi/>
+        <w:spacing w:after="60"/>
+        <w:ind w:right="283" w:hanging="255"/>
+      </w:pPr>
+      <w:r>
+        <w:rPr>
+          <w:rFonts w:ascii="Arial" w:hAnsi="Arial" w:cs="Arial" w:eastAsia="Arial"/>
+          <w:b w:val="0"/>
+          <w:bCs w:val="0"/>
+          <w:sz w:val="21"/>
+          <w:szCs w:val="21"/>
+        </w:rPr>
+        <w:t>• ☐ ب) المشكلة، وما فعلته بأفعال وأرقام، والنتيجة</w:t>
+      </w:r>
+    </w:p>
+    <w:p>
+      <w:pPr>
+        <w:keepNext/>
+        <w:bidi/>
+        <w:spacing w:after="40"/>
+      </w:pPr>
+      <w:r>
+        <w:rPr>
+          <w:rFonts w:ascii="Arial" w:hAnsi="Arial" w:cs="Arial" w:eastAsia="Arial"/>
+          <w:b w:val="1"/>
+          <w:bCs w:val="1"/>
+          <w:sz w:val="21"/>
+          <w:szCs w:val="21"/>
+        </w:rPr>
+        <w:t>3.</w:t>
+      </w:r>
+      <w:r>
+        <w:rPr>
+          <w:rFonts w:ascii="Arial" w:hAnsi="Arial" w:cs="Arial" w:eastAsia="Arial"/>
+          <w:b w:val="0"/>
+          <w:bCs w:val="0"/>
+          <w:sz w:val="21"/>
+          <w:szCs w:val="21"/>
+        </w:rPr>
+        <w:t xml:space="preserve"> تمرين التطبيق 3 يصبح مشروعاً بعنوان:</w:t>
+      </w:r>
+    </w:p>
+    <w:p>
+      <w:pPr>
+        <w:bidi/>
+        <w:spacing w:after="60"/>
+        <w:ind w:right="283" w:hanging="255"/>
+      </w:pPr>
+      <w:r>
+        <w:rPr>
+          <w:rFonts w:ascii="Arial" w:hAnsi="Arial" w:cs="Arial" w:eastAsia="Arial"/>
+          <w:b w:val="0"/>
+          <w:bCs w:val="0"/>
+          <w:sz w:val="21"/>
+          <w:szCs w:val="21"/>
+        </w:rPr>
+        <w:t>• ☐ أ) تقييم مراجعة صلاحيات في شركة افتراضية</w:t>
+      </w:r>
+    </w:p>
+    <w:p>
+      <w:pPr>
+        <w:bidi/>
+        <w:spacing w:after="60"/>
+        <w:ind w:right="283" w:hanging="255"/>
+      </w:pPr>
+      <w:r>
+        <w:rPr>
+          <w:rFonts w:ascii="Arial" w:hAnsi="Arial" w:cs="Arial" w:eastAsia="Arial"/>
+          <w:b w:val="0"/>
+          <w:bCs w:val="0"/>
+          <w:sz w:val="21"/>
+          <w:szCs w:val="21"/>
+        </w:rPr>
+        <w:t>• ☐ ب) خبرة عمل في رُفاد</w:t>
+      </w:r>
+    </w:p>
+    <w:p>
+      <w:pPr>
+        <w:pStyle w:val="Heading1"/>
+        <w:bidi/>
+      </w:pPr>
+      <w:r>
+        <w:rPr>
+          <w:rFonts w:ascii="Arial" w:hAnsi="Arial" w:cs="Arial" w:eastAsia="Arial"/>
+          <w:b w:val="0"/>
+          <w:bCs w:val="0"/>
+        </w:rPr>
+        <w:t>التمرين 15: أعد صياغة ثلاثة أسطر في السيرة</w:t>
       </w:r>
     </w:p>
     <w:tbl>
@@ -19626,7 +25857,7 @@
                 <w:sz w:val="20"/>
                 <w:szCs w:val="20"/>
               </w:rPr>
-              <w:t>الشريحة 152، والإجابة في الشريحة 153</w:t>
+              <w:t>الشريحة 195، والإجابة في الشريحة 196</w:t>
             </w:r>
           </w:p>
         </w:tc>
@@ -19726,7 +25957,7 @@
                 <w:sz w:val="20"/>
                 <w:szCs w:val="20"/>
               </w:rPr>
-              <w:t>معادلة السطر في الشريحة 149</w:t>
+              <w:t>معادلة السطر في الشريحة 192</w:t>
             </w:r>
           </w:p>
         </w:tc>
@@ -19996,11 +26227,6 @@
       </w:r>
     </w:p>
     <w:p>
-      <w:r>
-        <w:br w:type="page"/>
-      </w:r>
-    </w:p>
-    <w:p>
       <w:pPr>
         <w:pStyle w:val="Heading1"/>
         <w:bidi/>
@@ -20011,7 +26237,225 @@
           <w:b w:val="0"/>
           <w:bCs w:val="0"/>
         </w:rPr>
-        <w:t>التمرين 11: عنوانك المهني وافتتاح نبذتك في لينكدإن</w:t>
+        <w:t>اختبار الوحدة 07: السيرة الذاتية</w:t>
+      </w:r>
+    </w:p>
+    <w:p>
+      <w:pPr>
+        <w:bidi/>
+      </w:pPr>
+      <w:r>
+        <w:rPr>
+          <w:rFonts w:ascii="Arial" w:hAnsi="Arial" w:cs="Arial" w:eastAsia="Arial"/>
+          <w:b w:val="0"/>
+          <w:bCs w:val="0"/>
+          <w:color w:val="555555"/>
+          <w:sz w:val="20"/>
+          <w:szCs w:val="20"/>
+        </w:rPr>
+        <w:t>الموضع في العرض: الشريحة 197. اختر إجابة واحدة لكل سؤال، ثم قارن بالإجابات المفسرة.</w:t>
+      </w:r>
+    </w:p>
+    <w:p>
+      <w:pPr>
+        <w:keepNext/>
+        <w:bidi/>
+        <w:spacing w:after="40"/>
+      </w:pPr>
+      <w:r>
+        <w:rPr>
+          <w:rFonts w:ascii="Arial" w:hAnsi="Arial" w:cs="Arial" w:eastAsia="Arial"/>
+          <w:b w:val="1"/>
+          <w:bCs w:val="1"/>
+          <w:sz w:val="21"/>
+          <w:szCs w:val="21"/>
+        </w:rPr>
+        <w:t>1.</w:t>
+      </w:r>
+      <w:r>
+        <w:rPr>
+          <w:rFonts w:ascii="Arial" w:hAnsi="Arial" w:cs="Arial" w:eastAsia="Arial"/>
+          <w:b w:val="0"/>
+          <w:bCs w:val="0"/>
+          <w:sz w:val="21"/>
+          <w:szCs w:val="21"/>
+        </w:rPr>
+        <w:t xml:space="preserve"> أي سطر أقوى؟</w:t>
+      </w:r>
+    </w:p>
+    <w:p>
+      <w:pPr>
+        <w:bidi/>
+        <w:spacing w:after="60"/>
+        <w:ind w:right="283" w:hanging="255"/>
+      </w:pPr>
+      <w:r>
+        <w:rPr>
+          <w:rFonts w:ascii="Arial" w:hAnsi="Arial" w:cs="Arial" w:eastAsia="Arial"/>
+          <w:b w:val="0"/>
+          <w:bCs w:val="0"/>
+          <w:sz w:val="21"/>
+          <w:szCs w:val="21"/>
+        </w:rPr>
+        <w:t>• ☐ أ) Responsible for risk assessment.</w:t>
+      </w:r>
+    </w:p>
+    <w:p>
+      <w:pPr>
+        <w:bidi/>
+        <w:spacing w:after="60"/>
+        <w:ind w:right="283" w:hanging="255"/>
+      </w:pPr>
+      <w:r>
+        <w:rPr>
+          <w:rFonts w:ascii="Arial" w:hAnsi="Arial" w:cs="Arial" w:eastAsia="Arial"/>
+          <w:b w:val="0"/>
+          <w:bCs w:val="0"/>
+          <w:sz w:val="21"/>
+          <w:szCs w:val="21"/>
+        </w:rPr>
+        <w:t>• ☐ ب) Assessed a vendor access risk; rated it High (16) and proposed ‏5 actions.</w:t>
+      </w:r>
+    </w:p>
+    <w:p>
+      <w:pPr>
+        <w:keepNext/>
+        <w:bidi/>
+        <w:spacing w:after="40"/>
+      </w:pPr>
+      <w:r>
+        <w:rPr>
+          <w:rFonts w:ascii="Arial" w:hAnsi="Arial" w:cs="Arial" w:eastAsia="Arial"/>
+          <w:b w:val="1"/>
+          <w:bCs w:val="1"/>
+          <w:sz w:val="21"/>
+          <w:szCs w:val="21"/>
+        </w:rPr>
+        <w:t>2.</w:t>
+      </w:r>
+      <w:r>
+        <w:rPr>
+          <w:rFonts w:ascii="Arial" w:hAnsi="Arial" w:cs="Arial" w:eastAsia="Arial"/>
+          <w:b w:val="0"/>
+          <w:bCs w:val="0"/>
+          <w:sz w:val="21"/>
+          <w:szCs w:val="21"/>
+        </w:rPr>
+        <w:t xml:space="preserve"> عن أنظمة الفرز ATS:</w:t>
+      </w:r>
+    </w:p>
+    <w:p>
+      <w:pPr>
+        <w:bidi/>
+        <w:spacing w:after="60"/>
+        <w:ind w:right="283" w:hanging="255"/>
+      </w:pPr>
+      <w:r>
+        <w:rPr>
+          <w:rFonts w:ascii="Arial" w:hAnsi="Arial" w:cs="Arial" w:eastAsia="Arial"/>
+          <w:b w:val="0"/>
+          <w:bCs w:val="0"/>
+          <w:sz w:val="21"/>
+          <w:szCs w:val="21"/>
+        </w:rPr>
+        <w:t>• ☐ أ) كل تنسيق خارج القالب يُرفض حتماً</w:t>
+      </w:r>
+    </w:p>
+    <w:p>
+      <w:pPr>
+        <w:bidi/>
+        <w:spacing w:after="60"/>
+        <w:ind w:right="283" w:hanging="255"/>
+      </w:pPr>
+      <w:r>
+        <w:rPr>
+          <w:rFonts w:ascii="Arial" w:hAnsi="Arial" w:cs="Arial" w:eastAsia="Arial"/>
+          <w:b w:val="0"/>
+          <w:bCs w:val="0"/>
+          <w:sz w:val="21"/>
+          <w:szCs w:val="21"/>
+        </w:rPr>
+        <w:t>• ☐ ب) الأنظمة تختلف؛ البسيط أضمن</w:t>
+      </w:r>
+    </w:p>
+    <w:p>
+      <w:pPr>
+        <w:keepNext/>
+        <w:bidi/>
+        <w:spacing w:after="40"/>
+      </w:pPr>
+      <w:r>
+        <w:rPr>
+          <w:rFonts w:ascii="Arial" w:hAnsi="Arial" w:cs="Arial" w:eastAsia="Arial"/>
+          <w:b w:val="1"/>
+          <w:bCs w:val="1"/>
+          <w:sz w:val="21"/>
+          <w:szCs w:val="21"/>
+        </w:rPr>
+        <w:t>3.</w:t>
+      </w:r>
+      <w:r>
+        <w:rPr>
+          <w:rFonts w:ascii="Arial" w:hAnsi="Arial" w:cs="Arial" w:eastAsia="Arial"/>
+          <w:b w:val="0"/>
+          <w:bCs w:val="0"/>
+          <w:sz w:val="21"/>
+          <w:szCs w:val="21"/>
+        </w:rPr>
+        <w:t xml:space="preserve"> كتابة «Led the GRC program» عن مشروع تدريبي:</w:t>
+      </w:r>
+    </w:p>
+    <w:p>
+      <w:pPr>
+        <w:bidi/>
+        <w:spacing w:after="60"/>
+        <w:ind w:right="283" w:hanging="255"/>
+      </w:pPr>
+      <w:r>
+        <w:rPr>
+          <w:rFonts w:ascii="Arial" w:hAnsi="Arial" w:cs="Arial" w:eastAsia="Arial"/>
+          <w:b w:val="0"/>
+          <w:bCs w:val="0"/>
+          <w:sz w:val="21"/>
+          <w:szCs w:val="21"/>
+        </w:rPr>
+        <w:t>• ☐ أ) مقبول</w:t>
+      </w:r>
+    </w:p>
+    <w:p>
+      <w:pPr>
+        <w:bidi/>
+        <w:spacing w:after="60"/>
+        <w:ind w:right="283" w:hanging="255"/>
+      </w:pPr>
+      <w:r>
+        <w:rPr>
+          <w:rFonts w:ascii="Arial" w:hAnsi="Arial" w:cs="Arial" w:eastAsia="Arial"/>
+          <w:b w:val="0"/>
+          <w:bCs w:val="0"/>
+          <w:sz w:val="21"/>
+          <w:szCs w:val="21"/>
+        </w:rPr>
+        <w:t>• ☐ ب) مبالغة تنكشف في المقابلة</w:t>
+      </w:r>
+    </w:p>
+    <w:p>
+      <w:r>
+        <w:br w:type="page"/>
+      </w:r>
+    </w:p>
+    <w:p>
+      <w:pPr>
+        <w:pStyle w:val="Heading1"/>
+        <w:bidi/>
+      </w:pPr>
+      <w:r>
+        <w:rPr>
+          <w:rFonts w:ascii="Arial" w:hAnsi="Arial" w:cs="Arial" w:eastAsia="Arial"/>
+          <w:b w:val="0"/>
+          <w:bCs w:val="0"/>
+        </w:rPr>
+        <w:t>التمرين 16: عنوانك المهني وافتتاح نبذتك في لينكدإن</w:t>
       </w:r>
     </w:p>
     <w:tbl>
@@ -20072,7 +26516,7 @@
                 <w:sz w:val="20"/>
                 <w:szCs w:val="20"/>
               </w:rPr>
-              <w:t>الشريحة 161، والإجابة في الشريحة 162</w:t>
+              <w:t>الشريحة 205، والإجابة في الشريحة 206</w:t>
             </w:r>
           </w:p>
         </w:tc>
@@ -20172,7 +26616,7 @@
                 <w:sz w:val="20"/>
                 <w:szCs w:val="20"/>
               </w:rPr>
-              <w:t>الشريحتين 157 و158</w:t>
+              <w:t>الشريحتين 201 و202</w:t>
             </w:r>
           </w:p>
         </w:tc>
@@ -20378,7 +26822,220 @@
           <w:b w:val="0"/>
           <w:bCs w:val="0"/>
         </w:rPr>
-        <w:t>التمرين 12: قصتك بطريقة STAR</w:t>
+        <w:t>اختبار الوحدة 08: لينكدإن والفرص</w:t>
+      </w:r>
+    </w:p>
+    <w:p>
+      <w:pPr>
+        <w:bidi/>
+      </w:pPr>
+      <w:r>
+        <w:rPr>
+          <w:rFonts w:ascii="Arial" w:hAnsi="Arial" w:cs="Arial" w:eastAsia="Arial"/>
+          <w:b w:val="0"/>
+          <w:bCs w:val="0"/>
+          <w:color w:val="555555"/>
+          <w:sz w:val="20"/>
+          <w:szCs w:val="20"/>
+        </w:rPr>
+        <w:t>الموضع في العرض: الشريحة 207. اختر إجابة واحدة لكل سؤال، ثم قارن بالإجابات المفسرة.</w:t>
+      </w:r>
+    </w:p>
+    <w:p>
+      <w:pPr>
+        <w:keepNext/>
+        <w:bidi/>
+        <w:spacing w:after="40"/>
+      </w:pPr>
+      <w:r>
+        <w:rPr>
+          <w:rFonts w:ascii="Arial" w:hAnsi="Arial" w:cs="Arial" w:eastAsia="Arial"/>
+          <w:b w:val="1"/>
+          <w:bCs w:val="1"/>
+          <w:sz w:val="21"/>
+          <w:szCs w:val="21"/>
+        </w:rPr>
+        <w:t>1.</w:t>
+      </w:r>
+      <w:r>
+        <w:rPr>
+          <w:rFonts w:ascii="Arial" w:hAnsi="Arial" w:cs="Arial" w:eastAsia="Arial"/>
+          <w:b w:val="0"/>
+          <w:bCs w:val="0"/>
+          <w:sz w:val="21"/>
+          <w:szCs w:val="21"/>
+        </w:rPr>
+        <w:t xml:space="preserve"> العنوان المهني الجيد:</w:t>
+      </w:r>
+    </w:p>
+    <w:p>
+      <w:pPr>
+        <w:bidi/>
+        <w:spacing w:after="60"/>
+        <w:ind w:right="283" w:hanging="255"/>
+      </w:pPr>
+      <w:r>
+        <w:rPr>
+          <w:rFonts w:ascii="Arial" w:hAnsi="Arial" w:cs="Arial" w:eastAsia="Arial"/>
+          <w:b w:val="0"/>
+          <w:bCs w:val="0"/>
+          <w:sz w:val="21"/>
+          <w:szCs w:val="21"/>
+        </w:rPr>
+        <w:t>• ☐ أ) Student at…</w:t>
+      </w:r>
+    </w:p>
+    <w:p>
+      <w:pPr>
+        <w:bidi/>
+        <w:spacing w:after="60"/>
+        <w:ind w:right="283" w:hanging="255"/>
+      </w:pPr>
+      <w:r>
+        <w:rPr>
+          <w:rFonts w:ascii="Arial" w:hAnsi="Arial" w:cs="Arial" w:eastAsia="Arial"/>
+          <w:b w:val="0"/>
+          <w:bCs w:val="0"/>
+          <w:sz w:val="21"/>
+          <w:szCs w:val="21"/>
+        </w:rPr>
+        <w:t>• ☐ ب) الوظيفة المستهدفة | مجالان أو ثلاثة | دليل</w:t>
+      </w:r>
+    </w:p>
+    <w:p>
+      <w:pPr>
+        <w:keepNext/>
+        <w:bidi/>
+        <w:spacing w:after="40"/>
+      </w:pPr>
+      <w:r>
+        <w:rPr>
+          <w:rFonts w:ascii="Arial" w:hAnsi="Arial" w:cs="Arial" w:eastAsia="Arial"/>
+          <w:b w:val="1"/>
+          <w:bCs w:val="1"/>
+          <w:sz w:val="21"/>
+          <w:szCs w:val="21"/>
+        </w:rPr>
+        <w:t>2.</w:t>
+      </w:r>
+      <w:r>
+        <w:rPr>
+          <w:rFonts w:ascii="Arial" w:hAnsi="Arial" w:cs="Arial" w:eastAsia="Arial"/>
+          <w:b w:val="0"/>
+          <w:bCs w:val="0"/>
+          <w:sz w:val="21"/>
+          <w:szCs w:val="21"/>
+        </w:rPr>
+        <w:t xml:space="preserve"> خيار Open to Work لمسؤولي التوظيف فقط:</w:t>
+      </w:r>
+    </w:p>
+    <w:p>
+      <w:pPr>
+        <w:bidi/>
+        <w:spacing w:after="60"/>
+        <w:ind w:right="283" w:hanging="255"/>
+      </w:pPr>
+      <w:r>
+        <w:rPr>
+          <w:rFonts w:ascii="Arial" w:hAnsi="Arial" w:cs="Arial" w:eastAsia="Arial"/>
+          <w:b w:val="0"/>
+          <w:bCs w:val="0"/>
+          <w:sz w:val="21"/>
+          <w:szCs w:val="21"/>
+        </w:rPr>
+        <w:t>• ☐ أ) يضمن إخفاءه عن جهتك الحالية</w:t>
+      </w:r>
+    </w:p>
+    <w:p>
+      <w:pPr>
+        <w:bidi/>
+        <w:spacing w:after="60"/>
+        <w:ind w:right="283" w:hanging="255"/>
+      </w:pPr>
+      <w:r>
+        <w:rPr>
+          <w:rFonts w:ascii="Arial" w:hAnsi="Arial" w:cs="Arial" w:eastAsia="Arial"/>
+          <w:b w:val="0"/>
+          <w:bCs w:val="0"/>
+          <w:sz w:val="21"/>
+          <w:szCs w:val="21"/>
+        </w:rPr>
+        <w:t>• ☐ ب) تحاول لينكدإن إخفاءه ولا تضمن ذلك</w:t>
+      </w:r>
+    </w:p>
+    <w:p>
+      <w:pPr>
+        <w:keepNext/>
+        <w:bidi/>
+        <w:spacing w:after="40"/>
+      </w:pPr>
+      <w:r>
+        <w:rPr>
+          <w:rFonts w:ascii="Arial" w:hAnsi="Arial" w:cs="Arial" w:eastAsia="Arial"/>
+          <w:b w:val="1"/>
+          <w:bCs w:val="1"/>
+          <w:sz w:val="21"/>
+          <w:szCs w:val="21"/>
+        </w:rPr>
+        <w:t>3.</w:t>
+      </w:r>
+      <w:r>
+        <w:rPr>
+          <w:rFonts w:ascii="Arial" w:hAnsi="Arial" w:cs="Arial" w:eastAsia="Arial"/>
+          <w:b w:val="0"/>
+          <w:bCs w:val="0"/>
+          <w:sz w:val="21"/>
+          <w:szCs w:val="21"/>
+        </w:rPr>
+        <w:t xml:space="preserve"> عند البحث عن وظائف:</w:t>
+      </w:r>
+    </w:p>
+    <w:p>
+      <w:pPr>
+        <w:bidi/>
+        <w:spacing w:after="60"/>
+        <w:ind w:right="283" w:hanging="255"/>
+      </w:pPr>
+      <w:r>
+        <w:rPr>
+          <w:rFonts w:ascii="Arial" w:hAnsi="Arial" w:cs="Arial" w:eastAsia="Arial"/>
+          <w:b w:val="0"/>
+          <w:bCs w:val="0"/>
+          <w:sz w:val="21"/>
+          <w:szCs w:val="21"/>
+        </w:rPr>
+        <w:t>• ☐ أ) استخدم مسمى واحداً</w:t>
+      </w:r>
+    </w:p>
+    <w:p>
+      <w:pPr>
+        <w:bidi/>
+        <w:spacing w:after="60"/>
+        <w:ind w:right="283" w:hanging="255"/>
+      </w:pPr>
+      <w:r>
+        <w:rPr>
+          <w:rFonts w:ascii="Arial" w:hAnsi="Arial" w:cs="Arial" w:eastAsia="Arial"/>
+          <w:b w:val="0"/>
+          <w:bCs w:val="0"/>
+          <w:sz w:val="21"/>
+          <w:szCs w:val="21"/>
+        </w:rPr>
+        <w:t>• ☐ ب) استخدم عدة مسميات وتنبيهاً لكل منها</w:t>
+      </w:r>
+    </w:p>
+    <w:p>
+      <w:pPr>
+        <w:pStyle w:val="Heading1"/>
+        <w:bidi/>
+      </w:pPr>
+      <w:r>
+        <w:rPr>
+          <w:rFonts w:ascii="Arial" w:hAnsi="Arial" w:cs="Arial" w:eastAsia="Arial"/>
+          <w:b w:val="0"/>
+          <w:bCs w:val="0"/>
+        </w:rPr>
+        <w:t>التمرين 17: قصتك بطريقة STAR</w:t>
       </w:r>
     </w:p>
     <w:tbl>
@@ -20439,7 +27096,7 @@
                 <w:sz w:val="20"/>
                 <w:szCs w:val="20"/>
               </w:rPr>
-              <w:t>الشريحة 167، والإجابة في الشريحة 168</w:t>
+              <w:t>الشريحة 212، والإجابة في الشريحة 213</w:t>
             </w:r>
           </w:p>
         </w:tc>
@@ -20539,7 +27196,7 @@
                 <w:sz w:val="20"/>
                 <w:szCs w:val="20"/>
               </w:rPr>
-              <w:t>المثال المحلول في الشريحة 166، وإجاباتك في التطبيقين 3 و4</w:t>
+              <w:t>المثال المحلول في الشريحة 211، وإجاباتك في التطبيقين 3 و4</w:t>
             </w:r>
           </w:p>
         </w:tc>
@@ -20812,6 +27469,2307 @@
           <w:szCs w:val="21"/>
         </w:rPr>
         <w:t>• ☐ هل يمكنك قولها في دقيقة إلى دقيقتين؟</w:t>
+      </w:r>
+    </w:p>
+    <w:p>
+      <w:pPr>
+        <w:pStyle w:val="Heading1"/>
+        <w:bidi/>
+      </w:pPr>
+      <w:r>
+        <w:rPr>
+          <w:rFonts w:ascii="Arial" w:hAnsi="Arial" w:cs="Arial" w:eastAsia="Arial"/>
+          <w:b w:val="0"/>
+          <w:bCs w:val="0"/>
+        </w:rPr>
+        <w:t>اختبار الوحدة 09: المقابلة والانطلاق</w:t>
+      </w:r>
+    </w:p>
+    <w:p>
+      <w:pPr>
+        <w:bidi/>
+      </w:pPr>
+      <w:r>
+        <w:rPr>
+          <w:rFonts w:ascii="Arial" w:hAnsi="Arial" w:cs="Arial" w:eastAsia="Arial"/>
+          <w:b w:val="0"/>
+          <w:bCs w:val="0"/>
+          <w:color w:val="555555"/>
+          <w:sz w:val="20"/>
+          <w:szCs w:val="20"/>
+        </w:rPr>
+        <w:t>الموضع في العرض: الشريحة 214. اختر إجابة واحدة لكل سؤال، ثم قارن بالإجابات المفسرة.</w:t>
+      </w:r>
+    </w:p>
+    <w:p>
+      <w:pPr>
+        <w:keepNext/>
+        <w:bidi/>
+        <w:spacing w:after="40"/>
+      </w:pPr>
+      <w:r>
+        <w:rPr>
+          <w:rFonts w:ascii="Arial" w:hAnsi="Arial" w:cs="Arial" w:eastAsia="Arial"/>
+          <w:b w:val="1"/>
+          <w:bCs w:val="1"/>
+          <w:sz w:val="21"/>
+          <w:szCs w:val="21"/>
+        </w:rPr>
+        <w:t>1.</w:t>
+      </w:r>
+      <w:r>
+        <w:rPr>
+          <w:rFonts w:ascii="Arial" w:hAnsi="Arial" w:cs="Arial" w:eastAsia="Arial"/>
+          <w:b w:val="0"/>
+          <w:bCs w:val="0"/>
+          <w:sz w:val="21"/>
+          <w:szCs w:val="21"/>
+        </w:rPr>
+        <w:t xml:space="preserve"> في قصة STAR، الجزء الأطول:</w:t>
+      </w:r>
+    </w:p>
+    <w:p>
+      <w:pPr>
+        <w:bidi/>
+        <w:spacing w:after="60"/>
+        <w:ind w:right="283" w:hanging="255"/>
+      </w:pPr>
+      <w:r>
+        <w:rPr>
+          <w:rFonts w:ascii="Arial" w:hAnsi="Arial" w:cs="Arial" w:eastAsia="Arial"/>
+          <w:b w:val="0"/>
+          <w:bCs w:val="0"/>
+          <w:sz w:val="21"/>
+          <w:szCs w:val="21"/>
+        </w:rPr>
+        <w:t>• ☐ أ) الموقف</w:t>
+      </w:r>
+    </w:p>
+    <w:p>
+      <w:pPr>
+        <w:bidi/>
+        <w:spacing w:after="60"/>
+        <w:ind w:right="283" w:hanging="255"/>
+      </w:pPr>
+      <w:r>
+        <w:rPr>
+          <w:rFonts w:ascii="Arial" w:hAnsi="Arial" w:cs="Arial" w:eastAsia="Arial"/>
+          <w:b w:val="0"/>
+          <w:bCs w:val="0"/>
+          <w:sz w:val="21"/>
+          <w:szCs w:val="21"/>
+        </w:rPr>
+        <w:t>• ☐ ب) ما فعلته أنا</w:t>
+      </w:r>
+    </w:p>
+    <w:p>
+      <w:pPr>
+        <w:keepNext/>
+        <w:bidi/>
+        <w:spacing w:after="40"/>
+      </w:pPr>
+      <w:r>
+        <w:rPr>
+          <w:rFonts w:ascii="Arial" w:hAnsi="Arial" w:cs="Arial" w:eastAsia="Arial"/>
+          <w:b w:val="1"/>
+          <w:bCs w:val="1"/>
+          <w:sz w:val="21"/>
+          <w:szCs w:val="21"/>
+        </w:rPr>
+        <w:t>2.</w:t>
+      </w:r>
+      <w:r>
+        <w:rPr>
+          <w:rFonts w:ascii="Arial" w:hAnsi="Arial" w:cs="Arial" w:eastAsia="Arial"/>
+          <w:b w:val="0"/>
+          <w:bCs w:val="0"/>
+          <w:sz w:val="21"/>
+          <w:szCs w:val="21"/>
+        </w:rPr>
+        <w:t xml:space="preserve"> مالك نظام يرفض ضابطاً. أول خطوة:</w:t>
+      </w:r>
+    </w:p>
+    <w:p>
+      <w:pPr>
+        <w:bidi/>
+        <w:spacing w:after="60"/>
+        <w:ind w:right="283" w:hanging="255"/>
+      </w:pPr>
+      <w:r>
+        <w:rPr>
+          <w:rFonts w:ascii="Arial" w:hAnsi="Arial" w:cs="Arial" w:eastAsia="Arial"/>
+          <w:b w:val="0"/>
+          <w:bCs w:val="0"/>
+          <w:sz w:val="21"/>
+          <w:szCs w:val="21"/>
+        </w:rPr>
+        <w:t>• ☐ أ) التصعيد فوراً</w:t>
+      </w:r>
+    </w:p>
+    <w:p>
+      <w:pPr>
+        <w:bidi/>
+        <w:spacing w:after="60"/>
+        <w:ind w:right="283" w:hanging="255"/>
+      </w:pPr>
+      <w:r>
+        <w:rPr>
+          <w:rFonts w:ascii="Arial" w:hAnsi="Arial" w:cs="Arial" w:eastAsia="Arial"/>
+          <w:b w:val="0"/>
+          <w:bCs w:val="0"/>
+          <w:sz w:val="21"/>
+          <w:szCs w:val="21"/>
+        </w:rPr>
+        <w:t>• ☐ ب) فهم السبب: كلفة، أم تعطيل عمل، أم سوء فهم؟</w:t>
+      </w:r>
+    </w:p>
+    <w:p>
+      <w:pPr>
+        <w:keepNext/>
+        <w:bidi/>
+        <w:spacing w:after="40"/>
+      </w:pPr>
+      <w:r>
+        <w:rPr>
+          <w:rFonts w:ascii="Arial" w:hAnsi="Arial" w:cs="Arial" w:eastAsia="Arial"/>
+          <w:b w:val="1"/>
+          <w:bCs w:val="1"/>
+          <w:sz w:val="21"/>
+          <w:szCs w:val="21"/>
+        </w:rPr>
+        <w:t>3.</w:t>
+      </w:r>
+      <w:r>
+        <w:rPr>
+          <w:rFonts w:ascii="Arial" w:hAnsi="Arial" w:cs="Arial" w:eastAsia="Arial"/>
+          <w:b w:val="0"/>
+          <w:bCs w:val="0"/>
+          <w:sz w:val="21"/>
+          <w:szCs w:val="21"/>
+        </w:rPr>
+        <w:t xml:space="preserve"> عند الحديث عن مشروع تدريبي:</w:t>
+      </w:r>
+    </w:p>
+    <w:p>
+      <w:pPr>
+        <w:bidi/>
+        <w:spacing w:after="60"/>
+        <w:ind w:right="283" w:hanging="255"/>
+      </w:pPr>
+      <w:r>
+        <w:rPr>
+          <w:rFonts w:ascii="Arial" w:hAnsi="Arial" w:cs="Arial" w:eastAsia="Arial"/>
+          <w:b w:val="0"/>
+          <w:bCs w:val="0"/>
+          <w:sz w:val="21"/>
+          <w:szCs w:val="21"/>
+        </w:rPr>
+        <w:t>• ☐ أ) تقدمه كخبرة في جهة حقيقية</w:t>
+      </w:r>
+    </w:p>
+    <w:p>
+      <w:pPr>
+        <w:bidi/>
+        <w:spacing w:after="60"/>
+        <w:ind w:right="283" w:hanging="255"/>
+      </w:pPr>
+      <w:r>
+        <w:rPr>
+          <w:rFonts w:ascii="Arial" w:hAnsi="Arial" w:cs="Arial" w:eastAsia="Arial"/>
+          <w:b w:val="0"/>
+          <w:bCs w:val="0"/>
+          <w:sz w:val="21"/>
+          <w:szCs w:val="21"/>
+        </w:rPr>
+        <w:t>• ☐ ب) تقول إنه تدريبي، وتشرح ما فعلته فيه</w:t>
+      </w:r>
+    </w:p>
+    <w:p>
+      <w:r>
+        <w:br w:type="page"/>
+      </w:r>
+    </w:p>
+    <w:p>
+      <w:pPr>
+        <w:pStyle w:val="Heading1"/>
+        <w:bidi/>
+      </w:pPr>
+      <w:r>
+        <w:rPr>
+          <w:rFonts w:ascii="Arial" w:hAnsi="Arial" w:cs="Arial" w:eastAsia="Arial"/>
+          <w:b w:val="0"/>
+          <w:bCs w:val="0"/>
+        </w:rPr>
+        <w:t>التقييم الختامي: النسخ الاحتياطي لنظام الموارد البشرية والرواتب</w:t>
+      </w:r>
+    </w:p>
+    <w:tbl>
+      <w:tblPr>
+        <w:tblStyle w:val="TableGrid"/>
+        <w:bidiVisual/>
+        <w:tblW w:type="dxa" w:w="9637"/>
+        <w:jc w:val="center"/>
+        <w:tblLayout w:type="fixed"/>
+        <w:tblLook w:firstColumn="1" w:firstRow="1" w:lastColumn="0" w:lastRow="0" w:noHBand="0" w:noVBand="1" w:val="04A0"/>
+      </w:tblPr>
+      <w:tblGrid>
+        <w:gridCol w:w="2267"/>
+        <w:gridCol w:w="7370"/>
+      </w:tblGrid>
+      <w:tr>
+        <w:trPr>
+          <w:cantSplit/>
+        </w:trPr>
+        <w:tc>
+          <w:tcPr>
+            <w:tcW w:type="dxa" w:w="2268"/>
+            <w:shd w:val="clear" w:color="auto" w:fill="EEF2F8"/>
+          </w:tcPr>
+          <w:p>
+            <w:pPr>
+              <w:bidi/>
+              <w:spacing w:after="20" w:line="252" w:lineRule="auto"/>
+            </w:pPr>
+            <w:r/>
+            <w:r>
+              <w:rPr>
+                <w:rFonts w:ascii="Arial" w:hAnsi="Arial" w:cs="Arial" w:eastAsia="Arial"/>
+                <w:b w:val="1"/>
+                <w:bCs w:val="1"/>
+                <w:sz w:val="20"/>
+                <w:szCs w:val="20"/>
+              </w:rPr>
+              <w:t>الموضع في العرض</w:t>
+            </w:r>
+          </w:p>
+        </w:tc>
+        <w:tc>
+          <w:tcPr>
+            <w:tcW w:type="dxa" w:w="7370"/>
+          </w:tcPr>
+          <w:p>
+            <w:pPr>
+              <w:bidi/>
+              <w:spacing w:after="20" w:line="252" w:lineRule="auto"/>
+            </w:pPr>
+            <w:r/>
+            <w:r>
+              <w:rPr>
+                <w:rFonts w:ascii="Arial" w:hAnsi="Arial" w:cs="Arial" w:eastAsia="Arial"/>
+                <w:b w:val="0"/>
+                <w:bCs w:val="0"/>
+                <w:sz w:val="20"/>
+                <w:szCs w:val="20"/>
+              </w:rPr>
+              <w:t>الشريحة 215</w:t>
+            </w:r>
+          </w:p>
+        </w:tc>
+      </w:tr>
+      <w:tr>
+        <w:trPr>
+          <w:cantSplit/>
+        </w:trPr>
+        <w:tc>
+          <w:tcPr>
+            <w:tcW w:type="dxa" w:w="2268"/>
+            <w:shd w:val="clear" w:color="auto" w:fill="EEF2F8"/>
+          </w:tcPr>
+          <w:p>
+            <w:pPr>
+              <w:bidi/>
+              <w:spacing w:after="20" w:line="252" w:lineRule="auto"/>
+            </w:pPr>
+            <w:r/>
+            <w:r>
+              <w:rPr>
+                <w:rFonts w:ascii="Arial" w:hAnsi="Arial" w:cs="Arial" w:eastAsia="Arial"/>
+                <w:b w:val="1"/>
+                <w:bCs w:val="1"/>
+                <w:sz w:val="20"/>
+                <w:szCs w:val="20"/>
+              </w:rPr>
+              <w:t>الوقت</w:t>
+            </w:r>
+          </w:p>
+        </w:tc>
+        <w:tc>
+          <w:tcPr>
+            <w:tcW w:type="dxa" w:w="7370"/>
+          </w:tcPr>
+          <w:p>
+            <w:pPr>
+              <w:bidi/>
+              <w:spacing w:after="20" w:line="252" w:lineRule="auto"/>
+            </w:pPr>
+            <w:r/>
+            <w:r>
+              <w:rPr>
+                <w:rFonts w:ascii="Arial" w:hAnsi="Arial" w:cs="Arial" w:eastAsia="Arial"/>
+                <w:b w:val="0"/>
+                <w:bCs w:val="0"/>
+                <w:sz w:val="20"/>
+                <w:szCs w:val="20"/>
+              </w:rPr>
+              <w:t>ساعة واحدة</w:t>
+            </w:r>
+          </w:p>
+        </w:tc>
+      </w:tr>
+      <w:tr>
+        <w:trPr>
+          <w:cantSplit/>
+        </w:trPr>
+        <w:tc>
+          <w:tcPr>
+            <w:tcW w:type="dxa" w:w="2268"/>
+            <w:shd w:val="clear" w:color="auto" w:fill="EEF2F8"/>
+          </w:tcPr>
+          <w:p>
+            <w:pPr>
+              <w:bidi/>
+              <w:spacing w:after="20" w:line="252" w:lineRule="auto"/>
+            </w:pPr>
+            <w:r/>
+            <w:r>
+              <w:rPr>
+                <w:rFonts w:ascii="Arial" w:hAnsi="Arial" w:cs="Arial" w:eastAsia="Arial"/>
+                <w:b w:val="1"/>
+                <w:bCs w:val="1"/>
+                <w:sz w:val="20"/>
+                <w:szCs w:val="20"/>
+              </w:rPr>
+              <w:t>ما تحتاجه</w:t>
+            </w:r>
+          </w:p>
+        </w:tc>
+        <w:tc>
+          <w:tcPr>
+            <w:tcW w:type="dxa" w:w="7370"/>
+          </w:tcPr>
+          <w:p>
+            <w:pPr>
+              <w:bidi/>
+              <w:spacing w:after="20" w:line="252" w:lineRule="auto"/>
+            </w:pPr>
+            <w:r/>
+            <w:r>
+              <w:rPr>
+                <w:rFonts w:ascii="Arial" w:hAnsi="Arial" w:cs="Arial" w:eastAsia="Arial"/>
+                <w:b w:val="0"/>
+                <w:bCs w:val="0"/>
+                <w:sz w:val="20"/>
+                <w:szCs w:val="20"/>
+              </w:rPr>
+              <w:t>المصفوفة وقاعدة القبول، والأساس التقني في السحابة والنسخ، وأنواع الفجوات، وعناصر الملاحظة</w:t>
+            </w:r>
+          </w:p>
+        </w:tc>
+      </w:tr>
+    </w:tbl>
+    <w:p>
+      <w:pPr>
+        <w:spacing w:after="40"/>
+      </w:pPr>
+    </w:p>
+    <w:p>
+      <w:pPr>
+        <w:bidi/>
+      </w:pPr>
+      <w:r>
+        <w:rPr>
+          <w:rFonts w:ascii="Arial" w:hAnsi="Arial" w:cs="Arial" w:eastAsia="Arial"/>
+          <w:b w:val="0"/>
+          <w:bCs w:val="0"/>
+        </w:rPr>
+        <w:t>نظام الرواتب خدمة سحابية SaaS. المزود ينسخ البيانات، ورُفاد تصدّر نسخة إضافية بنفسها. تبنّت رُفاد طوعاً متطلبات ECC ‎2-9-3‎: نطاق النسخ، والاستعادة السريعة، والفحص الدوري لفعالية الاستعادة. الفترة: 1 يناير إلى 30 يونيو 2026.</w:t>
+      </w:r>
+    </w:p>
+    <w:tbl>
+      <w:tblPr>
+        <w:tblStyle w:val="TableGrid"/>
+        <w:bidiVisual/>
+        <w:tblW w:type="dxa" w:w="9637"/>
+        <w:jc w:val="center"/>
+        <w:tblLayout w:type="fixed"/>
+        <w:tblLook w:firstColumn="1" w:firstRow="1" w:lastColumn="0" w:lastRow="0" w:noHBand="0" w:noVBand="1" w:val="04A0"/>
+      </w:tblPr>
+      <w:tblGrid>
+        <w:gridCol w:w="1020"/>
+        <w:gridCol w:w="8617"/>
+      </w:tblGrid>
+      <w:tr>
+        <w:trPr>
+          <w:cantSplit/>
+          <w:tblHeader/>
+        </w:trPr>
+        <w:tc>
+          <w:tcPr>
+            <w:tcW w:type="dxa" w:w="1020"/>
+            <w:shd w:val="clear" w:color="auto" w:fill="D9E2F3"/>
+          </w:tcPr>
+          <w:p>
+            <w:pPr>
+              <w:bidi/>
+              <w:spacing w:after="20" w:line="252" w:lineRule="auto"/>
+            </w:pPr>
+            <w:r/>
+            <w:r>
+              <w:rPr>
+                <w:rFonts w:ascii="Arial" w:hAnsi="Arial" w:cs="Arial" w:eastAsia="Arial"/>
+                <w:b w:val="1"/>
+                <w:bCs w:val="1"/>
+                <w:sz w:val="20"/>
+                <w:szCs w:val="20"/>
+              </w:rPr>
+              <w:t>الدليل</w:t>
+            </w:r>
+          </w:p>
+        </w:tc>
+        <w:tc>
+          <w:tcPr>
+            <w:tcW w:type="dxa" w:w="8617"/>
+            <w:shd w:val="clear" w:color="auto" w:fill="D9E2F3"/>
+          </w:tcPr>
+          <w:p>
+            <w:pPr>
+              <w:bidi/>
+              <w:spacing w:after="20" w:line="252" w:lineRule="auto"/>
+            </w:pPr>
+            <w:r/>
+            <w:r>
+              <w:rPr>
+                <w:rFonts w:ascii="Arial" w:hAnsi="Arial" w:cs="Arial" w:eastAsia="Arial"/>
+                <w:b w:val="1"/>
+                <w:bCs w:val="1"/>
+                <w:sz w:val="20"/>
+                <w:szCs w:val="20"/>
+              </w:rPr>
+              <w:t>ما وصل</w:t>
+            </w:r>
+          </w:p>
+        </w:tc>
+      </w:tr>
+      <w:tr>
+        <w:trPr>
+          <w:cantSplit/>
+        </w:trPr>
+        <w:tc>
+          <w:tcPr>
+            <w:tcW w:type="dxa" w:w="1020"/>
+          </w:tcPr>
+          <w:p>
+            <w:pPr>
+              <w:bidi/>
+              <w:spacing w:after="20" w:line="252" w:lineRule="auto"/>
+            </w:pPr>
+            <w:r/>
+            <w:r>
+              <w:rPr>
+                <w:rFonts w:ascii="Arial" w:hAnsi="Arial" w:cs="Arial" w:eastAsia="Arial"/>
+                <w:b w:val="0"/>
+                <w:bCs w:val="0"/>
+                <w:sz w:val="20"/>
+                <w:szCs w:val="20"/>
+              </w:rPr>
+              <w:t>د1</w:t>
+            </w:r>
+          </w:p>
+        </w:tc>
+        <w:tc>
+          <w:tcPr>
+            <w:tcW w:type="dxa" w:w="8617"/>
+          </w:tcPr>
+          <w:p>
+            <w:pPr>
+              <w:bidi/>
+              <w:spacing w:after="20" w:line="252" w:lineRule="auto"/>
+            </w:pPr>
+            <w:r/>
+            <w:r>
+              <w:rPr>
+                <w:rFonts w:ascii="Arial" w:hAnsi="Arial" w:cs="Arial" w:eastAsia="Arial"/>
+                <w:b w:val="0"/>
+                <w:bCs w:val="0"/>
+                <w:sz w:val="20"/>
+                <w:szCs w:val="20"/>
+              </w:rPr>
+              <w:t>تحليل أثر الأعمال المعتمد في فبراير 2026: نظام الرواتب RTO يوم عمل واحد، وRPO أربع ساعات.</w:t>
+            </w:r>
+          </w:p>
+        </w:tc>
+      </w:tr>
+      <w:tr>
+        <w:trPr>
+          <w:cantSplit/>
+        </w:trPr>
+        <w:tc>
+          <w:tcPr>
+            <w:tcW w:type="dxa" w:w="1020"/>
+          </w:tcPr>
+          <w:p>
+            <w:pPr>
+              <w:bidi/>
+              <w:spacing w:after="20" w:line="252" w:lineRule="auto"/>
+            </w:pPr>
+            <w:r/>
+            <w:r>
+              <w:rPr>
+                <w:rFonts w:ascii="Arial" w:hAnsi="Arial" w:cs="Arial" w:eastAsia="Arial"/>
+                <w:b w:val="0"/>
+                <w:bCs w:val="0"/>
+                <w:sz w:val="20"/>
+                <w:szCs w:val="20"/>
+              </w:rPr>
+              <w:t>د2</w:t>
+            </w:r>
+          </w:p>
+        </w:tc>
+        <w:tc>
+          <w:tcPr>
+            <w:tcW w:type="dxa" w:w="8617"/>
+          </w:tcPr>
+          <w:p>
+            <w:pPr>
+              <w:bidi/>
+              <w:spacing w:after="20" w:line="252" w:lineRule="auto"/>
+            </w:pPr>
+            <w:r/>
+            <w:r>
+              <w:rPr>
+                <w:rFonts w:ascii="Arial" w:hAnsi="Arial" w:cs="Arial" w:eastAsia="Arial"/>
+                <w:b w:val="0"/>
+                <w:bCs w:val="0"/>
+                <w:sz w:val="20"/>
+                <w:szCs w:val="20"/>
+              </w:rPr>
+              <w:t>وصف الخدمة في عقد المزود: نسخة يومية الساعة 02:00، تُحفظ 30 يوماً، والاستعادة عند الطلب خلال يومي عمل.</w:t>
+            </w:r>
+          </w:p>
+        </w:tc>
+      </w:tr>
+      <w:tr>
+        <w:trPr>
+          <w:cantSplit/>
+        </w:trPr>
+        <w:tc>
+          <w:tcPr>
+            <w:tcW w:type="dxa" w:w="1020"/>
+          </w:tcPr>
+          <w:p>
+            <w:pPr>
+              <w:bidi/>
+              <w:spacing w:after="20" w:line="252" w:lineRule="auto"/>
+            </w:pPr>
+            <w:r/>
+            <w:r>
+              <w:rPr>
+                <w:rFonts w:ascii="Arial" w:hAnsi="Arial" w:cs="Arial" w:eastAsia="Arial"/>
+                <w:b w:val="0"/>
+                <w:bCs w:val="0"/>
+                <w:sz w:val="20"/>
+                <w:szCs w:val="20"/>
+              </w:rPr>
+              <w:t>د3</w:t>
+            </w:r>
+          </w:p>
+        </w:tc>
+        <w:tc>
+          <w:tcPr>
+            <w:tcW w:type="dxa" w:w="8617"/>
+          </w:tcPr>
+          <w:p>
+            <w:pPr>
+              <w:bidi/>
+              <w:spacing w:after="20" w:line="252" w:lineRule="auto"/>
+            </w:pPr>
+            <w:r/>
+            <w:r>
+              <w:rPr>
+                <w:rFonts w:ascii="Arial" w:hAnsi="Arial" w:cs="Arial" w:eastAsia="Arial"/>
+                <w:b w:val="0"/>
+                <w:bCs w:val="0"/>
+                <w:sz w:val="20"/>
+                <w:szCs w:val="20"/>
+              </w:rPr>
+              <w:t>تقرير مهمة التصدير الأسبوعية من رُفاد: 26 تشغيلاً بين يناير ويونيو، فشل منها اثنان في 12 أبريل و3 مايو، ولا تذكرة متابعة لأي منهما.</w:t>
+            </w:r>
+          </w:p>
+        </w:tc>
+      </w:tr>
+      <w:tr>
+        <w:trPr>
+          <w:cantSplit/>
+        </w:trPr>
+        <w:tc>
+          <w:tcPr>
+            <w:tcW w:type="dxa" w:w="1020"/>
+          </w:tcPr>
+          <w:p>
+            <w:pPr>
+              <w:bidi/>
+              <w:spacing w:after="20" w:line="252" w:lineRule="auto"/>
+            </w:pPr>
+            <w:r/>
+            <w:r>
+              <w:rPr>
+                <w:rFonts w:ascii="Arial" w:hAnsi="Arial" w:cs="Arial" w:eastAsia="Arial"/>
+                <w:b w:val="0"/>
+                <w:bCs w:val="0"/>
+                <w:sz w:val="20"/>
+                <w:szCs w:val="20"/>
+              </w:rPr>
+              <w:t>د4</w:t>
+            </w:r>
+          </w:p>
+        </w:tc>
+        <w:tc>
+          <w:tcPr>
+            <w:tcW w:type="dxa" w:w="8617"/>
+          </w:tcPr>
+          <w:p>
+            <w:pPr>
+              <w:bidi/>
+              <w:spacing w:after="20" w:line="252" w:lineRule="auto"/>
+            </w:pPr>
+            <w:r/>
+            <w:r>
+              <w:rPr>
+                <w:rFonts w:ascii="Arial" w:hAnsi="Arial" w:cs="Arial" w:eastAsia="Arial"/>
+                <w:b w:val="0"/>
+                <w:bCs w:val="0"/>
+                <w:sz w:val="20"/>
+                <w:szCs w:val="20"/>
+              </w:rPr>
+              <w:t>لا محضر لاختبار استعادة. بريد من تقنية المعلومات: «لم نختبر الاستعادة؛ المزود مسؤول عن النسخ».</w:t>
+            </w:r>
+          </w:p>
+        </w:tc>
+      </w:tr>
+    </w:tbl>
+    <w:p>
+      <w:pPr>
+        <w:spacing w:after="40"/>
+      </w:pPr>
+    </w:p>
+    <w:p>
+      <w:pPr>
+        <w:keepNext/>
+        <w:bidi/>
+      </w:pPr>
+      <w:r>
+        <w:rPr>
+          <w:rFonts w:ascii="Arial" w:hAnsi="Arial" w:cs="Arial" w:eastAsia="Arial"/>
+          <w:b w:val="1"/>
+          <w:bCs w:val="1"/>
+        </w:rPr>
+        <w:t>المطلوب:</w:t>
+      </w:r>
+    </w:p>
+    <w:p>
+      <w:pPr>
+        <w:bidi/>
+        <w:spacing w:after="40"/>
+      </w:pPr>
+      <w:r>
+        <w:rPr>
+          <w:rFonts w:ascii="Arial" w:hAnsi="Arial" w:cs="Arial" w:eastAsia="Arial"/>
+          <w:b w:val="0"/>
+          <w:bCs w:val="0"/>
+          <w:sz w:val="21"/>
+          <w:szCs w:val="21"/>
+        </w:rPr>
+        <w:t>1. حدّد الخطر: اكتبه بصيغة بسبب… قد… مما يؤدي إلى…، وقيّمه بالمصفوفة مع مبرر لكل درجة.</w:t>
+      </w:r>
+    </w:p>
+    <w:p>
+      <w:pPr>
+        <w:bidi/>
+        <w:spacing w:after="40"/>
+      </w:pPr>
+      <w:r>
+        <w:rPr>
+          <w:rFonts w:ascii="Arial" w:hAnsi="Arial" w:cs="Arial" w:eastAsia="Arial"/>
+          <w:b w:val="0"/>
+          <w:bCs w:val="0"/>
+          <w:sz w:val="21"/>
+          <w:szCs w:val="21"/>
+        </w:rPr>
+        <w:t>2. اختر ضابطين على الأقل يعالجان الخطر، ولكل منهما مالك.</w:t>
+      </w:r>
+    </w:p>
+    <w:p>
+      <w:pPr>
+        <w:bidi/>
+        <w:spacing w:after="40"/>
+      </w:pPr>
+      <w:r>
+        <w:rPr>
+          <w:rFonts w:ascii="Arial" w:hAnsi="Arial" w:cs="Arial" w:eastAsia="Arial"/>
+          <w:b w:val="0"/>
+          <w:bCs w:val="0"/>
+          <w:sz w:val="21"/>
+          <w:szCs w:val="21"/>
+        </w:rPr>
+        <w:t>3. قيّم الأدلة الأربعة: ماذا يثبت كل منها وماذا لا يثبت؟ وما نوع كل فجوة: تصميم، أم تنفيذ، أم تشغيل؟</w:t>
+      </w:r>
+    </w:p>
+    <w:p>
+      <w:pPr>
+        <w:bidi/>
+        <w:spacing w:after="40"/>
+      </w:pPr>
+      <w:r>
+        <w:rPr>
+          <w:rFonts w:ascii="Arial" w:hAnsi="Arial" w:cs="Arial" w:eastAsia="Arial"/>
+          <w:b w:val="0"/>
+          <w:bCs w:val="0"/>
+          <w:sz w:val="21"/>
+          <w:szCs w:val="21"/>
+        </w:rPr>
+        <w:t>4. اكتب ملاحظة بعناصرها الخمسة، وخطة تصحيح من 4 إجراءات بمالك وموعد ودليل إغلاق.</w:t>
+      </w:r>
+    </w:p>
+    <w:p>
+      <w:pPr>
+        <w:pStyle w:val="Heading3"/>
+        <w:bidi/>
+      </w:pPr>
+      <w:r>
+        <w:rPr>
+          <w:rFonts w:ascii="Arial" w:hAnsi="Arial" w:cs="Arial" w:eastAsia="Arial"/>
+          <w:b w:val="0"/>
+          <w:bCs w:val="0"/>
+        </w:rPr>
+        <w:t>1. الخطر وتقييمه</w:t>
+      </w:r>
+    </w:p>
+    <w:tbl>
+      <w:tblPr>
+        <w:tblStyle w:val="TableGrid"/>
+        <w:bidiVisual/>
+        <w:tblW w:type="dxa" w:w="9637"/>
+        <w:jc w:val="center"/>
+        <w:tblLayout w:type="fixed"/>
+        <w:tblLook w:firstColumn="1" w:firstRow="1" w:lastColumn="0" w:lastRow="0" w:noHBand="0" w:noVBand="1" w:val="04A0"/>
+      </w:tblPr>
+      <w:tblGrid>
+        <w:gridCol w:w="2551"/>
+        <w:gridCol w:w="7086"/>
+      </w:tblGrid>
+      <w:tr>
+        <w:trPr>
+          <w:cantSplit/>
+          <w:trHeight w:val="1020" w:hRule="atLeast"/>
+        </w:trPr>
+        <w:tc>
+          <w:tcPr>
+            <w:tcW w:type="dxa" w:w="2551"/>
+            <w:shd w:val="clear" w:color="auto" w:fill="EEF2F8"/>
+          </w:tcPr>
+          <w:p>
+            <w:pPr>
+              <w:bidi/>
+              <w:spacing w:after="20" w:line="252" w:lineRule="auto"/>
+            </w:pPr>
+            <w:r/>
+            <w:r>
+              <w:rPr>
+                <w:rFonts w:ascii="Arial" w:hAnsi="Arial" w:cs="Arial" w:eastAsia="Arial"/>
+                <w:b w:val="1"/>
+                <w:bCs w:val="1"/>
+                <w:sz w:val="20"/>
+                <w:szCs w:val="20"/>
+              </w:rPr>
+              <w:t>الخطر</w:t>
+            </w:r>
+          </w:p>
+        </w:tc>
+        <w:tc>
+          <w:tcPr>
+            <w:tcW w:type="dxa" w:w="7087"/>
+          </w:tcPr>
+          <w:p>
+            <w:pPr>
+              <w:bidi/>
+              <w:spacing w:after="20" w:line="252" w:lineRule="auto"/>
+            </w:pPr>
+            <w:r/>
+            <w:r>
+              <w:rPr>
+                <w:rFonts w:ascii="Arial" w:hAnsi="Arial" w:cs="Arial" w:eastAsia="Arial"/>
+                <w:b w:val="0"/>
+                <w:bCs w:val="0"/>
+                <w:sz w:val="20"/>
+                <w:szCs w:val="20"/>
+              </w:rPr>
+              <w:t>بسبب… قد… مما يؤدي إلى…</w:t>
+            </w:r>
+          </w:p>
+        </w:tc>
+      </w:tr>
+      <w:tr>
+        <w:trPr>
+          <w:cantSplit/>
+          <w:trHeight w:val="680" w:hRule="atLeast"/>
+        </w:trPr>
+        <w:tc>
+          <w:tcPr>
+            <w:tcW w:type="dxa" w:w="2551"/>
+            <w:shd w:val="clear" w:color="auto" w:fill="EEF2F8"/>
+          </w:tcPr>
+          <w:p>
+            <w:pPr>
+              <w:bidi/>
+              <w:spacing w:after="20" w:line="252" w:lineRule="auto"/>
+            </w:pPr>
+            <w:r/>
+            <w:r>
+              <w:rPr>
+                <w:rFonts w:ascii="Arial" w:hAnsi="Arial" w:cs="Arial" w:eastAsia="Arial"/>
+                <w:b w:val="1"/>
+                <w:bCs w:val="1"/>
+                <w:sz w:val="20"/>
+                <w:szCs w:val="20"/>
+              </w:rPr>
+              <w:t>الاحتمال ومبرره</w:t>
+            </w:r>
+          </w:p>
+        </w:tc>
+        <w:tc>
+          <w:tcPr>
+            <w:tcW w:type="dxa" w:w="7087"/>
+          </w:tcPr>
+          <w:p>
+            <w:pPr>
+              <w:bidi/>
+              <w:spacing w:after="20" w:line="252" w:lineRule="auto"/>
+            </w:pPr>
+            <w:r/>
+          </w:p>
+        </w:tc>
+      </w:tr>
+      <w:tr>
+        <w:trPr>
+          <w:cantSplit/>
+          <w:trHeight w:val="680" w:hRule="atLeast"/>
+        </w:trPr>
+        <w:tc>
+          <w:tcPr>
+            <w:tcW w:type="dxa" w:w="2551"/>
+            <w:shd w:val="clear" w:color="auto" w:fill="EEF2F8"/>
+          </w:tcPr>
+          <w:p>
+            <w:pPr>
+              <w:bidi/>
+              <w:spacing w:after="20" w:line="252" w:lineRule="auto"/>
+            </w:pPr>
+            <w:r/>
+            <w:r>
+              <w:rPr>
+                <w:rFonts w:ascii="Arial" w:hAnsi="Arial" w:cs="Arial" w:eastAsia="Arial"/>
+                <w:b w:val="1"/>
+                <w:bCs w:val="1"/>
+                <w:sz w:val="20"/>
+                <w:szCs w:val="20"/>
+              </w:rPr>
+              <w:t>الأثر ومبرره</w:t>
+            </w:r>
+          </w:p>
+        </w:tc>
+        <w:tc>
+          <w:tcPr>
+            <w:tcW w:type="dxa" w:w="7087"/>
+          </w:tcPr>
+          <w:p>
+            <w:pPr>
+              <w:bidi/>
+              <w:spacing w:after="20" w:line="252" w:lineRule="auto"/>
+            </w:pPr>
+            <w:r/>
+          </w:p>
+        </w:tc>
+      </w:tr>
+      <w:tr>
+        <w:trPr>
+          <w:cantSplit/>
+          <w:trHeight w:val="566" w:hRule="atLeast"/>
+        </w:trPr>
+        <w:tc>
+          <w:tcPr>
+            <w:tcW w:type="dxa" w:w="2551"/>
+            <w:shd w:val="clear" w:color="auto" w:fill="EEF2F8"/>
+          </w:tcPr>
+          <w:p>
+            <w:pPr>
+              <w:bidi/>
+              <w:spacing w:after="20" w:line="252" w:lineRule="auto"/>
+            </w:pPr>
+            <w:r/>
+            <w:r>
+              <w:rPr>
+                <w:rFonts w:ascii="Arial" w:hAnsi="Arial" w:cs="Arial" w:eastAsia="Arial"/>
+                <w:b w:val="1"/>
+                <w:bCs w:val="1"/>
+                <w:sz w:val="20"/>
+                <w:szCs w:val="20"/>
+              </w:rPr>
+              <w:t>المستوى والقرار حسب قاعدة القبول</w:t>
+            </w:r>
+          </w:p>
+        </w:tc>
+        <w:tc>
+          <w:tcPr>
+            <w:tcW w:type="dxa" w:w="7087"/>
+          </w:tcPr>
+          <w:p>
+            <w:pPr>
+              <w:bidi/>
+              <w:spacing w:after="20" w:line="252" w:lineRule="auto"/>
+            </w:pPr>
+            <w:r/>
+          </w:p>
+        </w:tc>
+      </w:tr>
+    </w:tbl>
+    <w:p>
+      <w:pPr>
+        <w:spacing w:after="40"/>
+      </w:pPr>
+    </w:p>
+    <w:p>
+      <w:pPr>
+        <w:pStyle w:val="Heading3"/>
+        <w:bidi/>
+      </w:pPr>
+      <w:r>
+        <w:rPr>
+          <w:rFonts w:ascii="Arial" w:hAnsi="Arial" w:cs="Arial" w:eastAsia="Arial"/>
+          <w:b w:val="0"/>
+          <w:bCs w:val="0"/>
+        </w:rPr>
+        <w:t>2. الضوابط</w:t>
+      </w:r>
+    </w:p>
+    <w:tbl>
+      <w:tblPr>
+        <w:tblStyle w:val="TableGrid"/>
+        <w:bidiVisual/>
+        <w:tblW w:type="dxa" w:w="9637"/>
+        <w:jc w:val="center"/>
+        <w:tblLayout w:type="fixed"/>
+        <w:tblLook w:firstColumn="1" w:firstRow="1" w:lastColumn="0" w:lastRow="0" w:noHBand="0" w:noVBand="1" w:val="04A0"/>
+      </w:tblPr>
+      <w:tblGrid>
+        <w:gridCol w:w="6803"/>
+        <w:gridCol w:w="2834"/>
+      </w:tblGrid>
+      <w:tr>
+        <w:trPr>
+          <w:cantSplit/>
+          <w:tblHeader/>
+        </w:trPr>
+        <w:tc>
+          <w:tcPr>
+            <w:tcW w:type="dxa" w:w="6803"/>
+            <w:shd w:val="clear" w:color="auto" w:fill="D9E2F3"/>
+          </w:tcPr>
+          <w:p>
+            <w:pPr>
+              <w:bidi/>
+              <w:spacing w:after="20" w:line="252" w:lineRule="auto"/>
+            </w:pPr>
+            <w:r/>
+            <w:r>
+              <w:rPr>
+                <w:rFonts w:ascii="Arial" w:hAnsi="Arial" w:cs="Arial" w:eastAsia="Arial"/>
+                <w:b w:val="1"/>
+                <w:bCs w:val="1"/>
+                <w:sz w:val="20"/>
+                <w:szCs w:val="20"/>
+              </w:rPr>
+              <w:t>الضابط</w:t>
+            </w:r>
+          </w:p>
+        </w:tc>
+        <w:tc>
+          <w:tcPr>
+            <w:tcW w:type="dxa" w:w="2835"/>
+            <w:shd w:val="clear" w:color="auto" w:fill="D9E2F3"/>
+          </w:tcPr>
+          <w:p>
+            <w:pPr>
+              <w:bidi/>
+              <w:spacing w:after="20" w:line="252" w:lineRule="auto"/>
+            </w:pPr>
+            <w:r/>
+            <w:r>
+              <w:rPr>
+                <w:rFonts w:ascii="Arial" w:hAnsi="Arial" w:cs="Arial" w:eastAsia="Arial"/>
+                <w:b w:val="1"/>
+                <w:bCs w:val="1"/>
+                <w:sz w:val="20"/>
+                <w:szCs w:val="20"/>
+              </w:rPr>
+              <w:t>المالك</w:t>
+            </w:r>
+          </w:p>
+        </w:tc>
+      </w:tr>
+      <w:tr>
+        <w:trPr>
+          <w:cantSplit/>
+          <w:trHeight w:val="623" w:hRule="atLeast"/>
+        </w:trPr>
+        <w:tc>
+          <w:tcPr>
+            <w:tcW w:type="dxa" w:w="6803"/>
+          </w:tcPr>
+          <w:p>
+            <w:pPr>
+              <w:bidi/>
+              <w:spacing w:after="20" w:line="252" w:lineRule="auto"/>
+            </w:pPr>
+            <w:r/>
+          </w:p>
+        </w:tc>
+        <w:tc>
+          <w:tcPr>
+            <w:tcW w:type="dxa" w:w="2835"/>
+          </w:tcPr>
+          <w:p>
+            <w:pPr>
+              <w:bidi/>
+              <w:spacing w:after="20" w:line="252" w:lineRule="auto"/>
+            </w:pPr>
+            <w:r/>
+          </w:p>
+        </w:tc>
+      </w:tr>
+      <w:tr>
+        <w:trPr>
+          <w:cantSplit/>
+          <w:trHeight w:val="623" w:hRule="atLeast"/>
+        </w:trPr>
+        <w:tc>
+          <w:tcPr>
+            <w:tcW w:type="dxa" w:w="6803"/>
+          </w:tcPr>
+          <w:p>
+            <w:pPr>
+              <w:bidi/>
+              <w:spacing w:after="20" w:line="252" w:lineRule="auto"/>
+            </w:pPr>
+            <w:r/>
+          </w:p>
+        </w:tc>
+        <w:tc>
+          <w:tcPr>
+            <w:tcW w:type="dxa" w:w="2835"/>
+          </w:tcPr>
+          <w:p>
+            <w:pPr>
+              <w:bidi/>
+              <w:spacing w:after="20" w:line="252" w:lineRule="auto"/>
+            </w:pPr>
+            <w:r/>
+          </w:p>
+        </w:tc>
+      </w:tr>
+      <w:tr>
+        <w:trPr>
+          <w:cantSplit/>
+          <w:trHeight w:val="623" w:hRule="atLeast"/>
+        </w:trPr>
+        <w:tc>
+          <w:tcPr>
+            <w:tcW w:type="dxa" w:w="6803"/>
+          </w:tcPr>
+          <w:p>
+            <w:pPr>
+              <w:bidi/>
+              <w:spacing w:after="20" w:line="252" w:lineRule="auto"/>
+            </w:pPr>
+            <w:r/>
+          </w:p>
+        </w:tc>
+        <w:tc>
+          <w:tcPr>
+            <w:tcW w:type="dxa" w:w="2835"/>
+          </w:tcPr>
+          <w:p>
+            <w:pPr>
+              <w:bidi/>
+              <w:spacing w:after="20" w:line="252" w:lineRule="auto"/>
+            </w:pPr>
+            <w:r/>
+          </w:p>
+        </w:tc>
+      </w:tr>
+    </w:tbl>
+    <w:p>
+      <w:pPr>
+        <w:spacing w:after="40"/>
+      </w:pPr>
+    </w:p>
+    <w:p>
+      <w:pPr>
+        <w:pStyle w:val="Heading3"/>
+        <w:bidi/>
+      </w:pPr>
+      <w:r>
+        <w:rPr>
+          <w:rFonts w:ascii="Arial" w:hAnsi="Arial" w:cs="Arial" w:eastAsia="Arial"/>
+          <w:b w:val="0"/>
+          <w:bCs w:val="0"/>
+        </w:rPr>
+        <w:t>3. تقييم الأدلة</w:t>
+      </w:r>
+    </w:p>
+    <w:tbl>
+      <w:tblPr>
+        <w:tblStyle w:val="TableGrid"/>
+        <w:bidiVisual/>
+        <w:tblW w:type="dxa" w:w="9637"/>
+        <w:jc w:val="center"/>
+        <w:tblLayout w:type="fixed"/>
+        <w:tblLook w:firstColumn="1" w:firstRow="1" w:lastColumn="0" w:lastRow="0" w:noHBand="0" w:noVBand="1" w:val="04A0"/>
+      </w:tblPr>
+      <w:tblGrid>
+        <w:gridCol w:w="1020"/>
+        <w:gridCol w:w="3061"/>
+        <w:gridCol w:w="3061"/>
+        <w:gridCol w:w="2494"/>
+      </w:tblGrid>
+      <w:tr>
+        <w:trPr>
+          <w:cantSplit/>
+          <w:tblHeader/>
+        </w:trPr>
+        <w:tc>
+          <w:tcPr>
+            <w:tcW w:type="dxa" w:w="1020"/>
+            <w:shd w:val="clear" w:color="auto" w:fill="D9E2F3"/>
+          </w:tcPr>
+          <w:p>
+            <w:pPr>
+              <w:bidi/>
+              <w:spacing w:after="20" w:line="252" w:lineRule="auto"/>
+            </w:pPr>
+            <w:r/>
+            <w:r>
+              <w:rPr>
+                <w:rFonts w:ascii="Arial" w:hAnsi="Arial" w:cs="Arial" w:eastAsia="Arial"/>
+                <w:b w:val="1"/>
+                <w:bCs w:val="1"/>
+                <w:sz w:val="20"/>
+                <w:szCs w:val="20"/>
+              </w:rPr>
+              <w:t>الدليل</w:t>
+            </w:r>
+          </w:p>
+        </w:tc>
+        <w:tc>
+          <w:tcPr>
+            <w:tcW w:type="dxa" w:w="3061"/>
+            <w:shd w:val="clear" w:color="auto" w:fill="D9E2F3"/>
+          </w:tcPr>
+          <w:p>
+            <w:pPr>
+              <w:bidi/>
+              <w:spacing w:after="20" w:line="252" w:lineRule="auto"/>
+            </w:pPr>
+            <w:r/>
+            <w:r>
+              <w:rPr>
+                <w:rFonts w:ascii="Arial" w:hAnsi="Arial" w:cs="Arial" w:eastAsia="Arial"/>
+                <w:b w:val="1"/>
+                <w:bCs w:val="1"/>
+                <w:sz w:val="20"/>
+                <w:szCs w:val="20"/>
+              </w:rPr>
+              <w:t>ماذا يثبت</w:t>
+            </w:r>
+          </w:p>
+        </w:tc>
+        <w:tc>
+          <w:tcPr>
+            <w:tcW w:type="dxa" w:w="3061"/>
+            <w:shd w:val="clear" w:color="auto" w:fill="D9E2F3"/>
+          </w:tcPr>
+          <w:p>
+            <w:pPr>
+              <w:bidi/>
+              <w:spacing w:after="20" w:line="252" w:lineRule="auto"/>
+            </w:pPr>
+            <w:r/>
+            <w:r>
+              <w:rPr>
+                <w:rFonts w:ascii="Arial" w:hAnsi="Arial" w:cs="Arial" w:eastAsia="Arial"/>
+                <w:b w:val="1"/>
+                <w:bCs w:val="1"/>
+                <w:sz w:val="20"/>
+                <w:szCs w:val="20"/>
+              </w:rPr>
+              <w:t>ماذا لا يثبت</w:t>
+            </w:r>
+          </w:p>
+        </w:tc>
+        <w:tc>
+          <w:tcPr>
+            <w:tcW w:type="dxa" w:w="2494"/>
+            <w:shd w:val="clear" w:color="auto" w:fill="D9E2F3"/>
+          </w:tcPr>
+          <w:p>
+            <w:pPr>
+              <w:bidi/>
+              <w:spacing w:after="20" w:line="252" w:lineRule="auto"/>
+            </w:pPr>
+            <w:r/>
+            <w:r>
+              <w:rPr>
+                <w:rFonts w:ascii="Arial" w:hAnsi="Arial" w:cs="Arial" w:eastAsia="Arial"/>
+                <w:b w:val="1"/>
+                <w:bCs w:val="1"/>
+                <w:sz w:val="20"/>
+                <w:szCs w:val="20"/>
+              </w:rPr>
+              <w:t>نوع الفجوة</w:t>
+            </w:r>
+          </w:p>
+        </w:tc>
+      </w:tr>
+      <w:tr>
+        <w:trPr>
+          <w:cantSplit/>
+          <w:trHeight w:val="793" w:hRule="atLeast"/>
+        </w:trPr>
+        <w:tc>
+          <w:tcPr>
+            <w:tcW w:type="dxa" w:w="1020"/>
+          </w:tcPr>
+          <w:p>
+            <w:pPr>
+              <w:bidi/>
+              <w:spacing w:after="20" w:line="252" w:lineRule="auto"/>
+            </w:pPr>
+            <w:r/>
+            <w:r>
+              <w:rPr>
+                <w:rFonts w:ascii="Arial" w:hAnsi="Arial" w:cs="Arial" w:eastAsia="Arial"/>
+                <w:b w:val="0"/>
+                <w:bCs w:val="0"/>
+                <w:sz w:val="20"/>
+                <w:szCs w:val="20"/>
+              </w:rPr>
+              <w:t>د1</w:t>
+            </w:r>
+          </w:p>
+        </w:tc>
+        <w:tc>
+          <w:tcPr>
+            <w:tcW w:type="dxa" w:w="3061"/>
+          </w:tcPr>
+          <w:p>
+            <w:pPr>
+              <w:bidi/>
+              <w:spacing w:after="20" w:line="252" w:lineRule="auto"/>
+            </w:pPr>
+            <w:r/>
+          </w:p>
+        </w:tc>
+        <w:tc>
+          <w:tcPr>
+            <w:tcW w:type="dxa" w:w="3061"/>
+          </w:tcPr>
+          <w:p>
+            <w:pPr>
+              <w:bidi/>
+              <w:spacing w:after="20" w:line="252" w:lineRule="auto"/>
+            </w:pPr>
+            <w:r/>
+          </w:p>
+        </w:tc>
+        <w:tc>
+          <w:tcPr>
+            <w:tcW w:type="dxa" w:w="2494"/>
+          </w:tcPr>
+          <w:p>
+            <w:pPr>
+              <w:bidi/>
+              <w:spacing w:after="20" w:line="252" w:lineRule="auto"/>
+            </w:pPr>
+            <w:r/>
+          </w:p>
+        </w:tc>
+      </w:tr>
+      <w:tr>
+        <w:trPr>
+          <w:cantSplit/>
+          <w:trHeight w:val="793" w:hRule="atLeast"/>
+        </w:trPr>
+        <w:tc>
+          <w:tcPr>
+            <w:tcW w:type="dxa" w:w="1020"/>
+          </w:tcPr>
+          <w:p>
+            <w:pPr>
+              <w:bidi/>
+              <w:spacing w:after="20" w:line="252" w:lineRule="auto"/>
+            </w:pPr>
+            <w:r/>
+            <w:r>
+              <w:rPr>
+                <w:rFonts w:ascii="Arial" w:hAnsi="Arial" w:cs="Arial" w:eastAsia="Arial"/>
+                <w:b w:val="0"/>
+                <w:bCs w:val="0"/>
+                <w:sz w:val="20"/>
+                <w:szCs w:val="20"/>
+              </w:rPr>
+              <w:t>د2</w:t>
+            </w:r>
+          </w:p>
+        </w:tc>
+        <w:tc>
+          <w:tcPr>
+            <w:tcW w:type="dxa" w:w="3061"/>
+          </w:tcPr>
+          <w:p>
+            <w:pPr>
+              <w:bidi/>
+              <w:spacing w:after="20" w:line="252" w:lineRule="auto"/>
+            </w:pPr>
+            <w:r/>
+          </w:p>
+        </w:tc>
+        <w:tc>
+          <w:tcPr>
+            <w:tcW w:type="dxa" w:w="3061"/>
+          </w:tcPr>
+          <w:p>
+            <w:pPr>
+              <w:bidi/>
+              <w:spacing w:after="20" w:line="252" w:lineRule="auto"/>
+            </w:pPr>
+            <w:r/>
+          </w:p>
+        </w:tc>
+        <w:tc>
+          <w:tcPr>
+            <w:tcW w:type="dxa" w:w="2494"/>
+          </w:tcPr>
+          <w:p>
+            <w:pPr>
+              <w:bidi/>
+              <w:spacing w:after="20" w:line="252" w:lineRule="auto"/>
+            </w:pPr>
+            <w:r/>
+          </w:p>
+        </w:tc>
+      </w:tr>
+      <w:tr>
+        <w:trPr>
+          <w:cantSplit/>
+          <w:trHeight w:val="793" w:hRule="atLeast"/>
+        </w:trPr>
+        <w:tc>
+          <w:tcPr>
+            <w:tcW w:type="dxa" w:w="1020"/>
+          </w:tcPr>
+          <w:p>
+            <w:pPr>
+              <w:bidi/>
+              <w:spacing w:after="20" w:line="252" w:lineRule="auto"/>
+            </w:pPr>
+            <w:r/>
+            <w:r>
+              <w:rPr>
+                <w:rFonts w:ascii="Arial" w:hAnsi="Arial" w:cs="Arial" w:eastAsia="Arial"/>
+                <w:b w:val="0"/>
+                <w:bCs w:val="0"/>
+                <w:sz w:val="20"/>
+                <w:szCs w:val="20"/>
+              </w:rPr>
+              <w:t>د3</w:t>
+            </w:r>
+          </w:p>
+        </w:tc>
+        <w:tc>
+          <w:tcPr>
+            <w:tcW w:type="dxa" w:w="3061"/>
+          </w:tcPr>
+          <w:p>
+            <w:pPr>
+              <w:bidi/>
+              <w:spacing w:after="20" w:line="252" w:lineRule="auto"/>
+            </w:pPr>
+            <w:r/>
+          </w:p>
+        </w:tc>
+        <w:tc>
+          <w:tcPr>
+            <w:tcW w:type="dxa" w:w="3061"/>
+          </w:tcPr>
+          <w:p>
+            <w:pPr>
+              <w:bidi/>
+              <w:spacing w:after="20" w:line="252" w:lineRule="auto"/>
+            </w:pPr>
+            <w:r/>
+          </w:p>
+        </w:tc>
+        <w:tc>
+          <w:tcPr>
+            <w:tcW w:type="dxa" w:w="2494"/>
+          </w:tcPr>
+          <w:p>
+            <w:pPr>
+              <w:bidi/>
+              <w:spacing w:after="20" w:line="252" w:lineRule="auto"/>
+            </w:pPr>
+            <w:r/>
+          </w:p>
+        </w:tc>
+      </w:tr>
+      <w:tr>
+        <w:trPr>
+          <w:cantSplit/>
+          <w:trHeight w:val="793" w:hRule="atLeast"/>
+        </w:trPr>
+        <w:tc>
+          <w:tcPr>
+            <w:tcW w:type="dxa" w:w="1020"/>
+          </w:tcPr>
+          <w:p>
+            <w:pPr>
+              <w:bidi/>
+              <w:spacing w:after="20" w:line="252" w:lineRule="auto"/>
+            </w:pPr>
+            <w:r/>
+            <w:r>
+              <w:rPr>
+                <w:rFonts w:ascii="Arial" w:hAnsi="Arial" w:cs="Arial" w:eastAsia="Arial"/>
+                <w:b w:val="0"/>
+                <w:bCs w:val="0"/>
+                <w:sz w:val="20"/>
+                <w:szCs w:val="20"/>
+              </w:rPr>
+              <w:t>د4</w:t>
+            </w:r>
+          </w:p>
+        </w:tc>
+        <w:tc>
+          <w:tcPr>
+            <w:tcW w:type="dxa" w:w="3061"/>
+          </w:tcPr>
+          <w:p>
+            <w:pPr>
+              <w:bidi/>
+              <w:spacing w:after="20" w:line="252" w:lineRule="auto"/>
+            </w:pPr>
+            <w:r/>
+          </w:p>
+        </w:tc>
+        <w:tc>
+          <w:tcPr>
+            <w:tcW w:type="dxa" w:w="3061"/>
+          </w:tcPr>
+          <w:p>
+            <w:pPr>
+              <w:bidi/>
+              <w:spacing w:after="20" w:line="252" w:lineRule="auto"/>
+            </w:pPr>
+            <w:r/>
+          </w:p>
+        </w:tc>
+        <w:tc>
+          <w:tcPr>
+            <w:tcW w:type="dxa" w:w="2494"/>
+          </w:tcPr>
+          <w:p>
+            <w:pPr>
+              <w:bidi/>
+              <w:spacing w:after="20" w:line="252" w:lineRule="auto"/>
+            </w:pPr>
+            <w:r/>
+          </w:p>
+        </w:tc>
+      </w:tr>
+    </w:tbl>
+    <w:p>
+      <w:pPr>
+        <w:spacing w:after="40"/>
+      </w:pPr>
+    </w:p>
+    <w:p>
+      <w:pPr>
+        <w:pStyle w:val="Heading3"/>
+        <w:bidi/>
+      </w:pPr>
+      <w:r>
+        <w:rPr>
+          <w:rFonts w:ascii="Arial" w:hAnsi="Arial" w:cs="Arial" w:eastAsia="Arial"/>
+          <w:b w:val="0"/>
+          <w:bCs w:val="0"/>
+        </w:rPr>
+        <w:t>4. الملاحظة وخطة التصحيح</w:t>
+      </w:r>
+    </w:p>
+    <w:tbl>
+      <w:tblPr>
+        <w:tblStyle w:val="TableGrid"/>
+        <w:bidiVisual/>
+        <w:tblW w:type="dxa" w:w="9637"/>
+        <w:jc w:val="center"/>
+        <w:tblLayout w:type="fixed"/>
+        <w:tblLook w:firstColumn="1" w:firstRow="1" w:lastColumn="0" w:lastRow="0" w:noHBand="0" w:noVBand="1" w:val="04A0"/>
+      </w:tblPr>
+      <w:tblGrid>
+        <w:gridCol w:w="1984"/>
+        <w:gridCol w:w="7653"/>
+      </w:tblGrid>
+      <w:tr>
+        <w:trPr>
+          <w:cantSplit/>
+          <w:trHeight w:val="566" w:hRule="atLeast"/>
+        </w:trPr>
+        <w:tc>
+          <w:tcPr>
+            <w:tcW w:type="dxa" w:w="1984"/>
+            <w:shd w:val="clear" w:color="auto" w:fill="EEF2F8"/>
+          </w:tcPr>
+          <w:p>
+            <w:pPr>
+              <w:bidi/>
+              <w:spacing w:after="20" w:line="252" w:lineRule="auto"/>
+            </w:pPr>
+            <w:r/>
+            <w:r>
+              <w:rPr>
+                <w:rFonts w:ascii="Arial" w:hAnsi="Arial" w:cs="Arial" w:eastAsia="Arial"/>
+                <w:b w:val="1"/>
+                <w:bCs w:val="1"/>
+                <w:sz w:val="20"/>
+                <w:szCs w:val="20"/>
+              </w:rPr>
+              <w:t>العنوان</w:t>
+            </w:r>
+          </w:p>
+        </w:tc>
+        <w:tc>
+          <w:tcPr>
+            <w:tcW w:type="dxa" w:w="7654"/>
+          </w:tcPr>
+          <w:p>
+            <w:pPr>
+              <w:bidi/>
+              <w:spacing w:after="20" w:line="252" w:lineRule="auto"/>
+            </w:pPr>
+            <w:r/>
+          </w:p>
+        </w:tc>
+      </w:tr>
+      <w:tr>
+        <w:trPr>
+          <w:cantSplit/>
+          <w:trHeight w:val="1247" w:hRule="atLeast"/>
+        </w:trPr>
+        <w:tc>
+          <w:tcPr>
+            <w:tcW w:type="dxa" w:w="1984"/>
+            <w:shd w:val="clear" w:color="auto" w:fill="EEF2F8"/>
+          </w:tcPr>
+          <w:p>
+            <w:pPr>
+              <w:bidi/>
+              <w:spacing w:after="20" w:line="252" w:lineRule="auto"/>
+            </w:pPr>
+            <w:r/>
+            <w:r>
+              <w:rPr>
+                <w:rFonts w:ascii="Arial" w:hAnsi="Arial" w:cs="Arial" w:eastAsia="Arial"/>
+                <w:b w:val="1"/>
+                <w:bCs w:val="1"/>
+                <w:sz w:val="20"/>
+                <w:szCs w:val="20"/>
+              </w:rPr>
+              <w:t>الوضع القائم</w:t>
+            </w:r>
+          </w:p>
+        </w:tc>
+        <w:tc>
+          <w:tcPr>
+            <w:tcW w:type="dxa" w:w="7654"/>
+          </w:tcPr>
+          <w:p>
+            <w:pPr>
+              <w:bidi/>
+              <w:spacing w:after="20" w:line="252" w:lineRule="auto"/>
+            </w:pPr>
+            <w:r/>
+          </w:p>
+        </w:tc>
+      </w:tr>
+      <w:tr>
+        <w:trPr>
+          <w:cantSplit/>
+          <w:trHeight w:val="680" w:hRule="atLeast"/>
+        </w:trPr>
+        <w:tc>
+          <w:tcPr>
+            <w:tcW w:type="dxa" w:w="1984"/>
+            <w:shd w:val="clear" w:color="auto" w:fill="EEF2F8"/>
+          </w:tcPr>
+          <w:p>
+            <w:pPr>
+              <w:bidi/>
+              <w:spacing w:after="20" w:line="252" w:lineRule="auto"/>
+            </w:pPr>
+            <w:r/>
+            <w:r>
+              <w:rPr>
+                <w:rFonts w:ascii="Arial" w:hAnsi="Arial" w:cs="Arial" w:eastAsia="Arial"/>
+                <w:b w:val="1"/>
+                <w:bCs w:val="1"/>
+                <w:sz w:val="20"/>
+                <w:szCs w:val="20"/>
+              </w:rPr>
+              <w:t>المعيار</w:t>
+            </w:r>
+          </w:p>
+        </w:tc>
+        <w:tc>
+          <w:tcPr>
+            <w:tcW w:type="dxa" w:w="7654"/>
+          </w:tcPr>
+          <w:p>
+            <w:pPr>
+              <w:bidi/>
+              <w:spacing w:after="20" w:line="252" w:lineRule="auto"/>
+            </w:pPr>
+            <w:r/>
+          </w:p>
+        </w:tc>
+      </w:tr>
+      <w:tr>
+        <w:trPr>
+          <w:cantSplit/>
+          <w:trHeight w:val="907" w:hRule="atLeast"/>
+        </w:trPr>
+        <w:tc>
+          <w:tcPr>
+            <w:tcW w:type="dxa" w:w="1984"/>
+            <w:shd w:val="clear" w:color="auto" w:fill="EEF2F8"/>
+          </w:tcPr>
+          <w:p>
+            <w:pPr>
+              <w:bidi/>
+              <w:spacing w:after="20" w:line="252" w:lineRule="auto"/>
+            </w:pPr>
+            <w:r/>
+            <w:r>
+              <w:rPr>
+                <w:rFonts w:ascii="Arial" w:hAnsi="Arial" w:cs="Arial" w:eastAsia="Arial"/>
+                <w:b w:val="1"/>
+                <w:bCs w:val="1"/>
+                <w:sz w:val="20"/>
+                <w:szCs w:val="20"/>
+              </w:rPr>
+              <w:t>السبب</w:t>
+            </w:r>
+          </w:p>
+        </w:tc>
+        <w:tc>
+          <w:tcPr>
+            <w:tcW w:type="dxa" w:w="7654"/>
+          </w:tcPr>
+          <w:p>
+            <w:pPr>
+              <w:bidi/>
+              <w:spacing w:after="20" w:line="252" w:lineRule="auto"/>
+            </w:pPr>
+            <w:r/>
+          </w:p>
+        </w:tc>
+      </w:tr>
+      <w:tr>
+        <w:trPr>
+          <w:cantSplit/>
+          <w:trHeight w:val="680" w:hRule="atLeast"/>
+        </w:trPr>
+        <w:tc>
+          <w:tcPr>
+            <w:tcW w:type="dxa" w:w="1984"/>
+            <w:shd w:val="clear" w:color="auto" w:fill="EEF2F8"/>
+          </w:tcPr>
+          <w:p>
+            <w:pPr>
+              <w:bidi/>
+              <w:spacing w:after="20" w:line="252" w:lineRule="auto"/>
+            </w:pPr>
+            <w:r/>
+            <w:r>
+              <w:rPr>
+                <w:rFonts w:ascii="Arial" w:hAnsi="Arial" w:cs="Arial" w:eastAsia="Arial"/>
+                <w:b w:val="1"/>
+                <w:bCs w:val="1"/>
+                <w:sz w:val="20"/>
+                <w:szCs w:val="20"/>
+              </w:rPr>
+              <w:t>الأثر</w:t>
+            </w:r>
+          </w:p>
+        </w:tc>
+        <w:tc>
+          <w:tcPr>
+            <w:tcW w:type="dxa" w:w="7654"/>
+          </w:tcPr>
+          <w:p>
+            <w:pPr>
+              <w:bidi/>
+              <w:spacing w:after="20" w:line="252" w:lineRule="auto"/>
+            </w:pPr>
+            <w:r/>
+          </w:p>
+        </w:tc>
+      </w:tr>
+      <w:tr>
+        <w:trPr>
+          <w:cantSplit/>
+          <w:trHeight w:val="907" w:hRule="atLeast"/>
+        </w:trPr>
+        <w:tc>
+          <w:tcPr>
+            <w:tcW w:type="dxa" w:w="1984"/>
+            <w:shd w:val="clear" w:color="auto" w:fill="EEF2F8"/>
+          </w:tcPr>
+          <w:p>
+            <w:pPr>
+              <w:bidi/>
+              <w:spacing w:after="20" w:line="252" w:lineRule="auto"/>
+            </w:pPr>
+            <w:r/>
+            <w:r>
+              <w:rPr>
+                <w:rFonts w:ascii="Arial" w:hAnsi="Arial" w:cs="Arial" w:eastAsia="Arial"/>
+                <w:b w:val="1"/>
+                <w:bCs w:val="1"/>
+                <w:sz w:val="20"/>
+                <w:szCs w:val="20"/>
+              </w:rPr>
+              <w:t>التوصية</w:t>
+            </w:r>
+          </w:p>
+        </w:tc>
+        <w:tc>
+          <w:tcPr>
+            <w:tcW w:type="dxa" w:w="7654"/>
+          </w:tcPr>
+          <w:p>
+            <w:pPr>
+              <w:bidi/>
+              <w:spacing w:after="20" w:line="252" w:lineRule="auto"/>
+            </w:pPr>
+            <w:r/>
+          </w:p>
+        </w:tc>
+      </w:tr>
+    </w:tbl>
+    <w:p>
+      <w:pPr>
+        <w:spacing w:after="40"/>
+      </w:pPr>
+    </w:p>
+    <w:tbl>
+      <w:tblPr>
+        <w:tblStyle w:val="TableGrid"/>
+        <w:bidiVisual/>
+        <w:tblW w:type="dxa" w:w="9637"/>
+        <w:jc w:val="center"/>
+        <w:tblLayout w:type="fixed"/>
+        <w:tblLook w:firstColumn="1" w:firstRow="1" w:lastColumn="0" w:lastRow="0" w:noHBand="0" w:noVBand="1" w:val="04A0"/>
+      </w:tblPr>
+      <w:tblGrid>
+        <w:gridCol w:w="2948"/>
+        <w:gridCol w:w="1247"/>
+        <w:gridCol w:w="1814"/>
+        <w:gridCol w:w="1360"/>
+        <w:gridCol w:w="2267"/>
+      </w:tblGrid>
+      <w:tr>
+        <w:trPr>
+          <w:cantSplit/>
+          <w:tblHeader/>
+        </w:trPr>
+        <w:tc>
+          <w:tcPr>
+            <w:tcW w:type="dxa" w:w="2948"/>
+            <w:shd w:val="clear" w:color="auto" w:fill="D9E2F3"/>
+          </w:tcPr>
+          <w:p>
+            <w:pPr>
+              <w:bidi/>
+              <w:spacing w:after="20" w:line="252" w:lineRule="auto"/>
+            </w:pPr>
+            <w:r/>
+            <w:r>
+              <w:rPr>
+                <w:rFonts w:ascii="Arial" w:hAnsi="Arial" w:cs="Arial" w:eastAsia="Arial"/>
+                <w:b w:val="1"/>
+                <w:bCs w:val="1"/>
+                <w:sz w:val="20"/>
+                <w:szCs w:val="20"/>
+              </w:rPr>
+              <w:t>الإجراء</w:t>
+            </w:r>
+          </w:p>
+        </w:tc>
+        <w:tc>
+          <w:tcPr>
+            <w:tcW w:type="dxa" w:w="1247"/>
+            <w:shd w:val="clear" w:color="auto" w:fill="D9E2F3"/>
+          </w:tcPr>
+          <w:p>
+            <w:pPr>
+              <w:bidi/>
+              <w:spacing w:after="20" w:line="252" w:lineRule="auto"/>
+            </w:pPr>
+            <w:r/>
+            <w:r>
+              <w:rPr>
+                <w:rFonts w:ascii="Arial" w:hAnsi="Arial" w:cs="Arial" w:eastAsia="Arial"/>
+                <w:b w:val="1"/>
+                <w:bCs w:val="1"/>
+                <w:sz w:val="20"/>
+                <w:szCs w:val="20"/>
+              </w:rPr>
+              <w:t>النوع</w:t>
+            </w:r>
+          </w:p>
+        </w:tc>
+        <w:tc>
+          <w:tcPr>
+            <w:tcW w:type="dxa" w:w="1814"/>
+            <w:shd w:val="clear" w:color="auto" w:fill="D9E2F3"/>
+          </w:tcPr>
+          <w:p>
+            <w:pPr>
+              <w:bidi/>
+              <w:spacing w:after="20" w:line="252" w:lineRule="auto"/>
+            </w:pPr>
+            <w:r/>
+            <w:r>
+              <w:rPr>
+                <w:rFonts w:ascii="Arial" w:hAnsi="Arial" w:cs="Arial" w:eastAsia="Arial"/>
+                <w:b w:val="1"/>
+                <w:bCs w:val="1"/>
+                <w:sz w:val="20"/>
+                <w:szCs w:val="20"/>
+              </w:rPr>
+              <w:t>المالك</w:t>
+            </w:r>
+          </w:p>
+        </w:tc>
+        <w:tc>
+          <w:tcPr>
+            <w:tcW w:type="dxa" w:w="1361"/>
+            <w:shd w:val="clear" w:color="auto" w:fill="D9E2F3"/>
+          </w:tcPr>
+          <w:p>
+            <w:pPr>
+              <w:bidi/>
+              <w:spacing w:after="20" w:line="252" w:lineRule="auto"/>
+            </w:pPr>
+            <w:r/>
+            <w:r>
+              <w:rPr>
+                <w:rFonts w:ascii="Arial" w:hAnsi="Arial" w:cs="Arial" w:eastAsia="Arial"/>
+                <w:b w:val="1"/>
+                <w:bCs w:val="1"/>
+                <w:sz w:val="20"/>
+                <w:szCs w:val="20"/>
+              </w:rPr>
+              <w:t>الموعد</w:t>
+            </w:r>
+          </w:p>
+        </w:tc>
+        <w:tc>
+          <w:tcPr>
+            <w:tcW w:type="dxa" w:w="2268"/>
+            <w:shd w:val="clear" w:color="auto" w:fill="D9E2F3"/>
+          </w:tcPr>
+          <w:p>
+            <w:pPr>
+              <w:bidi/>
+              <w:spacing w:after="20" w:line="252" w:lineRule="auto"/>
+            </w:pPr>
+            <w:r/>
+            <w:r>
+              <w:rPr>
+                <w:rFonts w:ascii="Arial" w:hAnsi="Arial" w:cs="Arial" w:eastAsia="Arial"/>
+                <w:b w:val="1"/>
+                <w:bCs w:val="1"/>
+                <w:sz w:val="20"/>
+                <w:szCs w:val="20"/>
+              </w:rPr>
+              <w:t>دليل الإغلاق</w:t>
+            </w:r>
+          </w:p>
+        </w:tc>
+      </w:tr>
+      <w:tr>
+        <w:trPr>
+          <w:cantSplit/>
+          <w:trHeight w:val="737" w:hRule="atLeast"/>
+        </w:trPr>
+        <w:tc>
+          <w:tcPr>
+            <w:tcW w:type="dxa" w:w="2948"/>
+          </w:tcPr>
+          <w:p>
+            <w:pPr>
+              <w:bidi/>
+              <w:spacing w:after="20" w:line="252" w:lineRule="auto"/>
+            </w:pPr>
+            <w:r/>
+          </w:p>
+        </w:tc>
+        <w:tc>
+          <w:tcPr>
+            <w:tcW w:type="dxa" w:w="1247"/>
+          </w:tcPr>
+          <w:p>
+            <w:pPr>
+              <w:bidi/>
+              <w:spacing w:after="20" w:line="252" w:lineRule="auto"/>
+            </w:pPr>
+            <w:r/>
+          </w:p>
+        </w:tc>
+        <w:tc>
+          <w:tcPr>
+            <w:tcW w:type="dxa" w:w="1814"/>
+          </w:tcPr>
+          <w:p>
+            <w:pPr>
+              <w:bidi/>
+              <w:spacing w:after="20" w:line="252" w:lineRule="auto"/>
+            </w:pPr>
+            <w:r/>
+          </w:p>
+        </w:tc>
+        <w:tc>
+          <w:tcPr>
+            <w:tcW w:type="dxa" w:w="1361"/>
+          </w:tcPr>
+          <w:p>
+            <w:pPr>
+              <w:bidi/>
+              <w:spacing w:after="20" w:line="252" w:lineRule="auto"/>
+            </w:pPr>
+            <w:r/>
+          </w:p>
+        </w:tc>
+        <w:tc>
+          <w:tcPr>
+            <w:tcW w:type="dxa" w:w="2268"/>
+          </w:tcPr>
+          <w:p>
+            <w:pPr>
+              <w:bidi/>
+              <w:spacing w:after="20" w:line="252" w:lineRule="auto"/>
+            </w:pPr>
+            <w:r/>
+          </w:p>
+        </w:tc>
+      </w:tr>
+      <w:tr>
+        <w:trPr>
+          <w:cantSplit/>
+          <w:trHeight w:val="737" w:hRule="atLeast"/>
+        </w:trPr>
+        <w:tc>
+          <w:tcPr>
+            <w:tcW w:type="dxa" w:w="2948"/>
+          </w:tcPr>
+          <w:p>
+            <w:pPr>
+              <w:bidi/>
+              <w:spacing w:after="20" w:line="252" w:lineRule="auto"/>
+            </w:pPr>
+            <w:r/>
+          </w:p>
+        </w:tc>
+        <w:tc>
+          <w:tcPr>
+            <w:tcW w:type="dxa" w:w="1247"/>
+          </w:tcPr>
+          <w:p>
+            <w:pPr>
+              <w:bidi/>
+              <w:spacing w:after="20" w:line="252" w:lineRule="auto"/>
+            </w:pPr>
+            <w:r/>
+          </w:p>
+        </w:tc>
+        <w:tc>
+          <w:tcPr>
+            <w:tcW w:type="dxa" w:w="1814"/>
+          </w:tcPr>
+          <w:p>
+            <w:pPr>
+              <w:bidi/>
+              <w:spacing w:after="20" w:line="252" w:lineRule="auto"/>
+            </w:pPr>
+            <w:r/>
+          </w:p>
+        </w:tc>
+        <w:tc>
+          <w:tcPr>
+            <w:tcW w:type="dxa" w:w="1361"/>
+          </w:tcPr>
+          <w:p>
+            <w:pPr>
+              <w:bidi/>
+              <w:spacing w:after="20" w:line="252" w:lineRule="auto"/>
+            </w:pPr>
+            <w:r/>
+          </w:p>
+        </w:tc>
+        <w:tc>
+          <w:tcPr>
+            <w:tcW w:type="dxa" w:w="2268"/>
+          </w:tcPr>
+          <w:p>
+            <w:pPr>
+              <w:bidi/>
+              <w:spacing w:after="20" w:line="252" w:lineRule="auto"/>
+            </w:pPr>
+            <w:r/>
+          </w:p>
+        </w:tc>
+      </w:tr>
+      <w:tr>
+        <w:trPr>
+          <w:cantSplit/>
+          <w:trHeight w:val="737" w:hRule="atLeast"/>
+        </w:trPr>
+        <w:tc>
+          <w:tcPr>
+            <w:tcW w:type="dxa" w:w="2948"/>
+          </w:tcPr>
+          <w:p>
+            <w:pPr>
+              <w:bidi/>
+              <w:spacing w:after="20" w:line="252" w:lineRule="auto"/>
+            </w:pPr>
+            <w:r/>
+          </w:p>
+        </w:tc>
+        <w:tc>
+          <w:tcPr>
+            <w:tcW w:type="dxa" w:w="1247"/>
+          </w:tcPr>
+          <w:p>
+            <w:pPr>
+              <w:bidi/>
+              <w:spacing w:after="20" w:line="252" w:lineRule="auto"/>
+            </w:pPr>
+            <w:r/>
+          </w:p>
+        </w:tc>
+        <w:tc>
+          <w:tcPr>
+            <w:tcW w:type="dxa" w:w="1814"/>
+          </w:tcPr>
+          <w:p>
+            <w:pPr>
+              <w:bidi/>
+              <w:spacing w:after="20" w:line="252" w:lineRule="auto"/>
+            </w:pPr>
+            <w:r/>
+          </w:p>
+        </w:tc>
+        <w:tc>
+          <w:tcPr>
+            <w:tcW w:type="dxa" w:w="1361"/>
+          </w:tcPr>
+          <w:p>
+            <w:pPr>
+              <w:bidi/>
+              <w:spacing w:after="20" w:line="252" w:lineRule="auto"/>
+            </w:pPr>
+            <w:r/>
+          </w:p>
+        </w:tc>
+        <w:tc>
+          <w:tcPr>
+            <w:tcW w:type="dxa" w:w="2268"/>
+          </w:tcPr>
+          <w:p>
+            <w:pPr>
+              <w:bidi/>
+              <w:spacing w:after="20" w:line="252" w:lineRule="auto"/>
+            </w:pPr>
+            <w:r/>
+          </w:p>
+        </w:tc>
+      </w:tr>
+      <w:tr>
+        <w:trPr>
+          <w:cantSplit/>
+          <w:trHeight w:val="737" w:hRule="atLeast"/>
+        </w:trPr>
+        <w:tc>
+          <w:tcPr>
+            <w:tcW w:type="dxa" w:w="2948"/>
+          </w:tcPr>
+          <w:p>
+            <w:pPr>
+              <w:bidi/>
+              <w:spacing w:after="20" w:line="252" w:lineRule="auto"/>
+            </w:pPr>
+            <w:r/>
+          </w:p>
+        </w:tc>
+        <w:tc>
+          <w:tcPr>
+            <w:tcW w:type="dxa" w:w="1247"/>
+          </w:tcPr>
+          <w:p>
+            <w:pPr>
+              <w:bidi/>
+              <w:spacing w:after="20" w:line="252" w:lineRule="auto"/>
+            </w:pPr>
+            <w:r/>
+          </w:p>
+        </w:tc>
+        <w:tc>
+          <w:tcPr>
+            <w:tcW w:type="dxa" w:w="1814"/>
+          </w:tcPr>
+          <w:p>
+            <w:pPr>
+              <w:bidi/>
+              <w:spacing w:after="20" w:line="252" w:lineRule="auto"/>
+            </w:pPr>
+            <w:r/>
+          </w:p>
+        </w:tc>
+        <w:tc>
+          <w:tcPr>
+            <w:tcW w:type="dxa" w:w="1361"/>
+          </w:tcPr>
+          <w:p>
+            <w:pPr>
+              <w:bidi/>
+              <w:spacing w:after="20" w:line="252" w:lineRule="auto"/>
+            </w:pPr>
+            <w:r/>
+          </w:p>
+        </w:tc>
+        <w:tc>
+          <w:tcPr>
+            <w:tcW w:type="dxa" w:w="2268"/>
+          </w:tcPr>
+          <w:p>
+            <w:pPr>
+              <w:bidi/>
+              <w:spacing w:after="20" w:line="252" w:lineRule="auto"/>
+            </w:pPr>
+            <w:r/>
+          </w:p>
+        </w:tc>
+      </w:tr>
+    </w:tbl>
+    <w:p>
+      <w:pPr>
+        <w:spacing w:after="40"/>
+      </w:pPr>
+    </w:p>
+    <w:p>
+      <w:pPr>
+        <w:keepNext/>
+        <w:bidi/>
+        <w:spacing w:after="40"/>
+      </w:pPr>
+      <w:r>
+        <w:rPr>
+          <w:rFonts w:ascii="Arial" w:hAnsi="Arial" w:cs="Arial" w:eastAsia="Arial"/>
+          <w:b w:val="1"/>
+          <w:bCs w:val="1"/>
+          <w:sz w:val="21"/>
+          <w:szCs w:val="21"/>
+        </w:rPr>
+        <w:t>قبل أن تقارن بالإجابة، راجع نفسك:</w:t>
+      </w:r>
+    </w:p>
+    <w:p>
+      <w:pPr>
+        <w:bidi/>
+        <w:spacing w:after="60"/>
+        <w:ind w:right="283" w:hanging="255"/>
+      </w:pPr>
+      <w:r>
+        <w:rPr>
+          <w:rFonts w:ascii="Arial" w:hAnsi="Arial" w:cs="Arial" w:eastAsia="Arial"/>
+          <w:b w:val="0"/>
+          <w:bCs w:val="0"/>
+          <w:sz w:val="21"/>
+          <w:szCs w:val="21"/>
+        </w:rPr>
+        <w:t>• ☐ الخطر بسبب وحدث وأثر، والدرجتان مبررتان من المقياس.</w:t>
+      </w:r>
+    </w:p>
+    <w:p>
+      <w:pPr>
+        <w:bidi/>
+        <w:spacing w:after="60"/>
+        <w:ind w:right="283" w:hanging="255"/>
+      </w:pPr>
+      <w:r>
+        <w:rPr>
+          <w:rFonts w:ascii="Arial" w:hAnsi="Arial" w:cs="Arial" w:eastAsia="Arial"/>
+          <w:b w:val="0"/>
+          <w:bCs w:val="0"/>
+          <w:sz w:val="21"/>
+          <w:szCs w:val="21"/>
+        </w:rPr>
+        <w:t>• ☐ ضابطان على الأقل يعالجان السبب، ولكل منهما مالك واحد بالوظيفة.</w:t>
+      </w:r>
+    </w:p>
+    <w:p>
+      <w:pPr>
+        <w:bidi/>
+        <w:spacing w:after="60"/>
+        <w:ind w:right="283" w:hanging="255"/>
+      </w:pPr>
+      <w:r>
+        <w:rPr>
+          <w:rFonts w:ascii="Arial" w:hAnsi="Arial" w:cs="Arial" w:eastAsia="Arial"/>
+          <w:b w:val="0"/>
+          <w:bCs w:val="0"/>
+          <w:sz w:val="21"/>
+          <w:szCs w:val="21"/>
+        </w:rPr>
+        <w:t>• ☐ لكل دليل: ما يثبته وما لا يثبته، ونوع الفجوة.</w:t>
+      </w:r>
+    </w:p>
+    <w:p>
+      <w:pPr>
+        <w:bidi/>
+        <w:spacing w:after="60"/>
+        <w:ind w:right="283" w:hanging="255"/>
+      </w:pPr>
+      <w:r>
+        <w:rPr>
+          <w:rFonts w:ascii="Arial" w:hAnsi="Arial" w:cs="Arial" w:eastAsia="Arial"/>
+          <w:b w:val="0"/>
+          <w:bCs w:val="0"/>
+          <w:sz w:val="21"/>
+          <w:szCs w:val="21"/>
+        </w:rPr>
+        <w:t>• ☐ الملاحظة بعناصرها الخمسة وأرقامها، والخطة فيها إجراء فوري وإجراء يمنع التكرار.</w:t>
       </w:r>
     </w:p>
     <w:sectPr>
